--- a/MIS311-Data-Management/Report/MIS311 Project Report.docx
+++ b/MIS311-Data-Management/Report/MIS311 Project Report.docx
@@ -195,7 +195,15 @@
                                     <w:sz w:val="28"/>
                                     <w:szCs w:val="28"/>
                                   </w:rPr>
-                                  <w:t>Majed – ID</w:t>
+                                  <w:t xml:space="preserve">Majed </w:t>
+                                </w:r>
+                                <w:r>
+                                  <w:rPr>
+                                    <w:caps/>
+                                    <w:sz w:val="28"/>
+                                    <w:szCs w:val="28"/>
+                                  </w:rPr>
+                                  <w:t>AlOwayyeidh - 202467820</w:t>
                                 </w:r>
                               </w:p>
                               <w:p>
@@ -214,7 +222,23 @@
                                     <w:sz w:val="28"/>
                                     <w:szCs w:val="28"/>
                                   </w:rPr>
-                                  <w:t>x</w:t>
+                                  <w:t>Hashim AlSharif</w:t>
+                                </w:r>
+                                <w:r>
+                                  <w:rPr>
+                                    <w:caps/>
+                                    <w:sz w:val="28"/>
+                                    <w:szCs w:val="28"/>
+                                  </w:rPr>
+                                  <w:t xml:space="preserve"> - </w:t>
+                                </w:r>
+                                <w:r>
+                                  <w:rPr>
+                                    <w:caps/>
+                                    <w:sz w:val="28"/>
+                                    <w:szCs w:val="28"/>
+                                  </w:rPr>
+                                  <w:t>202467880</w:t>
                                 </w:r>
                               </w:p>
                               <w:p>
@@ -233,7 +257,7 @@
                                     <w:sz w:val="28"/>
                                     <w:szCs w:val="28"/>
                                   </w:rPr>
-                                  <w:t>x</w:t>
+                                  <w:t>Talal AlDakheel - 202467400</w:t>
                                 </w:r>
                               </w:p>
                               <w:p>
@@ -252,7 +276,23 @@
                                     <w:sz w:val="28"/>
                                     <w:szCs w:val="28"/>
                                   </w:rPr>
-                                  <w:t>x</w:t>
+                                  <w:t>Osama Barshaid</w:t>
+                                </w:r>
+                                <w:r>
+                                  <w:rPr>
+                                    <w:caps/>
+                                    <w:sz w:val="28"/>
+                                    <w:szCs w:val="28"/>
+                                  </w:rPr>
+                                  <w:t xml:space="preserve"> - </w:t>
+                                </w:r>
+                                <w:r>
+                                  <w:rPr>
+                                    <w:caps/>
+                                    <w:sz w:val="28"/>
+                                    <w:szCs w:val="28"/>
+                                  </w:rPr>
+                                  <w:t>202469520</w:t>
                                 </w:r>
                               </w:p>
                             </w:txbxContent>
@@ -394,7 +434,15 @@
                               <w:sz w:val="28"/>
                               <w:szCs w:val="28"/>
                             </w:rPr>
-                            <w:t>Majed – ID</w:t>
+                            <w:t xml:space="preserve">Majed </w:t>
+                          </w:r>
+                          <w:r>
+                            <w:rPr>
+                              <w:caps/>
+                              <w:sz w:val="28"/>
+                              <w:szCs w:val="28"/>
+                            </w:rPr>
+                            <w:t>AlOwayyeidh - 202467820</w:t>
                           </w:r>
                         </w:p>
                         <w:p>
@@ -413,7 +461,23 @@
                               <w:sz w:val="28"/>
                               <w:szCs w:val="28"/>
                             </w:rPr>
-                            <w:t>x</w:t>
+                            <w:t>Hashim AlSharif</w:t>
+                          </w:r>
+                          <w:r>
+                            <w:rPr>
+                              <w:caps/>
+                              <w:sz w:val="28"/>
+                              <w:szCs w:val="28"/>
+                            </w:rPr>
+                            <w:t xml:space="preserve"> - </w:t>
+                          </w:r>
+                          <w:r>
+                            <w:rPr>
+                              <w:caps/>
+                              <w:sz w:val="28"/>
+                              <w:szCs w:val="28"/>
+                            </w:rPr>
+                            <w:t>202467880</w:t>
                           </w:r>
                         </w:p>
                         <w:p>
@@ -432,7 +496,7 @@
                               <w:sz w:val="28"/>
                               <w:szCs w:val="28"/>
                             </w:rPr>
-                            <w:t>x</w:t>
+                            <w:t>Talal AlDakheel - 202467400</w:t>
                           </w:r>
                         </w:p>
                         <w:p>
@@ -451,7 +515,23 @@
                               <w:sz w:val="28"/>
                               <w:szCs w:val="28"/>
                             </w:rPr>
-                            <w:t>x</w:t>
+                            <w:t>Osama Barshaid</w:t>
+                          </w:r>
+                          <w:r>
+                            <w:rPr>
+                              <w:caps/>
+                              <w:sz w:val="28"/>
+                              <w:szCs w:val="28"/>
+                            </w:rPr>
+                            <w:t xml:space="preserve"> - </w:t>
+                          </w:r>
+                          <w:r>
+                            <w:rPr>
+                              <w:caps/>
+                              <w:sz w:val="28"/>
+                              <w:szCs w:val="28"/>
+                            </w:rPr>
+                            <w:t>202469520</w:t>
                           </w:r>
                         </w:p>
                       </w:txbxContent>
@@ -653,6 +733,14 @@
     </w:sdt>
     <w:sdt>
       <w:sdtPr>
+        <w:rPr>
+          <w:rFonts w:asciiTheme="minorHAnsi" w:eastAsiaTheme="minorHAnsi" w:hAnsiTheme="minorHAnsi" w:cstheme="minorBidi"/>
+          <w:color w:val="auto"/>
+          <w:kern w:val="2"/>
+          <w:sz w:val="24"/>
+          <w:szCs w:val="24"/>
+          <w14:ligatures w14:val="standardContextual"/>
+        </w:rPr>
         <w:id w:val="-886487908"/>
         <w:docPartObj>
           <w:docPartGallery w:val="Table of Contents"/>
@@ -661,15 +749,9 @@
       </w:sdtPr>
       <w:sdtEndPr>
         <w:rPr>
-          <w:rFonts w:asciiTheme="minorHAnsi" w:eastAsiaTheme="minorHAnsi" w:hAnsiTheme="minorHAnsi" w:cstheme="minorBidi"/>
           <w:b/>
           <w:bCs/>
           <w:noProof/>
-          <w:color w:val="auto"/>
-          <w:kern w:val="2"/>
-          <w:sz w:val="24"/>
-          <w:szCs w:val="24"/>
-          <w14:ligatures w14:val="standardContextual"/>
         </w:rPr>
       </w:sdtEndPr>
       <w:sdtContent>
@@ -2002,15 +2084,7 @@
         </w:numPr>
       </w:pPr>
       <w:r>
-        <w:t xml:space="preserve">PART only stores </w:t>
-      </w:r>
-      <w:proofErr w:type="spellStart"/>
-      <w:r>
-        <w:t>supplier_id</w:t>
-      </w:r>
-      <w:proofErr w:type="spellEnd"/>
-      <w:r>
-        <w:t xml:space="preserve"> </w:t>
+        <w:t xml:space="preserve">PART only stores supplier_id </w:t>
       </w:r>
     </w:p>
     <w:p>
@@ -2117,49 +2191,22 @@
     </w:p>
     <w:p>
       <w:r>
-        <w:t>“</w:t>
-      </w:r>
-      <w:r>
-        <w:t>CREATE TABLE PLANT_AREA (</w:t>
-      </w:r>
-    </w:p>
-    <w:p>
-      <w:r>
-        <w:t xml:space="preserve">    </w:t>
-      </w:r>
-      <w:proofErr w:type="spellStart"/>
-      <w:r>
-        <w:t>area_id</w:t>
-      </w:r>
-      <w:proofErr w:type="spellEnd"/>
-      <w:r>
-        <w:t xml:space="preserve"> INT PRIMARY KEY,</w:t>
-      </w:r>
-    </w:p>
-    <w:p>
-      <w:r>
-        <w:t xml:space="preserve">    </w:t>
-      </w:r>
-      <w:proofErr w:type="spellStart"/>
-      <w:r>
-        <w:t>area_name</w:t>
-      </w:r>
-      <w:proofErr w:type="spellEnd"/>
-      <w:r>
-        <w:t xml:space="preserve"> VARCHAR(50) NOT NULL,</w:t>
-      </w:r>
-    </w:p>
-    <w:p>
-      <w:r>
-        <w:t xml:space="preserve">    </w:t>
-      </w:r>
-      <w:proofErr w:type="spellStart"/>
-      <w:r>
-        <w:t>area_description</w:t>
-      </w:r>
-      <w:proofErr w:type="spellEnd"/>
-      <w:r>
-        <w:t xml:space="preserve"> VARCHAR(100)</w:t>
+        <w:t>“CREATE TABLE PLANT_AREA (</w:t>
+      </w:r>
+    </w:p>
+    <w:p>
+      <w:r>
+        <w:t xml:space="preserve">    area_id INT PRIMARY KEY,</w:t>
+      </w:r>
+    </w:p>
+    <w:p>
+      <w:r>
+        <w:t xml:space="preserve">    area_name VARCHAR(50) NOT NULL,</w:t>
+      </w:r>
+    </w:p>
+    <w:p>
+      <w:r>
+        <w:t xml:space="preserve">    area_description VARCHAR(100)</w:t>
       </w:r>
     </w:p>
     <w:p>
@@ -2175,112 +2222,58 @@
     </w:p>
     <w:p>
       <w:r>
-        <w:t xml:space="preserve">    </w:t>
-      </w:r>
-      <w:proofErr w:type="spellStart"/>
-      <w:r>
-        <w:t>maintenance_type_id</w:t>
-      </w:r>
-      <w:proofErr w:type="spellEnd"/>
-      <w:r>
-        <w:t xml:space="preserve"> INT PRIMARY KEY,</w:t>
-      </w:r>
-    </w:p>
-    <w:p>
-      <w:r>
-        <w:t xml:space="preserve">    </w:t>
-      </w:r>
-      <w:proofErr w:type="spellStart"/>
-      <w:r>
-        <w:t>type_name</w:t>
-      </w:r>
-      <w:proofErr w:type="spellEnd"/>
-      <w:r>
-        <w:t xml:space="preserve"> VARCHAR(50) NOT NULL,</w:t>
-      </w:r>
-    </w:p>
-    <w:p>
-      <w:r>
-        <w:t xml:space="preserve">    </w:t>
-      </w:r>
-      <w:proofErr w:type="spellStart"/>
-      <w:r>
-        <w:t>type_description</w:t>
-      </w:r>
-      <w:proofErr w:type="spellEnd"/>
-      <w:r>
-        <w:t xml:space="preserve"> VARCHAR(100)</w:t>
+        <w:t xml:space="preserve">    maintenance_type_id INT PRIMARY KEY,</w:t>
+      </w:r>
+    </w:p>
+    <w:p>
+      <w:r>
+        <w:t xml:space="preserve">    type_name VARCHAR(50) NOT NULL,</w:t>
+      </w:r>
+    </w:p>
+    <w:p>
+      <w:r>
+        <w:t xml:space="preserve">    type_description VARCHAR(100)</w:t>
+      </w:r>
+    </w:p>
+    <w:p>
+      <w:r>
+        <w:t>);”</w:t>
+      </w:r>
+    </w:p>
+    <w:p>
+      <w:r>
+        <w:t>“CREATE TABLE TECHNICIAN (</w:t>
+      </w:r>
+    </w:p>
+    <w:p>
+      <w:r>
+        <w:t xml:space="preserve">    technician_id INT PRIMARY KEY,</w:t>
+      </w:r>
+    </w:p>
+    <w:p>
+      <w:r>
+        <w:t xml:space="preserve">    first_name VARCHAR(30) NOT NULL,</w:t>
+      </w:r>
+    </w:p>
+    <w:p>
+      <w:r>
+        <w:t xml:space="preserve">    last_name VARCHAR(30) NOT NULL,</w:t>
+      </w:r>
+    </w:p>
+    <w:p>
+      <w:r>
+        <w:t xml:space="preserve">    specialization VARCHAR(50),</w:t>
+      </w:r>
+    </w:p>
+    <w:p>
+      <w:r>
+        <w:t xml:space="preserve">    phone VARCHAR(15)</w:t>
       </w:r>
     </w:p>
     <w:p>
       <w:r>
         <w:t>);</w:t>
       </w:r>
-      <w:r>
-        <w:t>”</w:t>
-      </w:r>
-    </w:p>
-    <w:p>
-      <w:r>
-        <w:t>“</w:t>
-      </w:r>
-      <w:r>
-        <w:t>CREATE TABLE TECHNICIAN (</w:t>
-      </w:r>
-    </w:p>
-    <w:p>
-      <w:r>
-        <w:t xml:space="preserve">    </w:t>
-      </w:r>
-      <w:proofErr w:type="spellStart"/>
-      <w:r>
-        <w:t>technician_id</w:t>
-      </w:r>
-      <w:proofErr w:type="spellEnd"/>
-      <w:r>
-        <w:t xml:space="preserve"> INT PRIMARY KEY,</w:t>
-      </w:r>
-    </w:p>
-    <w:p>
-      <w:r>
-        <w:t xml:space="preserve">    </w:t>
-      </w:r>
-      <w:proofErr w:type="spellStart"/>
-      <w:r>
-        <w:t>first_name</w:t>
-      </w:r>
-      <w:proofErr w:type="spellEnd"/>
-      <w:r>
-        <w:t xml:space="preserve"> VARCHAR(30) NOT NULL,</w:t>
-      </w:r>
-    </w:p>
-    <w:p>
-      <w:r>
-        <w:t xml:space="preserve">    </w:t>
-      </w:r>
-      <w:proofErr w:type="spellStart"/>
-      <w:r>
-        <w:t>last_name</w:t>
-      </w:r>
-      <w:proofErr w:type="spellEnd"/>
-      <w:r>
-        <w:t xml:space="preserve"> VARCHAR(30) NOT NULL,</w:t>
-      </w:r>
-    </w:p>
-    <w:p>
-      <w:r>
-        <w:t xml:space="preserve">    specialization VARCHAR(50),</w:t>
-      </w:r>
-    </w:p>
-    <w:p>
-      <w:r>
-        <w:t xml:space="preserve">    phone VARCHAR(15)</w:t>
-      </w:r>
-    </w:p>
-    <w:p>
-      <w:r>
-        <w:t>);</w:t>
-      </w:r>
     </w:p>
     <w:p/>
     <w:p>
@@ -2290,41 +2283,17 @@
     </w:p>
     <w:p>
       <w:r>
-        <w:t xml:space="preserve">    </w:t>
-      </w:r>
-      <w:proofErr w:type="spellStart"/>
-      <w:r>
-        <w:t>supplier_id</w:t>
-      </w:r>
-      <w:proofErr w:type="spellEnd"/>
-      <w:r>
-        <w:t xml:space="preserve"> INT PRIMARY KEY,</w:t>
-      </w:r>
-    </w:p>
-    <w:p>
-      <w:r>
-        <w:t xml:space="preserve">    </w:t>
-      </w:r>
-      <w:proofErr w:type="spellStart"/>
-      <w:r>
-        <w:t>supplier_name</w:t>
-      </w:r>
-      <w:proofErr w:type="spellEnd"/>
-      <w:r>
-        <w:t xml:space="preserve"> VARCHAR(50) NOT NULL,</w:t>
-      </w:r>
-    </w:p>
-    <w:p>
-      <w:r>
-        <w:t xml:space="preserve">    </w:t>
-      </w:r>
-      <w:proofErr w:type="spellStart"/>
-      <w:r>
-        <w:t>contact_name</w:t>
-      </w:r>
-      <w:proofErr w:type="spellEnd"/>
-      <w:r>
-        <w:t xml:space="preserve"> VARCHAR(50),</w:t>
+        <w:t xml:space="preserve">    supplier_id INT PRIMARY KEY,</w:t>
+      </w:r>
+    </w:p>
+    <w:p>
+      <w:r>
+        <w:t xml:space="preserve">    supplier_name VARCHAR(50) NOT NULL,</w:t>
+      </w:r>
+    </w:p>
+    <w:p>
+      <w:r>
+        <w:t xml:space="preserve">    contact_name VARCHAR(50),</w:t>
       </w:r>
     </w:p>
     <w:p>
@@ -2350,109 +2319,159 @@
     </w:p>
     <w:p>
       <w:r>
+        <w:t>“CREATE TABLE EQUIPMENT (</w:t>
+      </w:r>
+    </w:p>
+    <w:p>
+      <w:r>
+        <w:t xml:space="preserve">    equipment_id INT PRIMARY KEY,</w:t>
+      </w:r>
+    </w:p>
+    <w:p>
+      <w:r>
+        <w:t xml:space="preserve">    equipment_name VARCHAR(50) NOT NULL,</w:t>
+      </w:r>
+    </w:p>
+    <w:p>
+      <w:r>
+        <w:t xml:space="preserve">    equipment_type VARCHAR(50),</w:t>
+      </w:r>
+    </w:p>
+    <w:p>
+      <w:r>
+        <w:t xml:space="preserve">    installation_date DATE,</w:t>
+      </w:r>
+    </w:p>
+    <w:p>
+      <w:r>
+        <w:t xml:space="preserve">    equipment_status VARCHAR(20),</w:t>
+      </w:r>
+    </w:p>
+    <w:p>
+      <w:r>
+        <w:t xml:space="preserve">    area_id INT,</w:t>
+      </w:r>
+    </w:p>
+    <w:p>
+      <w:r>
+        <w:t xml:space="preserve">    FOREIGN KEY (area_id) REFERENCES PLANT_AREA(area_id)</w:t>
+      </w:r>
+    </w:p>
+    <w:p>
+      <w:r>
+        <w:t>);</w:t>
+      </w:r>
+    </w:p>
+    <w:p/>
+    <w:p>
+      <w:r>
+        <w:t>CREATE TABLE PART (</w:t>
+      </w:r>
+    </w:p>
+    <w:p>
+      <w:r>
+        <w:t xml:space="preserve">    part_id INT PRIMARY KEY,</w:t>
+      </w:r>
+    </w:p>
+    <w:p>
+      <w:r>
+        <w:t xml:space="preserve">    part_name VARCHAR(50) NOT NULL,</w:t>
+      </w:r>
+    </w:p>
+    <w:p>
+      <w:r>
+        <w:t xml:space="preserve">    unit_cost DECIMAL(8,2),</w:t>
+      </w:r>
+    </w:p>
+    <w:p>
+      <w:r>
+        <w:t xml:space="preserve">    quantity_on_hand INT,</w:t>
+      </w:r>
+    </w:p>
+    <w:p>
+      <w:r>
+        <w:t xml:space="preserve">    minimum_quantity INT,</w:t>
+      </w:r>
+    </w:p>
+    <w:p>
+      <w:r>
+        <w:t xml:space="preserve">    supplier_id INT,</w:t>
+      </w:r>
+    </w:p>
+    <w:p>
+      <w:r>
+        <w:t xml:space="preserve">    FOREIGN KEY (supplier_id) REFERENCES SUPPLIER(supplier_id)</w:t>
+      </w:r>
+    </w:p>
+    <w:p>
+      <w:r>
+        <w:t>);</w:t>
+      </w:r>
+    </w:p>
+    <w:p>
+      <w:r>
         <w:t>“</w:t>
       </w:r>
-      <w:r>
-        <w:t>CREATE TABLE EQUIPMENT (</w:t>
-      </w:r>
-    </w:p>
-    <w:p>
-      <w:r>
-        <w:t xml:space="preserve">    </w:t>
-      </w:r>
-      <w:proofErr w:type="spellStart"/>
-      <w:r>
-        <w:t>equipment_id</w:t>
-      </w:r>
-      <w:proofErr w:type="spellEnd"/>
-      <w:r>
-        <w:t xml:space="preserve"> INT PRIMARY KEY,</w:t>
-      </w:r>
-    </w:p>
-    <w:p>
-      <w:r>
-        <w:t xml:space="preserve">    </w:t>
-      </w:r>
-      <w:proofErr w:type="spellStart"/>
-      <w:r>
-        <w:t>equipment_name</w:t>
-      </w:r>
-      <w:proofErr w:type="spellEnd"/>
-      <w:r>
-        <w:t xml:space="preserve"> VARCHAR(50) NOT NULL,</w:t>
-      </w:r>
-    </w:p>
-    <w:p>
-      <w:r>
-        <w:t xml:space="preserve">    </w:t>
-      </w:r>
-      <w:proofErr w:type="spellStart"/>
-      <w:r>
-        <w:t>equipment_type</w:t>
-      </w:r>
-      <w:proofErr w:type="spellEnd"/>
-      <w:r>
-        <w:t xml:space="preserve"> VARCHAR(50),</w:t>
-      </w:r>
-    </w:p>
-    <w:p>
-      <w:r>
-        <w:t xml:space="preserve">    </w:t>
-      </w:r>
-      <w:proofErr w:type="spellStart"/>
-      <w:r>
-        <w:t>installation_date</w:t>
-      </w:r>
-      <w:proofErr w:type="spellEnd"/>
-      <w:r>
-        <w:t xml:space="preserve"> DATE,</w:t>
-      </w:r>
-    </w:p>
-    <w:p>
-      <w:r>
-        <w:t xml:space="preserve">    </w:t>
-      </w:r>
-      <w:proofErr w:type="spellStart"/>
-      <w:r>
-        <w:t>equipment_status</w:t>
-      </w:r>
-      <w:proofErr w:type="spellEnd"/>
-      <w:r>
-        <w:t xml:space="preserve"> VARCHAR(20),</w:t>
-      </w:r>
-    </w:p>
-    <w:p>
-      <w:r>
-        <w:t xml:space="preserve">    </w:t>
-      </w:r>
-      <w:proofErr w:type="spellStart"/>
-      <w:r>
-        <w:t>area_id</w:t>
-      </w:r>
-      <w:proofErr w:type="spellEnd"/>
-      <w:r>
-        <w:t xml:space="preserve"> INT,</w:t>
-      </w:r>
-    </w:p>
-    <w:p>
-      <w:r>
-        <w:t xml:space="preserve">    FOREIGN KEY (</w:t>
-      </w:r>
-      <w:proofErr w:type="spellStart"/>
-      <w:r>
-        <w:t>area_id</w:t>
-      </w:r>
-      <w:proofErr w:type="spellEnd"/>
-      <w:r>
-        <w:t>) REFERENCES PLANT_AREA(</w:t>
-      </w:r>
-      <w:proofErr w:type="spellStart"/>
-      <w:r>
-        <w:t>area_id</w:t>
-      </w:r>
-      <w:proofErr w:type="spellEnd"/>
-      <w:r>
-        <w:t>)</w:t>
+    </w:p>
+    <w:p>
+      <w:r>
+        <w:t>“CREATE TABLE WORK_ORDER (</w:t>
+      </w:r>
+    </w:p>
+    <w:p>
+      <w:r>
+        <w:t xml:space="preserve">    work_order_id INT PRIMARY KEY,</w:t>
+      </w:r>
+    </w:p>
+    <w:p>
+      <w:r>
+        <w:lastRenderedPageBreak/>
+        <w:t xml:space="preserve">    request_date DATE,</w:t>
+      </w:r>
+    </w:p>
+    <w:p>
+      <w:r>
+        <w:t xml:space="preserve">    scheduled_date DATE,</w:t>
+      </w:r>
+    </w:p>
+    <w:p>
+      <w:r>
+        <w:t xml:space="preserve">    completion_date DATE,</w:t>
+      </w:r>
+    </w:p>
+    <w:p>
+      <w:r>
+        <w:t xml:space="preserve">    priority VARCHAR(20),</w:t>
+      </w:r>
+    </w:p>
+    <w:p>
+      <w:r>
+        <w:t xml:space="preserve">    status VARCHAR(20),</w:t>
+      </w:r>
+    </w:p>
+    <w:p>
+      <w:r>
+        <w:t xml:space="preserve">    work_description VARCHAR(100),</w:t>
+      </w:r>
+    </w:p>
+    <w:p>
+      <w:r>
+        <w:t xml:space="preserve">    equipment_id INT,</w:t>
+      </w:r>
+    </w:p>
+    <w:p>
+      <w:r>
+        <w:t xml:space="preserve">    maintenance_type_id INT,</w:t>
+      </w:r>
+    </w:p>
+    <w:p>
+      <w:r>
+        <w:t xml:space="preserve">    FOREIGN KEY (equipment_id) REFERENCES EQUIPMENT(equipment_id),</w:t>
+      </w:r>
+    </w:p>
+    <w:p>
+      <w:r>
+        <w:t xml:space="preserve">    FOREIGN KEY (maintenance_type_id) REFERENCES MAINTENANCE_TYPE(maintenance_type_id)</w:t>
       </w:r>
     </w:p>
     <w:p>
@@ -2463,106 +2482,47 @@
     <w:p/>
     <w:p>
       <w:r>
-        <w:t>CREATE TABLE PART (</w:t>
-      </w:r>
-    </w:p>
-    <w:p>
-      <w:r>
-        <w:t xml:space="preserve">    </w:t>
-      </w:r>
-      <w:proofErr w:type="spellStart"/>
-      <w:r>
-        <w:t>part_id</w:t>
-      </w:r>
-      <w:proofErr w:type="spellEnd"/>
-      <w:r>
-        <w:t xml:space="preserve"> INT PRIMARY KEY,</w:t>
-      </w:r>
-    </w:p>
-    <w:p>
-      <w:r>
-        <w:t xml:space="preserve">    </w:t>
-      </w:r>
-      <w:proofErr w:type="spellStart"/>
-      <w:r>
-        <w:t>part_name</w:t>
-      </w:r>
-      <w:proofErr w:type="spellEnd"/>
-      <w:r>
-        <w:t xml:space="preserve"> VARCHAR(50) NOT NULL,</w:t>
-      </w:r>
-    </w:p>
-    <w:p>
-      <w:r>
-        <w:t xml:space="preserve">    </w:t>
-      </w:r>
-      <w:proofErr w:type="spellStart"/>
-      <w:r>
-        <w:t>unit_cost</w:t>
-      </w:r>
-      <w:proofErr w:type="spellEnd"/>
-      <w:r>
-        <w:t xml:space="preserve"> DECIMAL(8,2),</w:t>
-      </w:r>
-    </w:p>
-    <w:p>
-      <w:r>
-        <w:t xml:space="preserve">    </w:t>
-      </w:r>
-      <w:proofErr w:type="spellStart"/>
-      <w:r>
-        <w:t>quantity_on_hand</w:t>
-      </w:r>
-      <w:proofErr w:type="spellEnd"/>
-      <w:r>
-        <w:t xml:space="preserve"> INT,</w:t>
-      </w:r>
-    </w:p>
-    <w:p>
-      <w:r>
-        <w:t xml:space="preserve">    </w:t>
-      </w:r>
-      <w:proofErr w:type="spellStart"/>
-      <w:r>
-        <w:t>minimum_quantity</w:t>
-      </w:r>
-      <w:proofErr w:type="spellEnd"/>
-      <w:r>
-        <w:t xml:space="preserve"> INT,</w:t>
-      </w:r>
-    </w:p>
-    <w:p>
-      <w:r>
-        <w:t xml:space="preserve">    </w:t>
-      </w:r>
-      <w:proofErr w:type="spellStart"/>
-      <w:r>
-        <w:t>supplier_id</w:t>
-      </w:r>
-      <w:proofErr w:type="spellEnd"/>
-      <w:r>
-        <w:t xml:space="preserve"> INT,</w:t>
-      </w:r>
-    </w:p>
-    <w:p>
-      <w:r>
-        <w:t xml:space="preserve">    FOREIGN KEY (</w:t>
-      </w:r>
-      <w:proofErr w:type="spellStart"/>
-      <w:r>
-        <w:t>supplier_id</w:t>
-      </w:r>
-      <w:proofErr w:type="spellEnd"/>
-      <w:r>
-        <w:t>) REFERENCES SUPPLIER(</w:t>
-      </w:r>
-      <w:proofErr w:type="spellStart"/>
-      <w:r>
-        <w:t>supplier_id</w:t>
-      </w:r>
-      <w:proofErr w:type="spellEnd"/>
-      <w:r>
-        <w:t>)</w:t>
+        <w:t>CREATE TABLE WORK_ORDER_ASSIGNMENT (</w:t>
+      </w:r>
+    </w:p>
+    <w:p>
+      <w:r>
+        <w:t xml:space="preserve">    work_order_id INT,</w:t>
+      </w:r>
+    </w:p>
+    <w:p>
+      <w:r>
+        <w:t xml:space="preserve">    technician_id INT,</w:t>
+      </w:r>
+    </w:p>
+    <w:p>
+      <w:r>
+        <w:t xml:space="preserve">    assigned_date DATE,</w:t>
+      </w:r>
+    </w:p>
+    <w:p>
+      <w:r>
+        <w:t xml:space="preserve">    hours_worked DECIMAL(5,2),</w:t>
+      </w:r>
+    </w:p>
+    <w:p>
+      <w:r>
+        <w:t xml:space="preserve">    assignment_role VARCHAR(50),</w:t>
+      </w:r>
+    </w:p>
+    <w:p>
+      <w:r>
+        <w:t xml:space="preserve">    PRIMARY KEY (work_order_id, technician_id),</w:t>
+      </w:r>
+    </w:p>
+    <w:p>
+      <w:r>
+        <w:t xml:space="preserve">    FOREIGN KEY (work_order_id) REFERENCES WORK_ORDER(work_order_id),</w:t>
+      </w:r>
+    </w:p>
+    <w:p>
+      <w:r>
+        <w:t xml:space="preserve">    FOREIGN KEY (technician_id) REFERENCES TECHNICIAN(technician_id)</w:t>
       </w:r>
     </w:p>
     <w:p>
@@ -2577,435 +2537,48 @@
     </w:p>
     <w:p>
       <w:r>
-        <w:t>“</w:t>
-      </w:r>
-      <w:r>
-        <w:t>CREATE TABLE WORK_ORDER (</w:t>
-      </w:r>
-    </w:p>
-    <w:p>
-      <w:r>
-        <w:t xml:space="preserve">    </w:t>
-      </w:r>
-      <w:proofErr w:type="spellStart"/>
-      <w:r>
-        <w:t>work_order_id</w:t>
-      </w:r>
-      <w:proofErr w:type="spellEnd"/>
-      <w:r>
-        <w:t xml:space="preserve"> INT PRIMARY KEY,</w:t>
+        <w:t>“CREATE TABLE WORK_ORDER_PART (</w:t>
+      </w:r>
+    </w:p>
+    <w:p>
+      <w:r>
+        <w:t xml:space="preserve">    work_order_id INT,</w:t>
       </w:r>
     </w:p>
     <w:p>
       <w:r>
         <w:lastRenderedPageBreak/>
-        <w:t xml:space="preserve">    </w:t>
-      </w:r>
-      <w:proofErr w:type="spellStart"/>
-      <w:r>
-        <w:t>request_date</w:t>
-      </w:r>
-      <w:proofErr w:type="spellEnd"/>
-      <w:r>
-        <w:t xml:space="preserve"> DATE,</w:t>
-      </w:r>
-    </w:p>
-    <w:p>
-      <w:r>
-        <w:t xml:space="preserve">    </w:t>
-      </w:r>
-      <w:proofErr w:type="spellStart"/>
-      <w:r>
-        <w:t>scheduled_date</w:t>
-      </w:r>
-      <w:proofErr w:type="spellEnd"/>
-      <w:r>
-        <w:t xml:space="preserve"> DATE,</w:t>
-      </w:r>
-    </w:p>
-    <w:p>
-      <w:r>
-        <w:t xml:space="preserve">    </w:t>
-      </w:r>
-      <w:proofErr w:type="spellStart"/>
-      <w:r>
-        <w:t>completion_date</w:t>
-      </w:r>
-      <w:proofErr w:type="spellEnd"/>
-      <w:r>
-        <w:t xml:space="preserve"> DATE,</w:t>
-      </w:r>
-    </w:p>
-    <w:p>
-      <w:r>
-        <w:t xml:space="preserve">    priority VARCHAR(20),</w:t>
-      </w:r>
-    </w:p>
-    <w:p>
-      <w:r>
-        <w:t xml:space="preserve">    status VARCHAR(20),</w:t>
-      </w:r>
-    </w:p>
-    <w:p>
-      <w:r>
-        <w:t xml:space="preserve">    </w:t>
-      </w:r>
-      <w:proofErr w:type="spellStart"/>
-      <w:r>
-        <w:t>work_description</w:t>
-      </w:r>
-      <w:proofErr w:type="spellEnd"/>
-      <w:r>
-        <w:t xml:space="preserve"> VARCHAR(100),</w:t>
-      </w:r>
-    </w:p>
-    <w:p>
-      <w:r>
-        <w:t xml:space="preserve">    </w:t>
-      </w:r>
-      <w:proofErr w:type="spellStart"/>
-      <w:r>
-        <w:t>equipment_id</w:t>
-      </w:r>
-      <w:proofErr w:type="spellEnd"/>
-      <w:r>
-        <w:t xml:space="preserve"> INT,</w:t>
-      </w:r>
-    </w:p>
-    <w:p>
-      <w:r>
-        <w:t xml:space="preserve">    </w:t>
-      </w:r>
-      <w:proofErr w:type="spellStart"/>
-      <w:r>
-        <w:t>maintenance_type_id</w:t>
-      </w:r>
-      <w:proofErr w:type="spellEnd"/>
-      <w:r>
-        <w:t xml:space="preserve"> INT,</w:t>
-      </w:r>
-    </w:p>
-    <w:p>
-      <w:r>
-        <w:t xml:space="preserve">    FOREIGN KEY (</w:t>
-      </w:r>
-      <w:proofErr w:type="spellStart"/>
-      <w:r>
-        <w:t>equipment_id</w:t>
-      </w:r>
-      <w:proofErr w:type="spellEnd"/>
-      <w:r>
-        <w:t>) REFERENCES EQUIPMENT(</w:t>
-      </w:r>
-      <w:proofErr w:type="spellStart"/>
-      <w:r>
-        <w:t>equipment_id</w:t>
-      </w:r>
-      <w:proofErr w:type="spellEnd"/>
-      <w:r>
-        <w:t>),</w:t>
-      </w:r>
-    </w:p>
-    <w:p>
-      <w:r>
-        <w:t xml:space="preserve">    FOREIGN KEY (</w:t>
-      </w:r>
-      <w:proofErr w:type="spellStart"/>
-      <w:r>
-        <w:t>maintenance_type_id</w:t>
-      </w:r>
-      <w:proofErr w:type="spellEnd"/>
-      <w:r>
-        <w:t>) REFERENCES MAINTENANCE_TYPE(</w:t>
-      </w:r>
-      <w:proofErr w:type="spellStart"/>
-      <w:r>
-        <w:t>maintenance_type_id</w:t>
-      </w:r>
-      <w:proofErr w:type="spellEnd"/>
-      <w:r>
-        <w:t>)</w:t>
-      </w:r>
-    </w:p>
-    <w:p>
-      <w:r>
-        <w:t>);</w:t>
-      </w:r>
-    </w:p>
-    <w:p/>
-    <w:p>
-      <w:r>
-        <w:t>CREATE TABLE WORK_ORDER_ASSIGNMENT (</w:t>
-      </w:r>
-    </w:p>
-    <w:p>
-      <w:r>
-        <w:t xml:space="preserve">    </w:t>
-      </w:r>
-      <w:proofErr w:type="spellStart"/>
-      <w:r>
-        <w:t>work_order_id</w:t>
-      </w:r>
-      <w:proofErr w:type="spellEnd"/>
-      <w:r>
-        <w:t xml:space="preserve"> INT,</w:t>
-      </w:r>
-    </w:p>
-    <w:p>
-      <w:r>
-        <w:t xml:space="preserve">    </w:t>
-      </w:r>
-      <w:proofErr w:type="spellStart"/>
-      <w:r>
-        <w:t>technician_id</w:t>
-      </w:r>
-      <w:proofErr w:type="spellEnd"/>
-      <w:r>
-        <w:t xml:space="preserve"> INT,</w:t>
-      </w:r>
-    </w:p>
-    <w:p>
-      <w:r>
-        <w:t xml:space="preserve">    </w:t>
-      </w:r>
-      <w:proofErr w:type="spellStart"/>
-      <w:r>
-        <w:t>assigned_date</w:t>
-      </w:r>
-      <w:proofErr w:type="spellEnd"/>
-      <w:r>
-        <w:t xml:space="preserve"> DATE,</w:t>
-      </w:r>
-    </w:p>
-    <w:p>
-      <w:r>
-        <w:t xml:space="preserve">    </w:t>
-      </w:r>
-      <w:proofErr w:type="spellStart"/>
-      <w:r>
-        <w:t>hours_worked</w:t>
-      </w:r>
-      <w:proofErr w:type="spellEnd"/>
-      <w:r>
-        <w:t xml:space="preserve"> DECIMAL(5,2),</w:t>
-      </w:r>
-    </w:p>
-    <w:p>
-      <w:r>
-        <w:t xml:space="preserve">    </w:t>
-      </w:r>
-      <w:proofErr w:type="spellStart"/>
-      <w:r>
-        <w:t>assignment_role</w:t>
-      </w:r>
-      <w:proofErr w:type="spellEnd"/>
-      <w:r>
-        <w:t xml:space="preserve"> VARCHAR(50),</w:t>
-      </w:r>
-    </w:p>
-    <w:p>
-      <w:r>
-        <w:t xml:space="preserve">    PRIMARY KEY (</w:t>
-      </w:r>
-      <w:proofErr w:type="spellStart"/>
-      <w:r>
-        <w:t>work_order_id</w:t>
-      </w:r>
-      <w:proofErr w:type="spellEnd"/>
-      <w:r>
-        <w:t xml:space="preserve">, </w:t>
-      </w:r>
-      <w:proofErr w:type="spellStart"/>
-      <w:r>
-        <w:t>technician_id</w:t>
-      </w:r>
-      <w:proofErr w:type="spellEnd"/>
-      <w:r>
-        <w:t>),</w:t>
-      </w:r>
-    </w:p>
-    <w:p>
-      <w:r>
-        <w:t xml:space="preserve">    FOREIGN KEY (</w:t>
-      </w:r>
-      <w:proofErr w:type="spellStart"/>
-      <w:r>
-        <w:t>work_order_id</w:t>
-      </w:r>
-      <w:proofErr w:type="spellEnd"/>
-      <w:r>
-        <w:t>) REFERENCES WORK_ORDER(</w:t>
-      </w:r>
-      <w:proofErr w:type="spellStart"/>
-      <w:r>
-        <w:t>work_order_id</w:t>
-      </w:r>
-      <w:proofErr w:type="spellEnd"/>
-      <w:r>
-        <w:t>),</w:t>
-      </w:r>
-    </w:p>
-    <w:p>
-      <w:r>
-        <w:t xml:space="preserve">    FOREIGN KEY (</w:t>
-      </w:r>
-      <w:proofErr w:type="spellStart"/>
-      <w:r>
-        <w:t>technician_id</w:t>
-      </w:r>
-      <w:proofErr w:type="spellEnd"/>
-      <w:r>
-        <w:t>) REFERENCES TECHNICIAN(</w:t>
-      </w:r>
-      <w:proofErr w:type="spellStart"/>
-      <w:r>
-        <w:t>technician_id</w:t>
-      </w:r>
-      <w:proofErr w:type="spellEnd"/>
-      <w:r>
-        <w:t>)</w:t>
-      </w:r>
-    </w:p>
-    <w:p>
-      <w:r>
-        <w:t>);</w:t>
-      </w:r>
-    </w:p>
-    <w:p>
-      <w:r>
-        <w:t>“</w:t>
-      </w:r>
-    </w:p>
-    <w:p>
-      <w:r>
-        <w:t>“</w:t>
-      </w:r>
-      <w:r>
-        <w:t>CREATE TABLE WORK_ORDER_PART (</w:t>
-      </w:r>
-    </w:p>
-    <w:p>
-      <w:r>
-        <w:t xml:space="preserve">    </w:t>
-      </w:r>
-      <w:proofErr w:type="spellStart"/>
-      <w:r>
-        <w:t>work_order_id</w:t>
-      </w:r>
-      <w:proofErr w:type="spellEnd"/>
-      <w:r>
-        <w:t xml:space="preserve"> INT,</w:t>
-      </w:r>
-    </w:p>
-    <w:p>
-      <w:r>
-        <w:lastRenderedPageBreak/>
-        <w:t xml:space="preserve">    </w:t>
-      </w:r>
-      <w:proofErr w:type="spellStart"/>
-      <w:r>
-        <w:t>part_id</w:t>
-      </w:r>
-      <w:proofErr w:type="spellEnd"/>
-      <w:r>
-        <w:t xml:space="preserve"> INT,</w:t>
-      </w:r>
-    </w:p>
-    <w:p>
-      <w:r>
-        <w:t xml:space="preserve">    </w:t>
-      </w:r>
-      <w:proofErr w:type="spellStart"/>
-      <w:r>
-        <w:t>quantity_used</w:t>
-      </w:r>
-      <w:proofErr w:type="spellEnd"/>
-      <w:r>
-        <w:t xml:space="preserve"> INT,</w:t>
-      </w:r>
-    </w:p>
-    <w:p>
-      <w:r>
-        <w:t xml:space="preserve">    </w:t>
-      </w:r>
-      <w:proofErr w:type="spellStart"/>
-      <w:r>
-        <w:t>usage_date</w:t>
-      </w:r>
-      <w:proofErr w:type="spellEnd"/>
-      <w:r>
-        <w:t xml:space="preserve"> DATE,</w:t>
-      </w:r>
-    </w:p>
-    <w:p>
-      <w:r>
-        <w:t xml:space="preserve">    PRIMARY KEY (</w:t>
-      </w:r>
-      <w:proofErr w:type="spellStart"/>
-      <w:r>
-        <w:t>work_order_id</w:t>
-      </w:r>
-      <w:proofErr w:type="spellEnd"/>
-      <w:r>
-        <w:t xml:space="preserve">, </w:t>
-      </w:r>
-      <w:proofErr w:type="spellStart"/>
-      <w:r>
-        <w:t>part_id</w:t>
-      </w:r>
-      <w:proofErr w:type="spellEnd"/>
-      <w:r>
-        <w:t>),</w:t>
-      </w:r>
-    </w:p>
-    <w:p>
-      <w:r>
-        <w:t xml:space="preserve">    FOREIGN KEY (</w:t>
-      </w:r>
-      <w:proofErr w:type="spellStart"/>
-      <w:r>
-        <w:t>work_order_id</w:t>
-      </w:r>
-      <w:proofErr w:type="spellEnd"/>
-      <w:r>
-        <w:t>) REFERENCES WORK_ORDER(</w:t>
-      </w:r>
-      <w:proofErr w:type="spellStart"/>
-      <w:r>
-        <w:t>work_order_id</w:t>
-      </w:r>
-      <w:proofErr w:type="spellEnd"/>
-      <w:r>
-        <w:t>),</w:t>
-      </w:r>
-    </w:p>
-    <w:p>
-      <w:r>
-        <w:t xml:space="preserve">    FOREIGN KEY (</w:t>
-      </w:r>
-      <w:proofErr w:type="spellStart"/>
-      <w:r>
-        <w:t>part_id</w:t>
-      </w:r>
-      <w:proofErr w:type="spellEnd"/>
-      <w:r>
-        <w:t>) REFERENCES PART(</w:t>
-      </w:r>
-      <w:proofErr w:type="spellStart"/>
-      <w:r>
-        <w:t>part_id</w:t>
-      </w:r>
-      <w:proofErr w:type="spellEnd"/>
-      <w:r>
-        <w:t>)</w:t>
-      </w:r>
-    </w:p>
-    <w:p>
-      <w:r>
-        <w:t>);</w:t>
-      </w:r>
-      <w:r>
-        <w:t>”</w:t>
+        <w:t xml:space="preserve">    part_id INT,</w:t>
+      </w:r>
+    </w:p>
+    <w:p>
+      <w:r>
+        <w:t xml:space="preserve">    quantity_used INT,</w:t>
+      </w:r>
+    </w:p>
+    <w:p>
+      <w:r>
+        <w:t xml:space="preserve">    usage_date DATE,</w:t>
+      </w:r>
+    </w:p>
+    <w:p>
+      <w:r>
+        <w:t xml:space="preserve">    PRIMARY KEY (work_order_id, part_id),</w:t>
+      </w:r>
+    </w:p>
+    <w:p>
+      <w:r>
+        <w:t xml:space="preserve">    FOREIGN KEY (work_order_id) REFERENCES WORK_ORDER(work_order_id),</w:t>
+      </w:r>
+    </w:p>
+    <w:p>
+      <w:r>
+        <w:t xml:space="preserve">    FOREIGN KEY (part_id) REFERENCES PART(part_id)</w:t>
+      </w:r>
+    </w:p>
+    <w:p>
+      <w:r>
+        <w:t>);”</w:t>
       </w:r>
     </w:p>
     <w:p>
@@ -3084,10 +2657,7 @@
     </w:p>
     <w:p>
       <w:r>
-        <w:t>“</w:t>
-      </w:r>
-      <w:r>
-        <w:t>-- PLANT_AREA</w:t>
+        <w:t>“-- PLANT_AREA</w:t>
       </w:r>
     </w:p>
     <w:p>
@@ -3167,18 +2737,12 @@
     </w:p>
     <w:p>
       <w:r>
-        <w:t>INSERT INTO PART VALUES (1, 'Valve', 50.00, 20, 5, 1);</w:t>
-      </w:r>
-      <w:r>
-        <w:t>”</w:t>
-      </w:r>
-    </w:p>
-    <w:p>
-      <w:r>
-        <w:t>“</w:t>
-      </w:r>
-      <w:r>
-        <w:t>-- WORK_ORDER (fixed dates)</w:t>
+        <w:t>INSERT INTO PART VALUES (1, 'Valve', 50.00, 20, 5, 1);”</w:t>
+      </w:r>
+    </w:p>
+    <w:p>
+      <w:r>
+        <w:t>“-- WORK_ORDER (fixed dates)</w:t>
       </w:r>
     </w:p>
     <w:p>
@@ -3271,10 +2835,7 @@
     </w:p>
     <w:p>
       <w:r>
-        <w:t>VALUES (1, 1, 2, TO_DATE('2024-01-02','YYYY-MM-DD'));</w:t>
-      </w:r>
-      <w:r>
-        <w:t>”</w:t>
+        <w:t>VALUES (1, 1, 2, TO_DATE('2024-01-02','YYYY-MM-DD'));”</w:t>
       </w:r>
     </w:p>
     <w:p>
@@ -3301,40 +2862,8 @@
     </w:p>
     <w:p>
       <w:r>
-        <w:t>“</w:t>
-      </w:r>
-      <w:r>
-        <w:t xml:space="preserve">SELECT </w:t>
-      </w:r>
-      <w:proofErr w:type="spellStart"/>
-      <w:r>
-        <w:t>wo.work_order_id</w:t>
-      </w:r>
-      <w:proofErr w:type="spellEnd"/>
-      <w:r>
-        <w:t xml:space="preserve">, </w:t>
-      </w:r>
-      <w:proofErr w:type="spellStart"/>
-      <w:r>
-        <w:t>wo.status</w:t>
-      </w:r>
-      <w:proofErr w:type="spellEnd"/>
-      <w:r>
-        <w:t xml:space="preserve">, </w:t>
-      </w:r>
-      <w:proofErr w:type="spellStart"/>
-      <w:r>
-        <w:t>e.equipment_name</w:t>
-      </w:r>
-      <w:proofErr w:type="spellEnd"/>
-      <w:r>
-        <w:t xml:space="preserve">, </w:t>
-      </w:r>
-      <w:proofErr w:type="spellStart"/>
-      <w:r>
-        <w:t>pa.area_name</w:t>
-      </w:r>
-      <w:proofErr w:type="spellEnd"/>
+        <w:t>“SELECT wo.work_order_id, wo.status, e.equipment_name, pa.area_name</w:t>
+      </w:r>
     </w:p>
     <w:p>
       <w:r>
@@ -3343,54 +2872,17 @@
     </w:p>
     <w:p>
       <w:r>
-        <w:t xml:space="preserve">JOIN EQUIPMENT e ON </w:t>
-      </w:r>
-      <w:proofErr w:type="spellStart"/>
-      <w:r>
-        <w:t>wo.equipment_id</w:t>
-      </w:r>
-      <w:proofErr w:type="spellEnd"/>
-      <w:r>
-        <w:t xml:space="preserve"> = </w:t>
-      </w:r>
-      <w:proofErr w:type="spellStart"/>
-      <w:r>
-        <w:t>e.equipment_id</w:t>
-      </w:r>
-      <w:proofErr w:type="spellEnd"/>
-    </w:p>
-    <w:p>
-      <w:r>
-        <w:t xml:space="preserve">JOIN PLANT_AREA pa ON </w:t>
-      </w:r>
-      <w:proofErr w:type="spellStart"/>
-      <w:r>
-        <w:t>e.area_id</w:t>
-      </w:r>
-      <w:proofErr w:type="spellEnd"/>
-      <w:r>
-        <w:t xml:space="preserve"> = </w:t>
-      </w:r>
-      <w:proofErr w:type="spellStart"/>
-      <w:r>
-        <w:t>pa.area_id</w:t>
-      </w:r>
-      <w:proofErr w:type="spellEnd"/>
-    </w:p>
-    <w:p>
-      <w:r>
-        <w:t xml:space="preserve">WHERE </w:t>
-      </w:r>
-      <w:proofErr w:type="spellStart"/>
-      <w:r>
-        <w:t>wo.status</w:t>
-      </w:r>
-      <w:proofErr w:type="spellEnd"/>
-      <w:r>
-        <w:t xml:space="preserve"> = 'Open';</w:t>
-      </w:r>
-      <w:r>
-        <w:t>”</w:t>
+        <w:t>JOIN EQUIPMENT e ON wo.equipment_id = e.equipment_id</w:t>
+      </w:r>
+    </w:p>
+    <w:p>
+      <w:r>
+        <w:t>JOIN PLANT_AREA pa ON e.area_id = pa.area_id</w:t>
+      </w:r>
+    </w:p>
+    <w:p>
+      <w:r>
+        <w:t>WHERE wo.status = 'Open';”</w:t>
       </w:r>
     </w:p>
     <w:p>
@@ -3403,18 +2895,7 @@
     </w:p>
     <w:p>
       <w:r>
-        <w:t>“</w:t>
-      </w:r>
-      <w:r>
-        <w:t xml:space="preserve">SELECT </w:t>
-      </w:r>
-      <w:proofErr w:type="spellStart"/>
-      <w:r>
-        <w:t>mt.type_name</w:t>
-      </w:r>
-      <w:proofErr w:type="spellEnd"/>
-      <w:r>
-        <w:t>, COUNT(*) AS total</w:t>
+        <w:t>“SELECT mt.type_name, COUNT(*) AS total</w:t>
       </w:r>
     </w:p>
     <w:p>
@@ -3424,36 +2905,12 @@
     </w:p>
     <w:p>
       <w:r>
-        <w:t xml:space="preserve">JOIN WORK_ORDER wo ON </w:t>
-      </w:r>
-      <w:proofErr w:type="spellStart"/>
-      <w:r>
-        <w:t>mt.maintenance_type_id</w:t>
-      </w:r>
-      <w:proofErr w:type="spellEnd"/>
-      <w:r>
-        <w:t xml:space="preserve"> = </w:t>
-      </w:r>
-      <w:proofErr w:type="spellStart"/>
-      <w:r>
-        <w:t>wo.maintenance_type_id</w:t>
-      </w:r>
-      <w:proofErr w:type="spellEnd"/>
-    </w:p>
-    <w:p>
-      <w:r>
-        <w:t xml:space="preserve">GROUP BY </w:t>
-      </w:r>
-      <w:proofErr w:type="spellStart"/>
-      <w:r>
-        <w:t>mt.type_name</w:t>
-      </w:r>
-      <w:proofErr w:type="spellEnd"/>
-      <w:r>
-        <w:t>;</w:t>
-      </w:r>
-      <w:r>
-        <w:t>”</w:t>
+        <w:t>JOIN WORK_ORDER wo ON mt.maintenance_type_id = wo.maintenance_type_id</w:t>
+      </w:r>
+    </w:p>
+    <w:p>
+      <w:r>
+        <w:t>GROUP BY mt.type_name;”</w:t>
       </w:r>
     </w:p>
     <w:p>
@@ -3466,45 +2923,13 @@
     </w:p>
     <w:p>
       <w:r>
-        <w:t>“</w:t>
-      </w:r>
-      <w:r>
-        <w:t xml:space="preserve">SELECT </w:t>
-      </w:r>
-      <w:proofErr w:type="spellStart"/>
-      <w:r>
-        <w:t>wo.work_order_id</w:t>
-      </w:r>
-      <w:proofErr w:type="spellEnd"/>
-      <w:r>
-        <w:t>,</w:t>
-      </w:r>
-    </w:p>
-    <w:p>
-      <w:r>
-        <w:t xml:space="preserve">       SUM(</w:t>
-      </w:r>
-      <w:proofErr w:type="spellStart"/>
-      <w:r>
-        <w:t>wop.quantity_used</w:t>
-      </w:r>
-      <w:proofErr w:type="spellEnd"/>
-      <w:r>
-        <w:t xml:space="preserve"> * </w:t>
-      </w:r>
-      <w:proofErr w:type="spellStart"/>
-      <w:r>
-        <w:t>p.unit_cost</w:t>
-      </w:r>
-      <w:proofErr w:type="spellEnd"/>
-      <w:r>
-        <w:t xml:space="preserve">) AS </w:t>
-      </w:r>
-      <w:proofErr w:type="spellStart"/>
-      <w:r>
-        <w:t>total_cost</w:t>
-      </w:r>
-      <w:proofErr w:type="spellEnd"/>
+        <w:t>“SELECT wo.work_order_id,</w:t>
+      </w:r>
+    </w:p>
+    <w:p>
+      <w:r>
+        <w:t xml:space="preserve">       SUM(wop.quantity_used * p.unit_cost) AS total_cost</w:t>
+      </w:r>
     </w:p>
     <w:p>
       <w:r>
@@ -3513,54 +2938,17 @@
     </w:p>
     <w:p>
       <w:r>
-        <w:t xml:space="preserve">JOIN WORK_ORDER_PART wop ON </w:t>
-      </w:r>
-      <w:proofErr w:type="spellStart"/>
-      <w:r>
-        <w:t>wo.work_order_id</w:t>
-      </w:r>
-      <w:proofErr w:type="spellEnd"/>
-      <w:r>
-        <w:t xml:space="preserve"> = </w:t>
-      </w:r>
-      <w:proofErr w:type="spellStart"/>
-      <w:r>
-        <w:t>wop.work_order_id</w:t>
-      </w:r>
-      <w:proofErr w:type="spellEnd"/>
-    </w:p>
-    <w:p>
-      <w:r>
-        <w:t xml:space="preserve">JOIN PART p ON </w:t>
-      </w:r>
-      <w:proofErr w:type="spellStart"/>
-      <w:r>
-        <w:t>wop.part_id</w:t>
-      </w:r>
-      <w:proofErr w:type="spellEnd"/>
-      <w:r>
-        <w:t xml:space="preserve"> = </w:t>
-      </w:r>
-      <w:proofErr w:type="spellStart"/>
-      <w:r>
-        <w:t>p.part_id</w:t>
-      </w:r>
-      <w:proofErr w:type="spellEnd"/>
-    </w:p>
-    <w:p>
-      <w:r>
-        <w:t xml:space="preserve">GROUP BY </w:t>
-      </w:r>
-      <w:proofErr w:type="spellStart"/>
-      <w:r>
-        <w:t>wo.work_order_id</w:t>
-      </w:r>
-      <w:proofErr w:type="spellEnd"/>
-      <w:r>
-        <w:t>;</w:t>
-      </w:r>
-      <w:r>
-        <w:t>”</w:t>
+        <w:t>JOIN WORK_ORDER_PART wop ON wo.work_order_id = wop.work_order_id</w:t>
+      </w:r>
+    </w:p>
+    <w:p>
+      <w:r>
+        <w:t>JOIN PART p ON wop.part_id = p.part_id</w:t>
+      </w:r>
+    </w:p>
+    <w:p>
+      <w:r>
+        <w:t>GROUP BY wo.work_order_id;”</w:t>
       </w:r>
     </w:p>
     <w:p>
@@ -3573,18 +2961,7 @@
     </w:p>
     <w:p>
       <w:r>
-        <w:t>“</w:t>
-      </w:r>
-      <w:r>
-        <w:t xml:space="preserve">SELECT </w:t>
-      </w:r>
-      <w:proofErr w:type="spellStart"/>
-      <w:r>
-        <w:t>e.equipment_name</w:t>
-      </w:r>
-      <w:proofErr w:type="spellEnd"/>
-      <w:r>
-        <w:t>, COUNT(*) AS total</w:t>
+        <w:t>“SELECT e.equipment_name, COUNT(*) AS total</w:t>
       </w:r>
     </w:p>
     <w:p>
@@ -3594,38 +2971,17 @@
     </w:p>
     <w:p>
       <w:r>
-        <w:t xml:space="preserve">JOIN WORK_ORDER wo ON </w:t>
-      </w:r>
-      <w:proofErr w:type="spellStart"/>
-      <w:r>
-        <w:t>e.equipment_id</w:t>
-      </w:r>
-      <w:proofErr w:type="spellEnd"/>
-      <w:r>
-        <w:t xml:space="preserve"> = </w:t>
-      </w:r>
-      <w:proofErr w:type="spellStart"/>
-      <w:r>
-        <w:t>wo.equipment_id</w:t>
-      </w:r>
-      <w:proofErr w:type="spellEnd"/>
-    </w:p>
-    <w:p>
-      <w:r>
-        <w:t xml:space="preserve">GROUP BY </w:t>
-      </w:r>
-      <w:proofErr w:type="spellStart"/>
-      <w:r>
-        <w:t>e.equipment_name</w:t>
-      </w:r>
-      <w:proofErr w:type="spellEnd"/>
-    </w:p>
-    <w:p>
-      <w:r>
-        <w:t>ORDER BY total DESC;</w:t>
-      </w:r>
-      <w:r>
-        <w:t>”</w:t>
+        <w:t>JOIN WORK_ORDER wo ON e.equipment_id = wo.equipment_id</w:t>
+      </w:r>
+    </w:p>
+    <w:p>
+      <w:r>
+        <w:t>GROUP BY e.equipment_name</w:t>
+      </w:r>
+    </w:p>
+    <w:p>
+      <w:r>
+        <w:t>ORDER BY total DESC;”</w:t>
       </w:r>
     </w:p>
     <w:p>
@@ -3639,32 +2995,8 @@
     </w:p>
     <w:p>
       <w:r>
-        <w:t>“</w:t>
-      </w:r>
-      <w:r>
-        <w:t xml:space="preserve">SELECT </w:t>
-      </w:r>
-      <w:proofErr w:type="spellStart"/>
-      <w:r>
-        <w:t>part_name</w:t>
-      </w:r>
-      <w:proofErr w:type="spellEnd"/>
-      <w:r>
-        <w:t xml:space="preserve">, </w:t>
-      </w:r>
-      <w:proofErr w:type="spellStart"/>
-      <w:r>
-        <w:t>quantity_on_hand</w:t>
-      </w:r>
-      <w:proofErr w:type="spellEnd"/>
-      <w:r>
-        <w:t xml:space="preserve">, </w:t>
-      </w:r>
-      <w:proofErr w:type="spellStart"/>
-      <w:r>
-        <w:t>minimum_quantity</w:t>
-      </w:r>
-      <w:proofErr w:type="spellEnd"/>
+        <w:t>“SELECT part_name, quantity_on_hand, minimum_quantity</w:t>
+      </w:r>
     </w:p>
     <w:p>
       <w:r>
@@ -3673,26 +3005,7 @@
     </w:p>
     <w:p>
       <w:r>
-        <w:t xml:space="preserve">WHERE </w:t>
-      </w:r>
-      <w:proofErr w:type="spellStart"/>
-      <w:r>
-        <w:t>quantity_on_hand</w:t>
-      </w:r>
-      <w:proofErr w:type="spellEnd"/>
-      <w:r>
-        <w:t xml:space="preserve"> &lt; </w:t>
-      </w:r>
-      <w:proofErr w:type="spellStart"/>
-      <w:r>
-        <w:t>minimum_quantity</w:t>
-      </w:r>
-      <w:proofErr w:type="spellEnd"/>
-      <w:r>
-        <w:t>;</w:t>
-      </w:r>
-      <w:r>
-        <w:t>”</w:t>
+        <w:t>WHERE quantity_on_hand &lt; minimum_quantity;”</w:t>
       </w:r>
     </w:p>
     <w:p>
@@ -5671,6 +4984,7 @@
   <w:style w:type="character" w:default="1" w:styleId="DefaultParagraphFont">
     <w:name w:val="Default Paragraph Font"/>
     <w:uiPriority w:val="1"/>
+    <w:semiHidden/>
     <w:unhideWhenUsed/>
   </w:style>
   <w:style w:type="table" w:default="1" w:styleId="TableNormal">

--- a/MIS311-Data-Management/Report/MIS311 Project Report.docx
+++ b/MIS311-Data-Management/Report/MIS311 Project Report.docx
@@ -770,6 +770,7 @@
               <w:tab w:val="right" w:leader="dot" w:pos="9350"/>
             </w:tabs>
             <w:rPr>
+              <w:rFonts w:eastAsiaTheme="minorEastAsia"/>
               <w:noProof/>
             </w:rPr>
           </w:pPr>
@@ -782,7 +783,7 @@
           <w:r>
             <w:fldChar w:fldCharType="separate"/>
           </w:r>
-          <w:hyperlink w:anchor="_Toc228277307" w:history="1">
+          <w:hyperlink w:anchor="_Toc229151523" w:history="1">
             <w:r>
               <w:rPr>
                 <w:rStyle w:val="Hyperlink"/>
@@ -809,7 +810,7 @@
                 <w:noProof/>
                 <w:webHidden/>
               </w:rPr>
-              <w:instrText xml:space="preserve"> PAGEREF _Toc228277307 \h </w:instrText>
+              <w:instrText xml:space="preserve"> PAGEREF _Toc229151523 \h </w:instrText>
             </w:r>
             <w:r>
               <w:rPr>
@@ -847,10 +848,11 @@
               <w:tab w:val="right" w:leader="dot" w:pos="9350"/>
             </w:tabs>
             <w:rPr>
+              <w:rFonts w:eastAsiaTheme="minorEastAsia"/>
               <w:noProof/>
             </w:rPr>
           </w:pPr>
-          <w:hyperlink w:anchor="_Toc228277308" w:history="1">
+          <w:hyperlink w:anchor="_Toc229151524" w:history="1">
             <w:r>
               <w:rPr>
                 <w:rStyle w:val="Hyperlink"/>
@@ -877,7 +879,7 @@
                 <w:noProof/>
                 <w:webHidden/>
               </w:rPr>
-              <w:instrText xml:space="preserve"> PAGEREF _Toc228277308 \h </w:instrText>
+              <w:instrText xml:space="preserve"> PAGEREF _Toc229151524 \h </w:instrText>
             </w:r>
             <w:r>
               <w:rPr>
@@ -915,10 +917,11 @@
               <w:tab w:val="right" w:leader="dot" w:pos="9350"/>
             </w:tabs>
             <w:rPr>
+              <w:rFonts w:eastAsiaTheme="minorEastAsia"/>
               <w:noProof/>
             </w:rPr>
           </w:pPr>
-          <w:hyperlink w:anchor="_Toc228277309" w:history="1">
+          <w:hyperlink w:anchor="_Toc229151525" w:history="1">
             <w:r>
               <w:rPr>
                 <w:rStyle w:val="Hyperlink"/>
@@ -945,7 +948,7 @@
                 <w:noProof/>
                 <w:webHidden/>
               </w:rPr>
-              <w:instrText xml:space="preserve"> PAGEREF _Toc228277309 \h </w:instrText>
+              <w:instrText xml:space="preserve"> PAGEREF _Toc229151525 \h </w:instrText>
             </w:r>
             <w:r>
               <w:rPr>
@@ -983,10 +986,11 @@
               <w:tab w:val="right" w:leader="dot" w:pos="9350"/>
             </w:tabs>
             <w:rPr>
+              <w:rFonts w:eastAsiaTheme="minorEastAsia"/>
               <w:noProof/>
             </w:rPr>
           </w:pPr>
-          <w:hyperlink w:anchor="_Toc228277310" w:history="1">
+          <w:hyperlink w:anchor="_Toc229151526" w:history="1">
             <w:r>
               <w:rPr>
                 <w:rStyle w:val="Hyperlink"/>
@@ -1013,7 +1017,7 @@
                 <w:noProof/>
                 <w:webHidden/>
               </w:rPr>
-              <w:instrText xml:space="preserve"> PAGEREF _Toc228277310 \h </w:instrText>
+              <w:instrText xml:space="preserve"> PAGEREF _Toc229151526 \h </w:instrText>
             </w:r>
             <w:r>
               <w:rPr>
@@ -1034,6 +1038,1124 @@
                 <w:webHidden/>
               </w:rPr>
               <w:t>4</w:t>
+            </w:r>
+            <w:r>
+              <w:rPr>
+                <w:noProof/>
+                <w:webHidden/>
+              </w:rPr>
+              <w:fldChar w:fldCharType="end"/>
+            </w:r>
+          </w:hyperlink>
+        </w:p>
+        <w:p>
+          <w:pPr>
+            <w:pStyle w:val="TOC1"/>
+            <w:tabs>
+              <w:tab w:val="right" w:leader="dot" w:pos="9350"/>
+            </w:tabs>
+            <w:rPr>
+              <w:rFonts w:eastAsiaTheme="minorEastAsia"/>
+              <w:noProof/>
+            </w:rPr>
+          </w:pPr>
+          <w:hyperlink w:anchor="_Toc229151527" w:history="1">
+            <w:r>
+              <w:rPr>
+                <w:rStyle w:val="Hyperlink"/>
+                <w:noProof/>
+              </w:rPr>
+              <w:t>5. Entity Relation</w:t>
+            </w:r>
+            <w:r>
+              <w:rPr>
+                <w:rStyle w:val="Hyperlink"/>
+                <w:noProof/>
+              </w:rPr>
+              <w:t>s</w:t>
+            </w:r>
+            <w:r>
+              <w:rPr>
+                <w:rStyle w:val="Hyperlink"/>
+                <w:noProof/>
+              </w:rPr>
+              <w:t>hip Diagram (ERD)</w:t>
+            </w:r>
+            <w:r>
+              <w:rPr>
+                <w:noProof/>
+                <w:webHidden/>
+              </w:rPr>
+              <w:tab/>
+            </w:r>
+            <w:r>
+              <w:rPr>
+                <w:noProof/>
+                <w:webHidden/>
+              </w:rPr>
+              <w:fldChar w:fldCharType="begin"/>
+            </w:r>
+            <w:r>
+              <w:rPr>
+                <w:noProof/>
+                <w:webHidden/>
+              </w:rPr>
+              <w:instrText xml:space="preserve"> PAGEREF _Toc229151527 \h </w:instrText>
+            </w:r>
+            <w:r>
+              <w:rPr>
+                <w:noProof/>
+                <w:webHidden/>
+              </w:rPr>
+            </w:r>
+            <w:r>
+              <w:rPr>
+                <w:noProof/>
+                <w:webHidden/>
+              </w:rPr>
+              <w:fldChar w:fldCharType="separate"/>
+            </w:r>
+            <w:r>
+              <w:rPr>
+                <w:noProof/>
+                <w:webHidden/>
+              </w:rPr>
+              <w:t>5</w:t>
+            </w:r>
+            <w:r>
+              <w:rPr>
+                <w:noProof/>
+                <w:webHidden/>
+              </w:rPr>
+              <w:fldChar w:fldCharType="end"/>
+            </w:r>
+          </w:hyperlink>
+        </w:p>
+        <w:p>
+          <w:pPr>
+            <w:pStyle w:val="TOC1"/>
+            <w:tabs>
+              <w:tab w:val="right" w:leader="dot" w:pos="9350"/>
+            </w:tabs>
+            <w:rPr>
+              <w:rFonts w:eastAsiaTheme="minorEastAsia"/>
+              <w:noProof/>
+            </w:rPr>
+          </w:pPr>
+          <w:hyperlink w:anchor="_Toc229151528" w:history="1">
+            <w:r>
+              <w:rPr>
+                <w:rStyle w:val="Hyperlink"/>
+                <w:noProof/>
+              </w:rPr>
+              <w:t>6. Normalization (Up to 3NF)</w:t>
+            </w:r>
+            <w:r>
+              <w:rPr>
+                <w:noProof/>
+                <w:webHidden/>
+              </w:rPr>
+              <w:tab/>
+            </w:r>
+            <w:r>
+              <w:rPr>
+                <w:noProof/>
+                <w:webHidden/>
+              </w:rPr>
+              <w:fldChar w:fldCharType="begin"/>
+            </w:r>
+            <w:r>
+              <w:rPr>
+                <w:noProof/>
+                <w:webHidden/>
+              </w:rPr>
+              <w:instrText xml:space="preserve"> PAGEREF _Toc229151528 \h </w:instrText>
+            </w:r>
+            <w:r>
+              <w:rPr>
+                <w:noProof/>
+                <w:webHidden/>
+              </w:rPr>
+            </w:r>
+            <w:r>
+              <w:rPr>
+                <w:noProof/>
+                <w:webHidden/>
+              </w:rPr>
+              <w:fldChar w:fldCharType="separate"/>
+            </w:r>
+            <w:r>
+              <w:rPr>
+                <w:noProof/>
+                <w:webHidden/>
+              </w:rPr>
+              <w:t>6</w:t>
+            </w:r>
+            <w:r>
+              <w:rPr>
+                <w:noProof/>
+                <w:webHidden/>
+              </w:rPr>
+              <w:fldChar w:fldCharType="end"/>
+            </w:r>
+          </w:hyperlink>
+        </w:p>
+        <w:p>
+          <w:pPr>
+            <w:pStyle w:val="TOC2"/>
+            <w:tabs>
+              <w:tab w:val="right" w:leader="dot" w:pos="9350"/>
+            </w:tabs>
+            <w:rPr>
+              <w:rFonts w:eastAsiaTheme="minorEastAsia"/>
+              <w:noProof/>
+            </w:rPr>
+          </w:pPr>
+          <w:hyperlink w:anchor="_Toc229151529" w:history="1">
+            <w:r>
+              <w:rPr>
+                <w:rStyle w:val="Hyperlink"/>
+                <w:noProof/>
+              </w:rPr>
+              <w:t>First Normal Form (1NF)</w:t>
+            </w:r>
+            <w:r>
+              <w:rPr>
+                <w:noProof/>
+                <w:webHidden/>
+              </w:rPr>
+              <w:tab/>
+            </w:r>
+            <w:r>
+              <w:rPr>
+                <w:noProof/>
+                <w:webHidden/>
+              </w:rPr>
+              <w:fldChar w:fldCharType="begin"/>
+            </w:r>
+            <w:r>
+              <w:rPr>
+                <w:noProof/>
+                <w:webHidden/>
+              </w:rPr>
+              <w:instrText xml:space="preserve"> PAGEREF _Toc229151529 \h </w:instrText>
+            </w:r>
+            <w:r>
+              <w:rPr>
+                <w:noProof/>
+                <w:webHidden/>
+              </w:rPr>
+            </w:r>
+            <w:r>
+              <w:rPr>
+                <w:noProof/>
+                <w:webHidden/>
+              </w:rPr>
+              <w:fldChar w:fldCharType="separate"/>
+            </w:r>
+            <w:r>
+              <w:rPr>
+                <w:noProof/>
+                <w:webHidden/>
+              </w:rPr>
+              <w:t>6</w:t>
+            </w:r>
+            <w:r>
+              <w:rPr>
+                <w:noProof/>
+                <w:webHidden/>
+              </w:rPr>
+              <w:fldChar w:fldCharType="end"/>
+            </w:r>
+          </w:hyperlink>
+        </w:p>
+        <w:p>
+          <w:pPr>
+            <w:pStyle w:val="TOC2"/>
+            <w:tabs>
+              <w:tab w:val="right" w:leader="dot" w:pos="9350"/>
+            </w:tabs>
+            <w:rPr>
+              <w:rFonts w:eastAsiaTheme="minorEastAsia"/>
+              <w:noProof/>
+            </w:rPr>
+          </w:pPr>
+          <w:hyperlink w:anchor="_Toc229151530" w:history="1">
+            <w:r>
+              <w:rPr>
+                <w:rStyle w:val="Hyperlink"/>
+                <w:noProof/>
+              </w:rPr>
+              <w:t>Second Normal Form (2NF)</w:t>
+            </w:r>
+            <w:r>
+              <w:rPr>
+                <w:noProof/>
+                <w:webHidden/>
+              </w:rPr>
+              <w:tab/>
+            </w:r>
+            <w:r>
+              <w:rPr>
+                <w:noProof/>
+                <w:webHidden/>
+              </w:rPr>
+              <w:fldChar w:fldCharType="begin"/>
+            </w:r>
+            <w:r>
+              <w:rPr>
+                <w:noProof/>
+                <w:webHidden/>
+              </w:rPr>
+              <w:instrText xml:space="preserve"> PAGEREF _Toc229151530 \h </w:instrText>
+            </w:r>
+            <w:r>
+              <w:rPr>
+                <w:noProof/>
+                <w:webHidden/>
+              </w:rPr>
+            </w:r>
+            <w:r>
+              <w:rPr>
+                <w:noProof/>
+                <w:webHidden/>
+              </w:rPr>
+              <w:fldChar w:fldCharType="separate"/>
+            </w:r>
+            <w:r>
+              <w:rPr>
+                <w:noProof/>
+                <w:webHidden/>
+              </w:rPr>
+              <w:t>6</w:t>
+            </w:r>
+            <w:r>
+              <w:rPr>
+                <w:noProof/>
+                <w:webHidden/>
+              </w:rPr>
+              <w:fldChar w:fldCharType="end"/>
+            </w:r>
+          </w:hyperlink>
+        </w:p>
+        <w:p>
+          <w:pPr>
+            <w:pStyle w:val="TOC2"/>
+            <w:tabs>
+              <w:tab w:val="right" w:leader="dot" w:pos="9350"/>
+            </w:tabs>
+            <w:rPr>
+              <w:rFonts w:eastAsiaTheme="minorEastAsia"/>
+              <w:noProof/>
+            </w:rPr>
+          </w:pPr>
+          <w:hyperlink w:anchor="_Toc229151531" w:history="1">
+            <w:r>
+              <w:rPr>
+                <w:rStyle w:val="Hyperlink"/>
+                <w:noProof/>
+              </w:rPr>
+              <w:t>Third Normal Form (3NF)</w:t>
+            </w:r>
+            <w:r>
+              <w:rPr>
+                <w:noProof/>
+                <w:webHidden/>
+              </w:rPr>
+              <w:tab/>
+            </w:r>
+            <w:r>
+              <w:rPr>
+                <w:noProof/>
+                <w:webHidden/>
+              </w:rPr>
+              <w:fldChar w:fldCharType="begin"/>
+            </w:r>
+            <w:r>
+              <w:rPr>
+                <w:noProof/>
+                <w:webHidden/>
+              </w:rPr>
+              <w:instrText xml:space="preserve"> PAGEREF _Toc229151531 \h </w:instrText>
+            </w:r>
+            <w:r>
+              <w:rPr>
+                <w:noProof/>
+                <w:webHidden/>
+              </w:rPr>
+            </w:r>
+            <w:r>
+              <w:rPr>
+                <w:noProof/>
+                <w:webHidden/>
+              </w:rPr>
+              <w:fldChar w:fldCharType="separate"/>
+            </w:r>
+            <w:r>
+              <w:rPr>
+                <w:noProof/>
+                <w:webHidden/>
+              </w:rPr>
+              <w:t>6</w:t>
+            </w:r>
+            <w:r>
+              <w:rPr>
+                <w:noProof/>
+                <w:webHidden/>
+              </w:rPr>
+              <w:fldChar w:fldCharType="end"/>
+            </w:r>
+          </w:hyperlink>
+        </w:p>
+        <w:p>
+          <w:pPr>
+            <w:pStyle w:val="TOC1"/>
+            <w:tabs>
+              <w:tab w:val="right" w:leader="dot" w:pos="9350"/>
+            </w:tabs>
+            <w:rPr>
+              <w:rFonts w:eastAsiaTheme="minorEastAsia"/>
+              <w:noProof/>
+            </w:rPr>
+          </w:pPr>
+          <w:hyperlink w:anchor="_Toc229151532" w:history="1">
+            <w:r>
+              <w:rPr>
+                <w:rStyle w:val="Hyperlink"/>
+                <w:noProof/>
+              </w:rPr>
+              <w:t>7. Functional Dependency Diagram</w:t>
+            </w:r>
+            <w:r>
+              <w:rPr>
+                <w:noProof/>
+                <w:webHidden/>
+              </w:rPr>
+              <w:tab/>
+            </w:r>
+            <w:r>
+              <w:rPr>
+                <w:noProof/>
+                <w:webHidden/>
+              </w:rPr>
+              <w:fldChar w:fldCharType="begin"/>
+            </w:r>
+            <w:r>
+              <w:rPr>
+                <w:noProof/>
+                <w:webHidden/>
+              </w:rPr>
+              <w:instrText xml:space="preserve"> PAGEREF _Toc229151532 \h </w:instrText>
+            </w:r>
+            <w:r>
+              <w:rPr>
+                <w:noProof/>
+                <w:webHidden/>
+              </w:rPr>
+            </w:r>
+            <w:r>
+              <w:rPr>
+                <w:noProof/>
+                <w:webHidden/>
+              </w:rPr>
+              <w:fldChar w:fldCharType="separate"/>
+            </w:r>
+            <w:r>
+              <w:rPr>
+                <w:noProof/>
+                <w:webHidden/>
+              </w:rPr>
+              <w:t>7</w:t>
+            </w:r>
+            <w:r>
+              <w:rPr>
+                <w:noProof/>
+                <w:webHidden/>
+              </w:rPr>
+              <w:fldChar w:fldCharType="end"/>
+            </w:r>
+          </w:hyperlink>
+        </w:p>
+        <w:p>
+          <w:pPr>
+            <w:pStyle w:val="TOC1"/>
+            <w:tabs>
+              <w:tab w:val="right" w:leader="dot" w:pos="9350"/>
+            </w:tabs>
+            <w:rPr>
+              <w:rFonts w:eastAsiaTheme="minorEastAsia"/>
+              <w:noProof/>
+            </w:rPr>
+          </w:pPr>
+          <w:hyperlink w:anchor="_Toc229151533" w:history="1">
+            <w:r>
+              <w:rPr>
+                <w:rStyle w:val="Hyperlink"/>
+                <w:noProof/>
+              </w:rPr>
+              <w:t>8. SQL Implementation</w:t>
+            </w:r>
+            <w:r>
+              <w:rPr>
+                <w:noProof/>
+                <w:webHidden/>
+              </w:rPr>
+              <w:tab/>
+            </w:r>
+            <w:r>
+              <w:rPr>
+                <w:noProof/>
+                <w:webHidden/>
+              </w:rPr>
+              <w:fldChar w:fldCharType="begin"/>
+            </w:r>
+            <w:r>
+              <w:rPr>
+                <w:noProof/>
+                <w:webHidden/>
+              </w:rPr>
+              <w:instrText xml:space="preserve"> PAGEREF _Toc229151533 \h </w:instrText>
+            </w:r>
+            <w:r>
+              <w:rPr>
+                <w:noProof/>
+                <w:webHidden/>
+              </w:rPr>
+            </w:r>
+            <w:r>
+              <w:rPr>
+                <w:noProof/>
+                <w:webHidden/>
+              </w:rPr>
+              <w:fldChar w:fldCharType="separate"/>
+            </w:r>
+            <w:r>
+              <w:rPr>
+                <w:noProof/>
+                <w:webHidden/>
+              </w:rPr>
+              <w:t>8</w:t>
+            </w:r>
+            <w:r>
+              <w:rPr>
+                <w:noProof/>
+                <w:webHidden/>
+              </w:rPr>
+              <w:fldChar w:fldCharType="end"/>
+            </w:r>
+          </w:hyperlink>
+        </w:p>
+        <w:p>
+          <w:pPr>
+            <w:pStyle w:val="TOC2"/>
+            <w:tabs>
+              <w:tab w:val="right" w:leader="dot" w:pos="9350"/>
+            </w:tabs>
+            <w:rPr>
+              <w:rFonts w:eastAsiaTheme="minorEastAsia"/>
+              <w:noProof/>
+            </w:rPr>
+          </w:pPr>
+          <w:hyperlink w:anchor="_Toc229151534" w:history="1">
+            <w:r>
+              <w:rPr>
+                <w:rStyle w:val="Hyperlink"/>
+                <w:noProof/>
+              </w:rPr>
+              <w:t>8.1 CREATE TABLE Statements</w:t>
+            </w:r>
+            <w:r>
+              <w:rPr>
+                <w:noProof/>
+                <w:webHidden/>
+              </w:rPr>
+              <w:tab/>
+            </w:r>
+            <w:r>
+              <w:rPr>
+                <w:noProof/>
+                <w:webHidden/>
+              </w:rPr>
+              <w:fldChar w:fldCharType="begin"/>
+            </w:r>
+            <w:r>
+              <w:rPr>
+                <w:noProof/>
+                <w:webHidden/>
+              </w:rPr>
+              <w:instrText xml:space="preserve"> PAGEREF _Toc229151534 \h </w:instrText>
+            </w:r>
+            <w:r>
+              <w:rPr>
+                <w:noProof/>
+                <w:webHidden/>
+              </w:rPr>
+            </w:r>
+            <w:r>
+              <w:rPr>
+                <w:noProof/>
+                <w:webHidden/>
+              </w:rPr>
+              <w:fldChar w:fldCharType="separate"/>
+            </w:r>
+            <w:r>
+              <w:rPr>
+                <w:noProof/>
+                <w:webHidden/>
+              </w:rPr>
+              <w:t>8</w:t>
+            </w:r>
+            <w:r>
+              <w:rPr>
+                <w:noProof/>
+                <w:webHidden/>
+              </w:rPr>
+              <w:fldChar w:fldCharType="end"/>
+            </w:r>
+          </w:hyperlink>
+        </w:p>
+        <w:p>
+          <w:pPr>
+            <w:pStyle w:val="TOC2"/>
+            <w:tabs>
+              <w:tab w:val="right" w:leader="dot" w:pos="9350"/>
+            </w:tabs>
+            <w:rPr>
+              <w:rFonts w:eastAsiaTheme="minorEastAsia"/>
+              <w:noProof/>
+            </w:rPr>
+          </w:pPr>
+          <w:hyperlink w:anchor="_Toc229151535" w:history="1">
+            <w:r>
+              <w:rPr>
+                <w:rStyle w:val="Hyperlink"/>
+                <w:noProof/>
+              </w:rPr>
+              <w:t>8.2 INSERT Statements</w:t>
+            </w:r>
+            <w:r>
+              <w:rPr>
+                <w:noProof/>
+                <w:webHidden/>
+              </w:rPr>
+              <w:tab/>
+            </w:r>
+            <w:r>
+              <w:rPr>
+                <w:noProof/>
+                <w:webHidden/>
+              </w:rPr>
+              <w:fldChar w:fldCharType="begin"/>
+            </w:r>
+            <w:r>
+              <w:rPr>
+                <w:noProof/>
+                <w:webHidden/>
+              </w:rPr>
+              <w:instrText xml:space="preserve"> PAGEREF _Toc229151535 \h </w:instrText>
+            </w:r>
+            <w:r>
+              <w:rPr>
+                <w:noProof/>
+                <w:webHidden/>
+              </w:rPr>
+            </w:r>
+            <w:r>
+              <w:rPr>
+                <w:noProof/>
+                <w:webHidden/>
+              </w:rPr>
+              <w:fldChar w:fldCharType="separate"/>
+            </w:r>
+            <w:r>
+              <w:rPr>
+                <w:noProof/>
+                <w:webHidden/>
+              </w:rPr>
+              <w:t>13</w:t>
+            </w:r>
+            <w:r>
+              <w:rPr>
+                <w:noProof/>
+                <w:webHidden/>
+              </w:rPr>
+              <w:fldChar w:fldCharType="end"/>
+            </w:r>
+          </w:hyperlink>
+        </w:p>
+        <w:p>
+          <w:pPr>
+            <w:pStyle w:val="TOC1"/>
+            <w:tabs>
+              <w:tab w:val="right" w:leader="dot" w:pos="9350"/>
+            </w:tabs>
+            <w:rPr>
+              <w:rFonts w:eastAsiaTheme="minorEastAsia"/>
+              <w:noProof/>
+            </w:rPr>
+          </w:pPr>
+          <w:hyperlink w:anchor="_Toc229151536" w:history="1">
+            <w:r>
+              <w:rPr>
+                <w:rStyle w:val="Hyperlink"/>
+                <w:noProof/>
+              </w:rPr>
+              <w:t>9. SQL Queries and Results</w:t>
+            </w:r>
+            <w:r>
+              <w:rPr>
+                <w:noProof/>
+                <w:webHidden/>
+              </w:rPr>
+              <w:tab/>
+            </w:r>
+            <w:r>
+              <w:rPr>
+                <w:noProof/>
+                <w:webHidden/>
+              </w:rPr>
+              <w:fldChar w:fldCharType="begin"/>
+            </w:r>
+            <w:r>
+              <w:rPr>
+                <w:noProof/>
+                <w:webHidden/>
+              </w:rPr>
+              <w:instrText xml:space="preserve"> PAGEREF _Toc229151536 \h </w:instrText>
+            </w:r>
+            <w:r>
+              <w:rPr>
+                <w:noProof/>
+                <w:webHidden/>
+              </w:rPr>
+            </w:r>
+            <w:r>
+              <w:rPr>
+                <w:noProof/>
+                <w:webHidden/>
+              </w:rPr>
+              <w:fldChar w:fldCharType="separate"/>
+            </w:r>
+            <w:r>
+              <w:rPr>
+                <w:noProof/>
+                <w:webHidden/>
+              </w:rPr>
+              <w:t>15</w:t>
+            </w:r>
+            <w:r>
+              <w:rPr>
+                <w:noProof/>
+                <w:webHidden/>
+              </w:rPr>
+              <w:fldChar w:fldCharType="end"/>
+            </w:r>
+          </w:hyperlink>
+        </w:p>
+        <w:p>
+          <w:pPr>
+            <w:pStyle w:val="TOC2"/>
+            <w:tabs>
+              <w:tab w:val="right" w:leader="dot" w:pos="9350"/>
+            </w:tabs>
+            <w:rPr>
+              <w:rFonts w:eastAsiaTheme="minorEastAsia"/>
+              <w:noProof/>
+            </w:rPr>
+          </w:pPr>
+          <w:hyperlink w:anchor="_Toc229151537" w:history="1">
+            <w:r>
+              <w:rPr>
+                <w:rStyle w:val="Hyperlink"/>
+                <w:noProof/>
+              </w:rPr>
+              <w:t>Query 1 — Open Work Orders</w:t>
+            </w:r>
+            <w:r>
+              <w:rPr>
+                <w:noProof/>
+                <w:webHidden/>
+              </w:rPr>
+              <w:tab/>
+            </w:r>
+            <w:r>
+              <w:rPr>
+                <w:noProof/>
+                <w:webHidden/>
+              </w:rPr>
+              <w:fldChar w:fldCharType="begin"/>
+            </w:r>
+            <w:r>
+              <w:rPr>
+                <w:noProof/>
+                <w:webHidden/>
+              </w:rPr>
+              <w:instrText xml:space="preserve"> PAGEREF _Toc229151537 \h </w:instrText>
+            </w:r>
+            <w:r>
+              <w:rPr>
+                <w:noProof/>
+                <w:webHidden/>
+              </w:rPr>
+            </w:r>
+            <w:r>
+              <w:rPr>
+                <w:noProof/>
+                <w:webHidden/>
+              </w:rPr>
+              <w:fldChar w:fldCharType="separate"/>
+            </w:r>
+            <w:r>
+              <w:rPr>
+                <w:noProof/>
+                <w:webHidden/>
+              </w:rPr>
+              <w:t>15</w:t>
+            </w:r>
+            <w:r>
+              <w:rPr>
+                <w:noProof/>
+                <w:webHidden/>
+              </w:rPr>
+              <w:fldChar w:fldCharType="end"/>
+            </w:r>
+          </w:hyperlink>
+        </w:p>
+        <w:p>
+          <w:pPr>
+            <w:pStyle w:val="TOC2"/>
+            <w:tabs>
+              <w:tab w:val="right" w:leader="dot" w:pos="9350"/>
+            </w:tabs>
+            <w:rPr>
+              <w:rFonts w:eastAsiaTheme="minorEastAsia"/>
+              <w:noProof/>
+            </w:rPr>
+          </w:pPr>
+          <w:hyperlink w:anchor="_Toc229151538" w:history="1">
+            <w:r>
+              <w:rPr>
+                <w:rStyle w:val="Hyperlink"/>
+                <w:noProof/>
+              </w:rPr>
+              <w:t>Query 2 — Work Orders by Maintenance Type</w:t>
+            </w:r>
+            <w:r>
+              <w:rPr>
+                <w:noProof/>
+                <w:webHidden/>
+              </w:rPr>
+              <w:tab/>
+            </w:r>
+            <w:r>
+              <w:rPr>
+                <w:noProof/>
+                <w:webHidden/>
+              </w:rPr>
+              <w:fldChar w:fldCharType="begin"/>
+            </w:r>
+            <w:r>
+              <w:rPr>
+                <w:noProof/>
+                <w:webHidden/>
+              </w:rPr>
+              <w:instrText xml:space="preserve"> PAGEREF _Toc229151538 \h </w:instrText>
+            </w:r>
+            <w:r>
+              <w:rPr>
+                <w:noProof/>
+                <w:webHidden/>
+              </w:rPr>
+            </w:r>
+            <w:r>
+              <w:rPr>
+                <w:noProof/>
+                <w:webHidden/>
+              </w:rPr>
+              <w:fldChar w:fldCharType="separate"/>
+            </w:r>
+            <w:r>
+              <w:rPr>
+                <w:noProof/>
+                <w:webHidden/>
+              </w:rPr>
+              <w:t>15</w:t>
+            </w:r>
+            <w:r>
+              <w:rPr>
+                <w:noProof/>
+                <w:webHidden/>
+              </w:rPr>
+              <w:fldChar w:fldCharType="end"/>
+            </w:r>
+          </w:hyperlink>
+        </w:p>
+        <w:p>
+          <w:pPr>
+            <w:pStyle w:val="TOC2"/>
+            <w:tabs>
+              <w:tab w:val="right" w:leader="dot" w:pos="9350"/>
+            </w:tabs>
+            <w:rPr>
+              <w:rFonts w:eastAsiaTheme="minorEastAsia"/>
+              <w:noProof/>
+            </w:rPr>
+          </w:pPr>
+          <w:hyperlink w:anchor="_Toc229151539" w:history="1">
+            <w:r>
+              <w:rPr>
+                <w:rStyle w:val="Hyperlink"/>
+                <w:noProof/>
+              </w:rPr>
+              <w:t>Query 3 — Total Parts Cost per Work Order</w:t>
+            </w:r>
+            <w:r>
+              <w:rPr>
+                <w:noProof/>
+                <w:webHidden/>
+              </w:rPr>
+              <w:tab/>
+            </w:r>
+            <w:r>
+              <w:rPr>
+                <w:noProof/>
+                <w:webHidden/>
+              </w:rPr>
+              <w:fldChar w:fldCharType="begin"/>
+            </w:r>
+            <w:r>
+              <w:rPr>
+                <w:noProof/>
+                <w:webHidden/>
+              </w:rPr>
+              <w:instrText xml:space="preserve"> PAGEREF _Toc229151539 \h </w:instrText>
+            </w:r>
+            <w:r>
+              <w:rPr>
+                <w:noProof/>
+                <w:webHidden/>
+              </w:rPr>
+            </w:r>
+            <w:r>
+              <w:rPr>
+                <w:noProof/>
+                <w:webHidden/>
+              </w:rPr>
+              <w:fldChar w:fldCharType="separate"/>
+            </w:r>
+            <w:r>
+              <w:rPr>
+                <w:noProof/>
+                <w:webHidden/>
+              </w:rPr>
+              <w:t>15</w:t>
+            </w:r>
+            <w:r>
+              <w:rPr>
+                <w:noProof/>
+                <w:webHidden/>
+              </w:rPr>
+              <w:fldChar w:fldCharType="end"/>
+            </w:r>
+          </w:hyperlink>
+        </w:p>
+        <w:p>
+          <w:pPr>
+            <w:pStyle w:val="TOC2"/>
+            <w:tabs>
+              <w:tab w:val="right" w:leader="dot" w:pos="9350"/>
+            </w:tabs>
+            <w:rPr>
+              <w:rFonts w:eastAsiaTheme="minorEastAsia"/>
+              <w:noProof/>
+            </w:rPr>
+          </w:pPr>
+          <w:hyperlink w:anchor="_Toc229151540" w:history="1">
+            <w:r>
+              <w:rPr>
+                <w:rStyle w:val="Hyperlink"/>
+                <w:noProof/>
+              </w:rPr>
+              <w:t>Query 4 — Equipment with Most Work Orders</w:t>
+            </w:r>
+            <w:r>
+              <w:rPr>
+                <w:noProof/>
+                <w:webHidden/>
+              </w:rPr>
+              <w:tab/>
+            </w:r>
+            <w:r>
+              <w:rPr>
+                <w:noProof/>
+                <w:webHidden/>
+              </w:rPr>
+              <w:fldChar w:fldCharType="begin"/>
+            </w:r>
+            <w:r>
+              <w:rPr>
+                <w:noProof/>
+                <w:webHidden/>
+              </w:rPr>
+              <w:instrText xml:space="preserve"> PAGEREF _Toc229151540 \h </w:instrText>
+            </w:r>
+            <w:r>
+              <w:rPr>
+                <w:noProof/>
+                <w:webHidden/>
+              </w:rPr>
+            </w:r>
+            <w:r>
+              <w:rPr>
+                <w:noProof/>
+                <w:webHidden/>
+              </w:rPr>
+              <w:fldChar w:fldCharType="separate"/>
+            </w:r>
+            <w:r>
+              <w:rPr>
+                <w:noProof/>
+                <w:webHidden/>
+              </w:rPr>
+              <w:t>15</w:t>
+            </w:r>
+            <w:r>
+              <w:rPr>
+                <w:noProof/>
+                <w:webHidden/>
+              </w:rPr>
+              <w:fldChar w:fldCharType="end"/>
+            </w:r>
+          </w:hyperlink>
+        </w:p>
+        <w:p>
+          <w:pPr>
+            <w:pStyle w:val="TOC2"/>
+            <w:tabs>
+              <w:tab w:val="right" w:leader="dot" w:pos="9350"/>
+            </w:tabs>
+            <w:rPr>
+              <w:rFonts w:eastAsiaTheme="minorEastAsia"/>
+              <w:noProof/>
+            </w:rPr>
+          </w:pPr>
+          <w:hyperlink w:anchor="_Toc229151541" w:history="1">
+            <w:r>
+              <w:rPr>
+                <w:rStyle w:val="Hyperlink"/>
+                <w:noProof/>
+              </w:rPr>
+              <w:t>Query 5 — Parts Below Minimum Quantity</w:t>
+            </w:r>
+            <w:r>
+              <w:rPr>
+                <w:noProof/>
+                <w:webHidden/>
+              </w:rPr>
+              <w:tab/>
+            </w:r>
+            <w:r>
+              <w:rPr>
+                <w:noProof/>
+                <w:webHidden/>
+              </w:rPr>
+              <w:fldChar w:fldCharType="begin"/>
+            </w:r>
+            <w:r>
+              <w:rPr>
+                <w:noProof/>
+                <w:webHidden/>
+              </w:rPr>
+              <w:instrText xml:space="preserve"> PAGEREF _Toc229151541 \h </w:instrText>
+            </w:r>
+            <w:r>
+              <w:rPr>
+                <w:noProof/>
+                <w:webHidden/>
+              </w:rPr>
+            </w:r>
+            <w:r>
+              <w:rPr>
+                <w:noProof/>
+                <w:webHidden/>
+              </w:rPr>
+              <w:fldChar w:fldCharType="separate"/>
+            </w:r>
+            <w:r>
+              <w:rPr>
+                <w:noProof/>
+                <w:webHidden/>
+              </w:rPr>
+              <w:t>16</w:t>
+            </w:r>
+            <w:r>
+              <w:rPr>
+                <w:noProof/>
+                <w:webHidden/>
+              </w:rPr>
+              <w:fldChar w:fldCharType="end"/>
+            </w:r>
+          </w:hyperlink>
+        </w:p>
+        <w:p>
+          <w:pPr>
+            <w:pStyle w:val="TOC1"/>
+            <w:tabs>
+              <w:tab w:val="right" w:leader="dot" w:pos="9350"/>
+            </w:tabs>
+            <w:rPr>
+              <w:rFonts w:eastAsiaTheme="minorEastAsia"/>
+              <w:noProof/>
+            </w:rPr>
+          </w:pPr>
+          <w:hyperlink w:anchor="_Toc229151542" w:history="1">
+            <w:r>
+              <w:rPr>
+                <w:rStyle w:val="Hyperlink"/>
+                <w:noProof/>
+              </w:rPr>
+              <w:t>10. Conclusion</w:t>
+            </w:r>
+            <w:r>
+              <w:rPr>
+                <w:noProof/>
+                <w:webHidden/>
+              </w:rPr>
+              <w:tab/>
+            </w:r>
+            <w:r>
+              <w:rPr>
+                <w:noProof/>
+                <w:webHidden/>
+              </w:rPr>
+              <w:fldChar w:fldCharType="begin"/>
+            </w:r>
+            <w:r>
+              <w:rPr>
+                <w:noProof/>
+                <w:webHidden/>
+              </w:rPr>
+              <w:instrText xml:space="preserve"> PAGEREF _Toc229151542 \h </w:instrText>
+            </w:r>
+            <w:r>
+              <w:rPr>
+                <w:noProof/>
+                <w:webHidden/>
+              </w:rPr>
+            </w:r>
+            <w:r>
+              <w:rPr>
+                <w:noProof/>
+                <w:webHidden/>
+              </w:rPr>
+              <w:fldChar w:fldCharType="separate"/>
+            </w:r>
+            <w:r>
+              <w:rPr>
+                <w:noProof/>
+                <w:webHidden/>
+              </w:rPr>
+              <w:t>16</w:t>
             </w:r>
             <w:r>
               <w:rPr>
@@ -1065,7 +2187,7 @@
       <w:pPr>
         <w:pStyle w:val="Heading1"/>
       </w:pPr>
-      <w:bookmarkStart w:id="0" w:name="_Toc228277307"/>
+      <w:bookmarkStart w:id="0" w:name="_Toc229151523"/>
       <w:r>
         <w:lastRenderedPageBreak/>
         <w:t>1. Team Roles and Responsibilities</w:t>
@@ -1332,7 +2454,7 @@
       <w:pPr>
         <w:pStyle w:val="Heading1"/>
       </w:pPr>
-      <w:bookmarkStart w:id="1" w:name="_Toc228277308"/>
+      <w:bookmarkStart w:id="1" w:name="_Toc229151524"/>
       <w:r>
         <w:t>2. Project Overview</w:t>
       </w:r>
@@ -1432,7 +2554,7 @@
       <w:pPr>
         <w:pStyle w:val="Heading1"/>
       </w:pPr>
-      <w:bookmarkStart w:id="2" w:name="_Toc228277309"/>
+      <w:bookmarkStart w:id="2" w:name="_Toc229151525"/>
       <w:r>
         <w:lastRenderedPageBreak/>
         <w:t>3. System Description</w:t>
@@ -1441,7 +2563,15 @@
     </w:p>
     <w:p>
       <w:r>
-        <w:t>The system represents a structured approach to managing maintenance operations within a plant. Each piece of equipment is located in a specific plant area and may require maintenance over time.</w:t>
+        <w:t xml:space="preserve">The system represents a structured approach to managing maintenance operations within a plant. Each piece of equipment </w:t>
+      </w:r>
+      <w:proofErr w:type="gramStart"/>
+      <w:r>
+        <w:t>is located in</w:t>
+      </w:r>
+      <w:proofErr w:type="gramEnd"/>
+      <w:r>
+        <w:t xml:space="preserve"> a specific plant area and may require maintenance over time.</w:t>
       </w:r>
     </w:p>
     <w:p>
@@ -1457,7 +2587,23 @@
         </w:numPr>
       </w:pPr>
       <w:r>
-        <w:t xml:space="preserve">A work order is created for a specific piece of equipment </w:t>
+        <w:t xml:space="preserve">A work order </w:t>
+      </w:r>
+      <w:proofErr w:type="gramStart"/>
+      <w:r>
+        <w:t>is</w:t>
+      </w:r>
+      <w:proofErr w:type="gramEnd"/>
+      <w:r>
+        <w:t xml:space="preserve"> </w:t>
+      </w:r>
+      <w:proofErr w:type="gramStart"/>
+      <w:r>
+        <w:t>created</w:t>
+      </w:r>
+      <w:proofErr w:type="gramEnd"/>
+      <w:r>
+        <w:t xml:space="preserve"> for a specific piece of equipment </w:t>
       </w:r>
     </w:p>
     <w:p>
@@ -1586,7 +2732,7 @@
       <w:pPr>
         <w:pStyle w:val="Heading1"/>
       </w:pPr>
-      <w:bookmarkStart w:id="3" w:name="_Toc228277310"/>
+      <w:bookmarkStart w:id="3" w:name="_Toc229151526"/>
       <w:r>
         <w:lastRenderedPageBreak/>
         <w:t>4. Assumptions and Business Rules</w:t>
@@ -1807,7 +2953,15 @@
         </w:numPr>
       </w:pPr>
       <w:r>
-        <w:t xml:space="preserve">Each technician can work on many work orders. </w:t>
+        <w:t xml:space="preserve">Each technician can work on </w:t>
+      </w:r>
+      <w:proofErr w:type="gramStart"/>
+      <w:r>
+        <w:t>many work</w:t>
+      </w:r>
+      <w:proofErr w:type="gramEnd"/>
+      <w:r>
+        <w:t xml:space="preserve"> orders. </w:t>
       </w:r>
     </w:p>
     <w:p>
@@ -1863,10 +3017,12 @@
       <w:pPr>
         <w:pStyle w:val="Heading1"/>
       </w:pPr>
+      <w:bookmarkStart w:id="4" w:name="_Toc229151527"/>
       <w:r>
         <w:lastRenderedPageBreak/>
         <w:t>5. Entity Relationship Diagram (ERD)</w:t>
       </w:r>
+      <w:bookmarkEnd w:id="4"/>
     </w:p>
     <w:p>
       <w:r>
@@ -1930,20 +3086,3914 @@
     </w:p>
     <w:p>
       <w:pPr>
+        <w:pStyle w:val="Heading2"/>
+      </w:pPr>
+      <w:bookmarkStart w:id="5" w:name="_Toc229151528"/>
+      <w:r>
+        <w:lastRenderedPageBreak/>
+        <w:t xml:space="preserve">5.1 </w:t>
+      </w:r>
+      <w:r>
+        <w:t>Data Dictionary</w:t>
+      </w:r>
+    </w:p>
+    <w:tbl>
+      <w:tblPr>
+        <w:tblStyle w:val="GridTable5Dark-Accent1"/>
+        <w:tblW w:w="9335" w:type="dxa"/>
+        <w:tblLayout w:type="fixed"/>
+        <w:tblLook w:val="04A0" w:firstRow="1" w:lastRow="0" w:firstColumn="1" w:lastColumn="0" w:noHBand="0" w:noVBand="1"/>
+      </w:tblPr>
+      <w:tblGrid>
+        <w:gridCol w:w="2878"/>
+        <w:gridCol w:w="2389"/>
+        <w:gridCol w:w="4068"/>
+      </w:tblGrid>
+      <w:tr>
+        <w:trPr>
+          <w:cnfStyle w:val="100000000000" w:firstRow="1" w:lastRow="0" w:firstColumn="0" w:lastColumn="0" w:oddVBand="0" w:evenVBand="0" w:oddHBand="0" w:evenHBand="0" w:firstRowFirstColumn="0" w:firstRowLastColumn="0" w:lastRowFirstColumn="0" w:lastRowLastColumn="0"/>
+        </w:trPr>
+        <w:tc>
+          <w:tcPr>
+            <w:cnfStyle w:val="001000000000" w:firstRow="0" w:lastRow="0" w:firstColumn="1" w:lastColumn="0" w:oddVBand="0" w:evenVBand="0" w:oddHBand="0" w:evenHBand="0" w:firstRowFirstColumn="0" w:firstRowLastColumn="0" w:lastRowFirstColumn="0" w:lastRowLastColumn="0"/>
+            <w:tcW w:w="2878" w:type="dxa"/>
+            <w:hideMark/>
+          </w:tcPr>
+          <w:p>
+            <w:pPr>
+              <w:jc w:val="center"/>
+              <w:rPr>
+                <w:rFonts w:ascii="Times New Roman" w:eastAsia="Times New Roman" w:hAnsi="Times New Roman" w:cs="Times New Roman"/>
+                <w:kern w:val="0"/>
+                <w14:ligatures w14:val="none"/>
+              </w:rPr>
+            </w:pPr>
+            <w:r>
+              <w:rPr>
+                <w:rFonts w:ascii="Times New Roman" w:eastAsia="Times New Roman" w:hAnsi="Times New Roman" w:cs="Times New Roman"/>
+                <w:kern w:val="0"/>
+                <w14:ligatures w14:val="none"/>
+              </w:rPr>
+              <w:t>Table</w:t>
+            </w:r>
+          </w:p>
+        </w:tc>
+        <w:tc>
+          <w:tcPr>
+            <w:tcW w:w="2389" w:type="dxa"/>
+            <w:hideMark/>
+          </w:tcPr>
+          <w:p>
+            <w:pPr>
+              <w:jc w:val="center"/>
+              <w:cnfStyle w:val="100000000000" w:firstRow="1" w:lastRow="0" w:firstColumn="0" w:lastColumn="0" w:oddVBand="0" w:evenVBand="0" w:oddHBand="0" w:evenHBand="0" w:firstRowFirstColumn="0" w:firstRowLastColumn="0" w:lastRowFirstColumn="0" w:lastRowLastColumn="0"/>
+              <w:rPr>
+                <w:rFonts w:ascii="Times New Roman" w:eastAsia="Times New Roman" w:hAnsi="Times New Roman" w:cs="Times New Roman"/>
+                <w:kern w:val="0"/>
+                <w14:ligatures w14:val="none"/>
+              </w:rPr>
+            </w:pPr>
+            <w:r>
+              <w:rPr>
+                <w:rFonts w:ascii="Times New Roman" w:eastAsia="Times New Roman" w:hAnsi="Times New Roman" w:cs="Times New Roman"/>
+                <w:kern w:val="0"/>
+                <w14:ligatures w14:val="none"/>
+              </w:rPr>
+              <w:t>Attribute</w:t>
+            </w:r>
+          </w:p>
+        </w:tc>
+        <w:tc>
+          <w:tcPr>
+            <w:tcW w:w="4068" w:type="dxa"/>
+            <w:hideMark/>
+          </w:tcPr>
+          <w:p>
+            <w:pPr>
+              <w:jc w:val="center"/>
+              <w:cnfStyle w:val="100000000000" w:firstRow="1" w:lastRow="0" w:firstColumn="0" w:lastColumn="0" w:oddVBand="0" w:evenVBand="0" w:oddHBand="0" w:evenHBand="0" w:firstRowFirstColumn="0" w:firstRowLastColumn="0" w:lastRowFirstColumn="0" w:lastRowLastColumn="0"/>
+              <w:rPr>
+                <w:rFonts w:ascii="Times New Roman" w:eastAsia="Times New Roman" w:hAnsi="Times New Roman" w:cs="Times New Roman"/>
+                <w:kern w:val="0"/>
+                <w14:ligatures w14:val="none"/>
+              </w:rPr>
+            </w:pPr>
+            <w:r>
+              <w:rPr>
+                <w:rFonts w:ascii="Times New Roman" w:eastAsia="Times New Roman" w:hAnsi="Times New Roman" w:cs="Times New Roman"/>
+                <w:kern w:val="0"/>
+                <w14:ligatures w14:val="none"/>
+              </w:rPr>
+              <w:t>Description</w:t>
+            </w:r>
+          </w:p>
+        </w:tc>
+      </w:tr>
+      <w:tr>
+        <w:trPr>
+          <w:cnfStyle w:val="000000100000" w:firstRow="0" w:lastRow="0" w:firstColumn="0" w:lastColumn="0" w:oddVBand="0" w:evenVBand="0" w:oddHBand="1" w:evenHBand="0" w:firstRowFirstColumn="0" w:firstRowLastColumn="0" w:lastRowFirstColumn="0" w:lastRowLastColumn="0"/>
+        </w:trPr>
+        <w:tc>
+          <w:tcPr>
+            <w:cnfStyle w:val="001000000000" w:firstRow="0" w:lastRow="0" w:firstColumn="1" w:lastColumn="0" w:oddVBand="0" w:evenVBand="0" w:oddHBand="0" w:evenHBand="0" w:firstRowFirstColumn="0" w:firstRowLastColumn="0" w:lastRowFirstColumn="0" w:lastRowLastColumn="0"/>
+            <w:tcW w:w="2878" w:type="dxa"/>
+            <w:hideMark/>
+          </w:tcPr>
+          <w:p>
+            <w:pPr>
+              <w:rPr>
+                <w:rFonts w:ascii="Consolas" w:eastAsia="Times New Roman" w:hAnsi="Consolas" w:cs="Times New Roman"/>
+                <w:kern w:val="0"/>
+                <w:sz w:val="22"/>
+                <w:szCs w:val="22"/>
+                <w14:ligatures w14:val="none"/>
+              </w:rPr>
+            </w:pPr>
+            <w:r>
+              <w:rPr>
+                <w:rFonts w:ascii="Consolas" w:eastAsia="Times New Roman" w:hAnsi="Consolas" w:cs="Times New Roman"/>
+                <w:kern w:val="0"/>
+                <w:sz w:val="22"/>
+                <w:szCs w:val="22"/>
+                <w14:ligatures w14:val="none"/>
+              </w:rPr>
+              <w:t>PLANT_AREA</w:t>
+            </w:r>
+          </w:p>
+        </w:tc>
+        <w:tc>
+          <w:tcPr>
+            <w:tcW w:w="2389" w:type="dxa"/>
+            <w:hideMark/>
+          </w:tcPr>
+          <w:p>
+            <w:pPr>
+              <w:cnfStyle w:val="000000100000" w:firstRow="0" w:lastRow="0" w:firstColumn="0" w:lastColumn="0" w:oddVBand="0" w:evenVBand="0" w:oddHBand="1" w:evenHBand="0" w:firstRowFirstColumn="0" w:firstRowLastColumn="0" w:lastRowFirstColumn="0" w:lastRowLastColumn="0"/>
+              <w:rPr>
+                <w:rFonts w:ascii="Times New Roman" w:eastAsia="Times New Roman" w:hAnsi="Times New Roman" w:cs="Times New Roman"/>
+                <w:kern w:val="0"/>
+                <w14:ligatures w14:val="none"/>
+              </w:rPr>
+            </w:pPr>
+            <w:proofErr w:type="spellStart"/>
+            <w:r>
+              <w:rPr>
+                <w:rFonts w:ascii="Times New Roman" w:eastAsia="Times New Roman" w:hAnsi="Times New Roman" w:cs="Times New Roman"/>
+                <w:kern w:val="0"/>
+                <w14:ligatures w14:val="none"/>
+              </w:rPr>
+              <w:t>area_id</w:t>
+            </w:r>
+            <w:proofErr w:type="spellEnd"/>
+          </w:p>
+        </w:tc>
+        <w:tc>
+          <w:tcPr>
+            <w:tcW w:w="4068" w:type="dxa"/>
+            <w:hideMark/>
+          </w:tcPr>
+          <w:p>
+            <w:pPr>
+              <w:cnfStyle w:val="000000100000" w:firstRow="0" w:lastRow="0" w:firstColumn="0" w:lastColumn="0" w:oddVBand="0" w:evenVBand="0" w:oddHBand="1" w:evenHBand="0" w:firstRowFirstColumn="0" w:firstRowLastColumn="0" w:lastRowFirstColumn="0" w:lastRowLastColumn="0"/>
+              <w:rPr>
+                <w:rFonts w:ascii="Times New Roman" w:eastAsia="Times New Roman" w:hAnsi="Times New Roman" w:cs="Times New Roman"/>
+                <w:kern w:val="0"/>
+                <w14:ligatures w14:val="none"/>
+              </w:rPr>
+            </w:pPr>
+            <w:r>
+              <w:rPr>
+                <w:rFonts w:ascii="Times New Roman" w:eastAsia="Times New Roman" w:hAnsi="Times New Roman" w:cs="Times New Roman"/>
+                <w:kern w:val="0"/>
+                <w14:ligatures w14:val="none"/>
+              </w:rPr>
+              <w:t>Unique identifier for plant area</w:t>
+            </w:r>
+          </w:p>
+        </w:tc>
+      </w:tr>
+      <w:tr>
+        <w:tc>
+          <w:tcPr>
+            <w:cnfStyle w:val="001000000000" w:firstRow="0" w:lastRow="0" w:firstColumn="1" w:lastColumn="0" w:oddVBand="0" w:evenVBand="0" w:oddHBand="0" w:evenHBand="0" w:firstRowFirstColumn="0" w:firstRowLastColumn="0" w:lastRowFirstColumn="0" w:lastRowLastColumn="0"/>
+            <w:tcW w:w="2878" w:type="dxa"/>
+            <w:hideMark/>
+          </w:tcPr>
+          <w:p>
+            <w:pPr>
+              <w:rPr>
+                <w:rFonts w:ascii="Consolas" w:eastAsia="Times New Roman" w:hAnsi="Consolas" w:cs="Times New Roman"/>
+                <w:kern w:val="0"/>
+                <w:sz w:val="22"/>
+                <w:szCs w:val="22"/>
+                <w14:ligatures w14:val="none"/>
+              </w:rPr>
+            </w:pPr>
+            <w:r>
+              <w:rPr>
+                <w:rFonts w:ascii="Consolas" w:eastAsia="Times New Roman" w:hAnsi="Consolas" w:cs="Times New Roman"/>
+                <w:kern w:val="0"/>
+                <w:sz w:val="22"/>
+                <w:szCs w:val="22"/>
+                <w14:ligatures w14:val="none"/>
+              </w:rPr>
+              <w:t>PLANT_AREA</w:t>
+            </w:r>
+          </w:p>
+        </w:tc>
+        <w:tc>
+          <w:tcPr>
+            <w:tcW w:w="2389" w:type="dxa"/>
+            <w:hideMark/>
+          </w:tcPr>
+          <w:p>
+            <w:pPr>
+              <w:cnfStyle w:val="000000000000" w:firstRow="0" w:lastRow="0" w:firstColumn="0" w:lastColumn="0" w:oddVBand="0" w:evenVBand="0" w:oddHBand="0" w:evenHBand="0" w:firstRowFirstColumn="0" w:firstRowLastColumn="0" w:lastRowFirstColumn="0" w:lastRowLastColumn="0"/>
+              <w:rPr>
+                <w:rFonts w:ascii="Times New Roman" w:eastAsia="Times New Roman" w:hAnsi="Times New Roman" w:cs="Times New Roman"/>
+                <w:kern w:val="0"/>
+                <w14:ligatures w14:val="none"/>
+              </w:rPr>
+            </w:pPr>
+            <w:proofErr w:type="spellStart"/>
+            <w:r>
+              <w:rPr>
+                <w:rFonts w:ascii="Times New Roman" w:eastAsia="Times New Roman" w:hAnsi="Times New Roman" w:cs="Times New Roman"/>
+                <w:kern w:val="0"/>
+                <w14:ligatures w14:val="none"/>
+              </w:rPr>
+              <w:t>area_name</w:t>
+            </w:r>
+            <w:proofErr w:type="spellEnd"/>
+          </w:p>
+        </w:tc>
+        <w:tc>
+          <w:tcPr>
+            <w:tcW w:w="4068" w:type="dxa"/>
+            <w:hideMark/>
+          </w:tcPr>
+          <w:p>
+            <w:pPr>
+              <w:cnfStyle w:val="000000000000" w:firstRow="0" w:lastRow="0" w:firstColumn="0" w:lastColumn="0" w:oddVBand="0" w:evenVBand="0" w:oddHBand="0" w:evenHBand="0" w:firstRowFirstColumn="0" w:firstRowLastColumn="0" w:lastRowFirstColumn="0" w:lastRowLastColumn="0"/>
+              <w:rPr>
+                <w:rFonts w:ascii="Times New Roman" w:eastAsia="Times New Roman" w:hAnsi="Times New Roman" w:cs="Times New Roman"/>
+                <w:kern w:val="0"/>
+                <w14:ligatures w14:val="none"/>
+              </w:rPr>
+            </w:pPr>
+            <w:r>
+              <w:rPr>
+                <w:rFonts w:ascii="Times New Roman" w:eastAsia="Times New Roman" w:hAnsi="Times New Roman" w:cs="Times New Roman"/>
+                <w:kern w:val="0"/>
+                <w14:ligatures w14:val="none"/>
+              </w:rPr>
+              <w:t>Name of plant area</w:t>
+            </w:r>
+          </w:p>
+        </w:tc>
+      </w:tr>
+      <w:tr>
+        <w:trPr>
+          <w:cnfStyle w:val="000000100000" w:firstRow="0" w:lastRow="0" w:firstColumn="0" w:lastColumn="0" w:oddVBand="0" w:evenVBand="0" w:oddHBand="1" w:evenHBand="0" w:firstRowFirstColumn="0" w:firstRowLastColumn="0" w:lastRowFirstColumn="0" w:lastRowLastColumn="0"/>
+        </w:trPr>
+        <w:tc>
+          <w:tcPr>
+            <w:cnfStyle w:val="001000000000" w:firstRow="0" w:lastRow="0" w:firstColumn="1" w:lastColumn="0" w:oddVBand="0" w:evenVBand="0" w:oddHBand="0" w:evenHBand="0" w:firstRowFirstColumn="0" w:firstRowLastColumn="0" w:lastRowFirstColumn="0" w:lastRowLastColumn="0"/>
+            <w:tcW w:w="2878" w:type="dxa"/>
+            <w:hideMark/>
+          </w:tcPr>
+          <w:p>
+            <w:pPr>
+              <w:rPr>
+                <w:rFonts w:ascii="Consolas" w:eastAsia="Times New Roman" w:hAnsi="Consolas" w:cs="Times New Roman"/>
+                <w:kern w:val="0"/>
+                <w:sz w:val="22"/>
+                <w:szCs w:val="22"/>
+                <w14:ligatures w14:val="none"/>
+              </w:rPr>
+            </w:pPr>
+            <w:r>
+              <w:rPr>
+                <w:rFonts w:ascii="Consolas" w:eastAsia="Times New Roman" w:hAnsi="Consolas" w:cs="Times New Roman"/>
+                <w:kern w:val="0"/>
+                <w:sz w:val="22"/>
+                <w:szCs w:val="22"/>
+                <w14:ligatures w14:val="none"/>
+              </w:rPr>
+              <w:t>PLANT_AREA</w:t>
+            </w:r>
+          </w:p>
+        </w:tc>
+        <w:tc>
+          <w:tcPr>
+            <w:tcW w:w="2389" w:type="dxa"/>
+            <w:hideMark/>
+          </w:tcPr>
+          <w:p>
+            <w:pPr>
+              <w:cnfStyle w:val="000000100000" w:firstRow="0" w:lastRow="0" w:firstColumn="0" w:lastColumn="0" w:oddVBand="0" w:evenVBand="0" w:oddHBand="1" w:evenHBand="0" w:firstRowFirstColumn="0" w:firstRowLastColumn="0" w:lastRowFirstColumn="0" w:lastRowLastColumn="0"/>
+              <w:rPr>
+                <w:rFonts w:ascii="Times New Roman" w:eastAsia="Times New Roman" w:hAnsi="Times New Roman" w:cs="Times New Roman"/>
+                <w:kern w:val="0"/>
+                <w14:ligatures w14:val="none"/>
+              </w:rPr>
+            </w:pPr>
+            <w:proofErr w:type="spellStart"/>
+            <w:r>
+              <w:rPr>
+                <w:rFonts w:ascii="Times New Roman" w:eastAsia="Times New Roman" w:hAnsi="Times New Roman" w:cs="Times New Roman"/>
+                <w:kern w:val="0"/>
+                <w14:ligatures w14:val="none"/>
+              </w:rPr>
+              <w:t>area_description</w:t>
+            </w:r>
+            <w:proofErr w:type="spellEnd"/>
+          </w:p>
+        </w:tc>
+        <w:tc>
+          <w:tcPr>
+            <w:tcW w:w="4068" w:type="dxa"/>
+            <w:hideMark/>
+          </w:tcPr>
+          <w:p>
+            <w:pPr>
+              <w:cnfStyle w:val="000000100000" w:firstRow="0" w:lastRow="0" w:firstColumn="0" w:lastColumn="0" w:oddVBand="0" w:evenVBand="0" w:oddHBand="1" w:evenHBand="0" w:firstRowFirstColumn="0" w:firstRowLastColumn="0" w:lastRowFirstColumn="0" w:lastRowLastColumn="0"/>
+              <w:rPr>
+                <w:rFonts w:ascii="Times New Roman" w:eastAsia="Times New Roman" w:hAnsi="Times New Roman" w:cs="Times New Roman"/>
+                <w:kern w:val="0"/>
+                <w14:ligatures w14:val="none"/>
+              </w:rPr>
+            </w:pPr>
+            <w:r>
+              <w:rPr>
+                <w:rFonts w:ascii="Times New Roman" w:eastAsia="Times New Roman" w:hAnsi="Times New Roman" w:cs="Times New Roman"/>
+                <w:kern w:val="0"/>
+                <w14:ligatures w14:val="none"/>
+              </w:rPr>
+              <w:t>Description of plant area</w:t>
+            </w:r>
+          </w:p>
+        </w:tc>
+      </w:tr>
+      <w:tr>
+        <w:tc>
+          <w:tcPr>
+            <w:cnfStyle w:val="001000000000" w:firstRow="0" w:lastRow="0" w:firstColumn="1" w:lastColumn="0" w:oddVBand="0" w:evenVBand="0" w:oddHBand="0" w:evenHBand="0" w:firstRowFirstColumn="0" w:firstRowLastColumn="0" w:lastRowFirstColumn="0" w:lastRowLastColumn="0"/>
+            <w:tcW w:w="2878" w:type="dxa"/>
+            <w:hideMark/>
+          </w:tcPr>
+          <w:p>
+            <w:pPr>
+              <w:rPr>
+                <w:rFonts w:ascii="Consolas" w:eastAsia="Times New Roman" w:hAnsi="Consolas" w:cs="Times New Roman"/>
+                <w:kern w:val="0"/>
+                <w:sz w:val="22"/>
+                <w:szCs w:val="22"/>
+                <w14:ligatures w14:val="none"/>
+              </w:rPr>
+            </w:pPr>
+            <w:r>
+              <w:rPr>
+                <w:rFonts w:ascii="Consolas" w:eastAsia="Times New Roman" w:hAnsi="Consolas" w:cs="Times New Roman"/>
+                <w:kern w:val="0"/>
+                <w:sz w:val="22"/>
+                <w:szCs w:val="22"/>
+                <w14:ligatures w14:val="none"/>
+              </w:rPr>
+              <w:t>EQUIPMENT</w:t>
+            </w:r>
+          </w:p>
+        </w:tc>
+        <w:tc>
+          <w:tcPr>
+            <w:tcW w:w="2389" w:type="dxa"/>
+            <w:hideMark/>
+          </w:tcPr>
+          <w:p>
+            <w:pPr>
+              <w:cnfStyle w:val="000000000000" w:firstRow="0" w:lastRow="0" w:firstColumn="0" w:lastColumn="0" w:oddVBand="0" w:evenVBand="0" w:oddHBand="0" w:evenHBand="0" w:firstRowFirstColumn="0" w:firstRowLastColumn="0" w:lastRowFirstColumn="0" w:lastRowLastColumn="0"/>
+              <w:rPr>
+                <w:rFonts w:ascii="Times New Roman" w:eastAsia="Times New Roman" w:hAnsi="Times New Roman" w:cs="Times New Roman"/>
+                <w:kern w:val="0"/>
+                <w14:ligatures w14:val="none"/>
+              </w:rPr>
+            </w:pPr>
+            <w:proofErr w:type="spellStart"/>
+            <w:r>
+              <w:rPr>
+                <w:rFonts w:ascii="Times New Roman" w:eastAsia="Times New Roman" w:hAnsi="Times New Roman" w:cs="Times New Roman"/>
+                <w:kern w:val="0"/>
+                <w14:ligatures w14:val="none"/>
+              </w:rPr>
+              <w:t>equipment_id</w:t>
+            </w:r>
+            <w:proofErr w:type="spellEnd"/>
+          </w:p>
+        </w:tc>
+        <w:tc>
+          <w:tcPr>
+            <w:tcW w:w="4068" w:type="dxa"/>
+            <w:hideMark/>
+          </w:tcPr>
+          <w:p>
+            <w:pPr>
+              <w:cnfStyle w:val="000000000000" w:firstRow="0" w:lastRow="0" w:firstColumn="0" w:lastColumn="0" w:oddVBand="0" w:evenVBand="0" w:oddHBand="0" w:evenHBand="0" w:firstRowFirstColumn="0" w:firstRowLastColumn="0" w:lastRowFirstColumn="0" w:lastRowLastColumn="0"/>
+              <w:rPr>
+                <w:rFonts w:ascii="Times New Roman" w:eastAsia="Times New Roman" w:hAnsi="Times New Roman" w:cs="Times New Roman"/>
+                <w:kern w:val="0"/>
+                <w14:ligatures w14:val="none"/>
+              </w:rPr>
+            </w:pPr>
+            <w:r>
+              <w:rPr>
+                <w:rFonts w:ascii="Times New Roman" w:eastAsia="Times New Roman" w:hAnsi="Times New Roman" w:cs="Times New Roman"/>
+                <w:kern w:val="0"/>
+                <w14:ligatures w14:val="none"/>
+              </w:rPr>
+              <w:t>Unique identifier for equipment</w:t>
+            </w:r>
+          </w:p>
+        </w:tc>
+      </w:tr>
+      <w:tr>
+        <w:trPr>
+          <w:cnfStyle w:val="000000100000" w:firstRow="0" w:lastRow="0" w:firstColumn="0" w:lastColumn="0" w:oddVBand="0" w:evenVBand="0" w:oddHBand="1" w:evenHBand="0" w:firstRowFirstColumn="0" w:firstRowLastColumn="0" w:lastRowFirstColumn="0" w:lastRowLastColumn="0"/>
+        </w:trPr>
+        <w:tc>
+          <w:tcPr>
+            <w:cnfStyle w:val="001000000000" w:firstRow="0" w:lastRow="0" w:firstColumn="1" w:lastColumn="0" w:oddVBand="0" w:evenVBand="0" w:oddHBand="0" w:evenHBand="0" w:firstRowFirstColumn="0" w:firstRowLastColumn="0" w:lastRowFirstColumn="0" w:lastRowLastColumn="0"/>
+            <w:tcW w:w="2878" w:type="dxa"/>
+            <w:hideMark/>
+          </w:tcPr>
+          <w:p>
+            <w:pPr>
+              <w:rPr>
+                <w:rFonts w:ascii="Consolas" w:eastAsia="Times New Roman" w:hAnsi="Consolas" w:cs="Times New Roman"/>
+                <w:kern w:val="0"/>
+                <w:sz w:val="22"/>
+                <w:szCs w:val="22"/>
+                <w14:ligatures w14:val="none"/>
+              </w:rPr>
+            </w:pPr>
+            <w:r>
+              <w:rPr>
+                <w:rFonts w:ascii="Consolas" w:eastAsia="Times New Roman" w:hAnsi="Consolas" w:cs="Times New Roman"/>
+                <w:kern w:val="0"/>
+                <w:sz w:val="22"/>
+                <w:szCs w:val="22"/>
+                <w14:ligatures w14:val="none"/>
+              </w:rPr>
+              <w:t>EQUIPMENT</w:t>
+            </w:r>
+          </w:p>
+        </w:tc>
+        <w:tc>
+          <w:tcPr>
+            <w:tcW w:w="2389" w:type="dxa"/>
+            <w:hideMark/>
+          </w:tcPr>
+          <w:p>
+            <w:pPr>
+              <w:cnfStyle w:val="000000100000" w:firstRow="0" w:lastRow="0" w:firstColumn="0" w:lastColumn="0" w:oddVBand="0" w:evenVBand="0" w:oddHBand="1" w:evenHBand="0" w:firstRowFirstColumn="0" w:firstRowLastColumn="0" w:lastRowFirstColumn="0" w:lastRowLastColumn="0"/>
+              <w:rPr>
+                <w:rFonts w:ascii="Times New Roman" w:eastAsia="Times New Roman" w:hAnsi="Times New Roman" w:cs="Times New Roman"/>
+                <w:kern w:val="0"/>
+                <w14:ligatures w14:val="none"/>
+              </w:rPr>
+            </w:pPr>
+            <w:proofErr w:type="spellStart"/>
+            <w:r>
+              <w:rPr>
+                <w:rFonts w:ascii="Times New Roman" w:eastAsia="Times New Roman" w:hAnsi="Times New Roman" w:cs="Times New Roman"/>
+                <w:kern w:val="0"/>
+                <w14:ligatures w14:val="none"/>
+              </w:rPr>
+              <w:t>equipment_name</w:t>
+            </w:r>
+            <w:proofErr w:type="spellEnd"/>
+          </w:p>
+        </w:tc>
+        <w:tc>
+          <w:tcPr>
+            <w:tcW w:w="4068" w:type="dxa"/>
+            <w:hideMark/>
+          </w:tcPr>
+          <w:p>
+            <w:pPr>
+              <w:cnfStyle w:val="000000100000" w:firstRow="0" w:lastRow="0" w:firstColumn="0" w:lastColumn="0" w:oddVBand="0" w:evenVBand="0" w:oddHBand="1" w:evenHBand="0" w:firstRowFirstColumn="0" w:firstRowLastColumn="0" w:lastRowFirstColumn="0" w:lastRowLastColumn="0"/>
+              <w:rPr>
+                <w:rFonts w:ascii="Times New Roman" w:eastAsia="Times New Roman" w:hAnsi="Times New Roman" w:cs="Times New Roman"/>
+                <w:kern w:val="0"/>
+                <w14:ligatures w14:val="none"/>
+              </w:rPr>
+            </w:pPr>
+            <w:r>
+              <w:rPr>
+                <w:rFonts w:ascii="Times New Roman" w:eastAsia="Times New Roman" w:hAnsi="Times New Roman" w:cs="Times New Roman"/>
+                <w:kern w:val="0"/>
+                <w14:ligatures w14:val="none"/>
+              </w:rPr>
+              <w:t>Name of equipment</w:t>
+            </w:r>
+          </w:p>
+        </w:tc>
+      </w:tr>
+      <w:tr>
+        <w:tc>
+          <w:tcPr>
+            <w:cnfStyle w:val="001000000000" w:firstRow="0" w:lastRow="0" w:firstColumn="1" w:lastColumn="0" w:oddVBand="0" w:evenVBand="0" w:oddHBand="0" w:evenHBand="0" w:firstRowFirstColumn="0" w:firstRowLastColumn="0" w:lastRowFirstColumn="0" w:lastRowLastColumn="0"/>
+            <w:tcW w:w="2878" w:type="dxa"/>
+            <w:hideMark/>
+          </w:tcPr>
+          <w:p>
+            <w:pPr>
+              <w:rPr>
+                <w:rFonts w:ascii="Consolas" w:eastAsia="Times New Roman" w:hAnsi="Consolas" w:cs="Times New Roman"/>
+                <w:kern w:val="0"/>
+                <w:sz w:val="22"/>
+                <w:szCs w:val="22"/>
+                <w14:ligatures w14:val="none"/>
+              </w:rPr>
+            </w:pPr>
+            <w:r>
+              <w:rPr>
+                <w:rFonts w:ascii="Consolas" w:eastAsia="Times New Roman" w:hAnsi="Consolas" w:cs="Times New Roman"/>
+                <w:kern w:val="0"/>
+                <w:sz w:val="22"/>
+                <w:szCs w:val="22"/>
+                <w14:ligatures w14:val="none"/>
+              </w:rPr>
+              <w:t>EQUIPMENT</w:t>
+            </w:r>
+          </w:p>
+        </w:tc>
+        <w:tc>
+          <w:tcPr>
+            <w:tcW w:w="2389" w:type="dxa"/>
+            <w:hideMark/>
+          </w:tcPr>
+          <w:p>
+            <w:pPr>
+              <w:cnfStyle w:val="000000000000" w:firstRow="0" w:lastRow="0" w:firstColumn="0" w:lastColumn="0" w:oddVBand="0" w:evenVBand="0" w:oddHBand="0" w:evenHBand="0" w:firstRowFirstColumn="0" w:firstRowLastColumn="0" w:lastRowFirstColumn="0" w:lastRowLastColumn="0"/>
+              <w:rPr>
+                <w:rFonts w:ascii="Times New Roman" w:eastAsia="Times New Roman" w:hAnsi="Times New Roman" w:cs="Times New Roman"/>
+                <w:kern w:val="0"/>
+                <w14:ligatures w14:val="none"/>
+              </w:rPr>
+            </w:pPr>
+            <w:proofErr w:type="spellStart"/>
+            <w:r>
+              <w:rPr>
+                <w:rFonts w:ascii="Times New Roman" w:eastAsia="Times New Roman" w:hAnsi="Times New Roman" w:cs="Times New Roman"/>
+                <w:kern w:val="0"/>
+                <w14:ligatures w14:val="none"/>
+              </w:rPr>
+              <w:t>equipment_type</w:t>
+            </w:r>
+            <w:proofErr w:type="spellEnd"/>
+          </w:p>
+        </w:tc>
+        <w:tc>
+          <w:tcPr>
+            <w:tcW w:w="4068" w:type="dxa"/>
+            <w:hideMark/>
+          </w:tcPr>
+          <w:p>
+            <w:pPr>
+              <w:cnfStyle w:val="000000000000" w:firstRow="0" w:lastRow="0" w:firstColumn="0" w:lastColumn="0" w:oddVBand="0" w:evenVBand="0" w:oddHBand="0" w:evenHBand="0" w:firstRowFirstColumn="0" w:firstRowLastColumn="0" w:lastRowFirstColumn="0" w:lastRowLastColumn="0"/>
+              <w:rPr>
+                <w:rFonts w:ascii="Times New Roman" w:eastAsia="Times New Roman" w:hAnsi="Times New Roman" w:cs="Times New Roman"/>
+                <w:kern w:val="0"/>
+                <w14:ligatures w14:val="none"/>
+              </w:rPr>
+            </w:pPr>
+            <w:r>
+              <w:rPr>
+                <w:rFonts w:ascii="Times New Roman" w:eastAsia="Times New Roman" w:hAnsi="Times New Roman" w:cs="Times New Roman"/>
+                <w:kern w:val="0"/>
+                <w14:ligatures w14:val="none"/>
+              </w:rPr>
+              <w:t>Type/category of equipment</w:t>
+            </w:r>
+          </w:p>
+        </w:tc>
+      </w:tr>
+      <w:tr>
+        <w:trPr>
+          <w:cnfStyle w:val="000000100000" w:firstRow="0" w:lastRow="0" w:firstColumn="0" w:lastColumn="0" w:oddVBand="0" w:evenVBand="0" w:oddHBand="1" w:evenHBand="0" w:firstRowFirstColumn="0" w:firstRowLastColumn="0" w:lastRowFirstColumn="0" w:lastRowLastColumn="0"/>
+        </w:trPr>
+        <w:tc>
+          <w:tcPr>
+            <w:cnfStyle w:val="001000000000" w:firstRow="0" w:lastRow="0" w:firstColumn="1" w:lastColumn="0" w:oddVBand="0" w:evenVBand="0" w:oddHBand="0" w:evenHBand="0" w:firstRowFirstColumn="0" w:firstRowLastColumn="0" w:lastRowFirstColumn="0" w:lastRowLastColumn="0"/>
+            <w:tcW w:w="2878" w:type="dxa"/>
+            <w:hideMark/>
+          </w:tcPr>
+          <w:p>
+            <w:pPr>
+              <w:rPr>
+                <w:rFonts w:ascii="Consolas" w:eastAsia="Times New Roman" w:hAnsi="Consolas" w:cs="Times New Roman"/>
+                <w:kern w:val="0"/>
+                <w:sz w:val="22"/>
+                <w:szCs w:val="22"/>
+                <w14:ligatures w14:val="none"/>
+              </w:rPr>
+            </w:pPr>
+            <w:r>
+              <w:rPr>
+                <w:rFonts w:ascii="Consolas" w:eastAsia="Times New Roman" w:hAnsi="Consolas" w:cs="Times New Roman"/>
+                <w:kern w:val="0"/>
+                <w:sz w:val="22"/>
+                <w:szCs w:val="22"/>
+                <w14:ligatures w14:val="none"/>
+              </w:rPr>
+              <w:t>EQUIPMENT</w:t>
+            </w:r>
+          </w:p>
+        </w:tc>
+        <w:tc>
+          <w:tcPr>
+            <w:tcW w:w="2389" w:type="dxa"/>
+            <w:hideMark/>
+          </w:tcPr>
+          <w:p>
+            <w:pPr>
+              <w:cnfStyle w:val="000000100000" w:firstRow="0" w:lastRow="0" w:firstColumn="0" w:lastColumn="0" w:oddVBand="0" w:evenVBand="0" w:oddHBand="1" w:evenHBand="0" w:firstRowFirstColumn="0" w:firstRowLastColumn="0" w:lastRowFirstColumn="0" w:lastRowLastColumn="0"/>
+              <w:rPr>
+                <w:rFonts w:ascii="Times New Roman" w:eastAsia="Times New Roman" w:hAnsi="Times New Roman" w:cs="Times New Roman"/>
+                <w:kern w:val="0"/>
+                <w14:ligatures w14:val="none"/>
+              </w:rPr>
+            </w:pPr>
+            <w:proofErr w:type="spellStart"/>
+            <w:r>
+              <w:rPr>
+                <w:rFonts w:ascii="Times New Roman" w:eastAsia="Times New Roman" w:hAnsi="Times New Roman" w:cs="Times New Roman"/>
+                <w:kern w:val="0"/>
+                <w14:ligatures w14:val="none"/>
+              </w:rPr>
+              <w:t>installation_date</w:t>
+            </w:r>
+            <w:proofErr w:type="spellEnd"/>
+          </w:p>
+        </w:tc>
+        <w:tc>
+          <w:tcPr>
+            <w:tcW w:w="4068" w:type="dxa"/>
+            <w:hideMark/>
+          </w:tcPr>
+          <w:p>
+            <w:pPr>
+              <w:cnfStyle w:val="000000100000" w:firstRow="0" w:lastRow="0" w:firstColumn="0" w:lastColumn="0" w:oddVBand="0" w:evenVBand="0" w:oddHBand="1" w:evenHBand="0" w:firstRowFirstColumn="0" w:firstRowLastColumn="0" w:lastRowFirstColumn="0" w:lastRowLastColumn="0"/>
+              <w:rPr>
+                <w:rFonts w:ascii="Times New Roman" w:eastAsia="Times New Roman" w:hAnsi="Times New Roman" w:cs="Times New Roman"/>
+                <w:kern w:val="0"/>
+                <w14:ligatures w14:val="none"/>
+              </w:rPr>
+            </w:pPr>
+            <w:r>
+              <w:rPr>
+                <w:rFonts w:ascii="Times New Roman" w:eastAsia="Times New Roman" w:hAnsi="Times New Roman" w:cs="Times New Roman"/>
+                <w:kern w:val="0"/>
+                <w14:ligatures w14:val="none"/>
+              </w:rPr>
+              <w:t>Date equipment was installed</w:t>
+            </w:r>
+          </w:p>
+        </w:tc>
+      </w:tr>
+      <w:tr>
+        <w:tc>
+          <w:tcPr>
+            <w:cnfStyle w:val="001000000000" w:firstRow="0" w:lastRow="0" w:firstColumn="1" w:lastColumn="0" w:oddVBand="0" w:evenVBand="0" w:oddHBand="0" w:evenHBand="0" w:firstRowFirstColumn="0" w:firstRowLastColumn="0" w:lastRowFirstColumn="0" w:lastRowLastColumn="0"/>
+            <w:tcW w:w="2878" w:type="dxa"/>
+            <w:hideMark/>
+          </w:tcPr>
+          <w:p>
+            <w:pPr>
+              <w:rPr>
+                <w:rFonts w:ascii="Consolas" w:eastAsia="Times New Roman" w:hAnsi="Consolas" w:cs="Times New Roman"/>
+                <w:kern w:val="0"/>
+                <w:sz w:val="22"/>
+                <w:szCs w:val="22"/>
+                <w14:ligatures w14:val="none"/>
+              </w:rPr>
+            </w:pPr>
+            <w:r>
+              <w:rPr>
+                <w:rFonts w:ascii="Consolas" w:eastAsia="Times New Roman" w:hAnsi="Consolas" w:cs="Times New Roman"/>
+                <w:kern w:val="0"/>
+                <w:sz w:val="22"/>
+                <w:szCs w:val="22"/>
+                <w14:ligatures w14:val="none"/>
+              </w:rPr>
+              <w:t>EQUIPMENT</w:t>
+            </w:r>
+          </w:p>
+        </w:tc>
+        <w:tc>
+          <w:tcPr>
+            <w:tcW w:w="2389" w:type="dxa"/>
+            <w:hideMark/>
+          </w:tcPr>
+          <w:p>
+            <w:pPr>
+              <w:cnfStyle w:val="000000000000" w:firstRow="0" w:lastRow="0" w:firstColumn="0" w:lastColumn="0" w:oddVBand="0" w:evenVBand="0" w:oddHBand="0" w:evenHBand="0" w:firstRowFirstColumn="0" w:firstRowLastColumn="0" w:lastRowFirstColumn="0" w:lastRowLastColumn="0"/>
+              <w:rPr>
+                <w:rFonts w:ascii="Times New Roman" w:eastAsia="Times New Roman" w:hAnsi="Times New Roman" w:cs="Times New Roman"/>
+                <w:kern w:val="0"/>
+                <w14:ligatures w14:val="none"/>
+              </w:rPr>
+            </w:pPr>
+            <w:proofErr w:type="spellStart"/>
+            <w:r>
+              <w:rPr>
+                <w:rFonts w:ascii="Times New Roman" w:eastAsia="Times New Roman" w:hAnsi="Times New Roman" w:cs="Times New Roman"/>
+                <w:kern w:val="0"/>
+                <w14:ligatures w14:val="none"/>
+              </w:rPr>
+              <w:t>equipment_status</w:t>
+            </w:r>
+            <w:proofErr w:type="spellEnd"/>
+          </w:p>
+        </w:tc>
+        <w:tc>
+          <w:tcPr>
+            <w:tcW w:w="4068" w:type="dxa"/>
+            <w:hideMark/>
+          </w:tcPr>
+          <w:p>
+            <w:pPr>
+              <w:cnfStyle w:val="000000000000" w:firstRow="0" w:lastRow="0" w:firstColumn="0" w:lastColumn="0" w:oddVBand="0" w:evenVBand="0" w:oddHBand="0" w:evenHBand="0" w:firstRowFirstColumn="0" w:firstRowLastColumn="0" w:lastRowFirstColumn="0" w:lastRowLastColumn="0"/>
+              <w:rPr>
+                <w:rFonts w:ascii="Times New Roman" w:eastAsia="Times New Roman" w:hAnsi="Times New Roman" w:cs="Times New Roman"/>
+                <w:kern w:val="0"/>
+                <w14:ligatures w14:val="none"/>
+              </w:rPr>
+            </w:pPr>
+            <w:r>
+              <w:rPr>
+                <w:rFonts w:ascii="Times New Roman" w:eastAsia="Times New Roman" w:hAnsi="Times New Roman" w:cs="Times New Roman"/>
+                <w:kern w:val="0"/>
+                <w14:ligatures w14:val="none"/>
+              </w:rPr>
+              <w:t>Current operational status</w:t>
+            </w:r>
+          </w:p>
+        </w:tc>
+      </w:tr>
+      <w:tr>
+        <w:trPr>
+          <w:cnfStyle w:val="000000100000" w:firstRow="0" w:lastRow="0" w:firstColumn="0" w:lastColumn="0" w:oddVBand="0" w:evenVBand="0" w:oddHBand="1" w:evenHBand="0" w:firstRowFirstColumn="0" w:firstRowLastColumn="0" w:lastRowFirstColumn="0" w:lastRowLastColumn="0"/>
+        </w:trPr>
+        <w:tc>
+          <w:tcPr>
+            <w:cnfStyle w:val="001000000000" w:firstRow="0" w:lastRow="0" w:firstColumn="1" w:lastColumn="0" w:oddVBand="0" w:evenVBand="0" w:oddHBand="0" w:evenHBand="0" w:firstRowFirstColumn="0" w:firstRowLastColumn="0" w:lastRowFirstColumn="0" w:lastRowLastColumn="0"/>
+            <w:tcW w:w="2878" w:type="dxa"/>
+            <w:hideMark/>
+          </w:tcPr>
+          <w:p>
+            <w:pPr>
+              <w:rPr>
+                <w:rFonts w:ascii="Consolas" w:eastAsia="Times New Roman" w:hAnsi="Consolas" w:cs="Times New Roman"/>
+                <w:kern w:val="0"/>
+                <w:sz w:val="22"/>
+                <w:szCs w:val="22"/>
+                <w14:ligatures w14:val="none"/>
+              </w:rPr>
+            </w:pPr>
+            <w:r>
+              <w:rPr>
+                <w:rFonts w:ascii="Consolas" w:eastAsia="Times New Roman" w:hAnsi="Consolas" w:cs="Times New Roman"/>
+                <w:kern w:val="0"/>
+                <w:sz w:val="22"/>
+                <w:szCs w:val="22"/>
+                <w14:ligatures w14:val="none"/>
+              </w:rPr>
+              <w:t>EQUIPMENT</w:t>
+            </w:r>
+          </w:p>
+        </w:tc>
+        <w:tc>
+          <w:tcPr>
+            <w:tcW w:w="2389" w:type="dxa"/>
+            <w:hideMark/>
+          </w:tcPr>
+          <w:p>
+            <w:pPr>
+              <w:cnfStyle w:val="000000100000" w:firstRow="0" w:lastRow="0" w:firstColumn="0" w:lastColumn="0" w:oddVBand="0" w:evenVBand="0" w:oddHBand="1" w:evenHBand="0" w:firstRowFirstColumn="0" w:firstRowLastColumn="0" w:lastRowFirstColumn="0" w:lastRowLastColumn="0"/>
+              <w:rPr>
+                <w:rFonts w:ascii="Times New Roman" w:eastAsia="Times New Roman" w:hAnsi="Times New Roman" w:cs="Times New Roman"/>
+                <w:kern w:val="0"/>
+                <w14:ligatures w14:val="none"/>
+              </w:rPr>
+            </w:pPr>
+            <w:proofErr w:type="spellStart"/>
+            <w:r>
+              <w:rPr>
+                <w:rFonts w:ascii="Times New Roman" w:eastAsia="Times New Roman" w:hAnsi="Times New Roman" w:cs="Times New Roman"/>
+                <w:kern w:val="0"/>
+                <w14:ligatures w14:val="none"/>
+              </w:rPr>
+              <w:t>area_id</w:t>
+            </w:r>
+            <w:proofErr w:type="spellEnd"/>
+          </w:p>
+        </w:tc>
+        <w:tc>
+          <w:tcPr>
+            <w:tcW w:w="4068" w:type="dxa"/>
+            <w:hideMark/>
+          </w:tcPr>
+          <w:p>
+            <w:pPr>
+              <w:cnfStyle w:val="000000100000" w:firstRow="0" w:lastRow="0" w:firstColumn="0" w:lastColumn="0" w:oddVBand="0" w:evenVBand="0" w:oddHBand="1" w:evenHBand="0" w:firstRowFirstColumn="0" w:firstRowLastColumn="0" w:lastRowFirstColumn="0" w:lastRowLastColumn="0"/>
+              <w:rPr>
+                <w:rFonts w:ascii="Times New Roman" w:eastAsia="Times New Roman" w:hAnsi="Times New Roman" w:cs="Times New Roman"/>
+                <w:kern w:val="0"/>
+                <w14:ligatures w14:val="none"/>
+              </w:rPr>
+            </w:pPr>
+            <w:r>
+              <w:rPr>
+                <w:rFonts w:ascii="Times New Roman" w:eastAsia="Times New Roman" w:hAnsi="Times New Roman" w:cs="Times New Roman"/>
+                <w:kern w:val="0"/>
+                <w14:ligatures w14:val="none"/>
+              </w:rPr>
+              <w:t xml:space="preserve">References </w:t>
+            </w:r>
+            <w:proofErr w:type="gramStart"/>
+            <w:r>
+              <w:rPr>
+                <w:rFonts w:ascii="Times New Roman" w:eastAsia="Times New Roman" w:hAnsi="Times New Roman" w:cs="Times New Roman"/>
+                <w:kern w:val="0"/>
+                <w14:ligatures w14:val="none"/>
+              </w:rPr>
+              <w:t>associated</w:t>
+            </w:r>
+            <w:proofErr w:type="gramEnd"/>
+            <w:r>
+              <w:rPr>
+                <w:rFonts w:ascii="Times New Roman" w:eastAsia="Times New Roman" w:hAnsi="Times New Roman" w:cs="Times New Roman"/>
+                <w:kern w:val="0"/>
+                <w14:ligatures w14:val="none"/>
+              </w:rPr>
+              <w:t xml:space="preserve"> plant area</w:t>
+            </w:r>
+          </w:p>
+        </w:tc>
+      </w:tr>
+      <w:tr>
+        <w:tc>
+          <w:tcPr>
+            <w:cnfStyle w:val="001000000000" w:firstRow="0" w:lastRow="0" w:firstColumn="1" w:lastColumn="0" w:oddVBand="0" w:evenVBand="0" w:oddHBand="0" w:evenHBand="0" w:firstRowFirstColumn="0" w:firstRowLastColumn="0" w:lastRowFirstColumn="0" w:lastRowLastColumn="0"/>
+            <w:tcW w:w="2878" w:type="dxa"/>
+            <w:hideMark/>
+          </w:tcPr>
+          <w:p>
+            <w:pPr>
+              <w:rPr>
+                <w:rFonts w:ascii="Consolas" w:eastAsia="Times New Roman" w:hAnsi="Consolas" w:cs="Times New Roman"/>
+                <w:kern w:val="0"/>
+                <w:sz w:val="22"/>
+                <w:szCs w:val="22"/>
+                <w14:ligatures w14:val="none"/>
+              </w:rPr>
+            </w:pPr>
+            <w:r>
+              <w:rPr>
+                <w:rFonts w:ascii="Consolas" w:eastAsia="Times New Roman" w:hAnsi="Consolas" w:cs="Times New Roman"/>
+                <w:kern w:val="0"/>
+                <w:sz w:val="22"/>
+                <w:szCs w:val="22"/>
+                <w14:ligatures w14:val="none"/>
+              </w:rPr>
+              <w:t>MAINTENANCE_TYPE</w:t>
+            </w:r>
+          </w:p>
+        </w:tc>
+        <w:tc>
+          <w:tcPr>
+            <w:tcW w:w="2389" w:type="dxa"/>
+            <w:hideMark/>
+          </w:tcPr>
+          <w:p>
+            <w:pPr>
+              <w:cnfStyle w:val="000000000000" w:firstRow="0" w:lastRow="0" w:firstColumn="0" w:lastColumn="0" w:oddVBand="0" w:evenVBand="0" w:oddHBand="0" w:evenHBand="0" w:firstRowFirstColumn="0" w:firstRowLastColumn="0" w:lastRowFirstColumn="0" w:lastRowLastColumn="0"/>
+              <w:rPr>
+                <w:rFonts w:ascii="Times New Roman" w:eastAsia="Times New Roman" w:hAnsi="Times New Roman" w:cs="Times New Roman"/>
+                <w:kern w:val="0"/>
+                <w14:ligatures w14:val="none"/>
+              </w:rPr>
+            </w:pPr>
+            <w:proofErr w:type="spellStart"/>
+            <w:r>
+              <w:rPr>
+                <w:rFonts w:ascii="Times New Roman" w:eastAsia="Times New Roman" w:hAnsi="Times New Roman" w:cs="Times New Roman"/>
+                <w:kern w:val="0"/>
+                <w14:ligatures w14:val="none"/>
+              </w:rPr>
+              <w:t>maintenance_type_id</w:t>
+            </w:r>
+            <w:proofErr w:type="spellEnd"/>
+          </w:p>
+        </w:tc>
+        <w:tc>
+          <w:tcPr>
+            <w:tcW w:w="4068" w:type="dxa"/>
+            <w:hideMark/>
+          </w:tcPr>
+          <w:p>
+            <w:pPr>
+              <w:cnfStyle w:val="000000000000" w:firstRow="0" w:lastRow="0" w:firstColumn="0" w:lastColumn="0" w:oddVBand="0" w:evenVBand="0" w:oddHBand="0" w:evenHBand="0" w:firstRowFirstColumn="0" w:firstRowLastColumn="0" w:lastRowFirstColumn="0" w:lastRowLastColumn="0"/>
+              <w:rPr>
+                <w:rFonts w:ascii="Times New Roman" w:eastAsia="Times New Roman" w:hAnsi="Times New Roman" w:cs="Times New Roman"/>
+                <w:kern w:val="0"/>
+                <w14:ligatures w14:val="none"/>
+              </w:rPr>
+            </w:pPr>
+            <w:r>
+              <w:rPr>
+                <w:rFonts w:ascii="Times New Roman" w:eastAsia="Times New Roman" w:hAnsi="Times New Roman" w:cs="Times New Roman"/>
+                <w:kern w:val="0"/>
+                <w14:ligatures w14:val="none"/>
+              </w:rPr>
+              <w:t>Unique identifier for maintenance type</w:t>
+            </w:r>
+          </w:p>
+        </w:tc>
+      </w:tr>
+      <w:tr>
+        <w:trPr>
+          <w:cnfStyle w:val="000000100000" w:firstRow="0" w:lastRow="0" w:firstColumn="0" w:lastColumn="0" w:oddVBand="0" w:evenVBand="0" w:oddHBand="1" w:evenHBand="0" w:firstRowFirstColumn="0" w:firstRowLastColumn="0" w:lastRowFirstColumn="0" w:lastRowLastColumn="0"/>
+        </w:trPr>
+        <w:tc>
+          <w:tcPr>
+            <w:cnfStyle w:val="001000000000" w:firstRow="0" w:lastRow="0" w:firstColumn="1" w:lastColumn="0" w:oddVBand="0" w:evenVBand="0" w:oddHBand="0" w:evenHBand="0" w:firstRowFirstColumn="0" w:firstRowLastColumn="0" w:lastRowFirstColumn="0" w:lastRowLastColumn="0"/>
+            <w:tcW w:w="2878" w:type="dxa"/>
+            <w:hideMark/>
+          </w:tcPr>
+          <w:p>
+            <w:pPr>
+              <w:rPr>
+                <w:rFonts w:ascii="Consolas" w:eastAsia="Times New Roman" w:hAnsi="Consolas" w:cs="Times New Roman"/>
+                <w:kern w:val="0"/>
+                <w:sz w:val="22"/>
+                <w:szCs w:val="22"/>
+                <w14:ligatures w14:val="none"/>
+              </w:rPr>
+            </w:pPr>
+            <w:r>
+              <w:rPr>
+                <w:rFonts w:ascii="Consolas" w:eastAsia="Times New Roman" w:hAnsi="Consolas" w:cs="Times New Roman"/>
+                <w:kern w:val="0"/>
+                <w:sz w:val="22"/>
+                <w:szCs w:val="22"/>
+                <w14:ligatures w14:val="none"/>
+              </w:rPr>
+              <w:t>MAINTENANCE_TYPE</w:t>
+            </w:r>
+          </w:p>
+        </w:tc>
+        <w:tc>
+          <w:tcPr>
+            <w:tcW w:w="2389" w:type="dxa"/>
+            <w:hideMark/>
+          </w:tcPr>
+          <w:p>
+            <w:pPr>
+              <w:cnfStyle w:val="000000100000" w:firstRow="0" w:lastRow="0" w:firstColumn="0" w:lastColumn="0" w:oddVBand="0" w:evenVBand="0" w:oddHBand="1" w:evenHBand="0" w:firstRowFirstColumn="0" w:firstRowLastColumn="0" w:lastRowFirstColumn="0" w:lastRowLastColumn="0"/>
+              <w:rPr>
+                <w:rFonts w:ascii="Times New Roman" w:eastAsia="Times New Roman" w:hAnsi="Times New Roman" w:cs="Times New Roman"/>
+                <w:kern w:val="0"/>
+                <w14:ligatures w14:val="none"/>
+              </w:rPr>
+            </w:pPr>
+            <w:proofErr w:type="spellStart"/>
+            <w:r>
+              <w:rPr>
+                <w:rFonts w:ascii="Times New Roman" w:eastAsia="Times New Roman" w:hAnsi="Times New Roman" w:cs="Times New Roman"/>
+                <w:kern w:val="0"/>
+                <w14:ligatures w14:val="none"/>
+              </w:rPr>
+              <w:t>type_name</w:t>
+            </w:r>
+            <w:proofErr w:type="spellEnd"/>
+          </w:p>
+        </w:tc>
+        <w:tc>
+          <w:tcPr>
+            <w:tcW w:w="4068" w:type="dxa"/>
+            <w:hideMark/>
+          </w:tcPr>
+          <w:p>
+            <w:pPr>
+              <w:cnfStyle w:val="000000100000" w:firstRow="0" w:lastRow="0" w:firstColumn="0" w:lastColumn="0" w:oddVBand="0" w:evenVBand="0" w:oddHBand="1" w:evenHBand="0" w:firstRowFirstColumn="0" w:firstRowLastColumn="0" w:lastRowFirstColumn="0" w:lastRowLastColumn="0"/>
+              <w:rPr>
+                <w:rFonts w:ascii="Times New Roman" w:eastAsia="Times New Roman" w:hAnsi="Times New Roman" w:cs="Times New Roman"/>
+                <w:kern w:val="0"/>
+                <w14:ligatures w14:val="none"/>
+              </w:rPr>
+            </w:pPr>
+            <w:r>
+              <w:rPr>
+                <w:rFonts w:ascii="Times New Roman" w:eastAsia="Times New Roman" w:hAnsi="Times New Roman" w:cs="Times New Roman"/>
+                <w:kern w:val="0"/>
+                <w14:ligatures w14:val="none"/>
+              </w:rPr>
+              <w:t>Name of maintenance type</w:t>
+            </w:r>
+          </w:p>
+        </w:tc>
+      </w:tr>
+      <w:tr>
+        <w:tc>
+          <w:tcPr>
+            <w:cnfStyle w:val="001000000000" w:firstRow="0" w:lastRow="0" w:firstColumn="1" w:lastColumn="0" w:oddVBand="0" w:evenVBand="0" w:oddHBand="0" w:evenHBand="0" w:firstRowFirstColumn="0" w:firstRowLastColumn="0" w:lastRowFirstColumn="0" w:lastRowLastColumn="0"/>
+            <w:tcW w:w="2878" w:type="dxa"/>
+            <w:hideMark/>
+          </w:tcPr>
+          <w:p>
+            <w:pPr>
+              <w:rPr>
+                <w:rFonts w:ascii="Consolas" w:eastAsia="Times New Roman" w:hAnsi="Consolas" w:cs="Times New Roman"/>
+                <w:kern w:val="0"/>
+                <w:sz w:val="22"/>
+                <w:szCs w:val="22"/>
+                <w14:ligatures w14:val="none"/>
+              </w:rPr>
+            </w:pPr>
+            <w:r>
+              <w:rPr>
+                <w:rFonts w:ascii="Consolas" w:eastAsia="Times New Roman" w:hAnsi="Consolas" w:cs="Times New Roman"/>
+                <w:kern w:val="0"/>
+                <w:sz w:val="22"/>
+                <w:szCs w:val="22"/>
+                <w14:ligatures w14:val="none"/>
+              </w:rPr>
+              <w:t>MAINTENANCE_TYPE</w:t>
+            </w:r>
+          </w:p>
+        </w:tc>
+        <w:tc>
+          <w:tcPr>
+            <w:tcW w:w="2389" w:type="dxa"/>
+            <w:hideMark/>
+          </w:tcPr>
+          <w:p>
+            <w:pPr>
+              <w:cnfStyle w:val="000000000000" w:firstRow="0" w:lastRow="0" w:firstColumn="0" w:lastColumn="0" w:oddVBand="0" w:evenVBand="0" w:oddHBand="0" w:evenHBand="0" w:firstRowFirstColumn="0" w:firstRowLastColumn="0" w:lastRowFirstColumn="0" w:lastRowLastColumn="0"/>
+              <w:rPr>
+                <w:rFonts w:ascii="Times New Roman" w:eastAsia="Times New Roman" w:hAnsi="Times New Roman" w:cs="Times New Roman"/>
+                <w:kern w:val="0"/>
+                <w14:ligatures w14:val="none"/>
+              </w:rPr>
+            </w:pPr>
+            <w:proofErr w:type="spellStart"/>
+            <w:r>
+              <w:rPr>
+                <w:rFonts w:ascii="Times New Roman" w:eastAsia="Times New Roman" w:hAnsi="Times New Roman" w:cs="Times New Roman"/>
+                <w:kern w:val="0"/>
+                <w14:ligatures w14:val="none"/>
+              </w:rPr>
+              <w:t>type_description</w:t>
+            </w:r>
+            <w:proofErr w:type="spellEnd"/>
+          </w:p>
+        </w:tc>
+        <w:tc>
+          <w:tcPr>
+            <w:tcW w:w="4068" w:type="dxa"/>
+            <w:hideMark/>
+          </w:tcPr>
+          <w:p>
+            <w:pPr>
+              <w:cnfStyle w:val="000000000000" w:firstRow="0" w:lastRow="0" w:firstColumn="0" w:lastColumn="0" w:oddVBand="0" w:evenVBand="0" w:oddHBand="0" w:evenHBand="0" w:firstRowFirstColumn="0" w:firstRowLastColumn="0" w:lastRowFirstColumn="0" w:lastRowLastColumn="0"/>
+              <w:rPr>
+                <w:rFonts w:ascii="Times New Roman" w:eastAsia="Times New Roman" w:hAnsi="Times New Roman" w:cs="Times New Roman"/>
+                <w:kern w:val="0"/>
+                <w14:ligatures w14:val="none"/>
+              </w:rPr>
+            </w:pPr>
+            <w:r>
+              <w:rPr>
+                <w:rFonts w:ascii="Times New Roman" w:eastAsia="Times New Roman" w:hAnsi="Times New Roman" w:cs="Times New Roman"/>
+                <w:kern w:val="0"/>
+                <w14:ligatures w14:val="none"/>
+              </w:rPr>
+              <w:t>Description of maintenance type</w:t>
+            </w:r>
+          </w:p>
+        </w:tc>
+      </w:tr>
+      <w:tr>
+        <w:trPr>
+          <w:cnfStyle w:val="000000100000" w:firstRow="0" w:lastRow="0" w:firstColumn="0" w:lastColumn="0" w:oddVBand="0" w:evenVBand="0" w:oddHBand="1" w:evenHBand="0" w:firstRowFirstColumn="0" w:firstRowLastColumn="0" w:lastRowFirstColumn="0" w:lastRowLastColumn="0"/>
+        </w:trPr>
+        <w:tc>
+          <w:tcPr>
+            <w:cnfStyle w:val="001000000000" w:firstRow="0" w:lastRow="0" w:firstColumn="1" w:lastColumn="0" w:oddVBand="0" w:evenVBand="0" w:oddHBand="0" w:evenHBand="0" w:firstRowFirstColumn="0" w:firstRowLastColumn="0" w:lastRowFirstColumn="0" w:lastRowLastColumn="0"/>
+            <w:tcW w:w="2878" w:type="dxa"/>
+            <w:hideMark/>
+          </w:tcPr>
+          <w:p>
+            <w:pPr>
+              <w:rPr>
+                <w:rFonts w:ascii="Consolas" w:eastAsia="Times New Roman" w:hAnsi="Consolas" w:cs="Times New Roman"/>
+                <w:kern w:val="0"/>
+                <w:sz w:val="22"/>
+                <w:szCs w:val="22"/>
+                <w14:ligatures w14:val="none"/>
+              </w:rPr>
+            </w:pPr>
+            <w:r>
+              <w:rPr>
+                <w:rFonts w:ascii="Consolas" w:eastAsia="Times New Roman" w:hAnsi="Consolas" w:cs="Times New Roman"/>
+                <w:kern w:val="0"/>
+                <w:sz w:val="22"/>
+                <w:szCs w:val="22"/>
+                <w14:ligatures w14:val="none"/>
+              </w:rPr>
+              <w:t>WORK_ORDER</w:t>
+            </w:r>
+          </w:p>
+        </w:tc>
+        <w:tc>
+          <w:tcPr>
+            <w:tcW w:w="2389" w:type="dxa"/>
+            <w:hideMark/>
+          </w:tcPr>
+          <w:p>
+            <w:pPr>
+              <w:cnfStyle w:val="000000100000" w:firstRow="0" w:lastRow="0" w:firstColumn="0" w:lastColumn="0" w:oddVBand="0" w:evenVBand="0" w:oddHBand="1" w:evenHBand="0" w:firstRowFirstColumn="0" w:firstRowLastColumn="0" w:lastRowFirstColumn="0" w:lastRowLastColumn="0"/>
+              <w:rPr>
+                <w:rFonts w:ascii="Times New Roman" w:eastAsia="Times New Roman" w:hAnsi="Times New Roman" w:cs="Times New Roman"/>
+                <w:kern w:val="0"/>
+                <w14:ligatures w14:val="none"/>
+              </w:rPr>
+            </w:pPr>
+            <w:proofErr w:type="spellStart"/>
+            <w:r>
+              <w:rPr>
+                <w:rFonts w:ascii="Times New Roman" w:eastAsia="Times New Roman" w:hAnsi="Times New Roman" w:cs="Times New Roman"/>
+                <w:kern w:val="0"/>
+                <w14:ligatures w14:val="none"/>
+              </w:rPr>
+              <w:t>work_order_id</w:t>
+            </w:r>
+            <w:proofErr w:type="spellEnd"/>
+          </w:p>
+        </w:tc>
+        <w:tc>
+          <w:tcPr>
+            <w:tcW w:w="4068" w:type="dxa"/>
+            <w:hideMark/>
+          </w:tcPr>
+          <w:p>
+            <w:pPr>
+              <w:cnfStyle w:val="000000100000" w:firstRow="0" w:lastRow="0" w:firstColumn="0" w:lastColumn="0" w:oddVBand="0" w:evenVBand="0" w:oddHBand="1" w:evenHBand="0" w:firstRowFirstColumn="0" w:firstRowLastColumn="0" w:lastRowFirstColumn="0" w:lastRowLastColumn="0"/>
+              <w:rPr>
+                <w:rFonts w:ascii="Times New Roman" w:eastAsia="Times New Roman" w:hAnsi="Times New Roman" w:cs="Times New Roman"/>
+                <w:kern w:val="0"/>
+                <w14:ligatures w14:val="none"/>
+              </w:rPr>
+            </w:pPr>
+            <w:r>
+              <w:rPr>
+                <w:rFonts w:ascii="Times New Roman" w:eastAsia="Times New Roman" w:hAnsi="Times New Roman" w:cs="Times New Roman"/>
+                <w:kern w:val="0"/>
+                <w14:ligatures w14:val="none"/>
+              </w:rPr>
+              <w:t>Unique identifier for work order</w:t>
+            </w:r>
+          </w:p>
+        </w:tc>
+      </w:tr>
+      <w:tr>
+        <w:tc>
+          <w:tcPr>
+            <w:cnfStyle w:val="001000000000" w:firstRow="0" w:lastRow="0" w:firstColumn="1" w:lastColumn="0" w:oddVBand="0" w:evenVBand="0" w:oddHBand="0" w:evenHBand="0" w:firstRowFirstColumn="0" w:firstRowLastColumn="0" w:lastRowFirstColumn="0" w:lastRowLastColumn="0"/>
+            <w:tcW w:w="2878" w:type="dxa"/>
+            <w:hideMark/>
+          </w:tcPr>
+          <w:p>
+            <w:pPr>
+              <w:rPr>
+                <w:rFonts w:ascii="Consolas" w:eastAsia="Times New Roman" w:hAnsi="Consolas" w:cs="Times New Roman"/>
+                <w:kern w:val="0"/>
+                <w:sz w:val="22"/>
+                <w:szCs w:val="22"/>
+                <w14:ligatures w14:val="none"/>
+              </w:rPr>
+            </w:pPr>
+            <w:r>
+              <w:rPr>
+                <w:rFonts w:ascii="Consolas" w:eastAsia="Times New Roman" w:hAnsi="Consolas" w:cs="Times New Roman"/>
+                <w:kern w:val="0"/>
+                <w:sz w:val="22"/>
+                <w:szCs w:val="22"/>
+                <w14:ligatures w14:val="none"/>
+              </w:rPr>
+              <w:t>WORK_ORDER</w:t>
+            </w:r>
+          </w:p>
+        </w:tc>
+        <w:tc>
+          <w:tcPr>
+            <w:tcW w:w="2389" w:type="dxa"/>
+            <w:hideMark/>
+          </w:tcPr>
+          <w:p>
+            <w:pPr>
+              <w:cnfStyle w:val="000000000000" w:firstRow="0" w:lastRow="0" w:firstColumn="0" w:lastColumn="0" w:oddVBand="0" w:evenVBand="0" w:oddHBand="0" w:evenHBand="0" w:firstRowFirstColumn="0" w:firstRowLastColumn="0" w:lastRowFirstColumn="0" w:lastRowLastColumn="0"/>
+              <w:rPr>
+                <w:rFonts w:ascii="Times New Roman" w:eastAsia="Times New Roman" w:hAnsi="Times New Roman" w:cs="Times New Roman"/>
+                <w:kern w:val="0"/>
+                <w14:ligatures w14:val="none"/>
+              </w:rPr>
+            </w:pPr>
+            <w:proofErr w:type="spellStart"/>
+            <w:r>
+              <w:rPr>
+                <w:rFonts w:ascii="Times New Roman" w:eastAsia="Times New Roman" w:hAnsi="Times New Roman" w:cs="Times New Roman"/>
+                <w:kern w:val="0"/>
+                <w14:ligatures w14:val="none"/>
+              </w:rPr>
+              <w:t>request_date</w:t>
+            </w:r>
+            <w:proofErr w:type="spellEnd"/>
+          </w:p>
+        </w:tc>
+        <w:tc>
+          <w:tcPr>
+            <w:tcW w:w="4068" w:type="dxa"/>
+            <w:hideMark/>
+          </w:tcPr>
+          <w:p>
+            <w:pPr>
+              <w:cnfStyle w:val="000000000000" w:firstRow="0" w:lastRow="0" w:firstColumn="0" w:lastColumn="0" w:oddVBand="0" w:evenVBand="0" w:oddHBand="0" w:evenHBand="0" w:firstRowFirstColumn="0" w:firstRowLastColumn="0" w:lastRowFirstColumn="0" w:lastRowLastColumn="0"/>
+              <w:rPr>
+                <w:rFonts w:ascii="Times New Roman" w:eastAsia="Times New Roman" w:hAnsi="Times New Roman" w:cs="Times New Roman"/>
+                <w:kern w:val="0"/>
+                <w14:ligatures w14:val="none"/>
+              </w:rPr>
+            </w:pPr>
+            <w:r>
+              <w:rPr>
+                <w:rFonts w:ascii="Times New Roman" w:eastAsia="Times New Roman" w:hAnsi="Times New Roman" w:cs="Times New Roman"/>
+                <w:kern w:val="0"/>
+                <w14:ligatures w14:val="none"/>
+              </w:rPr>
+              <w:t>Date maintenance request was created</w:t>
+            </w:r>
+          </w:p>
+        </w:tc>
+      </w:tr>
+      <w:tr>
+        <w:trPr>
+          <w:cnfStyle w:val="000000100000" w:firstRow="0" w:lastRow="0" w:firstColumn="0" w:lastColumn="0" w:oddVBand="0" w:evenVBand="0" w:oddHBand="1" w:evenHBand="0" w:firstRowFirstColumn="0" w:firstRowLastColumn="0" w:lastRowFirstColumn="0" w:lastRowLastColumn="0"/>
+        </w:trPr>
+        <w:tc>
+          <w:tcPr>
+            <w:cnfStyle w:val="001000000000" w:firstRow="0" w:lastRow="0" w:firstColumn="1" w:lastColumn="0" w:oddVBand="0" w:evenVBand="0" w:oddHBand="0" w:evenHBand="0" w:firstRowFirstColumn="0" w:firstRowLastColumn="0" w:lastRowFirstColumn="0" w:lastRowLastColumn="0"/>
+            <w:tcW w:w="2878" w:type="dxa"/>
+            <w:hideMark/>
+          </w:tcPr>
+          <w:p>
+            <w:pPr>
+              <w:rPr>
+                <w:rFonts w:ascii="Consolas" w:eastAsia="Times New Roman" w:hAnsi="Consolas" w:cs="Times New Roman"/>
+                <w:kern w:val="0"/>
+                <w:sz w:val="22"/>
+                <w:szCs w:val="22"/>
+                <w14:ligatures w14:val="none"/>
+              </w:rPr>
+            </w:pPr>
+            <w:r>
+              <w:rPr>
+                <w:rFonts w:ascii="Consolas" w:eastAsia="Times New Roman" w:hAnsi="Consolas" w:cs="Times New Roman"/>
+                <w:kern w:val="0"/>
+                <w:sz w:val="22"/>
+                <w:szCs w:val="22"/>
+                <w14:ligatures w14:val="none"/>
+              </w:rPr>
+              <w:t>WORK_ORDER</w:t>
+            </w:r>
+          </w:p>
+        </w:tc>
+        <w:tc>
+          <w:tcPr>
+            <w:tcW w:w="2389" w:type="dxa"/>
+            <w:hideMark/>
+          </w:tcPr>
+          <w:p>
+            <w:pPr>
+              <w:cnfStyle w:val="000000100000" w:firstRow="0" w:lastRow="0" w:firstColumn="0" w:lastColumn="0" w:oddVBand="0" w:evenVBand="0" w:oddHBand="1" w:evenHBand="0" w:firstRowFirstColumn="0" w:firstRowLastColumn="0" w:lastRowFirstColumn="0" w:lastRowLastColumn="0"/>
+              <w:rPr>
+                <w:rFonts w:ascii="Times New Roman" w:eastAsia="Times New Roman" w:hAnsi="Times New Roman" w:cs="Times New Roman"/>
+                <w:kern w:val="0"/>
+                <w14:ligatures w14:val="none"/>
+              </w:rPr>
+            </w:pPr>
+            <w:proofErr w:type="spellStart"/>
+            <w:r>
+              <w:rPr>
+                <w:rFonts w:ascii="Times New Roman" w:eastAsia="Times New Roman" w:hAnsi="Times New Roman" w:cs="Times New Roman"/>
+                <w:kern w:val="0"/>
+                <w14:ligatures w14:val="none"/>
+              </w:rPr>
+              <w:t>scheduled_date</w:t>
+            </w:r>
+            <w:proofErr w:type="spellEnd"/>
+          </w:p>
+        </w:tc>
+        <w:tc>
+          <w:tcPr>
+            <w:tcW w:w="4068" w:type="dxa"/>
+            <w:hideMark/>
+          </w:tcPr>
+          <w:p>
+            <w:pPr>
+              <w:cnfStyle w:val="000000100000" w:firstRow="0" w:lastRow="0" w:firstColumn="0" w:lastColumn="0" w:oddVBand="0" w:evenVBand="0" w:oddHBand="1" w:evenHBand="0" w:firstRowFirstColumn="0" w:firstRowLastColumn="0" w:lastRowFirstColumn="0" w:lastRowLastColumn="0"/>
+              <w:rPr>
+                <w:rFonts w:ascii="Times New Roman" w:eastAsia="Times New Roman" w:hAnsi="Times New Roman" w:cs="Times New Roman"/>
+                <w:kern w:val="0"/>
+                <w14:ligatures w14:val="none"/>
+              </w:rPr>
+            </w:pPr>
+            <w:r>
+              <w:rPr>
+                <w:rFonts w:ascii="Times New Roman" w:eastAsia="Times New Roman" w:hAnsi="Times New Roman" w:cs="Times New Roman"/>
+                <w:kern w:val="0"/>
+                <w14:ligatures w14:val="none"/>
+              </w:rPr>
+              <w:t>Planned maintenance date</w:t>
+            </w:r>
+          </w:p>
+        </w:tc>
+      </w:tr>
+      <w:tr>
+        <w:tc>
+          <w:tcPr>
+            <w:cnfStyle w:val="001000000000" w:firstRow="0" w:lastRow="0" w:firstColumn="1" w:lastColumn="0" w:oddVBand="0" w:evenVBand="0" w:oddHBand="0" w:evenHBand="0" w:firstRowFirstColumn="0" w:firstRowLastColumn="0" w:lastRowFirstColumn="0" w:lastRowLastColumn="0"/>
+            <w:tcW w:w="2878" w:type="dxa"/>
+            <w:hideMark/>
+          </w:tcPr>
+          <w:p>
+            <w:pPr>
+              <w:rPr>
+                <w:rFonts w:ascii="Consolas" w:eastAsia="Times New Roman" w:hAnsi="Consolas" w:cs="Times New Roman"/>
+                <w:kern w:val="0"/>
+                <w:sz w:val="22"/>
+                <w:szCs w:val="22"/>
+                <w14:ligatures w14:val="none"/>
+              </w:rPr>
+            </w:pPr>
+            <w:r>
+              <w:rPr>
+                <w:rFonts w:ascii="Consolas" w:eastAsia="Times New Roman" w:hAnsi="Consolas" w:cs="Times New Roman"/>
+                <w:kern w:val="0"/>
+                <w:sz w:val="22"/>
+                <w:szCs w:val="22"/>
+                <w14:ligatures w14:val="none"/>
+              </w:rPr>
+              <w:t>WORK_ORDER</w:t>
+            </w:r>
+          </w:p>
+        </w:tc>
+        <w:tc>
+          <w:tcPr>
+            <w:tcW w:w="2389" w:type="dxa"/>
+            <w:hideMark/>
+          </w:tcPr>
+          <w:p>
+            <w:pPr>
+              <w:cnfStyle w:val="000000000000" w:firstRow="0" w:lastRow="0" w:firstColumn="0" w:lastColumn="0" w:oddVBand="0" w:evenVBand="0" w:oddHBand="0" w:evenHBand="0" w:firstRowFirstColumn="0" w:firstRowLastColumn="0" w:lastRowFirstColumn="0" w:lastRowLastColumn="0"/>
+              <w:rPr>
+                <w:rFonts w:ascii="Times New Roman" w:eastAsia="Times New Roman" w:hAnsi="Times New Roman" w:cs="Times New Roman"/>
+                <w:kern w:val="0"/>
+                <w14:ligatures w14:val="none"/>
+              </w:rPr>
+            </w:pPr>
+            <w:proofErr w:type="spellStart"/>
+            <w:r>
+              <w:rPr>
+                <w:rFonts w:ascii="Times New Roman" w:eastAsia="Times New Roman" w:hAnsi="Times New Roman" w:cs="Times New Roman"/>
+                <w:kern w:val="0"/>
+                <w14:ligatures w14:val="none"/>
+              </w:rPr>
+              <w:t>completion_date</w:t>
+            </w:r>
+            <w:proofErr w:type="spellEnd"/>
+          </w:p>
+        </w:tc>
+        <w:tc>
+          <w:tcPr>
+            <w:tcW w:w="4068" w:type="dxa"/>
+            <w:hideMark/>
+          </w:tcPr>
+          <w:p>
+            <w:pPr>
+              <w:cnfStyle w:val="000000000000" w:firstRow="0" w:lastRow="0" w:firstColumn="0" w:lastColumn="0" w:oddVBand="0" w:evenVBand="0" w:oddHBand="0" w:evenHBand="0" w:firstRowFirstColumn="0" w:firstRowLastColumn="0" w:lastRowFirstColumn="0" w:lastRowLastColumn="0"/>
+              <w:rPr>
+                <w:rFonts w:ascii="Times New Roman" w:eastAsia="Times New Roman" w:hAnsi="Times New Roman" w:cs="Times New Roman"/>
+                <w:kern w:val="0"/>
+                <w14:ligatures w14:val="none"/>
+              </w:rPr>
+            </w:pPr>
+            <w:r>
+              <w:rPr>
+                <w:rFonts w:ascii="Times New Roman" w:eastAsia="Times New Roman" w:hAnsi="Times New Roman" w:cs="Times New Roman"/>
+                <w:kern w:val="0"/>
+                <w14:ligatures w14:val="none"/>
+              </w:rPr>
+              <w:t>Date work order was completed</w:t>
+            </w:r>
+          </w:p>
+        </w:tc>
+      </w:tr>
+      <w:tr>
+        <w:trPr>
+          <w:cnfStyle w:val="000000100000" w:firstRow="0" w:lastRow="0" w:firstColumn="0" w:lastColumn="0" w:oddVBand="0" w:evenVBand="0" w:oddHBand="1" w:evenHBand="0" w:firstRowFirstColumn="0" w:firstRowLastColumn="0" w:lastRowFirstColumn="0" w:lastRowLastColumn="0"/>
+        </w:trPr>
+        <w:tc>
+          <w:tcPr>
+            <w:cnfStyle w:val="001000000000" w:firstRow="0" w:lastRow="0" w:firstColumn="1" w:lastColumn="0" w:oddVBand="0" w:evenVBand="0" w:oddHBand="0" w:evenHBand="0" w:firstRowFirstColumn="0" w:firstRowLastColumn="0" w:lastRowFirstColumn="0" w:lastRowLastColumn="0"/>
+            <w:tcW w:w="2878" w:type="dxa"/>
+            <w:hideMark/>
+          </w:tcPr>
+          <w:p>
+            <w:pPr>
+              <w:rPr>
+                <w:rFonts w:ascii="Consolas" w:eastAsia="Times New Roman" w:hAnsi="Consolas" w:cs="Times New Roman"/>
+                <w:kern w:val="0"/>
+                <w:sz w:val="22"/>
+                <w:szCs w:val="22"/>
+                <w14:ligatures w14:val="none"/>
+              </w:rPr>
+            </w:pPr>
+            <w:r>
+              <w:rPr>
+                <w:rFonts w:ascii="Consolas" w:eastAsia="Times New Roman" w:hAnsi="Consolas" w:cs="Times New Roman"/>
+                <w:kern w:val="0"/>
+                <w:sz w:val="22"/>
+                <w:szCs w:val="22"/>
+                <w14:ligatures w14:val="none"/>
+              </w:rPr>
+              <w:t>WORK_ORDER</w:t>
+            </w:r>
+          </w:p>
+        </w:tc>
+        <w:tc>
+          <w:tcPr>
+            <w:tcW w:w="2389" w:type="dxa"/>
+            <w:hideMark/>
+          </w:tcPr>
+          <w:p>
+            <w:pPr>
+              <w:cnfStyle w:val="000000100000" w:firstRow="0" w:lastRow="0" w:firstColumn="0" w:lastColumn="0" w:oddVBand="0" w:evenVBand="0" w:oddHBand="1" w:evenHBand="0" w:firstRowFirstColumn="0" w:firstRowLastColumn="0" w:lastRowFirstColumn="0" w:lastRowLastColumn="0"/>
+              <w:rPr>
+                <w:rFonts w:ascii="Times New Roman" w:eastAsia="Times New Roman" w:hAnsi="Times New Roman" w:cs="Times New Roman"/>
+                <w:kern w:val="0"/>
+                <w14:ligatures w14:val="none"/>
+              </w:rPr>
+            </w:pPr>
+            <w:r>
+              <w:rPr>
+                <w:rFonts w:ascii="Times New Roman" w:eastAsia="Times New Roman" w:hAnsi="Times New Roman" w:cs="Times New Roman"/>
+                <w:kern w:val="0"/>
+                <w14:ligatures w14:val="none"/>
+              </w:rPr>
+              <w:t>priority</w:t>
+            </w:r>
+          </w:p>
+        </w:tc>
+        <w:tc>
+          <w:tcPr>
+            <w:tcW w:w="4068" w:type="dxa"/>
+            <w:hideMark/>
+          </w:tcPr>
+          <w:p>
+            <w:pPr>
+              <w:cnfStyle w:val="000000100000" w:firstRow="0" w:lastRow="0" w:firstColumn="0" w:lastColumn="0" w:oddVBand="0" w:evenVBand="0" w:oddHBand="1" w:evenHBand="0" w:firstRowFirstColumn="0" w:firstRowLastColumn="0" w:lastRowFirstColumn="0" w:lastRowLastColumn="0"/>
+              <w:rPr>
+                <w:rFonts w:ascii="Times New Roman" w:eastAsia="Times New Roman" w:hAnsi="Times New Roman" w:cs="Times New Roman"/>
+                <w:kern w:val="0"/>
+                <w14:ligatures w14:val="none"/>
+              </w:rPr>
+            </w:pPr>
+            <w:r>
+              <w:rPr>
+                <w:rFonts w:ascii="Times New Roman" w:eastAsia="Times New Roman" w:hAnsi="Times New Roman" w:cs="Times New Roman"/>
+                <w:kern w:val="0"/>
+                <w14:ligatures w14:val="none"/>
+              </w:rPr>
+              <w:t>Priority level of work order</w:t>
+            </w:r>
+          </w:p>
+        </w:tc>
+      </w:tr>
+      <w:tr>
+        <w:tc>
+          <w:tcPr>
+            <w:cnfStyle w:val="001000000000" w:firstRow="0" w:lastRow="0" w:firstColumn="1" w:lastColumn="0" w:oddVBand="0" w:evenVBand="0" w:oddHBand="0" w:evenHBand="0" w:firstRowFirstColumn="0" w:firstRowLastColumn="0" w:lastRowFirstColumn="0" w:lastRowLastColumn="0"/>
+            <w:tcW w:w="2878" w:type="dxa"/>
+            <w:hideMark/>
+          </w:tcPr>
+          <w:p>
+            <w:pPr>
+              <w:rPr>
+                <w:rFonts w:ascii="Consolas" w:eastAsia="Times New Roman" w:hAnsi="Consolas" w:cs="Times New Roman"/>
+                <w:kern w:val="0"/>
+                <w:sz w:val="22"/>
+                <w:szCs w:val="22"/>
+                <w14:ligatures w14:val="none"/>
+              </w:rPr>
+            </w:pPr>
+            <w:r>
+              <w:rPr>
+                <w:rFonts w:ascii="Consolas" w:eastAsia="Times New Roman" w:hAnsi="Consolas" w:cs="Times New Roman"/>
+                <w:kern w:val="0"/>
+                <w:sz w:val="22"/>
+                <w:szCs w:val="22"/>
+                <w14:ligatures w14:val="none"/>
+              </w:rPr>
+              <w:t>WORK_ORDER</w:t>
+            </w:r>
+          </w:p>
+        </w:tc>
+        <w:tc>
+          <w:tcPr>
+            <w:tcW w:w="2389" w:type="dxa"/>
+            <w:hideMark/>
+          </w:tcPr>
+          <w:p>
+            <w:pPr>
+              <w:cnfStyle w:val="000000000000" w:firstRow="0" w:lastRow="0" w:firstColumn="0" w:lastColumn="0" w:oddVBand="0" w:evenVBand="0" w:oddHBand="0" w:evenHBand="0" w:firstRowFirstColumn="0" w:firstRowLastColumn="0" w:lastRowFirstColumn="0" w:lastRowLastColumn="0"/>
+              <w:rPr>
+                <w:rFonts w:ascii="Times New Roman" w:eastAsia="Times New Roman" w:hAnsi="Times New Roman" w:cs="Times New Roman"/>
+                <w:kern w:val="0"/>
+                <w14:ligatures w14:val="none"/>
+              </w:rPr>
+            </w:pPr>
+            <w:r>
+              <w:rPr>
+                <w:rFonts w:ascii="Times New Roman" w:eastAsia="Times New Roman" w:hAnsi="Times New Roman" w:cs="Times New Roman"/>
+                <w:kern w:val="0"/>
+                <w14:ligatures w14:val="none"/>
+              </w:rPr>
+              <w:t>status</w:t>
+            </w:r>
+          </w:p>
+        </w:tc>
+        <w:tc>
+          <w:tcPr>
+            <w:tcW w:w="4068" w:type="dxa"/>
+            <w:hideMark/>
+          </w:tcPr>
+          <w:p>
+            <w:pPr>
+              <w:cnfStyle w:val="000000000000" w:firstRow="0" w:lastRow="0" w:firstColumn="0" w:lastColumn="0" w:oddVBand="0" w:evenVBand="0" w:oddHBand="0" w:evenHBand="0" w:firstRowFirstColumn="0" w:firstRowLastColumn="0" w:lastRowFirstColumn="0" w:lastRowLastColumn="0"/>
+              <w:rPr>
+                <w:rFonts w:ascii="Times New Roman" w:eastAsia="Times New Roman" w:hAnsi="Times New Roman" w:cs="Times New Roman"/>
+                <w:kern w:val="0"/>
+                <w14:ligatures w14:val="none"/>
+              </w:rPr>
+            </w:pPr>
+            <w:r>
+              <w:rPr>
+                <w:rFonts w:ascii="Times New Roman" w:eastAsia="Times New Roman" w:hAnsi="Times New Roman" w:cs="Times New Roman"/>
+                <w:kern w:val="0"/>
+                <w14:ligatures w14:val="none"/>
+              </w:rPr>
+              <w:t>Current work order status</w:t>
+            </w:r>
+          </w:p>
+        </w:tc>
+      </w:tr>
+      <w:tr>
+        <w:trPr>
+          <w:cnfStyle w:val="000000100000" w:firstRow="0" w:lastRow="0" w:firstColumn="0" w:lastColumn="0" w:oddVBand="0" w:evenVBand="0" w:oddHBand="1" w:evenHBand="0" w:firstRowFirstColumn="0" w:firstRowLastColumn="0" w:lastRowFirstColumn="0" w:lastRowLastColumn="0"/>
+        </w:trPr>
+        <w:tc>
+          <w:tcPr>
+            <w:cnfStyle w:val="001000000000" w:firstRow="0" w:lastRow="0" w:firstColumn="1" w:lastColumn="0" w:oddVBand="0" w:evenVBand="0" w:oddHBand="0" w:evenHBand="0" w:firstRowFirstColumn="0" w:firstRowLastColumn="0" w:lastRowFirstColumn="0" w:lastRowLastColumn="0"/>
+            <w:tcW w:w="2878" w:type="dxa"/>
+            <w:hideMark/>
+          </w:tcPr>
+          <w:p>
+            <w:pPr>
+              <w:rPr>
+                <w:rFonts w:ascii="Consolas" w:eastAsia="Times New Roman" w:hAnsi="Consolas" w:cs="Times New Roman"/>
+                <w:kern w:val="0"/>
+                <w:sz w:val="22"/>
+                <w:szCs w:val="22"/>
+                <w14:ligatures w14:val="none"/>
+              </w:rPr>
+            </w:pPr>
+            <w:r>
+              <w:rPr>
+                <w:rFonts w:ascii="Consolas" w:eastAsia="Times New Roman" w:hAnsi="Consolas" w:cs="Times New Roman"/>
+                <w:kern w:val="0"/>
+                <w:sz w:val="22"/>
+                <w:szCs w:val="22"/>
+                <w14:ligatures w14:val="none"/>
+              </w:rPr>
+              <w:t>WORK_ORDER</w:t>
+            </w:r>
+          </w:p>
+        </w:tc>
+        <w:tc>
+          <w:tcPr>
+            <w:tcW w:w="2389" w:type="dxa"/>
+            <w:hideMark/>
+          </w:tcPr>
+          <w:p>
+            <w:pPr>
+              <w:cnfStyle w:val="000000100000" w:firstRow="0" w:lastRow="0" w:firstColumn="0" w:lastColumn="0" w:oddVBand="0" w:evenVBand="0" w:oddHBand="1" w:evenHBand="0" w:firstRowFirstColumn="0" w:firstRowLastColumn="0" w:lastRowFirstColumn="0" w:lastRowLastColumn="0"/>
+              <w:rPr>
+                <w:rFonts w:ascii="Times New Roman" w:eastAsia="Times New Roman" w:hAnsi="Times New Roman" w:cs="Times New Roman"/>
+                <w:kern w:val="0"/>
+                <w14:ligatures w14:val="none"/>
+              </w:rPr>
+            </w:pPr>
+            <w:proofErr w:type="spellStart"/>
+            <w:r>
+              <w:rPr>
+                <w:rFonts w:ascii="Times New Roman" w:eastAsia="Times New Roman" w:hAnsi="Times New Roman" w:cs="Times New Roman"/>
+                <w:kern w:val="0"/>
+                <w14:ligatures w14:val="none"/>
+              </w:rPr>
+              <w:t>work_description</w:t>
+            </w:r>
+            <w:proofErr w:type="spellEnd"/>
+          </w:p>
+        </w:tc>
+        <w:tc>
+          <w:tcPr>
+            <w:tcW w:w="4068" w:type="dxa"/>
+            <w:hideMark/>
+          </w:tcPr>
+          <w:p>
+            <w:pPr>
+              <w:cnfStyle w:val="000000100000" w:firstRow="0" w:lastRow="0" w:firstColumn="0" w:lastColumn="0" w:oddVBand="0" w:evenVBand="0" w:oddHBand="1" w:evenHBand="0" w:firstRowFirstColumn="0" w:firstRowLastColumn="0" w:lastRowFirstColumn="0" w:lastRowLastColumn="0"/>
+              <w:rPr>
+                <w:rFonts w:ascii="Times New Roman" w:eastAsia="Times New Roman" w:hAnsi="Times New Roman" w:cs="Times New Roman"/>
+                <w:kern w:val="0"/>
+                <w14:ligatures w14:val="none"/>
+              </w:rPr>
+            </w:pPr>
+            <w:r>
+              <w:rPr>
+                <w:rFonts w:ascii="Times New Roman" w:eastAsia="Times New Roman" w:hAnsi="Times New Roman" w:cs="Times New Roman"/>
+                <w:kern w:val="0"/>
+                <w14:ligatures w14:val="none"/>
+              </w:rPr>
+              <w:t>Description of maintenance activity</w:t>
+            </w:r>
+          </w:p>
+        </w:tc>
+      </w:tr>
+      <w:tr>
+        <w:tc>
+          <w:tcPr>
+            <w:cnfStyle w:val="001000000000" w:firstRow="0" w:lastRow="0" w:firstColumn="1" w:lastColumn="0" w:oddVBand="0" w:evenVBand="0" w:oddHBand="0" w:evenHBand="0" w:firstRowFirstColumn="0" w:firstRowLastColumn="0" w:lastRowFirstColumn="0" w:lastRowLastColumn="0"/>
+            <w:tcW w:w="2878" w:type="dxa"/>
+            <w:hideMark/>
+          </w:tcPr>
+          <w:p>
+            <w:pPr>
+              <w:rPr>
+                <w:rFonts w:ascii="Consolas" w:eastAsia="Times New Roman" w:hAnsi="Consolas" w:cs="Times New Roman"/>
+                <w:kern w:val="0"/>
+                <w:sz w:val="22"/>
+                <w:szCs w:val="22"/>
+                <w14:ligatures w14:val="none"/>
+              </w:rPr>
+            </w:pPr>
+            <w:r>
+              <w:rPr>
+                <w:rFonts w:ascii="Consolas" w:eastAsia="Times New Roman" w:hAnsi="Consolas" w:cs="Times New Roman"/>
+                <w:kern w:val="0"/>
+                <w:sz w:val="22"/>
+                <w:szCs w:val="22"/>
+                <w14:ligatures w14:val="none"/>
+              </w:rPr>
+              <w:t>WORK_ORDER</w:t>
+            </w:r>
+          </w:p>
+        </w:tc>
+        <w:tc>
+          <w:tcPr>
+            <w:tcW w:w="2389" w:type="dxa"/>
+            <w:hideMark/>
+          </w:tcPr>
+          <w:p>
+            <w:pPr>
+              <w:cnfStyle w:val="000000000000" w:firstRow="0" w:lastRow="0" w:firstColumn="0" w:lastColumn="0" w:oddVBand="0" w:evenVBand="0" w:oddHBand="0" w:evenHBand="0" w:firstRowFirstColumn="0" w:firstRowLastColumn="0" w:lastRowFirstColumn="0" w:lastRowLastColumn="0"/>
+              <w:rPr>
+                <w:rFonts w:ascii="Times New Roman" w:eastAsia="Times New Roman" w:hAnsi="Times New Roman" w:cs="Times New Roman"/>
+                <w:kern w:val="0"/>
+                <w14:ligatures w14:val="none"/>
+              </w:rPr>
+            </w:pPr>
+            <w:proofErr w:type="spellStart"/>
+            <w:r>
+              <w:rPr>
+                <w:rFonts w:ascii="Times New Roman" w:eastAsia="Times New Roman" w:hAnsi="Times New Roman" w:cs="Times New Roman"/>
+                <w:kern w:val="0"/>
+                <w14:ligatures w14:val="none"/>
+              </w:rPr>
+              <w:t>equipment_id</w:t>
+            </w:r>
+            <w:proofErr w:type="spellEnd"/>
+          </w:p>
+        </w:tc>
+        <w:tc>
+          <w:tcPr>
+            <w:tcW w:w="4068" w:type="dxa"/>
+            <w:hideMark/>
+          </w:tcPr>
+          <w:p>
+            <w:pPr>
+              <w:cnfStyle w:val="000000000000" w:firstRow="0" w:lastRow="0" w:firstColumn="0" w:lastColumn="0" w:oddVBand="0" w:evenVBand="0" w:oddHBand="0" w:evenHBand="0" w:firstRowFirstColumn="0" w:firstRowLastColumn="0" w:lastRowFirstColumn="0" w:lastRowLastColumn="0"/>
+              <w:rPr>
+                <w:rFonts w:ascii="Times New Roman" w:eastAsia="Times New Roman" w:hAnsi="Times New Roman" w:cs="Times New Roman"/>
+                <w:kern w:val="0"/>
+                <w14:ligatures w14:val="none"/>
+              </w:rPr>
+            </w:pPr>
+            <w:r>
+              <w:rPr>
+                <w:rFonts w:ascii="Times New Roman" w:eastAsia="Times New Roman" w:hAnsi="Times New Roman" w:cs="Times New Roman"/>
+                <w:kern w:val="0"/>
+                <w14:ligatures w14:val="none"/>
+              </w:rPr>
+              <w:t>References associated equipment</w:t>
+            </w:r>
+          </w:p>
+        </w:tc>
+      </w:tr>
+      <w:tr>
+        <w:trPr>
+          <w:cnfStyle w:val="000000100000" w:firstRow="0" w:lastRow="0" w:firstColumn="0" w:lastColumn="0" w:oddVBand="0" w:evenVBand="0" w:oddHBand="1" w:evenHBand="0" w:firstRowFirstColumn="0" w:firstRowLastColumn="0" w:lastRowFirstColumn="0" w:lastRowLastColumn="0"/>
+        </w:trPr>
+        <w:tc>
+          <w:tcPr>
+            <w:cnfStyle w:val="001000000000" w:firstRow="0" w:lastRow="0" w:firstColumn="1" w:lastColumn="0" w:oddVBand="0" w:evenVBand="0" w:oddHBand="0" w:evenHBand="0" w:firstRowFirstColumn="0" w:firstRowLastColumn="0" w:lastRowFirstColumn="0" w:lastRowLastColumn="0"/>
+            <w:tcW w:w="2878" w:type="dxa"/>
+            <w:hideMark/>
+          </w:tcPr>
+          <w:p>
+            <w:pPr>
+              <w:rPr>
+                <w:rFonts w:ascii="Consolas" w:eastAsia="Times New Roman" w:hAnsi="Consolas" w:cs="Times New Roman"/>
+                <w:kern w:val="0"/>
+                <w:sz w:val="22"/>
+                <w:szCs w:val="22"/>
+                <w14:ligatures w14:val="none"/>
+              </w:rPr>
+            </w:pPr>
+            <w:r>
+              <w:rPr>
+                <w:rFonts w:ascii="Consolas" w:eastAsia="Times New Roman" w:hAnsi="Consolas" w:cs="Times New Roman"/>
+                <w:kern w:val="0"/>
+                <w:sz w:val="22"/>
+                <w:szCs w:val="22"/>
+                <w14:ligatures w14:val="none"/>
+              </w:rPr>
+              <w:t>WORK_ORDER</w:t>
+            </w:r>
+          </w:p>
+        </w:tc>
+        <w:tc>
+          <w:tcPr>
+            <w:tcW w:w="2389" w:type="dxa"/>
+            <w:hideMark/>
+          </w:tcPr>
+          <w:p>
+            <w:pPr>
+              <w:cnfStyle w:val="000000100000" w:firstRow="0" w:lastRow="0" w:firstColumn="0" w:lastColumn="0" w:oddVBand="0" w:evenVBand="0" w:oddHBand="1" w:evenHBand="0" w:firstRowFirstColumn="0" w:firstRowLastColumn="0" w:lastRowFirstColumn="0" w:lastRowLastColumn="0"/>
+              <w:rPr>
+                <w:rFonts w:ascii="Times New Roman" w:eastAsia="Times New Roman" w:hAnsi="Times New Roman" w:cs="Times New Roman"/>
+                <w:kern w:val="0"/>
+                <w14:ligatures w14:val="none"/>
+              </w:rPr>
+            </w:pPr>
+            <w:proofErr w:type="spellStart"/>
+            <w:r>
+              <w:rPr>
+                <w:rFonts w:ascii="Times New Roman" w:eastAsia="Times New Roman" w:hAnsi="Times New Roman" w:cs="Times New Roman"/>
+                <w:kern w:val="0"/>
+                <w14:ligatures w14:val="none"/>
+              </w:rPr>
+              <w:t>maintenance_type_id</w:t>
+            </w:r>
+            <w:proofErr w:type="spellEnd"/>
+          </w:p>
+        </w:tc>
+        <w:tc>
+          <w:tcPr>
+            <w:tcW w:w="4068" w:type="dxa"/>
+            <w:hideMark/>
+          </w:tcPr>
+          <w:p>
+            <w:pPr>
+              <w:cnfStyle w:val="000000100000" w:firstRow="0" w:lastRow="0" w:firstColumn="0" w:lastColumn="0" w:oddVBand="0" w:evenVBand="0" w:oddHBand="1" w:evenHBand="0" w:firstRowFirstColumn="0" w:firstRowLastColumn="0" w:lastRowFirstColumn="0" w:lastRowLastColumn="0"/>
+              <w:rPr>
+                <w:rFonts w:ascii="Times New Roman" w:eastAsia="Times New Roman" w:hAnsi="Times New Roman" w:cs="Times New Roman"/>
+                <w:kern w:val="0"/>
+                <w14:ligatures w14:val="none"/>
+              </w:rPr>
+            </w:pPr>
+            <w:r>
+              <w:rPr>
+                <w:rFonts w:ascii="Times New Roman" w:eastAsia="Times New Roman" w:hAnsi="Times New Roman" w:cs="Times New Roman"/>
+                <w:kern w:val="0"/>
+                <w14:ligatures w14:val="none"/>
+              </w:rPr>
+              <w:t>References maintenance type</w:t>
+            </w:r>
+          </w:p>
+        </w:tc>
+      </w:tr>
+      <w:tr>
+        <w:tc>
+          <w:tcPr>
+            <w:cnfStyle w:val="001000000000" w:firstRow="0" w:lastRow="0" w:firstColumn="1" w:lastColumn="0" w:oddVBand="0" w:evenVBand="0" w:oddHBand="0" w:evenHBand="0" w:firstRowFirstColumn="0" w:firstRowLastColumn="0" w:lastRowFirstColumn="0" w:lastRowLastColumn="0"/>
+            <w:tcW w:w="2878" w:type="dxa"/>
+            <w:hideMark/>
+          </w:tcPr>
+          <w:p>
+            <w:pPr>
+              <w:rPr>
+                <w:rFonts w:ascii="Consolas" w:eastAsia="Times New Roman" w:hAnsi="Consolas" w:cs="Times New Roman"/>
+                <w:kern w:val="0"/>
+                <w:sz w:val="22"/>
+                <w:szCs w:val="22"/>
+                <w14:ligatures w14:val="none"/>
+              </w:rPr>
+            </w:pPr>
+            <w:r>
+              <w:rPr>
+                <w:rFonts w:ascii="Consolas" w:eastAsia="Times New Roman" w:hAnsi="Consolas" w:cs="Times New Roman"/>
+                <w:kern w:val="0"/>
+                <w:sz w:val="22"/>
+                <w:szCs w:val="22"/>
+                <w14:ligatures w14:val="none"/>
+              </w:rPr>
+              <w:t>TECHNICIAN</w:t>
+            </w:r>
+          </w:p>
+        </w:tc>
+        <w:tc>
+          <w:tcPr>
+            <w:tcW w:w="2389" w:type="dxa"/>
+            <w:hideMark/>
+          </w:tcPr>
+          <w:p>
+            <w:pPr>
+              <w:cnfStyle w:val="000000000000" w:firstRow="0" w:lastRow="0" w:firstColumn="0" w:lastColumn="0" w:oddVBand="0" w:evenVBand="0" w:oddHBand="0" w:evenHBand="0" w:firstRowFirstColumn="0" w:firstRowLastColumn="0" w:lastRowFirstColumn="0" w:lastRowLastColumn="0"/>
+              <w:rPr>
+                <w:rFonts w:ascii="Times New Roman" w:eastAsia="Times New Roman" w:hAnsi="Times New Roman" w:cs="Times New Roman"/>
+                <w:kern w:val="0"/>
+                <w14:ligatures w14:val="none"/>
+              </w:rPr>
+            </w:pPr>
+            <w:proofErr w:type="spellStart"/>
+            <w:r>
+              <w:rPr>
+                <w:rFonts w:ascii="Times New Roman" w:eastAsia="Times New Roman" w:hAnsi="Times New Roman" w:cs="Times New Roman"/>
+                <w:kern w:val="0"/>
+                <w14:ligatures w14:val="none"/>
+              </w:rPr>
+              <w:t>technician_id</w:t>
+            </w:r>
+            <w:proofErr w:type="spellEnd"/>
+          </w:p>
+        </w:tc>
+        <w:tc>
+          <w:tcPr>
+            <w:tcW w:w="4068" w:type="dxa"/>
+            <w:hideMark/>
+          </w:tcPr>
+          <w:p>
+            <w:pPr>
+              <w:cnfStyle w:val="000000000000" w:firstRow="0" w:lastRow="0" w:firstColumn="0" w:lastColumn="0" w:oddVBand="0" w:evenVBand="0" w:oddHBand="0" w:evenHBand="0" w:firstRowFirstColumn="0" w:firstRowLastColumn="0" w:lastRowFirstColumn="0" w:lastRowLastColumn="0"/>
+              <w:rPr>
+                <w:rFonts w:ascii="Times New Roman" w:eastAsia="Times New Roman" w:hAnsi="Times New Roman" w:cs="Times New Roman"/>
+                <w:kern w:val="0"/>
+                <w14:ligatures w14:val="none"/>
+              </w:rPr>
+            </w:pPr>
+            <w:r>
+              <w:rPr>
+                <w:rFonts w:ascii="Times New Roman" w:eastAsia="Times New Roman" w:hAnsi="Times New Roman" w:cs="Times New Roman"/>
+                <w:kern w:val="0"/>
+                <w14:ligatures w14:val="none"/>
+              </w:rPr>
+              <w:t>Unique identifier for technician</w:t>
+            </w:r>
+          </w:p>
+        </w:tc>
+      </w:tr>
+      <w:tr>
+        <w:trPr>
+          <w:cnfStyle w:val="000000100000" w:firstRow="0" w:lastRow="0" w:firstColumn="0" w:lastColumn="0" w:oddVBand="0" w:evenVBand="0" w:oddHBand="1" w:evenHBand="0" w:firstRowFirstColumn="0" w:firstRowLastColumn="0" w:lastRowFirstColumn="0" w:lastRowLastColumn="0"/>
+        </w:trPr>
+        <w:tc>
+          <w:tcPr>
+            <w:cnfStyle w:val="001000000000" w:firstRow="0" w:lastRow="0" w:firstColumn="1" w:lastColumn="0" w:oddVBand="0" w:evenVBand="0" w:oddHBand="0" w:evenHBand="0" w:firstRowFirstColumn="0" w:firstRowLastColumn="0" w:lastRowFirstColumn="0" w:lastRowLastColumn="0"/>
+            <w:tcW w:w="2878" w:type="dxa"/>
+            <w:hideMark/>
+          </w:tcPr>
+          <w:p>
+            <w:pPr>
+              <w:rPr>
+                <w:rFonts w:ascii="Consolas" w:eastAsia="Times New Roman" w:hAnsi="Consolas" w:cs="Times New Roman"/>
+                <w:kern w:val="0"/>
+                <w:sz w:val="22"/>
+                <w:szCs w:val="22"/>
+                <w14:ligatures w14:val="none"/>
+              </w:rPr>
+            </w:pPr>
+            <w:r>
+              <w:rPr>
+                <w:rFonts w:ascii="Consolas" w:eastAsia="Times New Roman" w:hAnsi="Consolas" w:cs="Times New Roman"/>
+                <w:kern w:val="0"/>
+                <w:sz w:val="22"/>
+                <w:szCs w:val="22"/>
+                <w14:ligatures w14:val="none"/>
+              </w:rPr>
+              <w:t>TECHNICIAN</w:t>
+            </w:r>
+          </w:p>
+        </w:tc>
+        <w:tc>
+          <w:tcPr>
+            <w:tcW w:w="2389" w:type="dxa"/>
+            <w:hideMark/>
+          </w:tcPr>
+          <w:p>
+            <w:pPr>
+              <w:cnfStyle w:val="000000100000" w:firstRow="0" w:lastRow="0" w:firstColumn="0" w:lastColumn="0" w:oddVBand="0" w:evenVBand="0" w:oddHBand="1" w:evenHBand="0" w:firstRowFirstColumn="0" w:firstRowLastColumn="0" w:lastRowFirstColumn="0" w:lastRowLastColumn="0"/>
+              <w:rPr>
+                <w:rFonts w:ascii="Times New Roman" w:eastAsia="Times New Roman" w:hAnsi="Times New Roman" w:cs="Times New Roman"/>
+                <w:kern w:val="0"/>
+                <w14:ligatures w14:val="none"/>
+              </w:rPr>
+            </w:pPr>
+            <w:proofErr w:type="spellStart"/>
+            <w:r>
+              <w:rPr>
+                <w:rFonts w:ascii="Times New Roman" w:eastAsia="Times New Roman" w:hAnsi="Times New Roman" w:cs="Times New Roman"/>
+                <w:kern w:val="0"/>
+                <w14:ligatures w14:val="none"/>
+              </w:rPr>
+              <w:t>first_name</w:t>
+            </w:r>
+            <w:proofErr w:type="spellEnd"/>
+          </w:p>
+        </w:tc>
+        <w:tc>
+          <w:tcPr>
+            <w:tcW w:w="4068" w:type="dxa"/>
+            <w:hideMark/>
+          </w:tcPr>
+          <w:p>
+            <w:pPr>
+              <w:cnfStyle w:val="000000100000" w:firstRow="0" w:lastRow="0" w:firstColumn="0" w:lastColumn="0" w:oddVBand="0" w:evenVBand="0" w:oddHBand="1" w:evenHBand="0" w:firstRowFirstColumn="0" w:firstRowLastColumn="0" w:lastRowFirstColumn="0" w:lastRowLastColumn="0"/>
+              <w:rPr>
+                <w:rFonts w:ascii="Times New Roman" w:eastAsia="Times New Roman" w:hAnsi="Times New Roman" w:cs="Times New Roman"/>
+                <w:kern w:val="0"/>
+                <w14:ligatures w14:val="none"/>
+              </w:rPr>
+            </w:pPr>
+            <w:r>
+              <w:rPr>
+                <w:rFonts w:ascii="Times New Roman" w:eastAsia="Times New Roman" w:hAnsi="Times New Roman" w:cs="Times New Roman"/>
+                <w:kern w:val="0"/>
+                <w14:ligatures w14:val="none"/>
+              </w:rPr>
+              <w:t>Technician first name</w:t>
+            </w:r>
+          </w:p>
+        </w:tc>
+      </w:tr>
+      <w:tr>
+        <w:tc>
+          <w:tcPr>
+            <w:cnfStyle w:val="001000000000" w:firstRow="0" w:lastRow="0" w:firstColumn="1" w:lastColumn="0" w:oddVBand="0" w:evenVBand="0" w:oddHBand="0" w:evenHBand="0" w:firstRowFirstColumn="0" w:firstRowLastColumn="0" w:lastRowFirstColumn="0" w:lastRowLastColumn="0"/>
+            <w:tcW w:w="2878" w:type="dxa"/>
+            <w:hideMark/>
+          </w:tcPr>
+          <w:p>
+            <w:pPr>
+              <w:rPr>
+                <w:rFonts w:ascii="Consolas" w:eastAsia="Times New Roman" w:hAnsi="Consolas" w:cs="Times New Roman"/>
+                <w:kern w:val="0"/>
+                <w:sz w:val="22"/>
+                <w:szCs w:val="22"/>
+                <w14:ligatures w14:val="none"/>
+              </w:rPr>
+            </w:pPr>
+            <w:r>
+              <w:rPr>
+                <w:rFonts w:ascii="Consolas" w:eastAsia="Times New Roman" w:hAnsi="Consolas" w:cs="Times New Roman"/>
+                <w:kern w:val="0"/>
+                <w:sz w:val="22"/>
+                <w:szCs w:val="22"/>
+                <w14:ligatures w14:val="none"/>
+              </w:rPr>
+              <w:t>TECHNICIAN</w:t>
+            </w:r>
+          </w:p>
+        </w:tc>
+        <w:tc>
+          <w:tcPr>
+            <w:tcW w:w="2389" w:type="dxa"/>
+            <w:hideMark/>
+          </w:tcPr>
+          <w:p>
+            <w:pPr>
+              <w:cnfStyle w:val="000000000000" w:firstRow="0" w:lastRow="0" w:firstColumn="0" w:lastColumn="0" w:oddVBand="0" w:evenVBand="0" w:oddHBand="0" w:evenHBand="0" w:firstRowFirstColumn="0" w:firstRowLastColumn="0" w:lastRowFirstColumn="0" w:lastRowLastColumn="0"/>
+              <w:rPr>
+                <w:rFonts w:ascii="Times New Roman" w:eastAsia="Times New Roman" w:hAnsi="Times New Roman" w:cs="Times New Roman"/>
+                <w:kern w:val="0"/>
+                <w14:ligatures w14:val="none"/>
+              </w:rPr>
+            </w:pPr>
+            <w:proofErr w:type="spellStart"/>
+            <w:r>
+              <w:rPr>
+                <w:rFonts w:ascii="Times New Roman" w:eastAsia="Times New Roman" w:hAnsi="Times New Roman" w:cs="Times New Roman"/>
+                <w:kern w:val="0"/>
+                <w14:ligatures w14:val="none"/>
+              </w:rPr>
+              <w:t>last_name</w:t>
+            </w:r>
+            <w:proofErr w:type="spellEnd"/>
+          </w:p>
+        </w:tc>
+        <w:tc>
+          <w:tcPr>
+            <w:tcW w:w="4068" w:type="dxa"/>
+            <w:hideMark/>
+          </w:tcPr>
+          <w:p>
+            <w:pPr>
+              <w:cnfStyle w:val="000000000000" w:firstRow="0" w:lastRow="0" w:firstColumn="0" w:lastColumn="0" w:oddVBand="0" w:evenVBand="0" w:oddHBand="0" w:evenHBand="0" w:firstRowFirstColumn="0" w:firstRowLastColumn="0" w:lastRowFirstColumn="0" w:lastRowLastColumn="0"/>
+              <w:rPr>
+                <w:rFonts w:ascii="Times New Roman" w:eastAsia="Times New Roman" w:hAnsi="Times New Roman" w:cs="Times New Roman"/>
+                <w:kern w:val="0"/>
+                <w14:ligatures w14:val="none"/>
+              </w:rPr>
+            </w:pPr>
+            <w:r>
+              <w:rPr>
+                <w:rFonts w:ascii="Times New Roman" w:eastAsia="Times New Roman" w:hAnsi="Times New Roman" w:cs="Times New Roman"/>
+                <w:kern w:val="0"/>
+                <w14:ligatures w14:val="none"/>
+              </w:rPr>
+              <w:t>Technician last name</w:t>
+            </w:r>
+          </w:p>
+        </w:tc>
+      </w:tr>
+      <w:tr>
+        <w:trPr>
+          <w:cnfStyle w:val="000000100000" w:firstRow="0" w:lastRow="0" w:firstColumn="0" w:lastColumn="0" w:oddVBand="0" w:evenVBand="0" w:oddHBand="1" w:evenHBand="0" w:firstRowFirstColumn="0" w:firstRowLastColumn="0" w:lastRowFirstColumn="0" w:lastRowLastColumn="0"/>
+        </w:trPr>
+        <w:tc>
+          <w:tcPr>
+            <w:cnfStyle w:val="001000000000" w:firstRow="0" w:lastRow="0" w:firstColumn="1" w:lastColumn="0" w:oddVBand="0" w:evenVBand="0" w:oddHBand="0" w:evenHBand="0" w:firstRowFirstColumn="0" w:firstRowLastColumn="0" w:lastRowFirstColumn="0" w:lastRowLastColumn="0"/>
+            <w:tcW w:w="2878" w:type="dxa"/>
+            <w:hideMark/>
+          </w:tcPr>
+          <w:p>
+            <w:pPr>
+              <w:rPr>
+                <w:rFonts w:ascii="Consolas" w:eastAsia="Times New Roman" w:hAnsi="Consolas" w:cs="Times New Roman"/>
+                <w:kern w:val="0"/>
+                <w:sz w:val="22"/>
+                <w:szCs w:val="22"/>
+                <w14:ligatures w14:val="none"/>
+              </w:rPr>
+            </w:pPr>
+            <w:r>
+              <w:rPr>
+                <w:rFonts w:ascii="Consolas" w:eastAsia="Times New Roman" w:hAnsi="Consolas" w:cs="Times New Roman"/>
+                <w:kern w:val="0"/>
+                <w:sz w:val="22"/>
+                <w:szCs w:val="22"/>
+                <w14:ligatures w14:val="none"/>
+              </w:rPr>
+              <w:t>TECHNICIAN</w:t>
+            </w:r>
+          </w:p>
+        </w:tc>
+        <w:tc>
+          <w:tcPr>
+            <w:tcW w:w="2389" w:type="dxa"/>
+            <w:hideMark/>
+          </w:tcPr>
+          <w:p>
+            <w:pPr>
+              <w:cnfStyle w:val="000000100000" w:firstRow="0" w:lastRow="0" w:firstColumn="0" w:lastColumn="0" w:oddVBand="0" w:evenVBand="0" w:oddHBand="1" w:evenHBand="0" w:firstRowFirstColumn="0" w:firstRowLastColumn="0" w:lastRowFirstColumn="0" w:lastRowLastColumn="0"/>
+              <w:rPr>
+                <w:rFonts w:ascii="Times New Roman" w:eastAsia="Times New Roman" w:hAnsi="Times New Roman" w:cs="Times New Roman"/>
+                <w:kern w:val="0"/>
+                <w14:ligatures w14:val="none"/>
+              </w:rPr>
+            </w:pPr>
+            <w:r>
+              <w:rPr>
+                <w:rFonts w:ascii="Times New Roman" w:eastAsia="Times New Roman" w:hAnsi="Times New Roman" w:cs="Times New Roman"/>
+                <w:kern w:val="0"/>
+                <w14:ligatures w14:val="none"/>
+              </w:rPr>
+              <w:t>specialization</w:t>
+            </w:r>
+          </w:p>
+        </w:tc>
+        <w:tc>
+          <w:tcPr>
+            <w:tcW w:w="4068" w:type="dxa"/>
+            <w:hideMark/>
+          </w:tcPr>
+          <w:p>
+            <w:pPr>
+              <w:cnfStyle w:val="000000100000" w:firstRow="0" w:lastRow="0" w:firstColumn="0" w:lastColumn="0" w:oddVBand="0" w:evenVBand="0" w:oddHBand="1" w:evenHBand="0" w:firstRowFirstColumn="0" w:firstRowLastColumn="0" w:lastRowFirstColumn="0" w:lastRowLastColumn="0"/>
+              <w:rPr>
+                <w:rFonts w:ascii="Times New Roman" w:eastAsia="Times New Roman" w:hAnsi="Times New Roman" w:cs="Times New Roman"/>
+                <w:kern w:val="0"/>
+                <w14:ligatures w14:val="none"/>
+              </w:rPr>
+            </w:pPr>
+            <w:r>
+              <w:rPr>
+                <w:rFonts w:ascii="Times New Roman" w:eastAsia="Times New Roman" w:hAnsi="Times New Roman" w:cs="Times New Roman"/>
+                <w:kern w:val="0"/>
+                <w14:ligatures w14:val="none"/>
+              </w:rPr>
+              <w:t>Technician area of expertise</w:t>
+            </w:r>
+          </w:p>
+        </w:tc>
+      </w:tr>
+      <w:tr>
+        <w:tc>
+          <w:tcPr>
+            <w:cnfStyle w:val="001000000000" w:firstRow="0" w:lastRow="0" w:firstColumn="1" w:lastColumn="0" w:oddVBand="0" w:evenVBand="0" w:oddHBand="0" w:evenHBand="0" w:firstRowFirstColumn="0" w:firstRowLastColumn="0" w:lastRowFirstColumn="0" w:lastRowLastColumn="0"/>
+            <w:tcW w:w="2878" w:type="dxa"/>
+            <w:hideMark/>
+          </w:tcPr>
+          <w:p>
+            <w:pPr>
+              <w:rPr>
+                <w:rFonts w:ascii="Consolas" w:eastAsia="Times New Roman" w:hAnsi="Consolas" w:cs="Times New Roman"/>
+                <w:kern w:val="0"/>
+                <w:sz w:val="22"/>
+                <w:szCs w:val="22"/>
+                <w14:ligatures w14:val="none"/>
+              </w:rPr>
+            </w:pPr>
+            <w:r>
+              <w:rPr>
+                <w:rFonts w:ascii="Consolas" w:eastAsia="Times New Roman" w:hAnsi="Consolas" w:cs="Times New Roman"/>
+                <w:kern w:val="0"/>
+                <w:sz w:val="22"/>
+                <w:szCs w:val="22"/>
+                <w14:ligatures w14:val="none"/>
+              </w:rPr>
+              <w:t>TECHNICIAN</w:t>
+            </w:r>
+          </w:p>
+        </w:tc>
+        <w:tc>
+          <w:tcPr>
+            <w:tcW w:w="2389" w:type="dxa"/>
+            <w:hideMark/>
+          </w:tcPr>
+          <w:p>
+            <w:pPr>
+              <w:cnfStyle w:val="000000000000" w:firstRow="0" w:lastRow="0" w:firstColumn="0" w:lastColumn="0" w:oddVBand="0" w:evenVBand="0" w:oddHBand="0" w:evenHBand="0" w:firstRowFirstColumn="0" w:firstRowLastColumn="0" w:lastRowFirstColumn="0" w:lastRowLastColumn="0"/>
+              <w:rPr>
+                <w:rFonts w:ascii="Times New Roman" w:eastAsia="Times New Roman" w:hAnsi="Times New Roman" w:cs="Times New Roman"/>
+                <w:kern w:val="0"/>
+                <w14:ligatures w14:val="none"/>
+              </w:rPr>
+            </w:pPr>
+            <w:r>
+              <w:rPr>
+                <w:rFonts w:ascii="Times New Roman" w:eastAsia="Times New Roman" w:hAnsi="Times New Roman" w:cs="Times New Roman"/>
+                <w:kern w:val="0"/>
+                <w14:ligatures w14:val="none"/>
+              </w:rPr>
+              <w:t>phone</w:t>
+            </w:r>
+          </w:p>
+        </w:tc>
+        <w:tc>
+          <w:tcPr>
+            <w:tcW w:w="4068" w:type="dxa"/>
+            <w:hideMark/>
+          </w:tcPr>
+          <w:p>
+            <w:pPr>
+              <w:cnfStyle w:val="000000000000" w:firstRow="0" w:lastRow="0" w:firstColumn="0" w:lastColumn="0" w:oddVBand="0" w:evenVBand="0" w:oddHBand="0" w:evenHBand="0" w:firstRowFirstColumn="0" w:firstRowLastColumn="0" w:lastRowFirstColumn="0" w:lastRowLastColumn="0"/>
+              <w:rPr>
+                <w:rFonts w:ascii="Times New Roman" w:eastAsia="Times New Roman" w:hAnsi="Times New Roman" w:cs="Times New Roman"/>
+                <w:kern w:val="0"/>
+                <w14:ligatures w14:val="none"/>
+              </w:rPr>
+            </w:pPr>
+            <w:r>
+              <w:rPr>
+                <w:rFonts w:ascii="Times New Roman" w:eastAsia="Times New Roman" w:hAnsi="Times New Roman" w:cs="Times New Roman"/>
+                <w:kern w:val="0"/>
+                <w14:ligatures w14:val="none"/>
+              </w:rPr>
+              <w:t>Technician contact number</w:t>
+            </w:r>
+          </w:p>
+        </w:tc>
+      </w:tr>
+      <w:tr>
+        <w:trPr>
+          <w:cnfStyle w:val="000000100000" w:firstRow="0" w:lastRow="0" w:firstColumn="0" w:lastColumn="0" w:oddVBand="0" w:evenVBand="0" w:oddHBand="1" w:evenHBand="0" w:firstRowFirstColumn="0" w:firstRowLastColumn="0" w:lastRowFirstColumn="0" w:lastRowLastColumn="0"/>
+        </w:trPr>
+        <w:tc>
+          <w:tcPr>
+            <w:cnfStyle w:val="001000000000" w:firstRow="0" w:lastRow="0" w:firstColumn="1" w:lastColumn="0" w:oddVBand="0" w:evenVBand="0" w:oddHBand="0" w:evenHBand="0" w:firstRowFirstColumn="0" w:firstRowLastColumn="0" w:lastRowFirstColumn="0" w:lastRowLastColumn="0"/>
+            <w:tcW w:w="2878" w:type="dxa"/>
+            <w:hideMark/>
+          </w:tcPr>
+          <w:p>
+            <w:pPr>
+              <w:rPr>
+                <w:rFonts w:ascii="Consolas" w:eastAsia="Times New Roman" w:hAnsi="Consolas" w:cs="Times New Roman"/>
+                <w:kern w:val="0"/>
+                <w:sz w:val="22"/>
+                <w:szCs w:val="22"/>
+                <w14:ligatures w14:val="none"/>
+              </w:rPr>
+            </w:pPr>
+            <w:r>
+              <w:rPr>
+                <w:rFonts w:ascii="Consolas" w:eastAsia="Times New Roman" w:hAnsi="Consolas" w:cs="Times New Roman"/>
+                <w:kern w:val="0"/>
+                <w:sz w:val="22"/>
+                <w:szCs w:val="22"/>
+                <w14:ligatures w14:val="none"/>
+              </w:rPr>
+              <w:t>SUPPLIER</w:t>
+            </w:r>
+          </w:p>
+        </w:tc>
+        <w:tc>
+          <w:tcPr>
+            <w:tcW w:w="2389" w:type="dxa"/>
+            <w:hideMark/>
+          </w:tcPr>
+          <w:p>
+            <w:pPr>
+              <w:cnfStyle w:val="000000100000" w:firstRow="0" w:lastRow="0" w:firstColumn="0" w:lastColumn="0" w:oddVBand="0" w:evenVBand="0" w:oddHBand="1" w:evenHBand="0" w:firstRowFirstColumn="0" w:firstRowLastColumn="0" w:lastRowFirstColumn="0" w:lastRowLastColumn="0"/>
+              <w:rPr>
+                <w:rFonts w:ascii="Times New Roman" w:eastAsia="Times New Roman" w:hAnsi="Times New Roman" w:cs="Times New Roman"/>
+                <w:kern w:val="0"/>
+                <w14:ligatures w14:val="none"/>
+              </w:rPr>
+            </w:pPr>
+            <w:proofErr w:type="spellStart"/>
+            <w:r>
+              <w:rPr>
+                <w:rFonts w:ascii="Times New Roman" w:eastAsia="Times New Roman" w:hAnsi="Times New Roman" w:cs="Times New Roman"/>
+                <w:kern w:val="0"/>
+                <w14:ligatures w14:val="none"/>
+              </w:rPr>
+              <w:t>supplier_id</w:t>
+            </w:r>
+            <w:proofErr w:type="spellEnd"/>
+          </w:p>
+        </w:tc>
+        <w:tc>
+          <w:tcPr>
+            <w:tcW w:w="4068" w:type="dxa"/>
+            <w:hideMark/>
+          </w:tcPr>
+          <w:p>
+            <w:pPr>
+              <w:cnfStyle w:val="000000100000" w:firstRow="0" w:lastRow="0" w:firstColumn="0" w:lastColumn="0" w:oddVBand="0" w:evenVBand="0" w:oddHBand="1" w:evenHBand="0" w:firstRowFirstColumn="0" w:firstRowLastColumn="0" w:lastRowFirstColumn="0" w:lastRowLastColumn="0"/>
+              <w:rPr>
+                <w:rFonts w:ascii="Times New Roman" w:eastAsia="Times New Roman" w:hAnsi="Times New Roman" w:cs="Times New Roman"/>
+                <w:kern w:val="0"/>
+                <w14:ligatures w14:val="none"/>
+              </w:rPr>
+            </w:pPr>
+            <w:r>
+              <w:rPr>
+                <w:rFonts w:ascii="Times New Roman" w:eastAsia="Times New Roman" w:hAnsi="Times New Roman" w:cs="Times New Roman"/>
+                <w:kern w:val="0"/>
+                <w14:ligatures w14:val="none"/>
+              </w:rPr>
+              <w:t>Unique identifier for supplier</w:t>
+            </w:r>
+          </w:p>
+        </w:tc>
+      </w:tr>
+      <w:tr>
+        <w:tc>
+          <w:tcPr>
+            <w:cnfStyle w:val="001000000000" w:firstRow="0" w:lastRow="0" w:firstColumn="1" w:lastColumn="0" w:oddVBand="0" w:evenVBand="0" w:oddHBand="0" w:evenHBand="0" w:firstRowFirstColumn="0" w:firstRowLastColumn="0" w:lastRowFirstColumn="0" w:lastRowLastColumn="0"/>
+            <w:tcW w:w="2878" w:type="dxa"/>
+            <w:hideMark/>
+          </w:tcPr>
+          <w:p>
+            <w:pPr>
+              <w:rPr>
+                <w:rFonts w:ascii="Consolas" w:eastAsia="Times New Roman" w:hAnsi="Consolas" w:cs="Times New Roman"/>
+                <w:kern w:val="0"/>
+                <w:sz w:val="22"/>
+                <w:szCs w:val="22"/>
+                <w14:ligatures w14:val="none"/>
+              </w:rPr>
+            </w:pPr>
+            <w:r>
+              <w:rPr>
+                <w:rFonts w:ascii="Consolas" w:eastAsia="Times New Roman" w:hAnsi="Consolas" w:cs="Times New Roman"/>
+                <w:kern w:val="0"/>
+                <w:sz w:val="22"/>
+                <w:szCs w:val="22"/>
+                <w14:ligatures w14:val="none"/>
+              </w:rPr>
+              <w:t>SUPPLIER</w:t>
+            </w:r>
+          </w:p>
+        </w:tc>
+        <w:tc>
+          <w:tcPr>
+            <w:tcW w:w="2389" w:type="dxa"/>
+            <w:hideMark/>
+          </w:tcPr>
+          <w:p>
+            <w:pPr>
+              <w:cnfStyle w:val="000000000000" w:firstRow="0" w:lastRow="0" w:firstColumn="0" w:lastColumn="0" w:oddVBand="0" w:evenVBand="0" w:oddHBand="0" w:evenHBand="0" w:firstRowFirstColumn="0" w:firstRowLastColumn="0" w:lastRowFirstColumn="0" w:lastRowLastColumn="0"/>
+              <w:rPr>
+                <w:rFonts w:ascii="Times New Roman" w:eastAsia="Times New Roman" w:hAnsi="Times New Roman" w:cs="Times New Roman"/>
+                <w:kern w:val="0"/>
+                <w14:ligatures w14:val="none"/>
+              </w:rPr>
+            </w:pPr>
+            <w:proofErr w:type="spellStart"/>
+            <w:r>
+              <w:rPr>
+                <w:rFonts w:ascii="Times New Roman" w:eastAsia="Times New Roman" w:hAnsi="Times New Roman" w:cs="Times New Roman"/>
+                <w:kern w:val="0"/>
+                <w14:ligatures w14:val="none"/>
+              </w:rPr>
+              <w:t>supplier_name</w:t>
+            </w:r>
+            <w:proofErr w:type="spellEnd"/>
+          </w:p>
+        </w:tc>
+        <w:tc>
+          <w:tcPr>
+            <w:tcW w:w="4068" w:type="dxa"/>
+            <w:hideMark/>
+          </w:tcPr>
+          <w:p>
+            <w:pPr>
+              <w:cnfStyle w:val="000000000000" w:firstRow="0" w:lastRow="0" w:firstColumn="0" w:lastColumn="0" w:oddVBand="0" w:evenVBand="0" w:oddHBand="0" w:evenHBand="0" w:firstRowFirstColumn="0" w:firstRowLastColumn="0" w:lastRowFirstColumn="0" w:lastRowLastColumn="0"/>
+              <w:rPr>
+                <w:rFonts w:ascii="Times New Roman" w:eastAsia="Times New Roman" w:hAnsi="Times New Roman" w:cs="Times New Roman"/>
+                <w:kern w:val="0"/>
+                <w14:ligatures w14:val="none"/>
+              </w:rPr>
+            </w:pPr>
+            <w:r>
+              <w:rPr>
+                <w:rFonts w:ascii="Times New Roman" w:eastAsia="Times New Roman" w:hAnsi="Times New Roman" w:cs="Times New Roman"/>
+                <w:kern w:val="0"/>
+                <w14:ligatures w14:val="none"/>
+              </w:rPr>
+              <w:t>Supplier company name</w:t>
+            </w:r>
+          </w:p>
+        </w:tc>
+      </w:tr>
+      <w:tr>
+        <w:trPr>
+          <w:cnfStyle w:val="000000100000" w:firstRow="0" w:lastRow="0" w:firstColumn="0" w:lastColumn="0" w:oddVBand="0" w:evenVBand="0" w:oddHBand="1" w:evenHBand="0" w:firstRowFirstColumn="0" w:firstRowLastColumn="0" w:lastRowFirstColumn="0" w:lastRowLastColumn="0"/>
+        </w:trPr>
+        <w:tc>
+          <w:tcPr>
+            <w:cnfStyle w:val="001000000000" w:firstRow="0" w:lastRow="0" w:firstColumn="1" w:lastColumn="0" w:oddVBand="0" w:evenVBand="0" w:oddHBand="0" w:evenHBand="0" w:firstRowFirstColumn="0" w:firstRowLastColumn="0" w:lastRowFirstColumn="0" w:lastRowLastColumn="0"/>
+            <w:tcW w:w="2878" w:type="dxa"/>
+            <w:hideMark/>
+          </w:tcPr>
+          <w:p>
+            <w:pPr>
+              <w:rPr>
+                <w:rFonts w:ascii="Consolas" w:eastAsia="Times New Roman" w:hAnsi="Consolas" w:cs="Times New Roman"/>
+                <w:kern w:val="0"/>
+                <w:sz w:val="22"/>
+                <w:szCs w:val="22"/>
+                <w14:ligatures w14:val="none"/>
+              </w:rPr>
+            </w:pPr>
+            <w:r>
+              <w:rPr>
+                <w:rFonts w:ascii="Consolas" w:eastAsia="Times New Roman" w:hAnsi="Consolas" w:cs="Times New Roman"/>
+                <w:kern w:val="0"/>
+                <w:sz w:val="22"/>
+                <w:szCs w:val="22"/>
+                <w14:ligatures w14:val="none"/>
+              </w:rPr>
+              <w:t>SUPPLIER</w:t>
+            </w:r>
+          </w:p>
+        </w:tc>
+        <w:tc>
+          <w:tcPr>
+            <w:tcW w:w="2389" w:type="dxa"/>
+            <w:hideMark/>
+          </w:tcPr>
+          <w:p>
+            <w:pPr>
+              <w:cnfStyle w:val="000000100000" w:firstRow="0" w:lastRow="0" w:firstColumn="0" w:lastColumn="0" w:oddVBand="0" w:evenVBand="0" w:oddHBand="1" w:evenHBand="0" w:firstRowFirstColumn="0" w:firstRowLastColumn="0" w:lastRowFirstColumn="0" w:lastRowLastColumn="0"/>
+              <w:rPr>
+                <w:rFonts w:ascii="Times New Roman" w:eastAsia="Times New Roman" w:hAnsi="Times New Roman" w:cs="Times New Roman"/>
+                <w:kern w:val="0"/>
+                <w14:ligatures w14:val="none"/>
+              </w:rPr>
+            </w:pPr>
+            <w:proofErr w:type="spellStart"/>
+            <w:r>
+              <w:rPr>
+                <w:rFonts w:ascii="Times New Roman" w:eastAsia="Times New Roman" w:hAnsi="Times New Roman" w:cs="Times New Roman"/>
+                <w:kern w:val="0"/>
+                <w14:ligatures w14:val="none"/>
+              </w:rPr>
+              <w:t>contact_name</w:t>
+            </w:r>
+            <w:proofErr w:type="spellEnd"/>
+          </w:p>
+        </w:tc>
+        <w:tc>
+          <w:tcPr>
+            <w:tcW w:w="4068" w:type="dxa"/>
+            <w:hideMark/>
+          </w:tcPr>
+          <w:p>
+            <w:pPr>
+              <w:cnfStyle w:val="000000100000" w:firstRow="0" w:lastRow="0" w:firstColumn="0" w:lastColumn="0" w:oddVBand="0" w:evenVBand="0" w:oddHBand="1" w:evenHBand="0" w:firstRowFirstColumn="0" w:firstRowLastColumn="0" w:lastRowFirstColumn="0" w:lastRowLastColumn="0"/>
+              <w:rPr>
+                <w:rFonts w:ascii="Times New Roman" w:eastAsia="Times New Roman" w:hAnsi="Times New Roman" w:cs="Times New Roman"/>
+                <w:kern w:val="0"/>
+                <w14:ligatures w14:val="none"/>
+              </w:rPr>
+            </w:pPr>
+            <w:proofErr w:type="gramStart"/>
+            <w:r>
+              <w:rPr>
+                <w:rFonts w:ascii="Times New Roman" w:eastAsia="Times New Roman" w:hAnsi="Times New Roman" w:cs="Times New Roman"/>
+                <w:kern w:val="0"/>
+                <w14:ligatures w14:val="none"/>
+              </w:rPr>
+              <w:t>Supplier</w:t>
+            </w:r>
+            <w:proofErr w:type="gramEnd"/>
+            <w:r>
+              <w:rPr>
+                <w:rFonts w:ascii="Times New Roman" w:eastAsia="Times New Roman" w:hAnsi="Times New Roman" w:cs="Times New Roman"/>
+                <w:kern w:val="0"/>
+                <w14:ligatures w14:val="none"/>
+              </w:rPr>
+              <w:t xml:space="preserve"> contact person</w:t>
+            </w:r>
+          </w:p>
+        </w:tc>
+      </w:tr>
+      <w:tr>
+        <w:tc>
+          <w:tcPr>
+            <w:cnfStyle w:val="001000000000" w:firstRow="0" w:lastRow="0" w:firstColumn="1" w:lastColumn="0" w:oddVBand="0" w:evenVBand="0" w:oddHBand="0" w:evenHBand="0" w:firstRowFirstColumn="0" w:firstRowLastColumn="0" w:lastRowFirstColumn="0" w:lastRowLastColumn="0"/>
+            <w:tcW w:w="2878" w:type="dxa"/>
+            <w:hideMark/>
+          </w:tcPr>
+          <w:p>
+            <w:pPr>
+              <w:rPr>
+                <w:rFonts w:ascii="Consolas" w:eastAsia="Times New Roman" w:hAnsi="Consolas" w:cs="Times New Roman"/>
+                <w:kern w:val="0"/>
+                <w:sz w:val="22"/>
+                <w:szCs w:val="22"/>
+                <w14:ligatures w14:val="none"/>
+              </w:rPr>
+            </w:pPr>
+            <w:r>
+              <w:rPr>
+                <w:rFonts w:ascii="Consolas" w:eastAsia="Times New Roman" w:hAnsi="Consolas" w:cs="Times New Roman"/>
+                <w:kern w:val="0"/>
+                <w:sz w:val="22"/>
+                <w:szCs w:val="22"/>
+                <w14:ligatures w14:val="none"/>
+              </w:rPr>
+              <w:t>SUPPLIER</w:t>
+            </w:r>
+          </w:p>
+        </w:tc>
+        <w:tc>
+          <w:tcPr>
+            <w:tcW w:w="2389" w:type="dxa"/>
+            <w:hideMark/>
+          </w:tcPr>
+          <w:p>
+            <w:pPr>
+              <w:cnfStyle w:val="000000000000" w:firstRow="0" w:lastRow="0" w:firstColumn="0" w:lastColumn="0" w:oddVBand="0" w:evenVBand="0" w:oddHBand="0" w:evenHBand="0" w:firstRowFirstColumn="0" w:firstRowLastColumn="0" w:lastRowFirstColumn="0" w:lastRowLastColumn="0"/>
+              <w:rPr>
+                <w:rFonts w:ascii="Times New Roman" w:eastAsia="Times New Roman" w:hAnsi="Times New Roman" w:cs="Times New Roman"/>
+                <w:kern w:val="0"/>
+                <w14:ligatures w14:val="none"/>
+              </w:rPr>
+            </w:pPr>
+            <w:r>
+              <w:rPr>
+                <w:rFonts w:ascii="Times New Roman" w:eastAsia="Times New Roman" w:hAnsi="Times New Roman" w:cs="Times New Roman"/>
+                <w:kern w:val="0"/>
+                <w14:ligatures w14:val="none"/>
+              </w:rPr>
+              <w:t>phone</w:t>
+            </w:r>
+          </w:p>
+        </w:tc>
+        <w:tc>
+          <w:tcPr>
+            <w:tcW w:w="4068" w:type="dxa"/>
+            <w:hideMark/>
+          </w:tcPr>
+          <w:p>
+            <w:pPr>
+              <w:cnfStyle w:val="000000000000" w:firstRow="0" w:lastRow="0" w:firstColumn="0" w:lastColumn="0" w:oddVBand="0" w:evenVBand="0" w:oddHBand="0" w:evenHBand="0" w:firstRowFirstColumn="0" w:firstRowLastColumn="0" w:lastRowFirstColumn="0" w:lastRowLastColumn="0"/>
+              <w:rPr>
+                <w:rFonts w:ascii="Times New Roman" w:eastAsia="Times New Roman" w:hAnsi="Times New Roman" w:cs="Times New Roman"/>
+                <w:kern w:val="0"/>
+                <w14:ligatures w14:val="none"/>
+              </w:rPr>
+            </w:pPr>
+            <w:proofErr w:type="gramStart"/>
+            <w:r>
+              <w:rPr>
+                <w:rFonts w:ascii="Times New Roman" w:eastAsia="Times New Roman" w:hAnsi="Times New Roman" w:cs="Times New Roman"/>
+                <w:kern w:val="0"/>
+                <w14:ligatures w14:val="none"/>
+              </w:rPr>
+              <w:t>Supplier</w:t>
+            </w:r>
+            <w:proofErr w:type="gramEnd"/>
+            <w:r>
+              <w:rPr>
+                <w:rFonts w:ascii="Times New Roman" w:eastAsia="Times New Roman" w:hAnsi="Times New Roman" w:cs="Times New Roman"/>
+                <w:kern w:val="0"/>
+                <w14:ligatures w14:val="none"/>
+              </w:rPr>
+              <w:t xml:space="preserve"> contact number</w:t>
+            </w:r>
+          </w:p>
+        </w:tc>
+      </w:tr>
+      <w:tr>
+        <w:trPr>
+          <w:cnfStyle w:val="000000100000" w:firstRow="0" w:lastRow="0" w:firstColumn="0" w:lastColumn="0" w:oddVBand="0" w:evenVBand="0" w:oddHBand="1" w:evenHBand="0" w:firstRowFirstColumn="0" w:firstRowLastColumn="0" w:lastRowFirstColumn="0" w:lastRowLastColumn="0"/>
+        </w:trPr>
+        <w:tc>
+          <w:tcPr>
+            <w:cnfStyle w:val="001000000000" w:firstRow="0" w:lastRow="0" w:firstColumn="1" w:lastColumn="0" w:oddVBand="0" w:evenVBand="0" w:oddHBand="0" w:evenHBand="0" w:firstRowFirstColumn="0" w:firstRowLastColumn="0" w:lastRowFirstColumn="0" w:lastRowLastColumn="0"/>
+            <w:tcW w:w="2878" w:type="dxa"/>
+            <w:hideMark/>
+          </w:tcPr>
+          <w:p>
+            <w:pPr>
+              <w:rPr>
+                <w:rFonts w:ascii="Consolas" w:eastAsia="Times New Roman" w:hAnsi="Consolas" w:cs="Times New Roman"/>
+                <w:kern w:val="0"/>
+                <w:sz w:val="22"/>
+                <w:szCs w:val="22"/>
+                <w14:ligatures w14:val="none"/>
+              </w:rPr>
+            </w:pPr>
+            <w:r>
+              <w:rPr>
+                <w:rFonts w:ascii="Consolas" w:eastAsia="Times New Roman" w:hAnsi="Consolas" w:cs="Times New Roman"/>
+                <w:kern w:val="0"/>
+                <w:sz w:val="22"/>
+                <w:szCs w:val="22"/>
+                <w14:ligatures w14:val="none"/>
+              </w:rPr>
+              <w:t>SUPPLIER</w:t>
+            </w:r>
+          </w:p>
+        </w:tc>
+        <w:tc>
+          <w:tcPr>
+            <w:tcW w:w="2389" w:type="dxa"/>
+            <w:hideMark/>
+          </w:tcPr>
+          <w:p>
+            <w:pPr>
+              <w:cnfStyle w:val="000000100000" w:firstRow="0" w:lastRow="0" w:firstColumn="0" w:lastColumn="0" w:oddVBand="0" w:evenVBand="0" w:oddHBand="1" w:evenHBand="0" w:firstRowFirstColumn="0" w:firstRowLastColumn="0" w:lastRowFirstColumn="0" w:lastRowLastColumn="0"/>
+              <w:rPr>
+                <w:rFonts w:ascii="Times New Roman" w:eastAsia="Times New Roman" w:hAnsi="Times New Roman" w:cs="Times New Roman"/>
+                <w:kern w:val="0"/>
+                <w14:ligatures w14:val="none"/>
+              </w:rPr>
+            </w:pPr>
+            <w:r>
+              <w:rPr>
+                <w:rFonts w:ascii="Times New Roman" w:eastAsia="Times New Roman" w:hAnsi="Times New Roman" w:cs="Times New Roman"/>
+                <w:kern w:val="0"/>
+                <w14:ligatures w14:val="none"/>
+              </w:rPr>
+              <w:t>email</w:t>
+            </w:r>
+          </w:p>
+        </w:tc>
+        <w:tc>
+          <w:tcPr>
+            <w:tcW w:w="4068" w:type="dxa"/>
+            <w:hideMark/>
+          </w:tcPr>
+          <w:p>
+            <w:pPr>
+              <w:cnfStyle w:val="000000100000" w:firstRow="0" w:lastRow="0" w:firstColumn="0" w:lastColumn="0" w:oddVBand="0" w:evenVBand="0" w:oddHBand="1" w:evenHBand="0" w:firstRowFirstColumn="0" w:firstRowLastColumn="0" w:lastRowFirstColumn="0" w:lastRowLastColumn="0"/>
+              <w:rPr>
+                <w:rFonts w:ascii="Times New Roman" w:eastAsia="Times New Roman" w:hAnsi="Times New Roman" w:cs="Times New Roman"/>
+                <w:kern w:val="0"/>
+                <w14:ligatures w14:val="none"/>
+              </w:rPr>
+            </w:pPr>
+            <w:r>
+              <w:rPr>
+                <w:rFonts w:ascii="Times New Roman" w:eastAsia="Times New Roman" w:hAnsi="Times New Roman" w:cs="Times New Roman"/>
+                <w:kern w:val="0"/>
+                <w14:ligatures w14:val="none"/>
+              </w:rPr>
+              <w:t>Supplier email address</w:t>
+            </w:r>
+          </w:p>
+        </w:tc>
+      </w:tr>
+      <w:tr>
+        <w:tc>
+          <w:tcPr>
+            <w:cnfStyle w:val="001000000000" w:firstRow="0" w:lastRow="0" w:firstColumn="1" w:lastColumn="0" w:oddVBand="0" w:evenVBand="0" w:oddHBand="0" w:evenHBand="0" w:firstRowFirstColumn="0" w:firstRowLastColumn="0" w:lastRowFirstColumn="0" w:lastRowLastColumn="0"/>
+            <w:tcW w:w="2878" w:type="dxa"/>
+            <w:hideMark/>
+          </w:tcPr>
+          <w:p>
+            <w:pPr>
+              <w:rPr>
+                <w:rFonts w:ascii="Consolas" w:eastAsia="Times New Roman" w:hAnsi="Consolas" w:cs="Times New Roman"/>
+                <w:kern w:val="0"/>
+                <w:sz w:val="22"/>
+                <w:szCs w:val="22"/>
+                <w14:ligatures w14:val="none"/>
+              </w:rPr>
+            </w:pPr>
+            <w:r>
+              <w:rPr>
+                <w:rFonts w:ascii="Consolas" w:eastAsia="Times New Roman" w:hAnsi="Consolas" w:cs="Times New Roman"/>
+                <w:kern w:val="0"/>
+                <w:sz w:val="22"/>
+                <w:szCs w:val="22"/>
+                <w14:ligatures w14:val="none"/>
+              </w:rPr>
+              <w:t>PART</w:t>
+            </w:r>
+          </w:p>
+        </w:tc>
+        <w:tc>
+          <w:tcPr>
+            <w:tcW w:w="2389" w:type="dxa"/>
+            <w:hideMark/>
+          </w:tcPr>
+          <w:p>
+            <w:pPr>
+              <w:cnfStyle w:val="000000000000" w:firstRow="0" w:lastRow="0" w:firstColumn="0" w:lastColumn="0" w:oddVBand="0" w:evenVBand="0" w:oddHBand="0" w:evenHBand="0" w:firstRowFirstColumn="0" w:firstRowLastColumn="0" w:lastRowFirstColumn="0" w:lastRowLastColumn="0"/>
+              <w:rPr>
+                <w:rFonts w:ascii="Times New Roman" w:eastAsia="Times New Roman" w:hAnsi="Times New Roman" w:cs="Times New Roman"/>
+                <w:kern w:val="0"/>
+                <w14:ligatures w14:val="none"/>
+              </w:rPr>
+            </w:pPr>
+            <w:proofErr w:type="spellStart"/>
+            <w:r>
+              <w:rPr>
+                <w:rFonts w:ascii="Times New Roman" w:eastAsia="Times New Roman" w:hAnsi="Times New Roman" w:cs="Times New Roman"/>
+                <w:kern w:val="0"/>
+                <w14:ligatures w14:val="none"/>
+              </w:rPr>
+              <w:t>part_id</w:t>
+            </w:r>
+            <w:proofErr w:type="spellEnd"/>
+          </w:p>
+        </w:tc>
+        <w:tc>
+          <w:tcPr>
+            <w:tcW w:w="4068" w:type="dxa"/>
+            <w:hideMark/>
+          </w:tcPr>
+          <w:p>
+            <w:pPr>
+              <w:cnfStyle w:val="000000000000" w:firstRow="0" w:lastRow="0" w:firstColumn="0" w:lastColumn="0" w:oddVBand="0" w:evenVBand="0" w:oddHBand="0" w:evenHBand="0" w:firstRowFirstColumn="0" w:firstRowLastColumn="0" w:lastRowFirstColumn="0" w:lastRowLastColumn="0"/>
+              <w:rPr>
+                <w:rFonts w:ascii="Times New Roman" w:eastAsia="Times New Roman" w:hAnsi="Times New Roman" w:cs="Times New Roman"/>
+                <w:kern w:val="0"/>
+                <w14:ligatures w14:val="none"/>
+              </w:rPr>
+            </w:pPr>
+            <w:r>
+              <w:rPr>
+                <w:rFonts w:ascii="Times New Roman" w:eastAsia="Times New Roman" w:hAnsi="Times New Roman" w:cs="Times New Roman"/>
+                <w:kern w:val="0"/>
+                <w14:ligatures w14:val="none"/>
+              </w:rPr>
+              <w:t>Unique identifier for spare part</w:t>
+            </w:r>
+          </w:p>
+        </w:tc>
+      </w:tr>
+      <w:tr>
+        <w:trPr>
+          <w:cnfStyle w:val="000000100000" w:firstRow="0" w:lastRow="0" w:firstColumn="0" w:lastColumn="0" w:oddVBand="0" w:evenVBand="0" w:oddHBand="1" w:evenHBand="0" w:firstRowFirstColumn="0" w:firstRowLastColumn="0" w:lastRowFirstColumn="0" w:lastRowLastColumn="0"/>
+        </w:trPr>
+        <w:tc>
+          <w:tcPr>
+            <w:cnfStyle w:val="001000000000" w:firstRow="0" w:lastRow="0" w:firstColumn="1" w:lastColumn="0" w:oddVBand="0" w:evenVBand="0" w:oddHBand="0" w:evenHBand="0" w:firstRowFirstColumn="0" w:firstRowLastColumn="0" w:lastRowFirstColumn="0" w:lastRowLastColumn="0"/>
+            <w:tcW w:w="2878" w:type="dxa"/>
+            <w:hideMark/>
+          </w:tcPr>
+          <w:p>
+            <w:pPr>
+              <w:rPr>
+                <w:rFonts w:ascii="Consolas" w:eastAsia="Times New Roman" w:hAnsi="Consolas" w:cs="Times New Roman"/>
+                <w:kern w:val="0"/>
+                <w:sz w:val="22"/>
+                <w:szCs w:val="22"/>
+                <w14:ligatures w14:val="none"/>
+              </w:rPr>
+            </w:pPr>
+            <w:r>
+              <w:rPr>
+                <w:rFonts w:ascii="Consolas" w:eastAsia="Times New Roman" w:hAnsi="Consolas" w:cs="Times New Roman"/>
+                <w:kern w:val="0"/>
+                <w:sz w:val="22"/>
+                <w:szCs w:val="22"/>
+                <w14:ligatures w14:val="none"/>
+              </w:rPr>
+              <w:t>PART</w:t>
+            </w:r>
+          </w:p>
+        </w:tc>
+        <w:tc>
+          <w:tcPr>
+            <w:tcW w:w="2389" w:type="dxa"/>
+            <w:hideMark/>
+          </w:tcPr>
+          <w:p>
+            <w:pPr>
+              <w:cnfStyle w:val="000000100000" w:firstRow="0" w:lastRow="0" w:firstColumn="0" w:lastColumn="0" w:oddVBand="0" w:evenVBand="0" w:oddHBand="1" w:evenHBand="0" w:firstRowFirstColumn="0" w:firstRowLastColumn="0" w:lastRowFirstColumn="0" w:lastRowLastColumn="0"/>
+              <w:rPr>
+                <w:rFonts w:ascii="Times New Roman" w:eastAsia="Times New Roman" w:hAnsi="Times New Roman" w:cs="Times New Roman"/>
+                <w:kern w:val="0"/>
+                <w14:ligatures w14:val="none"/>
+              </w:rPr>
+            </w:pPr>
+            <w:proofErr w:type="spellStart"/>
+            <w:r>
+              <w:rPr>
+                <w:rFonts w:ascii="Times New Roman" w:eastAsia="Times New Roman" w:hAnsi="Times New Roman" w:cs="Times New Roman"/>
+                <w:kern w:val="0"/>
+                <w14:ligatures w14:val="none"/>
+              </w:rPr>
+              <w:t>part_name</w:t>
+            </w:r>
+            <w:proofErr w:type="spellEnd"/>
+          </w:p>
+        </w:tc>
+        <w:tc>
+          <w:tcPr>
+            <w:tcW w:w="4068" w:type="dxa"/>
+            <w:hideMark/>
+          </w:tcPr>
+          <w:p>
+            <w:pPr>
+              <w:cnfStyle w:val="000000100000" w:firstRow="0" w:lastRow="0" w:firstColumn="0" w:lastColumn="0" w:oddVBand="0" w:evenVBand="0" w:oddHBand="1" w:evenHBand="0" w:firstRowFirstColumn="0" w:firstRowLastColumn="0" w:lastRowFirstColumn="0" w:lastRowLastColumn="0"/>
+              <w:rPr>
+                <w:rFonts w:ascii="Times New Roman" w:eastAsia="Times New Roman" w:hAnsi="Times New Roman" w:cs="Times New Roman"/>
+                <w:kern w:val="0"/>
+                <w14:ligatures w14:val="none"/>
+              </w:rPr>
+            </w:pPr>
+            <w:r>
+              <w:rPr>
+                <w:rFonts w:ascii="Times New Roman" w:eastAsia="Times New Roman" w:hAnsi="Times New Roman" w:cs="Times New Roman"/>
+                <w:kern w:val="0"/>
+                <w14:ligatures w14:val="none"/>
+              </w:rPr>
+              <w:t>Name of spare part</w:t>
+            </w:r>
+          </w:p>
+        </w:tc>
+      </w:tr>
+      <w:tr>
+        <w:tc>
+          <w:tcPr>
+            <w:cnfStyle w:val="001000000000" w:firstRow="0" w:lastRow="0" w:firstColumn="1" w:lastColumn="0" w:oddVBand="0" w:evenVBand="0" w:oddHBand="0" w:evenHBand="0" w:firstRowFirstColumn="0" w:firstRowLastColumn="0" w:lastRowFirstColumn="0" w:lastRowLastColumn="0"/>
+            <w:tcW w:w="2878" w:type="dxa"/>
+            <w:hideMark/>
+          </w:tcPr>
+          <w:p>
+            <w:pPr>
+              <w:rPr>
+                <w:rFonts w:ascii="Consolas" w:eastAsia="Times New Roman" w:hAnsi="Consolas" w:cs="Times New Roman"/>
+                <w:kern w:val="0"/>
+                <w:sz w:val="22"/>
+                <w:szCs w:val="22"/>
+                <w14:ligatures w14:val="none"/>
+              </w:rPr>
+            </w:pPr>
+            <w:r>
+              <w:rPr>
+                <w:rFonts w:ascii="Consolas" w:eastAsia="Times New Roman" w:hAnsi="Consolas" w:cs="Times New Roman"/>
+                <w:kern w:val="0"/>
+                <w:sz w:val="22"/>
+                <w:szCs w:val="22"/>
+                <w14:ligatures w14:val="none"/>
+              </w:rPr>
+              <w:t>PART</w:t>
+            </w:r>
+          </w:p>
+        </w:tc>
+        <w:tc>
+          <w:tcPr>
+            <w:tcW w:w="2389" w:type="dxa"/>
+            <w:hideMark/>
+          </w:tcPr>
+          <w:p>
+            <w:pPr>
+              <w:cnfStyle w:val="000000000000" w:firstRow="0" w:lastRow="0" w:firstColumn="0" w:lastColumn="0" w:oddVBand="0" w:evenVBand="0" w:oddHBand="0" w:evenHBand="0" w:firstRowFirstColumn="0" w:firstRowLastColumn="0" w:lastRowFirstColumn="0" w:lastRowLastColumn="0"/>
+              <w:rPr>
+                <w:rFonts w:ascii="Times New Roman" w:eastAsia="Times New Roman" w:hAnsi="Times New Roman" w:cs="Times New Roman"/>
+                <w:kern w:val="0"/>
+                <w14:ligatures w14:val="none"/>
+              </w:rPr>
+            </w:pPr>
+            <w:proofErr w:type="spellStart"/>
+            <w:r>
+              <w:rPr>
+                <w:rFonts w:ascii="Times New Roman" w:eastAsia="Times New Roman" w:hAnsi="Times New Roman" w:cs="Times New Roman"/>
+                <w:kern w:val="0"/>
+                <w14:ligatures w14:val="none"/>
+              </w:rPr>
+              <w:t>unit_cost</w:t>
+            </w:r>
+            <w:proofErr w:type="spellEnd"/>
+          </w:p>
+        </w:tc>
+        <w:tc>
+          <w:tcPr>
+            <w:tcW w:w="4068" w:type="dxa"/>
+            <w:hideMark/>
+          </w:tcPr>
+          <w:p>
+            <w:pPr>
+              <w:cnfStyle w:val="000000000000" w:firstRow="0" w:lastRow="0" w:firstColumn="0" w:lastColumn="0" w:oddVBand="0" w:evenVBand="0" w:oddHBand="0" w:evenHBand="0" w:firstRowFirstColumn="0" w:firstRowLastColumn="0" w:lastRowFirstColumn="0" w:lastRowLastColumn="0"/>
+              <w:rPr>
+                <w:rFonts w:ascii="Times New Roman" w:eastAsia="Times New Roman" w:hAnsi="Times New Roman" w:cs="Times New Roman"/>
+                <w:kern w:val="0"/>
+                <w14:ligatures w14:val="none"/>
+              </w:rPr>
+            </w:pPr>
+            <w:r>
+              <w:rPr>
+                <w:rFonts w:ascii="Times New Roman" w:eastAsia="Times New Roman" w:hAnsi="Times New Roman" w:cs="Times New Roman"/>
+                <w:kern w:val="0"/>
+                <w14:ligatures w14:val="none"/>
+              </w:rPr>
+              <w:t>Cost per unit of part</w:t>
+            </w:r>
+          </w:p>
+        </w:tc>
+      </w:tr>
+      <w:tr>
+        <w:trPr>
+          <w:cnfStyle w:val="000000100000" w:firstRow="0" w:lastRow="0" w:firstColumn="0" w:lastColumn="0" w:oddVBand="0" w:evenVBand="0" w:oddHBand="1" w:evenHBand="0" w:firstRowFirstColumn="0" w:firstRowLastColumn="0" w:lastRowFirstColumn="0" w:lastRowLastColumn="0"/>
+        </w:trPr>
+        <w:tc>
+          <w:tcPr>
+            <w:cnfStyle w:val="001000000000" w:firstRow="0" w:lastRow="0" w:firstColumn="1" w:lastColumn="0" w:oddVBand="0" w:evenVBand="0" w:oddHBand="0" w:evenHBand="0" w:firstRowFirstColumn="0" w:firstRowLastColumn="0" w:lastRowFirstColumn="0" w:lastRowLastColumn="0"/>
+            <w:tcW w:w="2878" w:type="dxa"/>
+            <w:hideMark/>
+          </w:tcPr>
+          <w:p>
+            <w:pPr>
+              <w:rPr>
+                <w:rFonts w:ascii="Consolas" w:eastAsia="Times New Roman" w:hAnsi="Consolas" w:cs="Times New Roman"/>
+                <w:kern w:val="0"/>
+                <w:sz w:val="22"/>
+                <w:szCs w:val="22"/>
+                <w14:ligatures w14:val="none"/>
+              </w:rPr>
+            </w:pPr>
+            <w:r>
+              <w:rPr>
+                <w:rFonts w:ascii="Consolas" w:eastAsia="Times New Roman" w:hAnsi="Consolas" w:cs="Times New Roman"/>
+                <w:kern w:val="0"/>
+                <w:sz w:val="22"/>
+                <w:szCs w:val="22"/>
+                <w14:ligatures w14:val="none"/>
+              </w:rPr>
+              <w:t>PART</w:t>
+            </w:r>
+          </w:p>
+        </w:tc>
+        <w:tc>
+          <w:tcPr>
+            <w:tcW w:w="2389" w:type="dxa"/>
+            <w:hideMark/>
+          </w:tcPr>
+          <w:p>
+            <w:pPr>
+              <w:cnfStyle w:val="000000100000" w:firstRow="0" w:lastRow="0" w:firstColumn="0" w:lastColumn="0" w:oddVBand="0" w:evenVBand="0" w:oddHBand="1" w:evenHBand="0" w:firstRowFirstColumn="0" w:firstRowLastColumn="0" w:lastRowFirstColumn="0" w:lastRowLastColumn="0"/>
+              <w:rPr>
+                <w:rFonts w:ascii="Times New Roman" w:eastAsia="Times New Roman" w:hAnsi="Times New Roman" w:cs="Times New Roman"/>
+                <w:kern w:val="0"/>
+                <w14:ligatures w14:val="none"/>
+              </w:rPr>
+            </w:pPr>
+            <w:proofErr w:type="spellStart"/>
+            <w:r>
+              <w:rPr>
+                <w:rFonts w:ascii="Times New Roman" w:eastAsia="Times New Roman" w:hAnsi="Times New Roman" w:cs="Times New Roman"/>
+                <w:kern w:val="0"/>
+                <w14:ligatures w14:val="none"/>
+              </w:rPr>
+              <w:t>quantity_on_hand</w:t>
+            </w:r>
+            <w:proofErr w:type="spellEnd"/>
+          </w:p>
+        </w:tc>
+        <w:tc>
+          <w:tcPr>
+            <w:tcW w:w="4068" w:type="dxa"/>
+            <w:hideMark/>
+          </w:tcPr>
+          <w:p>
+            <w:pPr>
+              <w:cnfStyle w:val="000000100000" w:firstRow="0" w:lastRow="0" w:firstColumn="0" w:lastColumn="0" w:oddVBand="0" w:evenVBand="0" w:oddHBand="1" w:evenHBand="0" w:firstRowFirstColumn="0" w:firstRowLastColumn="0" w:lastRowFirstColumn="0" w:lastRowLastColumn="0"/>
+              <w:rPr>
+                <w:rFonts w:ascii="Times New Roman" w:eastAsia="Times New Roman" w:hAnsi="Times New Roman" w:cs="Times New Roman"/>
+                <w:kern w:val="0"/>
+                <w14:ligatures w14:val="none"/>
+              </w:rPr>
+            </w:pPr>
+            <w:r>
+              <w:rPr>
+                <w:rFonts w:ascii="Times New Roman" w:eastAsia="Times New Roman" w:hAnsi="Times New Roman" w:cs="Times New Roman"/>
+                <w:kern w:val="0"/>
+                <w14:ligatures w14:val="none"/>
+              </w:rPr>
+              <w:t>Current inventory quantity</w:t>
+            </w:r>
+          </w:p>
+        </w:tc>
+      </w:tr>
+      <w:tr>
+        <w:tc>
+          <w:tcPr>
+            <w:cnfStyle w:val="001000000000" w:firstRow="0" w:lastRow="0" w:firstColumn="1" w:lastColumn="0" w:oddVBand="0" w:evenVBand="0" w:oddHBand="0" w:evenHBand="0" w:firstRowFirstColumn="0" w:firstRowLastColumn="0" w:lastRowFirstColumn="0" w:lastRowLastColumn="0"/>
+            <w:tcW w:w="2878" w:type="dxa"/>
+            <w:hideMark/>
+          </w:tcPr>
+          <w:p>
+            <w:pPr>
+              <w:rPr>
+                <w:rFonts w:ascii="Consolas" w:eastAsia="Times New Roman" w:hAnsi="Consolas" w:cs="Times New Roman"/>
+                <w:kern w:val="0"/>
+                <w:sz w:val="22"/>
+                <w:szCs w:val="22"/>
+                <w14:ligatures w14:val="none"/>
+              </w:rPr>
+            </w:pPr>
+            <w:r>
+              <w:rPr>
+                <w:rFonts w:ascii="Consolas" w:eastAsia="Times New Roman" w:hAnsi="Consolas" w:cs="Times New Roman"/>
+                <w:kern w:val="0"/>
+                <w:sz w:val="22"/>
+                <w:szCs w:val="22"/>
+                <w14:ligatures w14:val="none"/>
+              </w:rPr>
+              <w:t>PART</w:t>
+            </w:r>
+          </w:p>
+        </w:tc>
+        <w:tc>
+          <w:tcPr>
+            <w:tcW w:w="2389" w:type="dxa"/>
+            <w:hideMark/>
+          </w:tcPr>
+          <w:p>
+            <w:pPr>
+              <w:cnfStyle w:val="000000000000" w:firstRow="0" w:lastRow="0" w:firstColumn="0" w:lastColumn="0" w:oddVBand="0" w:evenVBand="0" w:oddHBand="0" w:evenHBand="0" w:firstRowFirstColumn="0" w:firstRowLastColumn="0" w:lastRowFirstColumn="0" w:lastRowLastColumn="0"/>
+              <w:rPr>
+                <w:rFonts w:ascii="Times New Roman" w:eastAsia="Times New Roman" w:hAnsi="Times New Roman" w:cs="Times New Roman"/>
+                <w:kern w:val="0"/>
+                <w14:ligatures w14:val="none"/>
+              </w:rPr>
+            </w:pPr>
+            <w:proofErr w:type="spellStart"/>
+            <w:r>
+              <w:rPr>
+                <w:rFonts w:ascii="Times New Roman" w:eastAsia="Times New Roman" w:hAnsi="Times New Roman" w:cs="Times New Roman"/>
+                <w:kern w:val="0"/>
+                <w14:ligatures w14:val="none"/>
+              </w:rPr>
+              <w:t>minimum_quantity</w:t>
+            </w:r>
+            <w:proofErr w:type="spellEnd"/>
+          </w:p>
+        </w:tc>
+        <w:tc>
+          <w:tcPr>
+            <w:tcW w:w="4068" w:type="dxa"/>
+            <w:hideMark/>
+          </w:tcPr>
+          <w:p>
+            <w:pPr>
+              <w:cnfStyle w:val="000000000000" w:firstRow="0" w:lastRow="0" w:firstColumn="0" w:lastColumn="0" w:oddVBand="0" w:evenVBand="0" w:oddHBand="0" w:evenHBand="0" w:firstRowFirstColumn="0" w:firstRowLastColumn="0" w:lastRowFirstColumn="0" w:lastRowLastColumn="0"/>
+              <w:rPr>
+                <w:rFonts w:ascii="Times New Roman" w:eastAsia="Times New Roman" w:hAnsi="Times New Roman" w:cs="Times New Roman"/>
+                <w:kern w:val="0"/>
+                <w14:ligatures w14:val="none"/>
+              </w:rPr>
+            </w:pPr>
+            <w:r>
+              <w:rPr>
+                <w:rFonts w:ascii="Times New Roman" w:eastAsia="Times New Roman" w:hAnsi="Times New Roman" w:cs="Times New Roman"/>
+                <w:kern w:val="0"/>
+                <w14:ligatures w14:val="none"/>
+              </w:rPr>
+              <w:t>Minimum required inventory level</w:t>
+            </w:r>
+          </w:p>
+        </w:tc>
+      </w:tr>
+      <w:tr>
+        <w:trPr>
+          <w:cnfStyle w:val="000000100000" w:firstRow="0" w:lastRow="0" w:firstColumn="0" w:lastColumn="0" w:oddVBand="0" w:evenVBand="0" w:oddHBand="1" w:evenHBand="0" w:firstRowFirstColumn="0" w:firstRowLastColumn="0" w:lastRowFirstColumn="0" w:lastRowLastColumn="0"/>
+        </w:trPr>
+        <w:tc>
+          <w:tcPr>
+            <w:cnfStyle w:val="001000000000" w:firstRow="0" w:lastRow="0" w:firstColumn="1" w:lastColumn="0" w:oddVBand="0" w:evenVBand="0" w:oddHBand="0" w:evenHBand="0" w:firstRowFirstColumn="0" w:firstRowLastColumn="0" w:lastRowFirstColumn="0" w:lastRowLastColumn="0"/>
+            <w:tcW w:w="2878" w:type="dxa"/>
+            <w:hideMark/>
+          </w:tcPr>
+          <w:p>
+            <w:pPr>
+              <w:rPr>
+                <w:rFonts w:ascii="Consolas" w:eastAsia="Times New Roman" w:hAnsi="Consolas" w:cs="Times New Roman"/>
+                <w:kern w:val="0"/>
+                <w:sz w:val="22"/>
+                <w:szCs w:val="22"/>
+                <w14:ligatures w14:val="none"/>
+              </w:rPr>
+            </w:pPr>
+            <w:r>
+              <w:rPr>
+                <w:rFonts w:ascii="Consolas" w:eastAsia="Times New Roman" w:hAnsi="Consolas" w:cs="Times New Roman"/>
+                <w:kern w:val="0"/>
+                <w:sz w:val="22"/>
+                <w:szCs w:val="22"/>
+                <w14:ligatures w14:val="none"/>
+              </w:rPr>
+              <w:t>PART</w:t>
+            </w:r>
+          </w:p>
+        </w:tc>
+        <w:tc>
+          <w:tcPr>
+            <w:tcW w:w="2389" w:type="dxa"/>
+            <w:hideMark/>
+          </w:tcPr>
+          <w:p>
+            <w:pPr>
+              <w:cnfStyle w:val="000000100000" w:firstRow="0" w:lastRow="0" w:firstColumn="0" w:lastColumn="0" w:oddVBand="0" w:evenVBand="0" w:oddHBand="1" w:evenHBand="0" w:firstRowFirstColumn="0" w:firstRowLastColumn="0" w:lastRowFirstColumn="0" w:lastRowLastColumn="0"/>
+              <w:rPr>
+                <w:rFonts w:ascii="Times New Roman" w:eastAsia="Times New Roman" w:hAnsi="Times New Roman" w:cs="Times New Roman"/>
+                <w:kern w:val="0"/>
+                <w14:ligatures w14:val="none"/>
+              </w:rPr>
+            </w:pPr>
+            <w:proofErr w:type="spellStart"/>
+            <w:r>
+              <w:rPr>
+                <w:rFonts w:ascii="Times New Roman" w:eastAsia="Times New Roman" w:hAnsi="Times New Roman" w:cs="Times New Roman"/>
+                <w:kern w:val="0"/>
+                <w14:ligatures w14:val="none"/>
+              </w:rPr>
+              <w:t>supplier_id</w:t>
+            </w:r>
+            <w:proofErr w:type="spellEnd"/>
+          </w:p>
+        </w:tc>
+        <w:tc>
+          <w:tcPr>
+            <w:tcW w:w="4068" w:type="dxa"/>
+            <w:hideMark/>
+          </w:tcPr>
+          <w:p>
+            <w:pPr>
+              <w:cnfStyle w:val="000000100000" w:firstRow="0" w:lastRow="0" w:firstColumn="0" w:lastColumn="0" w:oddVBand="0" w:evenVBand="0" w:oddHBand="1" w:evenHBand="0" w:firstRowFirstColumn="0" w:firstRowLastColumn="0" w:lastRowFirstColumn="0" w:lastRowLastColumn="0"/>
+              <w:rPr>
+                <w:rFonts w:ascii="Times New Roman" w:eastAsia="Times New Roman" w:hAnsi="Times New Roman" w:cs="Times New Roman"/>
+                <w:kern w:val="0"/>
+                <w14:ligatures w14:val="none"/>
+              </w:rPr>
+            </w:pPr>
+            <w:r>
+              <w:rPr>
+                <w:rFonts w:ascii="Times New Roman" w:eastAsia="Times New Roman" w:hAnsi="Times New Roman" w:cs="Times New Roman"/>
+                <w:kern w:val="0"/>
+                <w14:ligatures w14:val="none"/>
+              </w:rPr>
+              <w:t>References supplier of part</w:t>
+            </w:r>
+          </w:p>
+        </w:tc>
+      </w:tr>
+      <w:tr>
+        <w:tc>
+          <w:tcPr>
+            <w:cnfStyle w:val="001000000000" w:firstRow="0" w:lastRow="0" w:firstColumn="1" w:lastColumn="0" w:oddVBand="0" w:evenVBand="0" w:oddHBand="0" w:evenHBand="0" w:firstRowFirstColumn="0" w:firstRowLastColumn="0" w:lastRowFirstColumn="0" w:lastRowLastColumn="0"/>
+            <w:tcW w:w="2878" w:type="dxa"/>
+            <w:hideMark/>
+          </w:tcPr>
+          <w:p>
+            <w:pPr>
+              <w:rPr>
+                <w:rFonts w:ascii="Consolas" w:eastAsia="Times New Roman" w:hAnsi="Consolas" w:cs="Times New Roman"/>
+                <w:kern w:val="0"/>
+                <w:sz w:val="22"/>
+                <w:szCs w:val="22"/>
+                <w14:ligatures w14:val="none"/>
+              </w:rPr>
+            </w:pPr>
+            <w:r>
+              <w:rPr>
+                <w:rFonts w:ascii="Consolas" w:eastAsia="Times New Roman" w:hAnsi="Consolas" w:cs="Times New Roman"/>
+                <w:kern w:val="0"/>
+                <w:sz w:val="22"/>
+                <w:szCs w:val="22"/>
+                <w14:ligatures w14:val="none"/>
+              </w:rPr>
+              <w:t>WORK_ORDER_ASSIGNMENT</w:t>
+            </w:r>
+          </w:p>
+        </w:tc>
+        <w:tc>
+          <w:tcPr>
+            <w:tcW w:w="2389" w:type="dxa"/>
+            <w:hideMark/>
+          </w:tcPr>
+          <w:p>
+            <w:pPr>
+              <w:cnfStyle w:val="000000000000" w:firstRow="0" w:lastRow="0" w:firstColumn="0" w:lastColumn="0" w:oddVBand="0" w:evenVBand="0" w:oddHBand="0" w:evenHBand="0" w:firstRowFirstColumn="0" w:firstRowLastColumn="0" w:lastRowFirstColumn="0" w:lastRowLastColumn="0"/>
+              <w:rPr>
+                <w:rFonts w:ascii="Times New Roman" w:eastAsia="Times New Roman" w:hAnsi="Times New Roman" w:cs="Times New Roman"/>
+                <w:kern w:val="0"/>
+                <w14:ligatures w14:val="none"/>
+              </w:rPr>
+            </w:pPr>
+            <w:proofErr w:type="spellStart"/>
+            <w:r>
+              <w:rPr>
+                <w:rFonts w:ascii="Times New Roman" w:eastAsia="Times New Roman" w:hAnsi="Times New Roman" w:cs="Times New Roman"/>
+                <w:kern w:val="0"/>
+                <w14:ligatures w14:val="none"/>
+              </w:rPr>
+              <w:t>work_order_id</w:t>
+            </w:r>
+            <w:proofErr w:type="spellEnd"/>
+          </w:p>
+        </w:tc>
+        <w:tc>
+          <w:tcPr>
+            <w:tcW w:w="4068" w:type="dxa"/>
+            <w:hideMark/>
+          </w:tcPr>
+          <w:p>
+            <w:pPr>
+              <w:cnfStyle w:val="000000000000" w:firstRow="0" w:lastRow="0" w:firstColumn="0" w:lastColumn="0" w:oddVBand="0" w:evenVBand="0" w:oddHBand="0" w:evenHBand="0" w:firstRowFirstColumn="0" w:firstRowLastColumn="0" w:lastRowFirstColumn="0" w:lastRowLastColumn="0"/>
+              <w:rPr>
+                <w:rFonts w:ascii="Times New Roman" w:eastAsia="Times New Roman" w:hAnsi="Times New Roman" w:cs="Times New Roman"/>
+                <w:kern w:val="0"/>
+                <w14:ligatures w14:val="none"/>
+              </w:rPr>
+            </w:pPr>
+            <w:r>
+              <w:rPr>
+                <w:rFonts w:ascii="Times New Roman" w:eastAsia="Times New Roman" w:hAnsi="Times New Roman" w:cs="Times New Roman"/>
+                <w:kern w:val="0"/>
+                <w14:ligatures w14:val="none"/>
+              </w:rPr>
+              <w:t>References assigned work order</w:t>
+            </w:r>
+          </w:p>
+        </w:tc>
+      </w:tr>
+      <w:tr>
+        <w:trPr>
+          <w:cnfStyle w:val="000000100000" w:firstRow="0" w:lastRow="0" w:firstColumn="0" w:lastColumn="0" w:oddVBand="0" w:evenVBand="0" w:oddHBand="1" w:evenHBand="0" w:firstRowFirstColumn="0" w:firstRowLastColumn="0" w:lastRowFirstColumn="0" w:lastRowLastColumn="0"/>
+        </w:trPr>
+        <w:tc>
+          <w:tcPr>
+            <w:cnfStyle w:val="001000000000" w:firstRow="0" w:lastRow="0" w:firstColumn="1" w:lastColumn="0" w:oddVBand="0" w:evenVBand="0" w:oddHBand="0" w:evenHBand="0" w:firstRowFirstColumn="0" w:firstRowLastColumn="0" w:lastRowFirstColumn="0" w:lastRowLastColumn="0"/>
+            <w:tcW w:w="2878" w:type="dxa"/>
+            <w:hideMark/>
+          </w:tcPr>
+          <w:p>
+            <w:pPr>
+              <w:rPr>
+                <w:rFonts w:ascii="Consolas" w:eastAsia="Times New Roman" w:hAnsi="Consolas" w:cs="Times New Roman"/>
+                <w:kern w:val="0"/>
+                <w:sz w:val="22"/>
+                <w:szCs w:val="22"/>
+                <w14:ligatures w14:val="none"/>
+              </w:rPr>
+            </w:pPr>
+            <w:r>
+              <w:rPr>
+                <w:rFonts w:ascii="Consolas" w:eastAsia="Times New Roman" w:hAnsi="Consolas" w:cs="Times New Roman"/>
+                <w:kern w:val="0"/>
+                <w:sz w:val="22"/>
+                <w:szCs w:val="22"/>
+                <w14:ligatures w14:val="none"/>
+              </w:rPr>
+              <w:t>WORK_ORDER_ASSIGNMENT</w:t>
+            </w:r>
+          </w:p>
+        </w:tc>
+        <w:tc>
+          <w:tcPr>
+            <w:tcW w:w="2389" w:type="dxa"/>
+            <w:hideMark/>
+          </w:tcPr>
+          <w:p>
+            <w:pPr>
+              <w:cnfStyle w:val="000000100000" w:firstRow="0" w:lastRow="0" w:firstColumn="0" w:lastColumn="0" w:oddVBand="0" w:evenVBand="0" w:oddHBand="1" w:evenHBand="0" w:firstRowFirstColumn="0" w:firstRowLastColumn="0" w:lastRowFirstColumn="0" w:lastRowLastColumn="0"/>
+              <w:rPr>
+                <w:rFonts w:ascii="Times New Roman" w:eastAsia="Times New Roman" w:hAnsi="Times New Roman" w:cs="Times New Roman"/>
+                <w:kern w:val="0"/>
+                <w14:ligatures w14:val="none"/>
+              </w:rPr>
+            </w:pPr>
+            <w:proofErr w:type="spellStart"/>
+            <w:r>
+              <w:rPr>
+                <w:rFonts w:ascii="Times New Roman" w:eastAsia="Times New Roman" w:hAnsi="Times New Roman" w:cs="Times New Roman"/>
+                <w:kern w:val="0"/>
+                <w14:ligatures w14:val="none"/>
+              </w:rPr>
+              <w:t>technician_id</w:t>
+            </w:r>
+            <w:proofErr w:type="spellEnd"/>
+          </w:p>
+        </w:tc>
+        <w:tc>
+          <w:tcPr>
+            <w:tcW w:w="4068" w:type="dxa"/>
+            <w:hideMark/>
+          </w:tcPr>
+          <w:p>
+            <w:pPr>
+              <w:cnfStyle w:val="000000100000" w:firstRow="0" w:lastRow="0" w:firstColumn="0" w:lastColumn="0" w:oddVBand="0" w:evenVBand="0" w:oddHBand="1" w:evenHBand="0" w:firstRowFirstColumn="0" w:firstRowLastColumn="0" w:lastRowFirstColumn="0" w:lastRowLastColumn="0"/>
+              <w:rPr>
+                <w:rFonts w:ascii="Times New Roman" w:eastAsia="Times New Roman" w:hAnsi="Times New Roman" w:cs="Times New Roman"/>
+                <w:kern w:val="0"/>
+                <w14:ligatures w14:val="none"/>
+              </w:rPr>
+            </w:pPr>
+            <w:r>
+              <w:rPr>
+                <w:rFonts w:ascii="Times New Roman" w:eastAsia="Times New Roman" w:hAnsi="Times New Roman" w:cs="Times New Roman"/>
+                <w:kern w:val="0"/>
+                <w14:ligatures w14:val="none"/>
+              </w:rPr>
+              <w:t>References assigned technician</w:t>
+            </w:r>
+          </w:p>
+        </w:tc>
+      </w:tr>
+      <w:tr>
+        <w:tc>
+          <w:tcPr>
+            <w:cnfStyle w:val="001000000000" w:firstRow="0" w:lastRow="0" w:firstColumn="1" w:lastColumn="0" w:oddVBand="0" w:evenVBand="0" w:oddHBand="0" w:evenHBand="0" w:firstRowFirstColumn="0" w:firstRowLastColumn="0" w:lastRowFirstColumn="0" w:lastRowLastColumn="0"/>
+            <w:tcW w:w="2878" w:type="dxa"/>
+            <w:hideMark/>
+          </w:tcPr>
+          <w:p>
+            <w:pPr>
+              <w:rPr>
+                <w:rFonts w:ascii="Consolas" w:eastAsia="Times New Roman" w:hAnsi="Consolas" w:cs="Times New Roman"/>
+                <w:kern w:val="0"/>
+                <w:sz w:val="22"/>
+                <w:szCs w:val="22"/>
+                <w14:ligatures w14:val="none"/>
+              </w:rPr>
+            </w:pPr>
+            <w:r>
+              <w:rPr>
+                <w:rFonts w:ascii="Consolas" w:eastAsia="Times New Roman" w:hAnsi="Consolas" w:cs="Times New Roman"/>
+                <w:kern w:val="0"/>
+                <w:sz w:val="22"/>
+                <w:szCs w:val="22"/>
+                <w14:ligatures w14:val="none"/>
+              </w:rPr>
+              <w:t>WORK_ORDER_ASSIGNMENT</w:t>
+            </w:r>
+          </w:p>
+        </w:tc>
+        <w:tc>
+          <w:tcPr>
+            <w:tcW w:w="2389" w:type="dxa"/>
+            <w:hideMark/>
+          </w:tcPr>
+          <w:p>
+            <w:pPr>
+              <w:cnfStyle w:val="000000000000" w:firstRow="0" w:lastRow="0" w:firstColumn="0" w:lastColumn="0" w:oddVBand="0" w:evenVBand="0" w:oddHBand="0" w:evenHBand="0" w:firstRowFirstColumn="0" w:firstRowLastColumn="0" w:lastRowFirstColumn="0" w:lastRowLastColumn="0"/>
+              <w:rPr>
+                <w:rFonts w:ascii="Times New Roman" w:eastAsia="Times New Roman" w:hAnsi="Times New Roman" w:cs="Times New Roman"/>
+                <w:kern w:val="0"/>
+                <w14:ligatures w14:val="none"/>
+              </w:rPr>
+            </w:pPr>
+            <w:proofErr w:type="spellStart"/>
+            <w:r>
+              <w:rPr>
+                <w:rFonts w:ascii="Times New Roman" w:eastAsia="Times New Roman" w:hAnsi="Times New Roman" w:cs="Times New Roman"/>
+                <w:kern w:val="0"/>
+                <w14:ligatures w14:val="none"/>
+              </w:rPr>
+              <w:t>assigned_date</w:t>
+            </w:r>
+            <w:proofErr w:type="spellEnd"/>
+          </w:p>
+        </w:tc>
+        <w:tc>
+          <w:tcPr>
+            <w:tcW w:w="4068" w:type="dxa"/>
+            <w:hideMark/>
+          </w:tcPr>
+          <w:p>
+            <w:pPr>
+              <w:cnfStyle w:val="000000000000" w:firstRow="0" w:lastRow="0" w:firstColumn="0" w:lastColumn="0" w:oddVBand="0" w:evenVBand="0" w:oddHBand="0" w:evenHBand="0" w:firstRowFirstColumn="0" w:firstRowLastColumn="0" w:lastRowFirstColumn="0" w:lastRowLastColumn="0"/>
+              <w:rPr>
+                <w:rFonts w:ascii="Times New Roman" w:eastAsia="Times New Roman" w:hAnsi="Times New Roman" w:cs="Times New Roman"/>
+                <w:kern w:val="0"/>
+                <w14:ligatures w14:val="none"/>
+              </w:rPr>
+            </w:pPr>
+            <w:r>
+              <w:rPr>
+                <w:rFonts w:ascii="Times New Roman" w:eastAsia="Times New Roman" w:hAnsi="Times New Roman" w:cs="Times New Roman"/>
+                <w:kern w:val="0"/>
+                <w14:ligatures w14:val="none"/>
+              </w:rPr>
+              <w:t>Date technician was assigned</w:t>
+            </w:r>
+          </w:p>
+        </w:tc>
+      </w:tr>
+      <w:tr>
+        <w:trPr>
+          <w:cnfStyle w:val="000000100000" w:firstRow="0" w:lastRow="0" w:firstColumn="0" w:lastColumn="0" w:oddVBand="0" w:evenVBand="0" w:oddHBand="1" w:evenHBand="0" w:firstRowFirstColumn="0" w:firstRowLastColumn="0" w:lastRowFirstColumn="0" w:lastRowLastColumn="0"/>
+        </w:trPr>
+        <w:tc>
+          <w:tcPr>
+            <w:cnfStyle w:val="001000000000" w:firstRow="0" w:lastRow="0" w:firstColumn="1" w:lastColumn="0" w:oddVBand="0" w:evenVBand="0" w:oddHBand="0" w:evenHBand="0" w:firstRowFirstColumn="0" w:firstRowLastColumn="0" w:lastRowFirstColumn="0" w:lastRowLastColumn="0"/>
+            <w:tcW w:w="2878" w:type="dxa"/>
+            <w:hideMark/>
+          </w:tcPr>
+          <w:p>
+            <w:pPr>
+              <w:rPr>
+                <w:rFonts w:ascii="Consolas" w:eastAsia="Times New Roman" w:hAnsi="Consolas" w:cs="Times New Roman"/>
+                <w:kern w:val="0"/>
+                <w:sz w:val="22"/>
+                <w:szCs w:val="22"/>
+                <w14:ligatures w14:val="none"/>
+              </w:rPr>
+            </w:pPr>
+            <w:r>
+              <w:rPr>
+                <w:rFonts w:ascii="Consolas" w:eastAsia="Times New Roman" w:hAnsi="Consolas" w:cs="Times New Roman"/>
+                <w:kern w:val="0"/>
+                <w:sz w:val="22"/>
+                <w:szCs w:val="22"/>
+                <w14:ligatures w14:val="none"/>
+              </w:rPr>
+              <w:t>WORK_ORDER_ASSIGNMENT</w:t>
+            </w:r>
+          </w:p>
+        </w:tc>
+        <w:tc>
+          <w:tcPr>
+            <w:tcW w:w="2389" w:type="dxa"/>
+            <w:hideMark/>
+          </w:tcPr>
+          <w:p>
+            <w:pPr>
+              <w:cnfStyle w:val="000000100000" w:firstRow="0" w:lastRow="0" w:firstColumn="0" w:lastColumn="0" w:oddVBand="0" w:evenVBand="0" w:oddHBand="1" w:evenHBand="0" w:firstRowFirstColumn="0" w:firstRowLastColumn="0" w:lastRowFirstColumn="0" w:lastRowLastColumn="0"/>
+              <w:rPr>
+                <w:rFonts w:ascii="Times New Roman" w:eastAsia="Times New Roman" w:hAnsi="Times New Roman" w:cs="Times New Roman"/>
+                <w:kern w:val="0"/>
+                <w14:ligatures w14:val="none"/>
+              </w:rPr>
+            </w:pPr>
+            <w:proofErr w:type="spellStart"/>
+            <w:r>
+              <w:rPr>
+                <w:rFonts w:ascii="Times New Roman" w:eastAsia="Times New Roman" w:hAnsi="Times New Roman" w:cs="Times New Roman"/>
+                <w:kern w:val="0"/>
+                <w14:ligatures w14:val="none"/>
+              </w:rPr>
+              <w:t>hours_worked</w:t>
+            </w:r>
+            <w:proofErr w:type="spellEnd"/>
+          </w:p>
+        </w:tc>
+        <w:tc>
+          <w:tcPr>
+            <w:tcW w:w="4068" w:type="dxa"/>
+            <w:hideMark/>
+          </w:tcPr>
+          <w:p>
+            <w:pPr>
+              <w:cnfStyle w:val="000000100000" w:firstRow="0" w:lastRow="0" w:firstColumn="0" w:lastColumn="0" w:oddVBand="0" w:evenVBand="0" w:oddHBand="1" w:evenHBand="0" w:firstRowFirstColumn="0" w:firstRowLastColumn="0" w:lastRowFirstColumn="0" w:lastRowLastColumn="0"/>
+              <w:rPr>
+                <w:rFonts w:ascii="Times New Roman" w:eastAsia="Times New Roman" w:hAnsi="Times New Roman" w:cs="Times New Roman"/>
+                <w:kern w:val="0"/>
+                <w14:ligatures w14:val="none"/>
+              </w:rPr>
+            </w:pPr>
+            <w:r>
+              <w:rPr>
+                <w:rFonts w:ascii="Times New Roman" w:eastAsia="Times New Roman" w:hAnsi="Times New Roman" w:cs="Times New Roman"/>
+                <w:kern w:val="0"/>
+                <w14:ligatures w14:val="none"/>
+              </w:rPr>
+              <w:t>Total hours worked</w:t>
+            </w:r>
+          </w:p>
+        </w:tc>
+      </w:tr>
+      <w:tr>
+        <w:tc>
+          <w:tcPr>
+            <w:cnfStyle w:val="001000000000" w:firstRow="0" w:lastRow="0" w:firstColumn="1" w:lastColumn="0" w:oddVBand="0" w:evenVBand="0" w:oddHBand="0" w:evenHBand="0" w:firstRowFirstColumn="0" w:firstRowLastColumn="0" w:lastRowFirstColumn="0" w:lastRowLastColumn="0"/>
+            <w:tcW w:w="2878" w:type="dxa"/>
+            <w:hideMark/>
+          </w:tcPr>
+          <w:p>
+            <w:pPr>
+              <w:rPr>
+                <w:rFonts w:ascii="Consolas" w:eastAsia="Times New Roman" w:hAnsi="Consolas" w:cs="Times New Roman"/>
+                <w:kern w:val="0"/>
+                <w:sz w:val="22"/>
+                <w:szCs w:val="22"/>
+                <w14:ligatures w14:val="none"/>
+              </w:rPr>
+            </w:pPr>
+            <w:r>
+              <w:rPr>
+                <w:rFonts w:ascii="Consolas" w:eastAsia="Times New Roman" w:hAnsi="Consolas" w:cs="Times New Roman"/>
+                <w:kern w:val="0"/>
+                <w:sz w:val="22"/>
+                <w:szCs w:val="22"/>
+                <w14:ligatures w14:val="none"/>
+              </w:rPr>
+              <w:t>WORK_ORDER_ASSIGNMENT</w:t>
+            </w:r>
+          </w:p>
+        </w:tc>
+        <w:tc>
+          <w:tcPr>
+            <w:tcW w:w="2389" w:type="dxa"/>
+            <w:hideMark/>
+          </w:tcPr>
+          <w:p>
+            <w:pPr>
+              <w:cnfStyle w:val="000000000000" w:firstRow="0" w:lastRow="0" w:firstColumn="0" w:lastColumn="0" w:oddVBand="0" w:evenVBand="0" w:oddHBand="0" w:evenHBand="0" w:firstRowFirstColumn="0" w:firstRowLastColumn="0" w:lastRowFirstColumn="0" w:lastRowLastColumn="0"/>
+              <w:rPr>
+                <w:rFonts w:ascii="Times New Roman" w:eastAsia="Times New Roman" w:hAnsi="Times New Roman" w:cs="Times New Roman"/>
+                <w:kern w:val="0"/>
+                <w14:ligatures w14:val="none"/>
+              </w:rPr>
+            </w:pPr>
+            <w:proofErr w:type="spellStart"/>
+            <w:r>
+              <w:rPr>
+                <w:rFonts w:ascii="Times New Roman" w:eastAsia="Times New Roman" w:hAnsi="Times New Roman" w:cs="Times New Roman"/>
+                <w:kern w:val="0"/>
+                <w14:ligatures w14:val="none"/>
+              </w:rPr>
+              <w:t>assignment_role</w:t>
+            </w:r>
+            <w:proofErr w:type="spellEnd"/>
+          </w:p>
+        </w:tc>
+        <w:tc>
+          <w:tcPr>
+            <w:tcW w:w="4068" w:type="dxa"/>
+            <w:hideMark/>
+          </w:tcPr>
+          <w:p>
+            <w:pPr>
+              <w:cnfStyle w:val="000000000000" w:firstRow="0" w:lastRow="0" w:firstColumn="0" w:lastColumn="0" w:oddVBand="0" w:evenVBand="0" w:oddHBand="0" w:evenHBand="0" w:firstRowFirstColumn="0" w:firstRowLastColumn="0" w:lastRowFirstColumn="0" w:lastRowLastColumn="0"/>
+              <w:rPr>
+                <w:rFonts w:ascii="Times New Roman" w:eastAsia="Times New Roman" w:hAnsi="Times New Roman" w:cs="Times New Roman"/>
+                <w:kern w:val="0"/>
+                <w14:ligatures w14:val="none"/>
+              </w:rPr>
+            </w:pPr>
+            <w:r>
+              <w:rPr>
+                <w:rFonts w:ascii="Times New Roman" w:eastAsia="Times New Roman" w:hAnsi="Times New Roman" w:cs="Times New Roman"/>
+                <w:kern w:val="0"/>
+                <w14:ligatures w14:val="none"/>
+              </w:rPr>
+              <w:t>Role of technician in task</w:t>
+            </w:r>
+          </w:p>
+        </w:tc>
+      </w:tr>
+      <w:tr>
+        <w:trPr>
+          <w:cnfStyle w:val="000000100000" w:firstRow="0" w:lastRow="0" w:firstColumn="0" w:lastColumn="0" w:oddVBand="0" w:evenVBand="0" w:oddHBand="1" w:evenHBand="0" w:firstRowFirstColumn="0" w:firstRowLastColumn="0" w:lastRowFirstColumn="0" w:lastRowLastColumn="0"/>
+        </w:trPr>
+        <w:tc>
+          <w:tcPr>
+            <w:cnfStyle w:val="001000000000" w:firstRow="0" w:lastRow="0" w:firstColumn="1" w:lastColumn="0" w:oddVBand="0" w:evenVBand="0" w:oddHBand="0" w:evenHBand="0" w:firstRowFirstColumn="0" w:firstRowLastColumn="0" w:lastRowFirstColumn="0" w:lastRowLastColumn="0"/>
+            <w:tcW w:w="2878" w:type="dxa"/>
+            <w:hideMark/>
+          </w:tcPr>
+          <w:p>
+            <w:pPr>
+              <w:rPr>
+                <w:rFonts w:ascii="Consolas" w:eastAsia="Times New Roman" w:hAnsi="Consolas" w:cs="Times New Roman"/>
+                <w:kern w:val="0"/>
+                <w:sz w:val="22"/>
+                <w:szCs w:val="22"/>
+                <w14:ligatures w14:val="none"/>
+              </w:rPr>
+            </w:pPr>
+            <w:r>
+              <w:rPr>
+                <w:rFonts w:ascii="Consolas" w:eastAsia="Times New Roman" w:hAnsi="Consolas" w:cs="Times New Roman"/>
+                <w:kern w:val="0"/>
+                <w:sz w:val="22"/>
+                <w:szCs w:val="22"/>
+                <w14:ligatures w14:val="none"/>
+              </w:rPr>
+              <w:lastRenderedPageBreak/>
+              <w:t>WORK_ORDER_PART</w:t>
+            </w:r>
+          </w:p>
+        </w:tc>
+        <w:tc>
+          <w:tcPr>
+            <w:tcW w:w="2389" w:type="dxa"/>
+            <w:hideMark/>
+          </w:tcPr>
+          <w:p>
+            <w:pPr>
+              <w:cnfStyle w:val="000000100000" w:firstRow="0" w:lastRow="0" w:firstColumn="0" w:lastColumn="0" w:oddVBand="0" w:evenVBand="0" w:oddHBand="1" w:evenHBand="0" w:firstRowFirstColumn="0" w:firstRowLastColumn="0" w:lastRowFirstColumn="0" w:lastRowLastColumn="0"/>
+              <w:rPr>
+                <w:rFonts w:ascii="Times New Roman" w:eastAsia="Times New Roman" w:hAnsi="Times New Roman" w:cs="Times New Roman"/>
+                <w:kern w:val="0"/>
+                <w14:ligatures w14:val="none"/>
+              </w:rPr>
+            </w:pPr>
+            <w:proofErr w:type="spellStart"/>
+            <w:r>
+              <w:rPr>
+                <w:rFonts w:ascii="Times New Roman" w:eastAsia="Times New Roman" w:hAnsi="Times New Roman" w:cs="Times New Roman"/>
+                <w:kern w:val="0"/>
+                <w14:ligatures w14:val="none"/>
+              </w:rPr>
+              <w:t>work_order_id</w:t>
+            </w:r>
+            <w:proofErr w:type="spellEnd"/>
+          </w:p>
+        </w:tc>
+        <w:tc>
+          <w:tcPr>
+            <w:tcW w:w="4068" w:type="dxa"/>
+            <w:hideMark/>
+          </w:tcPr>
+          <w:p>
+            <w:pPr>
+              <w:cnfStyle w:val="000000100000" w:firstRow="0" w:lastRow="0" w:firstColumn="0" w:lastColumn="0" w:oddVBand="0" w:evenVBand="0" w:oddHBand="1" w:evenHBand="0" w:firstRowFirstColumn="0" w:firstRowLastColumn="0" w:lastRowFirstColumn="0" w:lastRowLastColumn="0"/>
+              <w:rPr>
+                <w:rFonts w:ascii="Times New Roman" w:eastAsia="Times New Roman" w:hAnsi="Times New Roman" w:cs="Times New Roman"/>
+                <w:kern w:val="0"/>
+                <w14:ligatures w14:val="none"/>
+              </w:rPr>
+            </w:pPr>
+            <w:r>
+              <w:rPr>
+                <w:rFonts w:ascii="Times New Roman" w:eastAsia="Times New Roman" w:hAnsi="Times New Roman" w:cs="Times New Roman"/>
+                <w:kern w:val="0"/>
+                <w14:ligatures w14:val="none"/>
+              </w:rPr>
+              <w:t>References work order</w:t>
+            </w:r>
+          </w:p>
+        </w:tc>
+      </w:tr>
+      <w:tr>
+        <w:tc>
+          <w:tcPr>
+            <w:cnfStyle w:val="001000000000" w:firstRow="0" w:lastRow="0" w:firstColumn="1" w:lastColumn="0" w:oddVBand="0" w:evenVBand="0" w:oddHBand="0" w:evenHBand="0" w:firstRowFirstColumn="0" w:firstRowLastColumn="0" w:lastRowFirstColumn="0" w:lastRowLastColumn="0"/>
+            <w:tcW w:w="2878" w:type="dxa"/>
+            <w:hideMark/>
+          </w:tcPr>
+          <w:p>
+            <w:pPr>
+              <w:rPr>
+                <w:rFonts w:ascii="Consolas" w:eastAsia="Times New Roman" w:hAnsi="Consolas" w:cs="Times New Roman"/>
+                <w:kern w:val="0"/>
+                <w:sz w:val="22"/>
+                <w:szCs w:val="22"/>
+                <w14:ligatures w14:val="none"/>
+              </w:rPr>
+            </w:pPr>
+            <w:r>
+              <w:rPr>
+                <w:rFonts w:ascii="Consolas" w:eastAsia="Times New Roman" w:hAnsi="Consolas" w:cs="Times New Roman"/>
+                <w:kern w:val="0"/>
+                <w:sz w:val="22"/>
+                <w:szCs w:val="22"/>
+                <w14:ligatures w14:val="none"/>
+              </w:rPr>
+              <w:t>WORK_ORDER_PART</w:t>
+            </w:r>
+          </w:p>
+        </w:tc>
+        <w:tc>
+          <w:tcPr>
+            <w:tcW w:w="2389" w:type="dxa"/>
+            <w:hideMark/>
+          </w:tcPr>
+          <w:p>
+            <w:pPr>
+              <w:cnfStyle w:val="000000000000" w:firstRow="0" w:lastRow="0" w:firstColumn="0" w:lastColumn="0" w:oddVBand="0" w:evenVBand="0" w:oddHBand="0" w:evenHBand="0" w:firstRowFirstColumn="0" w:firstRowLastColumn="0" w:lastRowFirstColumn="0" w:lastRowLastColumn="0"/>
+              <w:rPr>
+                <w:rFonts w:ascii="Times New Roman" w:eastAsia="Times New Roman" w:hAnsi="Times New Roman" w:cs="Times New Roman"/>
+                <w:kern w:val="0"/>
+                <w14:ligatures w14:val="none"/>
+              </w:rPr>
+            </w:pPr>
+            <w:proofErr w:type="spellStart"/>
+            <w:r>
+              <w:rPr>
+                <w:rFonts w:ascii="Times New Roman" w:eastAsia="Times New Roman" w:hAnsi="Times New Roman" w:cs="Times New Roman"/>
+                <w:kern w:val="0"/>
+                <w14:ligatures w14:val="none"/>
+              </w:rPr>
+              <w:t>part_id</w:t>
+            </w:r>
+            <w:proofErr w:type="spellEnd"/>
+          </w:p>
+        </w:tc>
+        <w:tc>
+          <w:tcPr>
+            <w:tcW w:w="4068" w:type="dxa"/>
+            <w:hideMark/>
+          </w:tcPr>
+          <w:p>
+            <w:pPr>
+              <w:cnfStyle w:val="000000000000" w:firstRow="0" w:lastRow="0" w:firstColumn="0" w:lastColumn="0" w:oddVBand="0" w:evenVBand="0" w:oddHBand="0" w:evenHBand="0" w:firstRowFirstColumn="0" w:firstRowLastColumn="0" w:lastRowFirstColumn="0" w:lastRowLastColumn="0"/>
+              <w:rPr>
+                <w:rFonts w:ascii="Times New Roman" w:eastAsia="Times New Roman" w:hAnsi="Times New Roman" w:cs="Times New Roman"/>
+                <w:kern w:val="0"/>
+                <w14:ligatures w14:val="none"/>
+              </w:rPr>
+            </w:pPr>
+            <w:r>
+              <w:rPr>
+                <w:rFonts w:ascii="Times New Roman" w:eastAsia="Times New Roman" w:hAnsi="Times New Roman" w:cs="Times New Roman"/>
+                <w:kern w:val="0"/>
+                <w14:ligatures w14:val="none"/>
+              </w:rPr>
+              <w:t>References spare part</w:t>
+            </w:r>
+          </w:p>
+        </w:tc>
+      </w:tr>
+      <w:tr>
+        <w:trPr>
+          <w:cnfStyle w:val="000000100000" w:firstRow="0" w:lastRow="0" w:firstColumn="0" w:lastColumn="0" w:oddVBand="0" w:evenVBand="0" w:oddHBand="1" w:evenHBand="0" w:firstRowFirstColumn="0" w:firstRowLastColumn="0" w:lastRowFirstColumn="0" w:lastRowLastColumn="0"/>
+        </w:trPr>
+        <w:tc>
+          <w:tcPr>
+            <w:cnfStyle w:val="001000000000" w:firstRow="0" w:lastRow="0" w:firstColumn="1" w:lastColumn="0" w:oddVBand="0" w:evenVBand="0" w:oddHBand="0" w:evenHBand="0" w:firstRowFirstColumn="0" w:firstRowLastColumn="0" w:lastRowFirstColumn="0" w:lastRowLastColumn="0"/>
+            <w:tcW w:w="2878" w:type="dxa"/>
+            <w:hideMark/>
+          </w:tcPr>
+          <w:p>
+            <w:pPr>
+              <w:rPr>
+                <w:rFonts w:ascii="Consolas" w:eastAsia="Times New Roman" w:hAnsi="Consolas" w:cs="Times New Roman"/>
+                <w:kern w:val="0"/>
+                <w:sz w:val="22"/>
+                <w:szCs w:val="22"/>
+                <w14:ligatures w14:val="none"/>
+              </w:rPr>
+            </w:pPr>
+            <w:r>
+              <w:rPr>
+                <w:rFonts w:ascii="Consolas" w:eastAsia="Times New Roman" w:hAnsi="Consolas" w:cs="Times New Roman"/>
+                <w:kern w:val="0"/>
+                <w:sz w:val="22"/>
+                <w:szCs w:val="22"/>
+                <w14:ligatures w14:val="none"/>
+              </w:rPr>
+              <w:t>WORK_ORDER_PART</w:t>
+            </w:r>
+          </w:p>
+        </w:tc>
+        <w:tc>
+          <w:tcPr>
+            <w:tcW w:w="2389" w:type="dxa"/>
+            <w:hideMark/>
+          </w:tcPr>
+          <w:p>
+            <w:pPr>
+              <w:cnfStyle w:val="000000100000" w:firstRow="0" w:lastRow="0" w:firstColumn="0" w:lastColumn="0" w:oddVBand="0" w:evenVBand="0" w:oddHBand="1" w:evenHBand="0" w:firstRowFirstColumn="0" w:firstRowLastColumn="0" w:lastRowFirstColumn="0" w:lastRowLastColumn="0"/>
+              <w:rPr>
+                <w:rFonts w:ascii="Times New Roman" w:eastAsia="Times New Roman" w:hAnsi="Times New Roman" w:cs="Times New Roman"/>
+                <w:kern w:val="0"/>
+                <w14:ligatures w14:val="none"/>
+              </w:rPr>
+            </w:pPr>
+            <w:proofErr w:type="spellStart"/>
+            <w:r>
+              <w:rPr>
+                <w:rFonts w:ascii="Times New Roman" w:eastAsia="Times New Roman" w:hAnsi="Times New Roman" w:cs="Times New Roman"/>
+                <w:kern w:val="0"/>
+                <w14:ligatures w14:val="none"/>
+              </w:rPr>
+              <w:t>quantity_used</w:t>
+            </w:r>
+            <w:proofErr w:type="spellEnd"/>
+          </w:p>
+        </w:tc>
+        <w:tc>
+          <w:tcPr>
+            <w:tcW w:w="4068" w:type="dxa"/>
+            <w:hideMark/>
+          </w:tcPr>
+          <w:p>
+            <w:pPr>
+              <w:cnfStyle w:val="000000100000" w:firstRow="0" w:lastRow="0" w:firstColumn="0" w:lastColumn="0" w:oddVBand="0" w:evenVBand="0" w:oddHBand="1" w:evenHBand="0" w:firstRowFirstColumn="0" w:firstRowLastColumn="0" w:lastRowFirstColumn="0" w:lastRowLastColumn="0"/>
+              <w:rPr>
+                <w:rFonts w:ascii="Times New Roman" w:eastAsia="Times New Roman" w:hAnsi="Times New Roman" w:cs="Times New Roman"/>
+                <w:kern w:val="0"/>
+                <w14:ligatures w14:val="none"/>
+              </w:rPr>
+            </w:pPr>
+            <w:r>
+              <w:rPr>
+                <w:rFonts w:ascii="Times New Roman" w:eastAsia="Times New Roman" w:hAnsi="Times New Roman" w:cs="Times New Roman"/>
+                <w:kern w:val="0"/>
+                <w14:ligatures w14:val="none"/>
+              </w:rPr>
+              <w:t>Quantity of part used</w:t>
+            </w:r>
+          </w:p>
+        </w:tc>
+      </w:tr>
+      <w:tr>
+        <w:tc>
+          <w:tcPr>
+            <w:cnfStyle w:val="001000000000" w:firstRow="0" w:lastRow="0" w:firstColumn="1" w:lastColumn="0" w:oddVBand="0" w:evenVBand="0" w:oddHBand="0" w:evenHBand="0" w:firstRowFirstColumn="0" w:firstRowLastColumn="0" w:lastRowFirstColumn="0" w:lastRowLastColumn="0"/>
+            <w:tcW w:w="2878" w:type="dxa"/>
+            <w:hideMark/>
+          </w:tcPr>
+          <w:p>
+            <w:pPr>
+              <w:rPr>
+                <w:rFonts w:ascii="Consolas" w:eastAsia="Times New Roman" w:hAnsi="Consolas" w:cs="Times New Roman"/>
+                <w:kern w:val="0"/>
+                <w:sz w:val="22"/>
+                <w:szCs w:val="22"/>
+                <w14:ligatures w14:val="none"/>
+              </w:rPr>
+            </w:pPr>
+            <w:r>
+              <w:rPr>
+                <w:rFonts w:ascii="Consolas" w:eastAsia="Times New Roman" w:hAnsi="Consolas" w:cs="Times New Roman"/>
+                <w:kern w:val="0"/>
+                <w:sz w:val="22"/>
+                <w:szCs w:val="22"/>
+                <w14:ligatures w14:val="none"/>
+              </w:rPr>
+              <w:t>WORK_ORDER_PART</w:t>
+            </w:r>
+          </w:p>
+        </w:tc>
+        <w:tc>
+          <w:tcPr>
+            <w:tcW w:w="2389" w:type="dxa"/>
+            <w:hideMark/>
+          </w:tcPr>
+          <w:p>
+            <w:pPr>
+              <w:cnfStyle w:val="000000000000" w:firstRow="0" w:lastRow="0" w:firstColumn="0" w:lastColumn="0" w:oddVBand="0" w:evenVBand="0" w:oddHBand="0" w:evenHBand="0" w:firstRowFirstColumn="0" w:firstRowLastColumn="0" w:lastRowFirstColumn="0" w:lastRowLastColumn="0"/>
+              <w:rPr>
+                <w:rFonts w:ascii="Times New Roman" w:eastAsia="Times New Roman" w:hAnsi="Times New Roman" w:cs="Times New Roman"/>
+                <w:kern w:val="0"/>
+                <w14:ligatures w14:val="none"/>
+              </w:rPr>
+            </w:pPr>
+            <w:proofErr w:type="spellStart"/>
+            <w:r>
+              <w:rPr>
+                <w:rFonts w:ascii="Times New Roman" w:eastAsia="Times New Roman" w:hAnsi="Times New Roman" w:cs="Times New Roman"/>
+                <w:kern w:val="0"/>
+                <w14:ligatures w14:val="none"/>
+              </w:rPr>
+              <w:t>usage_date</w:t>
+            </w:r>
+            <w:proofErr w:type="spellEnd"/>
+          </w:p>
+        </w:tc>
+        <w:tc>
+          <w:tcPr>
+            <w:tcW w:w="4068" w:type="dxa"/>
+            <w:hideMark/>
+          </w:tcPr>
+          <w:p>
+            <w:pPr>
+              <w:cnfStyle w:val="000000000000" w:firstRow="0" w:lastRow="0" w:firstColumn="0" w:lastColumn="0" w:oddVBand="0" w:evenVBand="0" w:oddHBand="0" w:evenHBand="0" w:firstRowFirstColumn="0" w:firstRowLastColumn="0" w:lastRowFirstColumn="0" w:lastRowLastColumn="0"/>
+              <w:rPr>
+                <w:rFonts w:ascii="Times New Roman" w:eastAsia="Times New Roman" w:hAnsi="Times New Roman" w:cs="Times New Roman"/>
+                <w:kern w:val="0"/>
+                <w14:ligatures w14:val="none"/>
+              </w:rPr>
+            </w:pPr>
+            <w:r>
+              <w:rPr>
+                <w:rFonts w:ascii="Times New Roman" w:eastAsia="Times New Roman" w:hAnsi="Times New Roman" w:cs="Times New Roman"/>
+                <w:kern w:val="0"/>
+                <w14:ligatures w14:val="none"/>
+              </w:rPr>
+              <w:t>Date part was used</w:t>
+            </w:r>
+          </w:p>
+        </w:tc>
+      </w:tr>
+    </w:tbl>
+    <w:p>
+      <w:pPr>
         <w:pStyle w:val="Heading1"/>
       </w:pPr>
       <w:r>
-        <w:lastRenderedPageBreak/>
         <w:t>6. Normalization (Up to 3NF)</w:t>
       </w:r>
+      <w:bookmarkEnd w:id="5"/>
+    </w:p>
+    <w:p>
+      <w:r>
+        <w:t>The normalization process reduced redundancy by separating maintenance data into specialized relations connected through primary and foreign keys. Associative entities were introduced to resolve many-to-many relationships between work orders and technicians, as well as work orders and parts.</w:t>
+      </w:r>
+    </w:p>
+    <w:p>
+      <w:r>
+        <w:t>The final schema satisfies Third Normal Form (3NF), ensuring that all non-key attributes depend only on the primary key and eliminating transitive dependencies.</w:t>
+      </w:r>
     </w:p>
     <w:p>
       <w:pPr>
         <w:pStyle w:val="Heading2"/>
       </w:pPr>
+      <w:bookmarkStart w:id="6" w:name="_Toc229151529"/>
       <w:r>
         <w:t>First Normal Form (1NF)</w:t>
       </w:r>
+      <w:bookmarkEnd w:id="6"/>
     </w:p>
     <w:p>
       <w:pPr>
@@ -1980,11 +7030,27 @@
     </w:p>
     <w:p>
       <w:pPr>
+        <w:rPr>
+          <w:rFonts w:asciiTheme="majorHAnsi" w:eastAsiaTheme="majorEastAsia" w:hAnsiTheme="majorHAnsi" w:cstheme="majorBidi"/>
+          <w:color w:val="0F4761" w:themeColor="accent1" w:themeShade="BF"/>
+          <w:sz w:val="32"/>
+          <w:szCs w:val="32"/>
+        </w:rPr>
+      </w:pPr>
+      <w:bookmarkStart w:id="7" w:name="_Toc229151530"/>
+      <w:r>
+        <w:br w:type="page"/>
+      </w:r>
+    </w:p>
+    <w:p>
+      <w:pPr>
         <w:pStyle w:val="Heading2"/>
       </w:pPr>
       <w:r>
+        <w:lastRenderedPageBreak/>
         <w:t>Second Normal Form (2NF)</w:t>
       </w:r>
+      <w:bookmarkEnd w:id="7"/>
     </w:p>
     <w:p>
       <w:pPr>
@@ -2023,9 +7089,16 @@
       <w:pPr>
         <w:pStyle w:val="Heading2"/>
       </w:pPr>
+      <w:bookmarkStart w:id="8" w:name="_Toc229151531"/>
+    </w:p>
+    <w:p>
+      <w:pPr>
+        <w:pStyle w:val="Heading2"/>
+      </w:pPr>
       <w:r>
         <w:t>Third Normal Form (3NF)</w:t>
       </w:r>
+      <w:bookmarkEnd w:id="8"/>
     </w:p>
     <w:p>
       <w:pPr>
@@ -2084,7 +7157,15 @@
         </w:numPr>
       </w:pPr>
       <w:r>
-        <w:t xml:space="preserve">PART only stores supplier_id </w:t>
+        <w:t xml:space="preserve">PART only stores </w:t>
+      </w:r>
+      <w:proofErr w:type="spellStart"/>
+      <w:r>
+        <w:t>supplier_id</w:t>
+      </w:r>
+      <w:proofErr w:type="spellEnd"/>
+      <w:r>
+        <w:t xml:space="preserve"> </w:t>
       </w:r>
     </w:p>
     <w:p>
@@ -2107,10 +7188,12 @@
       <w:pPr>
         <w:pStyle w:val="Heading1"/>
       </w:pPr>
+      <w:bookmarkStart w:id="9" w:name="_Toc229151532"/>
       <w:r>
         <w:lastRenderedPageBreak/>
         <w:t>7. Functional Dependency Diagram</w:t>
       </w:r>
+      <w:bookmarkEnd w:id="9"/>
     </w:p>
     <w:p>
       <w:r>
@@ -2176,409 +7259,1452 @@
       <w:pPr>
         <w:pStyle w:val="Heading1"/>
       </w:pPr>
+      <w:bookmarkStart w:id="10" w:name="_Toc229151533"/>
       <w:r>
         <w:lastRenderedPageBreak/>
         <w:t>8. SQL Implementation</w:t>
       </w:r>
+      <w:bookmarkEnd w:id="10"/>
     </w:p>
     <w:p>
       <w:pPr>
         <w:pStyle w:val="Heading2"/>
       </w:pPr>
+      <w:bookmarkStart w:id="11" w:name="_Toc229151534"/>
       <w:r>
         <w:t>8.1 CREATE TABLE Statements</w:t>
       </w:r>
-    </w:p>
-    <w:p>
-      <w:r>
-        <w:t>“CREATE TABLE PLANT_AREA (</w:t>
-      </w:r>
-    </w:p>
-    <w:p>
-      <w:r>
-        <w:t xml:space="preserve">    area_id INT PRIMARY KEY,</w:t>
-      </w:r>
-    </w:p>
-    <w:p>
-      <w:r>
-        <w:t xml:space="preserve">    area_name VARCHAR(50) NOT NULL,</w:t>
-      </w:r>
-    </w:p>
-    <w:p>
-      <w:r>
-        <w:t xml:space="preserve">    area_description VARCHAR(100)</w:t>
-      </w:r>
-    </w:p>
-    <w:p>
-      <w:r>
-        <w:t>);</w:t>
-      </w:r>
-    </w:p>
-    <w:p/>
-    <w:p>
-      <w:r>
-        <w:t>CREATE TABLE MAINTENANCE_TYPE (</w:t>
-      </w:r>
-    </w:p>
-    <w:p>
-      <w:r>
-        <w:t xml:space="preserve">    maintenance_type_id INT PRIMARY KEY,</w:t>
-      </w:r>
-    </w:p>
-    <w:p>
-      <w:r>
-        <w:t xml:space="preserve">    type_name VARCHAR(50) NOT NULL,</w:t>
-      </w:r>
-    </w:p>
-    <w:p>
-      <w:r>
-        <w:t xml:space="preserve">    type_description VARCHAR(100)</w:t>
-      </w:r>
-    </w:p>
-    <w:p>
-      <w:r>
-        <w:t>);”</w:t>
-      </w:r>
-    </w:p>
-    <w:p>
-      <w:r>
-        <w:t>“CREATE TABLE TECHNICIAN (</w:t>
-      </w:r>
-    </w:p>
-    <w:p>
-      <w:r>
-        <w:t xml:space="preserve">    technician_id INT PRIMARY KEY,</w:t>
-      </w:r>
-    </w:p>
-    <w:p>
-      <w:r>
-        <w:t xml:space="preserve">    first_name VARCHAR(30) NOT NULL,</w:t>
-      </w:r>
-    </w:p>
-    <w:p>
-      <w:r>
-        <w:t xml:space="preserve">    last_name VARCHAR(30) NOT NULL,</w:t>
-      </w:r>
-    </w:p>
-    <w:p>
-      <w:r>
-        <w:t xml:space="preserve">    specialization VARCHAR(50),</w:t>
-      </w:r>
-    </w:p>
-    <w:p>
-      <w:r>
-        <w:t xml:space="preserve">    phone VARCHAR(15)</w:t>
-      </w:r>
-    </w:p>
-    <w:p>
-      <w:r>
-        <w:t>);</w:t>
-      </w:r>
-    </w:p>
-    <w:p/>
-    <w:p>
-      <w:r>
-        <w:t>CREATE TABLE SUPPLIER (</w:t>
-      </w:r>
-    </w:p>
-    <w:p>
-      <w:r>
-        <w:t xml:space="preserve">    supplier_id INT PRIMARY KEY,</w:t>
-      </w:r>
-    </w:p>
-    <w:p>
-      <w:r>
-        <w:t xml:space="preserve">    supplier_name VARCHAR(50) NOT NULL,</w:t>
-      </w:r>
-    </w:p>
-    <w:p>
-      <w:r>
-        <w:t xml:space="preserve">    contact_name VARCHAR(50),</w:t>
-      </w:r>
-    </w:p>
-    <w:p>
-      <w:r>
+      <w:bookmarkEnd w:id="11"/>
+    </w:p>
+    <w:p>
+      <w:pPr>
+        <w:rPr>
+          <w:rFonts w:ascii="Consolas" w:hAnsi="Consolas"/>
+        </w:rPr>
+      </w:pPr>
+      <w:r>
+        <w:rPr>
+          <w:rFonts w:ascii="Consolas" w:hAnsi="Consolas"/>
+        </w:rPr>
+        <w:t>-- PLANT_AREA</w:t>
+      </w:r>
+    </w:p>
+    <w:p>
+      <w:pPr>
+        <w:rPr>
+          <w:rFonts w:ascii="Consolas" w:hAnsi="Consolas"/>
+        </w:rPr>
+      </w:pPr>
+      <w:r>
+        <w:rPr>
+          <w:rFonts w:ascii="Consolas" w:hAnsi="Consolas"/>
+        </w:rPr>
+        <w:t>INSERT INTO PLANT_AREA VALUES (1, 'Area A', 'Assembly Section');</w:t>
+      </w:r>
+    </w:p>
+    <w:p>
+      <w:pPr>
+        <w:rPr>
+          <w:rFonts w:ascii="Consolas" w:hAnsi="Consolas"/>
+        </w:rPr>
+      </w:pPr>
+      <w:r>
+        <w:rPr>
+          <w:rFonts w:ascii="Consolas" w:hAnsi="Consolas"/>
+        </w:rPr>
+        <w:t>INSERT INTO PLANT_AREA VALUES (2, 'Area B', 'Packaging Section');</w:t>
+      </w:r>
+    </w:p>
+    <w:p>
+      <w:pPr>
+        <w:rPr>
+          <w:rFonts w:ascii="Consolas" w:hAnsi="Consolas"/>
+        </w:rPr>
+      </w:pPr>
+      <w:r>
+        <w:rPr>
+          <w:rFonts w:ascii="Consolas" w:hAnsi="Consolas"/>
+        </w:rPr>
+        <w:t>INSERT INTO PLANT_AREA VALUES (3, 'Area C', 'Storage Section');</w:t>
+      </w:r>
+    </w:p>
+    <w:p>
+      <w:pPr>
+        <w:rPr>
+          <w:rFonts w:ascii="Consolas" w:hAnsi="Consolas"/>
+        </w:rPr>
+      </w:pPr>
+      <w:r>
+        <w:rPr>
+          <w:rFonts w:ascii="Consolas" w:hAnsi="Consolas"/>
+        </w:rPr>
+        <w:t>INSERT INTO PLANT_AREA VALUES (4, 'Area D', 'Cooling Section');</w:t>
+      </w:r>
+    </w:p>
+    <w:p>
+      <w:pPr>
+        <w:rPr>
+          <w:rFonts w:ascii="Consolas" w:hAnsi="Consolas"/>
+        </w:rPr>
+      </w:pPr>
+      <w:r>
+        <w:rPr>
+          <w:rFonts w:ascii="Consolas" w:hAnsi="Consolas"/>
+        </w:rPr>
+        <w:t>INSERT INTO PLANT_AREA VALUES (5, 'Area E', 'Mixing Section');</w:t>
+      </w:r>
+    </w:p>
+    <w:p>
+      <w:pPr>
+        <w:rPr>
+          <w:rFonts w:ascii="Consolas" w:hAnsi="Consolas"/>
+        </w:rPr>
+      </w:pPr>
+      <w:r>
+        <w:rPr>
+          <w:rFonts w:ascii="Consolas" w:hAnsi="Consolas"/>
+        </w:rPr>
+        <w:t>INSERT INTO PLANT_AREA VALUES (6, 'Area F', 'Inspection Section');</w:t>
+      </w:r>
+    </w:p>
+    <w:p>
+      <w:pPr>
+        <w:rPr>
+          <w:rFonts w:ascii="Consolas" w:hAnsi="Consolas"/>
+        </w:rPr>
+      </w:pPr>
+      <w:r>
+        <w:rPr>
+          <w:rFonts w:ascii="Consolas" w:hAnsi="Consolas"/>
+        </w:rPr>
+        <w:t>INSERT INTO PLANT_AREA VALUES (7, 'Area G', 'Production Section');</w:t>
+      </w:r>
+    </w:p>
+    <w:p>
+      <w:pPr>
+        <w:rPr>
+          <w:rFonts w:ascii="Consolas" w:hAnsi="Consolas"/>
+        </w:rPr>
+      </w:pPr>
+      <w:r>
+        <w:rPr>
+          <w:rFonts w:ascii="Consolas" w:hAnsi="Consolas"/>
+        </w:rPr>
+        <w:t>INSERT INTO PLANT_AREA VALUES (8, 'Area H', 'Maintenance Bay');</w:t>
+      </w:r>
+    </w:p>
+    <w:p>
+      <w:pPr>
+        <w:rPr>
+          <w:rFonts w:ascii="Consolas" w:hAnsi="Consolas"/>
+        </w:rPr>
+      </w:pPr>
+      <w:r>
+        <w:rPr>
+          <w:rFonts w:ascii="Consolas" w:hAnsi="Consolas"/>
+        </w:rPr>
+        <w:t>INSERT INTO PLANT_AREA VALUES (9, 'Area I', 'Loading Dock');</w:t>
+      </w:r>
+    </w:p>
+    <w:p>
+      <w:pPr>
+        <w:rPr>
+          <w:rFonts w:ascii="Consolas" w:hAnsi="Consolas"/>
+        </w:rPr>
+      </w:pPr>
+      <w:r>
+        <w:rPr>
+          <w:rFonts w:ascii="Consolas" w:hAnsi="Consolas"/>
+        </w:rPr>
+        <w:t>INSERT INTO PLANT_AREA VALUES (10, 'Area J', 'Control Room');</w:t>
+      </w:r>
+    </w:p>
+    <w:p>
+      <w:pPr>
+        <w:rPr>
+          <w:rFonts w:ascii="Consolas" w:hAnsi="Consolas"/>
+        </w:rPr>
+      </w:pPr>
+      <w:r>
+        <w:rPr>
+          <w:rFonts w:ascii="Consolas" w:hAnsi="Consolas"/>
+        </w:rPr>
+        <w:t>-- MAINTENANCE_TYPE</w:t>
+      </w:r>
+    </w:p>
+    <w:p>
+      <w:pPr>
+        <w:rPr>
+          <w:rFonts w:ascii="Consolas" w:hAnsi="Consolas"/>
+        </w:rPr>
+      </w:pPr>
+      <w:r>
+        <w:rPr>
+          <w:rFonts w:ascii="Consolas" w:hAnsi="Consolas"/>
+        </w:rPr>
+        <w:t>INSERT INTO MAINTENANCE_TYPE VALUES (1, 'Preventive', 'Routine check');</w:t>
+      </w:r>
+    </w:p>
+    <w:p>
+      <w:pPr>
+        <w:rPr>
+          <w:rFonts w:ascii="Consolas" w:hAnsi="Consolas"/>
+        </w:rPr>
+      </w:pPr>
+      <w:r>
+        <w:rPr>
+          <w:rFonts w:ascii="Consolas" w:hAnsi="Consolas"/>
+        </w:rPr>
+        <w:t>INSERT INTO MAINTENANCE_TYPE VALUES (2, 'Corrective', 'Fix issue');</w:t>
+      </w:r>
+    </w:p>
+    <w:p>
+      <w:pPr>
+        <w:rPr>
+          <w:rFonts w:ascii="Consolas" w:hAnsi="Consolas"/>
+        </w:rPr>
+      </w:pPr>
+      <w:r>
+        <w:rPr>
+          <w:rFonts w:ascii="Consolas" w:hAnsi="Consolas"/>
+        </w:rPr>
+        <w:t>INSERT INTO MAINTENANCE_TYPE VALUES (3, 'Emergency', 'Urgent repair');</w:t>
+      </w:r>
+    </w:p>
+    <w:p>
+      <w:pPr>
+        <w:rPr>
+          <w:rFonts w:ascii="Consolas" w:hAnsi="Consolas"/>
+        </w:rPr>
+      </w:pPr>
+      <w:r>
+        <w:rPr>
+          <w:rFonts w:ascii="Consolas" w:hAnsi="Consolas"/>
+        </w:rPr>
+        <w:t>INSERT INTO MAINTENANCE_TYPE VALUES (4, 'Inspection', 'Routine inspection');</w:t>
+      </w:r>
+    </w:p>
+    <w:p>
+      <w:pPr>
+        <w:rPr>
+          <w:rFonts w:ascii="Consolas" w:hAnsi="Consolas"/>
+        </w:rPr>
+      </w:pPr>
+      <w:r>
+        <w:rPr>
+          <w:rFonts w:ascii="Consolas" w:hAnsi="Consolas"/>
+        </w:rPr>
+        <w:t>INSERT INTO MAINTENANCE_TYPE VALUES (5, 'Calibration', 'System calibration');</w:t>
+      </w:r>
+    </w:p>
+    <w:p>
+      <w:pPr>
+        <w:rPr>
+          <w:rFonts w:ascii="Consolas" w:hAnsi="Consolas"/>
+        </w:rPr>
+      </w:pPr>
+      <w:r>
+        <w:rPr>
+          <w:rFonts w:ascii="Consolas" w:hAnsi="Consolas"/>
+        </w:rPr>
+        <w:t>INSERT INTO MAINTENANCE_TYPE VALUES (6, 'Replacement', 'Part replacement');</w:t>
+      </w:r>
+    </w:p>
+    <w:p>
+      <w:pPr>
+        <w:rPr>
+          <w:rFonts w:ascii="Consolas" w:hAnsi="Consolas"/>
+        </w:rPr>
+      </w:pPr>
+      <w:r>
+        <w:rPr>
+          <w:rFonts w:ascii="Consolas" w:hAnsi="Consolas"/>
+        </w:rPr>
+        <w:t>INSERT INTO MAINTENANCE_TYPE VALUES (7, 'Cleaning', 'Equipment cleaning');</w:t>
+      </w:r>
+    </w:p>
+    <w:p>
+      <w:pPr>
+        <w:rPr>
+          <w:rFonts w:ascii="Consolas" w:hAnsi="Consolas"/>
+        </w:rPr>
+      </w:pPr>
+      <w:r>
+        <w:rPr>
+          <w:rFonts w:ascii="Consolas" w:hAnsi="Consolas"/>
+        </w:rPr>
+        <w:t>INSERT INTO MAINTENANCE_TYPE VALUES (8, 'Testing', 'Performance testing');</w:t>
+      </w:r>
+    </w:p>
+    <w:p>
+      <w:pPr>
+        <w:rPr>
+          <w:rFonts w:ascii="Consolas" w:hAnsi="Consolas"/>
+        </w:rPr>
+      </w:pPr>
+      <w:r>
+        <w:rPr>
+          <w:rFonts w:ascii="Consolas" w:hAnsi="Consolas"/>
+        </w:rPr>
         <w:lastRenderedPageBreak/>
-        <w:t xml:space="preserve">    phone VARCHAR(15),</w:t>
-      </w:r>
-    </w:p>
-    <w:p>
-      <w:r>
-        <w:t xml:space="preserve">    email VARCHAR(50)</w:t>
-      </w:r>
-    </w:p>
-    <w:p>
-      <w:r>
-        <w:t>);</w:t>
-      </w:r>
-    </w:p>
-    <w:p>
-      <w:r>
-        <w:t>“</w:t>
-      </w:r>
-    </w:p>
-    <w:p>
-      <w:r>
-        <w:t>“CREATE TABLE EQUIPMENT (</w:t>
-      </w:r>
-    </w:p>
-    <w:p>
-      <w:r>
-        <w:t xml:space="preserve">    equipment_id INT PRIMARY KEY,</w:t>
-      </w:r>
-    </w:p>
-    <w:p>
-      <w:r>
-        <w:t xml:space="preserve">    equipment_name VARCHAR(50) NOT NULL,</w:t>
-      </w:r>
-    </w:p>
-    <w:p>
-      <w:r>
-        <w:t xml:space="preserve">    equipment_type VARCHAR(50),</w:t>
-      </w:r>
-    </w:p>
-    <w:p>
-      <w:r>
-        <w:t xml:space="preserve">    installation_date DATE,</w:t>
-      </w:r>
-    </w:p>
-    <w:p>
-      <w:r>
-        <w:t xml:space="preserve">    equipment_status VARCHAR(20),</w:t>
-      </w:r>
-    </w:p>
-    <w:p>
-      <w:r>
-        <w:t xml:space="preserve">    area_id INT,</w:t>
-      </w:r>
-    </w:p>
-    <w:p>
-      <w:r>
-        <w:t xml:space="preserve">    FOREIGN KEY (area_id) REFERENCES PLANT_AREA(area_id)</w:t>
-      </w:r>
-    </w:p>
-    <w:p>
-      <w:r>
-        <w:t>);</w:t>
-      </w:r>
-    </w:p>
-    <w:p/>
-    <w:p>
-      <w:r>
-        <w:t>CREATE TABLE PART (</w:t>
-      </w:r>
-    </w:p>
-    <w:p>
-      <w:r>
-        <w:t xml:space="preserve">    part_id INT PRIMARY KEY,</w:t>
-      </w:r>
-    </w:p>
-    <w:p>
-      <w:r>
-        <w:t xml:space="preserve">    part_name VARCHAR(50) NOT NULL,</w:t>
-      </w:r>
-    </w:p>
-    <w:p>
-      <w:r>
-        <w:t xml:space="preserve">    unit_cost DECIMAL(8,2),</w:t>
-      </w:r>
-    </w:p>
-    <w:p>
-      <w:r>
-        <w:t xml:space="preserve">    quantity_on_hand INT,</w:t>
-      </w:r>
-    </w:p>
-    <w:p>
-      <w:r>
-        <w:t xml:space="preserve">    minimum_quantity INT,</w:t>
-      </w:r>
-    </w:p>
-    <w:p>
-      <w:r>
-        <w:t xml:space="preserve">    supplier_id INT,</w:t>
-      </w:r>
-    </w:p>
-    <w:p>
-      <w:r>
-        <w:t xml:space="preserve">    FOREIGN KEY (supplier_id) REFERENCES SUPPLIER(supplier_id)</w:t>
-      </w:r>
-    </w:p>
-    <w:p>
-      <w:r>
-        <w:t>);</w:t>
-      </w:r>
-    </w:p>
-    <w:p>
-      <w:r>
-        <w:t>“</w:t>
-      </w:r>
-    </w:p>
-    <w:p>
-      <w:r>
-        <w:t>“CREATE TABLE WORK_ORDER (</w:t>
-      </w:r>
-    </w:p>
-    <w:p>
-      <w:r>
-        <w:t xml:space="preserve">    work_order_id INT PRIMARY KEY,</w:t>
-      </w:r>
-    </w:p>
-    <w:p>
-      <w:r>
+        <w:t>INSERT INTO MAINTENANCE_TYPE VALUES (9, 'Lubrication', 'Lubrication maintenance');</w:t>
+      </w:r>
+    </w:p>
+    <w:p>
+      <w:pPr>
+        <w:rPr>
+          <w:rFonts w:ascii="Consolas" w:hAnsi="Consolas"/>
+        </w:rPr>
+      </w:pPr>
+      <w:r>
+        <w:rPr>
+          <w:rFonts w:ascii="Consolas" w:hAnsi="Consolas"/>
+        </w:rPr>
+        <w:t>INSERT INTO MAINTENANCE_TYPE VALUES (10, 'Shutdown', 'Shutdown maintenance');</w:t>
+      </w:r>
+    </w:p>
+    <w:p>
+      <w:pPr>
+        <w:rPr>
+          <w:rFonts w:ascii="Consolas" w:hAnsi="Consolas"/>
+        </w:rPr>
+      </w:pPr>
+      <w:r>
+        <w:rPr>
+          <w:rFonts w:ascii="Consolas" w:hAnsi="Consolas"/>
+        </w:rPr>
+        <w:t>-- TECHNICIAN</w:t>
+      </w:r>
+    </w:p>
+    <w:p>
+      <w:pPr>
+        <w:rPr>
+          <w:rFonts w:ascii="Consolas" w:hAnsi="Consolas"/>
+        </w:rPr>
+      </w:pPr>
+      <w:r>
+        <w:rPr>
+          <w:rFonts w:ascii="Consolas" w:hAnsi="Consolas"/>
+        </w:rPr>
+        <w:t>INSERT INTO TECHNICIAN VALUES (1, 'Ali', 'Hassan', 'Electrical', '0501234567');</w:t>
+      </w:r>
+    </w:p>
+    <w:p>
+      <w:pPr>
+        <w:rPr>
+          <w:rFonts w:ascii="Consolas" w:hAnsi="Consolas"/>
+        </w:rPr>
+      </w:pPr>
+      <w:r>
+        <w:rPr>
+          <w:rFonts w:ascii="Consolas" w:hAnsi="Consolas"/>
+        </w:rPr>
+        <w:t>INSERT INTO TECHNICIAN VALUES (2, 'Omar', 'Saleh', 'Mechanical', '0509876543');</w:t>
+      </w:r>
+    </w:p>
+    <w:p>
+      <w:pPr>
+        <w:rPr>
+          <w:rFonts w:ascii="Consolas" w:hAnsi="Consolas"/>
+        </w:rPr>
+      </w:pPr>
+      <w:r>
+        <w:rPr>
+          <w:rFonts w:ascii="Consolas" w:hAnsi="Consolas"/>
+        </w:rPr>
+        <w:t>INSERT INTO TECHNICIAN VALUES (3, 'Fahad', 'Ali', 'Hydraulics', '0503333333');</w:t>
+      </w:r>
+    </w:p>
+    <w:p>
+      <w:pPr>
+        <w:rPr>
+          <w:rFonts w:ascii="Consolas" w:hAnsi="Consolas"/>
+        </w:rPr>
+      </w:pPr>
+      <w:r>
+        <w:rPr>
+          <w:rFonts w:ascii="Consolas" w:hAnsi="Consolas"/>
+        </w:rPr>
+        <w:t>INSERT INTO TECHNICIAN VALUES (4, 'Saad', 'Khalid', 'Instrumentation', '0504444444');</w:t>
+      </w:r>
+    </w:p>
+    <w:p>
+      <w:pPr>
+        <w:rPr>
+          <w:rFonts w:ascii="Consolas" w:hAnsi="Consolas"/>
+        </w:rPr>
+      </w:pPr>
+      <w:r>
+        <w:rPr>
+          <w:rFonts w:ascii="Consolas" w:hAnsi="Consolas"/>
+        </w:rPr>
+        <w:t>INSERT INTO TECHNICIAN VALUES (5, 'Nasser', 'Ahmed', 'Electrical', '0505555555');</w:t>
+      </w:r>
+    </w:p>
+    <w:p>
+      <w:pPr>
+        <w:rPr>
+          <w:rFonts w:ascii="Consolas" w:hAnsi="Consolas"/>
+        </w:rPr>
+      </w:pPr>
+      <w:r>
+        <w:rPr>
+          <w:rFonts w:ascii="Consolas" w:hAnsi="Consolas"/>
+        </w:rPr>
+        <w:t>INSERT INTO TECHNICIAN VALUES (6, 'Yousef', 'Omar', 'Mechanical', '0506666666');</w:t>
+      </w:r>
+    </w:p>
+    <w:p>
+      <w:pPr>
+        <w:rPr>
+          <w:rFonts w:ascii="Consolas" w:hAnsi="Consolas"/>
+        </w:rPr>
+      </w:pPr>
+      <w:r>
+        <w:rPr>
+          <w:rFonts w:ascii="Consolas" w:hAnsi="Consolas"/>
+        </w:rPr>
+        <w:t>INSERT INTO TECHNICIAN VALUES (7, 'Tariq', 'Salem', 'Welding', '0507777777');</w:t>
+      </w:r>
+    </w:p>
+    <w:p>
+      <w:pPr>
+        <w:rPr>
+          <w:rFonts w:ascii="Consolas" w:hAnsi="Consolas"/>
+        </w:rPr>
+      </w:pPr>
+      <w:r>
+        <w:rPr>
+          <w:rFonts w:ascii="Consolas" w:hAnsi="Consolas"/>
+        </w:rPr>
+        <w:t>INSERT INTO TECHNICIAN VALUES (8, 'Hassan', 'Majed', 'Piping', '0508888888');</w:t>
+      </w:r>
+    </w:p>
+    <w:p>
+      <w:pPr>
+        <w:rPr>
+          <w:rFonts w:ascii="Consolas" w:hAnsi="Consolas"/>
+        </w:rPr>
+      </w:pPr>
+      <w:r>
+        <w:rPr>
+          <w:rFonts w:ascii="Consolas" w:hAnsi="Consolas"/>
+        </w:rPr>
+        <w:t>INSERT INTO TECHNICIAN VALUES (9, 'Kareem', 'Nabil', 'Inspection', '0509999999');</w:t>
+      </w:r>
+    </w:p>
+    <w:p>
+      <w:pPr>
+        <w:rPr>
+          <w:rFonts w:ascii="Consolas" w:hAnsi="Consolas"/>
+        </w:rPr>
+      </w:pPr>
+      <w:r>
+        <w:rPr>
+          <w:rFonts w:ascii="Consolas" w:hAnsi="Consolas"/>
+        </w:rPr>
+        <w:t>INSERT INTO TECHNICIAN VALUES (10, 'Ziad', 'Faris', 'Automation', '0501010101');</w:t>
+      </w:r>
+    </w:p>
+    <w:p>
+      <w:pPr>
+        <w:rPr>
+          <w:rFonts w:ascii="Consolas" w:hAnsi="Consolas"/>
+        </w:rPr>
+      </w:pPr>
+      <w:r>
+        <w:rPr>
+          <w:rFonts w:ascii="Consolas" w:hAnsi="Consolas"/>
+        </w:rPr>
+        <w:br w:type="page"/>
+      </w:r>
+    </w:p>
+    <w:p>
+      <w:pPr>
+        <w:rPr>
+          <w:rFonts w:ascii="Consolas" w:hAnsi="Consolas"/>
+        </w:rPr>
+      </w:pPr>
+      <w:r>
+        <w:rPr>
+          <w:rFonts w:ascii="Consolas" w:hAnsi="Consolas"/>
+        </w:rPr>
         <w:lastRenderedPageBreak/>
-        <w:t xml:space="preserve">    request_date DATE,</w:t>
-      </w:r>
-    </w:p>
-    <w:p>
-      <w:r>
-        <w:t xml:space="preserve">    scheduled_date DATE,</w:t>
-      </w:r>
-    </w:p>
-    <w:p>
-      <w:r>
-        <w:t xml:space="preserve">    completion_date DATE,</w:t>
-      </w:r>
-    </w:p>
-    <w:p>
-      <w:r>
-        <w:t xml:space="preserve">    priority VARCHAR(20),</w:t>
-      </w:r>
-    </w:p>
-    <w:p>
-      <w:r>
-        <w:t xml:space="preserve">    status VARCHAR(20),</w:t>
-      </w:r>
-    </w:p>
-    <w:p>
-      <w:r>
-        <w:t xml:space="preserve">    work_description VARCHAR(100),</w:t>
-      </w:r>
-    </w:p>
-    <w:p>
-      <w:r>
-        <w:t xml:space="preserve">    equipment_id INT,</w:t>
-      </w:r>
-    </w:p>
-    <w:p>
-      <w:r>
-        <w:t xml:space="preserve">    maintenance_type_id INT,</w:t>
-      </w:r>
-    </w:p>
-    <w:p>
-      <w:r>
-        <w:t xml:space="preserve">    FOREIGN KEY (equipment_id) REFERENCES EQUIPMENT(equipment_id),</w:t>
-      </w:r>
-    </w:p>
-    <w:p>
-      <w:r>
-        <w:t xml:space="preserve">    FOREIGN KEY (maintenance_type_id) REFERENCES MAINTENANCE_TYPE(maintenance_type_id)</w:t>
-      </w:r>
-    </w:p>
-    <w:p>
-      <w:r>
-        <w:t>);</w:t>
-      </w:r>
-    </w:p>
-    <w:p/>
-    <w:p>
-      <w:r>
-        <w:t>CREATE TABLE WORK_ORDER_ASSIGNMENT (</w:t>
-      </w:r>
-    </w:p>
-    <w:p>
-      <w:r>
-        <w:t xml:space="preserve">    work_order_id INT,</w:t>
-      </w:r>
-    </w:p>
-    <w:p>
-      <w:r>
-        <w:t xml:space="preserve">    technician_id INT,</w:t>
-      </w:r>
-    </w:p>
-    <w:p>
-      <w:r>
-        <w:t xml:space="preserve">    assigned_date DATE,</w:t>
-      </w:r>
-    </w:p>
-    <w:p>
-      <w:r>
-        <w:t xml:space="preserve">    hours_worked DECIMAL(5,2),</w:t>
-      </w:r>
-    </w:p>
-    <w:p>
-      <w:r>
-        <w:t xml:space="preserve">    assignment_role VARCHAR(50),</w:t>
-      </w:r>
-    </w:p>
-    <w:p>
-      <w:r>
-        <w:t xml:space="preserve">    PRIMARY KEY (work_order_id, technician_id),</w:t>
-      </w:r>
-    </w:p>
-    <w:p>
-      <w:r>
-        <w:t xml:space="preserve">    FOREIGN KEY (work_order_id) REFERENCES WORK_ORDER(work_order_id),</w:t>
-      </w:r>
-    </w:p>
-    <w:p>
-      <w:r>
-        <w:t xml:space="preserve">    FOREIGN KEY (technician_id) REFERENCES TECHNICIAN(technician_id)</w:t>
-      </w:r>
-    </w:p>
-    <w:p>
-      <w:r>
-        <w:t>);</w:t>
-      </w:r>
-    </w:p>
-    <w:p>
-      <w:r>
-        <w:t>“</w:t>
-      </w:r>
-    </w:p>
-    <w:p>
-      <w:r>
-        <w:t>“CREATE TABLE WORK_ORDER_PART (</w:t>
-      </w:r>
-    </w:p>
-    <w:p>
-      <w:r>
-        <w:t xml:space="preserve">    work_order_id INT,</w:t>
-      </w:r>
-    </w:p>
-    <w:p>
-      <w:r>
+        <w:t>-- SUPPLIER</w:t>
+      </w:r>
+    </w:p>
+    <w:p>
+      <w:pPr>
+        <w:rPr>
+          <w:rFonts w:ascii="Consolas" w:hAnsi="Consolas"/>
+        </w:rPr>
+      </w:pPr>
+      <w:r>
+        <w:rPr>
+          <w:rFonts w:ascii="Consolas" w:hAnsi="Consolas"/>
+        </w:rPr>
+        <w:t>INSERT INTO SUPPLIER VALUES (1, 'ABC Supplies', 'Khalid', '0511111111', 'abc@mail.com');</w:t>
+      </w:r>
+    </w:p>
+    <w:p>
+      <w:pPr>
+        <w:rPr>
+          <w:rFonts w:ascii="Consolas" w:hAnsi="Consolas"/>
+        </w:rPr>
+      </w:pPr>
+      <w:r>
+        <w:rPr>
+          <w:rFonts w:ascii="Consolas" w:hAnsi="Consolas"/>
+        </w:rPr>
+        <w:t>INSERT INTO SUPPLIER VALUES (2, 'Delta Industrial', 'Faisal', '0522222222', 'delta@mail.com');</w:t>
+      </w:r>
+    </w:p>
+    <w:p>
+      <w:pPr>
+        <w:rPr>
+          <w:rFonts w:ascii="Consolas" w:hAnsi="Consolas"/>
+        </w:rPr>
+      </w:pPr>
+      <w:r>
+        <w:rPr>
+          <w:rFonts w:ascii="Consolas" w:hAnsi="Consolas"/>
+        </w:rPr>
+        <w:t>INSERT INTO SUPPLIER VALUES (3, '</w:t>
+      </w:r>
+      <w:proofErr w:type="spellStart"/>
+      <w:r>
+        <w:rPr>
+          <w:rFonts w:ascii="Consolas" w:hAnsi="Consolas"/>
+        </w:rPr>
+        <w:t>PlantTech</w:t>
+      </w:r>
+      <w:proofErr w:type="spellEnd"/>
+      <w:r>
+        <w:rPr>
+          <w:rFonts w:ascii="Consolas" w:hAnsi="Consolas"/>
+        </w:rPr>
+        <w:t>', 'Mazen', '0533333333', 'planttech@mail.com');</w:t>
+      </w:r>
+    </w:p>
+    <w:p>
+      <w:pPr>
+        <w:rPr>
+          <w:rFonts w:ascii="Consolas" w:hAnsi="Consolas"/>
+        </w:rPr>
+      </w:pPr>
+      <w:r>
+        <w:rPr>
+          <w:rFonts w:ascii="Consolas" w:hAnsi="Consolas"/>
+        </w:rPr>
+        <w:t>INSERT INTO SUPPLIER VALUES (4, '</w:t>
+      </w:r>
+      <w:proofErr w:type="spellStart"/>
+      <w:r>
+        <w:rPr>
+          <w:rFonts w:ascii="Consolas" w:hAnsi="Consolas"/>
+        </w:rPr>
+        <w:t>SteelWorks</w:t>
+      </w:r>
+      <w:proofErr w:type="spellEnd"/>
+      <w:r>
+        <w:rPr>
+          <w:rFonts w:ascii="Consolas" w:hAnsi="Consolas"/>
+        </w:rPr>
+        <w:t>', 'Nawaf', '0544444444', 'steel@mail.com');</w:t>
+      </w:r>
+    </w:p>
+    <w:p>
+      <w:pPr>
+        <w:rPr>
+          <w:rFonts w:ascii="Consolas" w:hAnsi="Consolas"/>
+        </w:rPr>
+      </w:pPr>
+      <w:r>
+        <w:rPr>
+          <w:rFonts w:ascii="Consolas" w:hAnsi="Consolas"/>
+        </w:rPr>
+        <w:t>INSERT INTO SUPPLIER VALUES (5, '</w:t>
+      </w:r>
+      <w:proofErr w:type="spellStart"/>
+      <w:r>
+        <w:rPr>
+          <w:rFonts w:ascii="Consolas" w:hAnsi="Consolas"/>
+        </w:rPr>
+        <w:t>ValvePro</w:t>
+      </w:r>
+      <w:proofErr w:type="spellEnd"/>
+      <w:r>
+        <w:rPr>
+          <w:rFonts w:ascii="Consolas" w:hAnsi="Consolas"/>
+        </w:rPr>
+        <w:t>', 'Ibrahim', '0555555555', 'valve@mail.com');</w:t>
+      </w:r>
+    </w:p>
+    <w:p>
+      <w:pPr>
+        <w:rPr>
+          <w:rFonts w:ascii="Consolas" w:hAnsi="Consolas"/>
+        </w:rPr>
+      </w:pPr>
+      <w:r>
+        <w:rPr>
+          <w:rFonts w:ascii="Consolas" w:hAnsi="Consolas"/>
+        </w:rPr>
+        <w:t>INSERT INTO SUPPLIER VALUES (6, '</w:t>
+      </w:r>
+      <w:proofErr w:type="spellStart"/>
+      <w:r>
+        <w:rPr>
+          <w:rFonts w:ascii="Consolas" w:hAnsi="Consolas"/>
+        </w:rPr>
+        <w:t>FlowControl</w:t>
+      </w:r>
+      <w:proofErr w:type="spellEnd"/>
+      <w:r>
+        <w:rPr>
+          <w:rFonts w:ascii="Consolas" w:hAnsi="Consolas"/>
+        </w:rPr>
+        <w:t>', 'Salman', '0566666666', 'flow@mail.com');</w:t>
+      </w:r>
+    </w:p>
+    <w:p>
+      <w:pPr>
+        <w:rPr>
+          <w:rFonts w:ascii="Consolas" w:hAnsi="Consolas"/>
+        </w:rPr>
+      </w:pPr>
+      <w:r>
+        <w:rPr>
+          <w:rFonts w:ascii="Consolas" w:hAnsi="Consolas"/>
+        </w:rPr>
+        <w:t>INSERT INTO SUPPLIER VALUES (7, '</w:t>
+      </w:r>
+      <w:proofErr w:type="spellStart"/>
+      <w:r>
+        <w:rPr>
+          <w:rFonts w:ascii="Consolas" w:hAnsi="Consolas"/>
+        </w:rPr>
+        <w:t>EnergyParts</w:t>
+      </w:r>
+      <w:proofErr w:type="spellEnd"/>
+      <w:r>
+        <w:rPr>
+          <w:rFonts w:ascii="Consolas" w:hAnsi="Consolas"/>
+        </w:rPr>
+        <w:t>', 'Hadi', '0577777777', 'energy@mail.com');</w:t>
+      </w:r>
+    </w:p>
+    <w:p>
+      <w:pPr>
+        <w:rPr>
+          <w:rFonts w:ascii="Consolas" w:hAnsi="Consolas"/>
+        </w:rPr>
+      </w:pPr>
+      <w:r>
+        <w:rPr>
+          <w:rFonts w:ascii="Consolas" w:hAnsi="Consolas"/>
+        </w:rPr>
+        <w:t>INSERT INTO SUPPLIER VALUES (8, 'Industrial Hub', 'Rashed', '0588888888', 'hub@mail.com');</w:t>
+      </w:r>
+    </w:p>
+    <w:p>
+      <w:pPr>
+        <w:rPr>
+          <w:rFonts w:ascii="Consolas" w:hAnsi="Consolas"/>
+        </w:rPr>
+      </w:pPr>
+      <w:r>
+        <w:rPr>
+          <w:rFonts w:ascii="Consolas" w:hAnsi="Consolas"/>
+        </w:rPr>
+        <w:t>INSERT INTO SUPPLIER VALUES (9, '</w:t>
+      </w:r>
+      <w:proofErr w:type="spellStart"/>
+      <w:r>
+        <w:rPr>
+          <w:rFonts w:ascii="Consolas" w:hAnsi="Consolas"/>
+        </w:rPr>
+        <w:t>PipeLine</w:t>
+      </w:r>
+      <w:proofErr w:type="spellEnd"/>
+      <w:r>
+        <w:rPr>
+          <w:rFonts w:ascii="Consolas" w:hAnsi="Consolas"/>
+        </w:rPr>
+        <w:t xml:space="preserve"> Co', 'Adel', '0599999999', 'pipe@mail.com');</w:t>
+      </w:r>
+    </w:p>
+    <w:p>
+      <w:pPr>
+        <w:rPr>
+          <w:rFonts w:ascii="Consolas" w:hAnsi="Consolas"/>
+        </w:rPr>
+      </w:pPr>
+      <w:r>
+        <w:rPr>
+          <w:rFonts w:ascii="Consolas" w:hAnsi="Consolas"/>
+        </w:rPr>
+        <w:t>INSERT INTO SUPPLIER VALUES (10, '</w:t>
+      </w:r>
+      <w:proofErr w:type="spellStart"/>
+      <w:r>
+        <w:rPr>
+          <w:rFonts w:ascii="Consolas" w:hAnsi="Consolas"/>
+        </w:rPr>
+        <w:t>TechSource</w:t>
+      </w:r>
+      <w:proofErr w:type="spellEnd"/>
+      <w:r>
+        <w:rPr>
+          <w:rFonts w:ascii="Consolas" w:hAnsi="Consolas"/>
+        </w:rPr>
+        <w:t>', 'Bilal', '0510101010', 'tech@mail.com');</w:t>
+      </w:r>
+    </w:p>
+    <w:p>
+      <w:pPr>
+        <w:rPr>
+          <w:rFonts w:ascii="Consolas" w:hAnsi="Consolas"/>
+        </w:rPr>
+      </w:pPr>
+      <w:r>
+        <w:rPr>
+          <w:rFonts w:ascii="Consolas" w:hAnsi="Consolas"/>
+        </w:rPr>
+        <w:t>-- EQUIPMENT</w:t>
+      </w:r>
+    </w:p>
+    <w:p>
+      <w:pPr>
+        <w:rPr>
+          <w:rFonts w:ascii="Consolas" w:hAnsi="Consolas"/>
+        </w:rPr>
+      </w:pPr>
+      <w:r>
+        <w:rPr>
+          <w:rFonts w:ascii="Consolas" w:hAnsi="Consolas"/>
+        </w:rPr>
+        <w:t>INSERT INTO EQUIPMENT VALUES (1, 'Pump A', 'Pump', TO_DATE('2020-01-01','YYYY-MM-DD'), 'Active', 1);</w:t>
+      </w:r>
+    </w:p>
+    <w:p>
+      <w:pPr>
+        <w:rPr>
+          <w:rFonts w:ascii="Consolas" w:hAnsi="Consolas"/>
+        </w:rPr>
+      </w:pPr>
+      <w:r>
+        <w:rPr>
+          <w:rFonts w:ascii="Consolas" w:hAnsi="Consolas"/>
+        </w:rPr>
+        <w:t>INSERT INTO EQUIPMENT VALUES (2, 'Boiler X', 'Boiler', TO_DATE('2019-05-10','YYYY-MM-DD'), 'Active', 2);</w:t>
+      </w:r>
+    </w:p>
+    <w:p>
+      <w:pPr>
+        <w:rPr>
+          <w:rFonts w:ascii="Consolas" w:hAnsi="Consolas"/>
+        </w:rPr>
+      </w:pPr>
+      <w:r>
+        <w:rPr>
+          <w:rFonts w:ascii="Consolas" w:hAnsi="Consolas"/>
+        </w:rPr>
+        <w:t>INSERT INTO EQUIPMENT VALUES (3, 'Valve Z', 'Valve', TO_DATE('2021-03-15','YYYY-MM-DD'), 'Inactive', 3);</w:t>
+      </w:r>
+    </w:p>
+    <w:p>
+      <w:pPr>
+        <w:rPr>
+          <w:rFonts w:ascii="Consolas" w:hAnsi="Consolas"/>
+        </w:rPr>
+      </w:pPr>
+      <w:r>
+        <w:rPr>
+          <w:rFonts w:ascii="Consolas" w:hAnsi="Consolas"/>
+        </w:rPr>
+        <w:t>INSERT INTO EQUIPMENT VALUES (4, 'Conveyor C1', 'Conveyor', TO_DATE('2018-07-20','YYYY-MM-DD'), 'Active', 4);</w:t>
+      </w:r>
+    </w:p>
+    <w:p>
+      <w:pPr>
+        <w:rPr>
+          <w:rFonts w:ascii="Consolas" w:hAnsi="Consolas"/>
+        </w:rPr>
+      </w:pPr>
+      <w:r>
+        <w:rPr>
+          <w:rFonts w:ascii="Consolas" w:hAnsi="Consolas"/>
+        </w:rPr>
+        <w:t>INSERT INTO EQUIPMENT VALUES (5, 'Generator G1', 'Generator', TO_DATE('2022-01-11','YYYY-MM-DD'), 'Active', 5);</w:t>
+      </w:r>
+    </w:p>
+    <w:p>
+      <w:pPr>
+        <w:rPr>
+          <w:rFonts w:ascii="Consolas" w:hAnsi="Consolas"/>
+        </w:rPr>
+      </w:pPr>
+      <w:r>
+        <w:rPr>
+          <w:rFonts w:ascii="Consolas" w:hAnsi="Consolas"/>
+        </w:rPr>
         <w:lastRenderedPageBreak/>
-        <w:t xml:space="preserve">    part_id INT,</w:t>
-      </w:r>
-    </w:p>
-    <w:p>
-      <w:r>
-        <w:t xml:space="preserve">    quantity_used INT,</w:t>
-      </w:r>
-    </w:p>
-    <w:p>
-      <w:r>
-        <w:t xml:space="preserve">    usage_date DATE,</w:t>
-      </w:r>
-    </w:p>
-    <w:p>
-      <w:r>
-        <w:t xml:space="preserve">    PRIMARY KEY (work_order_id, part_id),</w:t>
-      </w:r>
-    </w:p>
-    <w:p>
-      <w:r>
-        <w:t xml:space="preserve">    FOREIGN KEY (work_order_id) REFERENCES WORK_ORDER(work_order_id),</w:t>
-      </w:r>
-    </w:p>
-    <w:p>
-      <w:r>
-        <w:t xml:space="preserve">    FOREIGN KEY (part_id) REFERENCES PART(part_id)</w:t>
-      </w:r>
-    </w:p>
-    <w:p>
-      <w:r>
-        <w:t>);”</w:t>
+        <w:t>INSERT INTO EQUIPMENT VALUES (6, 'Cooling Fan F1', 'Fan', TO_DATE('2020-09-09','YYYY-MM-DD'), 'Maintenance', 6);</w:t>
+      </w:r>
+    </w:p>
+    <w:p>
+      <w:pPr>
+        <w:rPr>
+          <w:rFonts w:ascii="Consolas" w:hAnsi="Consolas"/>
+        </w:rPr>
+      </w:pPr>
+      <w:r>
+        <w:rPr>
+          <w:rFonts w:ascii="Consolas" w:hAnsi="Consolas"/>
+        </w:rPr>
+        <w:t>INSERT INTO EQUIPMENT VALUES (7, 'Compressor K1', 'Compressor', TO_DATE('</w:t>
+      </w:r>
+      <w:proofErr w:type="gramStart"/>
+      <w:r>
+        <w:rPr>
+          <w:rFonts w:ascii="Consolas" w:hAnsi="Consolas"/>
+        </w:rPr>
+        <w:t>2017-12-12</w:t>
+      </w:r>
+      <w:proofErr w:type="gramEnd"/>
+      <w:r>
+        <w:rPr>
+          <w:rFonts w:ascii="Consolas" w:hAnsi="Consolas"/>
+        </w:rPr>
+        <w:t>','YYYY-MM-DD'), 'Active', 7);</w:t>
+      </w:r>
+    </w:p>
+    <w:p>
+      <w:pPr>
+        <w:rPr>
+          <w:rFonts w:ascii="Consolas" w:hAnsi="Consolas"/>
+        </w:rPr>
+      </w:pPr>
+      <w:r>
+        <w:rPr>
+          <w:rFonts w:ascii="Consolas" w:hAnsi="Consolas"/>
+        </w:rPr>
+        <w:t>INSERT INTO EQUIPMENT VALUES (8, 'Pipe System P1', 'Piping', TO_DATE('2021-11-01','YYYY-MM-DD'), 'Active', 8);</w:t>
+      </w:r>
+    </w:p>
+    <w:p>
+      <w:pPr>
+        <w:rPr>
+          <w:rFonts w:ascii="Consolas" w:hAnsi="Consolas"/>
+        </w:rPr>
+      </w:pPr>
+      <w:r>
+        <w:rPr>
+          <w:rFonts w:ascii="Consolas" w:hAnsi="Consolas"/>
+        </w:rPr>
+        <w:t>INSERT INTO EQUIPMENT VALUES (9, 'Tank T1', 'Storage Tank', TO_DATE('2016-06-06','YYYY-MM-DD'), 'Inactive', 9);</w:t>
+      </w:r>
+    </w:p>
+    <w:p>
+      <w:pPr>
+        <w:rPr>
+          <w:rFonts w:ascii="Consolas" w:hAnsi="Consolas"/>
+        </w:rPr>
+      </w:pPr>
+      <w:r>
+        <w:rPr>
+          <w:rFonts w:ascii="Consolas" w:hAnsi="Consolas"/>
+        </w:rPr>
+        <w:t>INSERT INTO EQUIPMENT VALUES (10, 'Control Unit CU1', 'Automation', TO_DATE('2023-02-02','YYYY-MM-DD'), 'Active', 10);</w:t>
+      </w:r>
+    </w:p>
+    <w:p>
+      <w:pPr>
+        <w:rPr>
+          <w:rFonts w:ascii="Consolas" w:hAnsi="Consolas"/>
+        </w:rPr>
+      </w:pPr>
+      <w:r>
+        <w:rPr>
+          <w:rFonts w:ascii="Consolas" w:hAnsi="Consolas"/>
+        </w:rPr>
+        <w:br w:type="page"/>
+      </w:r>
+    </w:p>
+    <w:p>
+      <w:pPr>
+        <w:rPr>
+          <w:rFonts w:ascii="Consolas" w:hAnsi="Consolas"/>
+        </w:rPr>
+      </w:pPr>
+      <w:r>
+        <w:rPr>
+          <w:rFonts w:ascii="Consolas" w:hAnsi="Consolas"/>
+        </w:rPr>
+        <w:lastRenderedPageBreak/>
+        <w:t>-- PART</w:t>
+      </w:r>
+    </w:p>
+    <w:p>
+      <w:pPr>
+        <w:rPr>
+          <w:rFonts w:ascii="Consolas" w:hAnsi="Consolas"/>
+        </w:rPr>
+      </w:pPr>
+      <w:r>
+        <w:rPr>
+          <w:rFonts w:ascii="Consolas" w:hAnsi="Consolas"/>
+        </w:rPr>
+        <w:t>INSERT INTO PART VALUES (1, 'Valve', 50.00, 20, 5, 1);</w:t>
+      </w:r>
+    </w:p>
+    <w:p>
+      <w:pPr>
+        <w:rPr>
+          <w:rFonts w:ascii="Consolas" w:hAnsi="Consolas"/>
+        </w:rPr>
+      </w:pPr>
+      <w:r>
+        <w:rPr>
+          <w:rFonts w:ascii="Consolas" w:hAnsi="Consolas"/>
+        </w:rPr>
+        <w:t>INSERT INTO PART VALUES (2, 'Bearing', 35.50, 10, 3, 2);</w:t>
+      </w:r>
+    </w:p>
+    <w:p>
+      <w:pPr>
+        <w:rPr>
+          <w:rFonts w:ascii="Consolas" w:hAnsi="Consolas"/>
+        </w:rPr>
+      </w:pPr>
+      <w:r>
+        <w:rPr>
+          <w:rFonts w:ascii="Consolas" w:hAnsi="Consolas"/>
+        </w:rPr>
+        <w:t>INSERT INTO PART VALUES (3, 'Motor', 250.00, 4, 2, 3);</w:t>
+      </w:r>
+    </w:p>
+    <w:p>
+      <w:pPr>
+        <w:rPr>
+          <w:rFonts w:ascii="Consolas" w:hAnsi="Consolas"/>
+        </w:rPr>
+      </w:pPr>
+      <w:r>
+        <w:rPr>
+          <w:rFonts w:ascii="Consolas" w:hAnsi="Consolas"/>
+        </w:rPr>
+        <w:t>INSERT INTO PART VALUES (4, 'Sensor', 75.00, 15, 5, 4);</w:t>
+      </w:r>
+    </w:p>
+    <w:p>
+      <w:pPr>
+        <w:rPr>
+          <w:rFonts w:ascii="Consolas" w:hAnsi="Consolas"/>
+        </w:rPr>
+      </w:pPr>
+      <w:r>
+        <w:rPr>
+          <w:rFonts w:ascii="Consolas" w:hAnsi="Consolas"/>
+        </w:rPr>
+        <w:t>INSERT INTO PART VALUES (5, 'Filter', 20.00, 25, 10, 5);</w:t>
+      </w:r>
+    </w:p>
+    <w:p>
+      <w:pPr>
+        <w:rPr>
+          <w:rFonts w:ascii="Consolas" w:hAnsi="Consolas"/>
+        </w:rPr>
+      </w:pPr>
+      <w:r>
+        <w:rPr>
+          <w:rFonts w:ascii="Consolas" w:hAnsi="Consolas"/>
+        </w:rPr>
+        <w:t>INSERT INTO PART VALUES (6, 'Pipe Joint', 12.00, 30, 8, 6);</w:t>
+      </w:r>
+    </w:p>
+    <w:p>
+      <w:pPr>
+        <w:rPr>
+          <w:rFonts w:ascii="Consolas" w:hAnsi="Consolas"/>
+        </w:rPr>
+      </w:pPr>
+      <w:r>
+        <w:rPr>
+          <w:rFonts w:ascii="Consolas" w:hAnsi="Consolas"/>
+        </w:rPr>
+        <w:t>INSERT INTO PART VALUES (7, 'Hydraulic Oil', 45.00, 18, 6, 7);</w:t>
+      </w:r>
+    </w:p>
+    <w:p>
+      <w:pPr>
+        <w:rPr>
+          <w:rFonts w:ascii="Consolas" w:hAnsi="Consolas"/>
+        </w:rPr>
+      </w:pPr>
+      <w:r>
+        <w:rPr>
+          <w:rFonts w:ascii="Consolas" w:hAnsi="Consolas"/>
+        </w:rPr>
+        <w:t>INSERT INTO PART VALUES (8, 'Fan Blade', 60.00, 7, 4, 8);</w:t>
+      </w:r>
+    </w:p>
+    <w:p>
+      <w:pPr>
+        <w:rPr>
+          <w:rFonts w:ascii="Consolas" w:hAnsi="Consolas"/>
+        </w:rPr>
+      </w:pPr>
+      <w:r>
+        <w:rPr>
+          <w:rFonts w:ascii="Consolas" w:hAnsi="Consolas"/>
+        </w:rPr>
+        <w:t>INSERT INTO PART VALUES (9, 'Control Relay', 95.00, 3, 5, 9);</w:t>
+      </w:r>
+    </w:p>
+    <w:p>
+      <w:pPr>
+        <w:rPr>
+          <w:rFonts w:ascii="Consolas" w:hAnsi="Consolas"/>
+        </w:rPr>
+      </w:pPr>
+      <w:r>
+        <w:rPr>
+          <w:rFonts w:ascii="Consolas" w:hAnsi="Consolas"/>
+        </w:rPr>
+        <w:t>INSERT INTO PART VALUES (10, 'Cooling Pump', 150.00, 2, 3, 10);</w:t>
+      </w:r>
+    </w:p>
+    <w:p>
+      <w:pPr>
+        <w:rPr>
+          <w:rFonts w:ascii="Consolas" w:hAnsi="Consolas"/>
+        </w:rPr>
+      </w:pPr>
+      <w:r>
+        <w:rPr>
+          <w:rFonts w:ascii="Consolas" w:hAnsi="Consolas"/>
+        </w:rPr>
+        <w:t>-- WORK_ORDER</w:t>
+      </w:r>
+    </w:p>
+    <w:p>
+      <w:pPr>
+        <w:rPr>
+          <w:rFonts w:ascii="Consolas" w:hAnsi="Consolas"/>
+        </w:rPr>
+      </w:pPr>
+      <w:r>
+        <w:rPr>
+          <w:rFonts w:ascii="Consolas" w:hAnsi="Consolas"/>
+        </w:rPr>
+        <w:t>INSERT INTO WORK_ORDER VALUES (1, TO_DATE('2024-01-01','YYYY-MM-DD'), TO_DATE('2024-01-02','YYYY-MM-DD'), NULL, 'High', 'Open', 'Fix leak', 1, 2);</w:t>
+      </w:r>
+    </w:p>
+    <w:p>
+      <w:pPr>
+        <w:rPr>
+          <w:rFonts w:ascii="Consolas" w:hAnsi="Consolas"/>
+        </w:rPr>
+      </w:pPr>
+      <w:r>
+        <w:rPr>
+          <w:rFonts w:ascii="Consolas" w:hAnsi="Consolas"/>
+        </w:rPr>
+        <w:t>INSERT INTO WORK_ORDER VALUES (2, TO_DATE('2024-01-03','YYYY-MM-DD'), TO_DATE('2024-01-04','YYYY-MM-DD'), TO_DATE('2024-01-05','YYYY-MM-DD'), 'Medium', 'Completed', 'Boiler inspection', 2, 4);</w:t>
+      </w:r>
+    </w:p>
+    <w:p>
+      <w:pPr>
+        <w:rPr>
+          <w:rFonts w:ascii="Consolas" w:hAnsi="Consolas"/>
+        </w:rPr>
+      </w:pPr>
+      <w:r>
+        <w:rPr>
+          <w:rFonts w:ascii="Consolas" w:hAnsi="Consolas"/>
+        </w:rPr>
+        <w:t>INSERT INTO WORK_ORDER VALUES (3, TO_DATE('2024-01-06','YYYY-MM-DD'), TO_DATE('2024-01-07','YYYY-MM-DD'), NULL, 'High', 'In Progress', 'Replace motor', 3, 6);</w:t>
+      </w:r>
+    </w:p>
+    <w:p>
+      <w:pPr>
+        <w:rPr>
+          <w:rFonts w:ascii="Consolas" w:hAnsi="Consolas"/>
+        </w:rPr>
+      </w:pPr>
+      <w:r>
+        <w:rPr>
+          <w:rFonts w:ascii="Consolas" w:hAnsi="Consolas"/>
+        </w:rPr>
+        <w:t>INSERT INTO WORK_ORDER VALUES (4, TO_DATE('2024-01-08','YYYY-MM-DD'), TO_DATE('2024-01-09','YYYY-MM-DD'), NULL, 'Low', 'Open', 'Lubrication task', 4, 9);</w:t>
+      </w:r>
+    </w:p>
+    <w:p>
+      <w:pPr>
+        <w:rPr>
+          <w:rFonts w:ascii="Consolas" w:hAnsi="Consolas"/>
+        </w:rPr>
+      </w:pPr>
+      <w:r>
+        <w:rPr>
+          <w:rFonts w:ascii="Consolas" w:hAnsi="Consolas"/>
+        </w:rPr>
+        <w:t>INSERT INTO WORK_ORDER VALUES (5, TO_DATE('2024-01-10','YYYY-MM-DD'), TO_DATE('2024-01-11','YYYY-MM-DD'), TO_DATE('2024-01-12','YYYY-MM-DD'), 'Medium', 'Completed', 'Cooling fan cleaning', 5, 7);</w:t>
+      </w:r>
+    </w:p>
+    <w:p>
+      <w:pPr>
+        <w:rPr>
+          <w:rFonts w:ascii="Consolas" w:hAnsi="Consolas"/>
+        </w:rPr>
+      </w:pPr>
+      <w:r>
+        <w:rPr>
+          <w:rFonts w:ascii="Consolas" w:hAnsi="Consolas"/>
+        </w:rPr>
+        <w:t>INSERT INTO WORK_ORDER VALUES (6, TO_DATE('2024-01-13','YYYY-MM-DD'), TO_DATE('2024-01-14','YYYY-MM-DD'), NULL, 'High', 'Open', 'Generator maintenance', 6, 1);</w:t>
+      </w:r>
+    </w:p>
+    <w:p>
+      <w:pPr>
+        <w:rPr>
+          <w:rFonts w:ascii="Consolas" w:hAnsi="Consolas"/>
+        </w:rPr>
+      </w:pPr>
+      <w:r>
+        <w:rPr>
+          <w:rFonts w:ascii="Consolas" w:hAnsi="Consolas"/>
+        </w:rPr>
+        <w:lastRenderedPageBreak/>
+        <w:t>INSERT INTO WORK_ORDER VALUES (7, TO_DATE('2024-01-15','YYYY-MM-DD'), TO_DATE('2024-01-16','YYYY-MM-DD'), NULL, 'Medium', 'In Progress', 'Compressor repair', 7, 3);</w:t>
+      </w:r>
+    </w:p>
+    <w:p>
+      <w:pPr>
+        <w:rPr>
+          <w:rFonts w:ascii="Consolas" w:hAnsi="Consolas"/>
+        </w:rPr>
+      </w:pPr>
+      <w:r>
+        <w:rPr>
+          <w:rFonts w:ascii="Consolas" w:hAnsi="Consolas"/>
+        </w:rPr>
+        <w:t>INSERT INTO WORK_ORDER VALUES (8, TO_DATE('2024-01-17','YYYY-MM-DD'), TO_DATE('2024-01-18','YYYY-MM-DD'), TO_DATE('2024-01-19','YYYY-MM-DD'), 'Low', 'Completed', 'Pipe replacement', 8, 6);</w:t>
+      </w:r>
+    </w:p>
+    <w:p>
+      <w:pPr>
+        <w:rPr>
+          <w:rFonts w:ascii="Consolas" w:hAnsi="Consolas"/>
+        </w:rPr>
+      </w:pPr>
+      <w:r>
+        <w:rPr>
+          <w:rFonts w:ascii="Consolas" w:hAnsi="Consolas"/>
+        </w:rPr>
+        <w:t>INSERT INTO WORK_ORDER VALUES (9, TO_DATE('2024-01-20','YYYY-MM-DD'), TO_DATE('2024-01-21','YYYY-MM-DD'), NULL, 'High', 'Open', 'Tank inspection', 9, 4);</w:t>
+      </w:r>
+    </w:p>
+    <w:p>
+      <w:pPr>
+        <w:rPr>
+          <w:rFonts w:ascii="Consolas" w:hAnsi="Consolas"/>
+        </w:rPr>
+      </w:pPr>
+      <w:r>
+        <w:rPr>
+          <w:rFonts w:ascii="Consolas" w:hAnsi="Consolas"/>
+        </w:rPr>
+        <w:t>INSERT INTO WORK_ORDER VALUES (10, TO_DATE('2024-01-22','YYYY-MM-DD'), TO_DATE('2024-01-23','YYYY-MM-DD'), NULL, 'Medium', 'In Progress', 'Control system testing', 10, 8);</w:t>
+      </w:r>
+    </w:p>
+    <w:p>
+      <w:pPr>
+        <w:rPr>
+          <w:rFonts w:ascii="Consolas" w:hAnsi="Consolas"/>
+        </w:rPr>
+      </w:pPr>
+      <w:r>
+        <w:rPr>
+          <w:rFonts w:ascii="Consolas" w:hAnsi="Consolas"/>
+        </w:rPr>
+        <w:t>-- WORK_ORDER_ASSIGNMENT (fixed date)</w:t>
+      </w:r>
+    </w:p>
+    <w:p>
+      <w:pPr>
+        <w:rPr>
+          <w:rFonts w:ascii="Consolas" w:hAnsi="Consolas"/>
+        </w:rPr>
+      </w:pPr>
+      <w:r>
+        <w:rPr>
+          <w:rFonts w:ascii="Consolas" w:hAnsi="Consolas"/>
+        </w:rPr>
+        <w:t>INSERT INTO WORK_ORDER_ASSIGNMENT VALUES (1, 1, TO_DATE('2024-01-02','YYYY-MM-DD'), 3.5, 'Lead');</w:t>
+      </w:r>
+    </w:p>
+    <w:p>
+      <w:pPr>
+        <w:rPr>
+          <w:rFonts w:ascii="Consolas" w:hAnsi="Consolas"/>
+        </w:rPr>
+      </w:pPr>
+      <w:r>
+        <w:rPr>
+          <w:rFonts w:ascii="Consolas" w:hAnsi="Consolas"/>
+        </w:rPr>
+        <w:t>INSERT INTO WORK_ORDER_ASSIGNMENT VALUES (2, 2, TO_DATE('2024-01-04','YYYY-MM-DD'), 2.0, 'Inspector');</w:t>
+      </w:r>
+    </w:p>
+    <w:p>
+      <w:pPr>
+        <w:rPr>
+          <w:rFonts w:ascii="Consolas" w:hAnsi="Consolas"/>
+        </w:rPr>
+      </w:pPr>
+      <w:r>
+        <w:rPr>
+          <w:rFonts w:ascii="Consolas" w:hAnsi="Consolas"/>
+        </w:rPr>
+        <w:t>INSERT INTO WORK_ORDER_ASSIGNMENT VALUES (3, 3, TO_DATE('2024-01-07','YYYY-MM-DD'), 4.5, 'Repair Specialist');</w:t>
+      </w:r>
+    </w:p>
+    <w:p>
+      <w:pPr>
+        <w:rPr>
+          <w:rFonts w:ascii="Consolas" w:hAnsi="Consolas"/>
+        </w:rPr>
+      </w:pPr>
+      <w:r>
+        <w:rPr>
+          <w:rFonts w:ascii="Consolas" w:hAnsi="Consolas"/>
+        </w:rPr>
+        <w:t>INSERT INTO WORK_ORDER_ASSIGNMENT VALUES (4, 4, TO_DATE('2024-01-09','YYYY-MM-DD'), 1.5, 'Support');</w:t>
+      </w:r>
+    </w:p>
+    <w:p>
+      <w:pPr>
+        <w:rPr>
+          <w:rFonts w:ascii="Consolas" w:hAnsi="Consolas"/>
+        </w:rPr>
+      </w:pPr>
+      <w:r>
+        <w:rPr>
+          <w:rFonts w:ascii="Consolas" w:hAnsi="Consolas"/>
+        </w:rPr>
+        <w:t>INSERT INTO WORK_ORDER_ASSIGNMENT VALUES (5, 5, TO_DATE('2024-01-11','YYYY-MM-DD'), 2.5, 'Cleaner');</w:t>
+      </w:r>
+    </w:p>
+    <w:p>
+      <w:pPr>
+        <w:rPr>
+          <w:rFonts w:ascii="Consolas" w:hAnsi="Consolas"/>
+        </w:rPr>
+      </w:pPr>
+      <w:r>
+        <w:rPr>
+          <w:rFonts w:ascii="Consolas" w:hAnsi="Consolas"/>
+        </w:rPr>
+        <w:t>INSERT INTO WORK_ORDER_ASSIGNMENT VALUES (6, 6, TO_DATE('2024-01-14','YYYY-MM-DD'), 5.0, 'Lead');</w:t>
+      </w:r>
+    </w:p>
+    <w:p>
+      <w:pPr>
+        <w:rPr>
+          <w:rFonts w:ascii="Consolas" w:hAnsi="Consolas"/>
+        </w:rPr>
+      </w:pPr>
+      <w:r>
+        <w:rPr>
+          <w:rFonts w:ascii="Consolas" w:hAnsi="Consolas"/>
+        </w:rPr>
+        <w:t>INSERT INTO WORK_ORDER_ASSIGNMENT VALUES (7, 7, TO_DATE('2024-01-16','YYYY-MM-DD'), 4.0, 'Welder');</w:t>
+      </w:r>
+    </w:p>
+    <w:p>
+      <w:pPr>
+        <w:rPr>
+          <w:rFonts w:ascii="Consolas" w:hAnsi="Consolas"/>
+        </w:rPr>
+      </w:pPr>
+      <w:r>
+        <w:rPr>
+          <w:rFonts w:ascii="Consolas" w:hAnsi="Consolas"/>
+        </w:rPr>
+        <w:t>INSERT INTO WORK_ORDER_ASSIGNMENT VALUES (8, 8, TO_DATE('2024-01-18','YYYY-MM-DD'), 3.0, 'Pipe Specialist');</w:t>
+      </w:r>
+    </w:p>
+    <w:p>
+      <w:pPr>
+        <w:rPr>
+          <w:rFonts w:ascii="Consolas" w:hAnsi="Consolas"/>
+        </w:rPr>
+      </w:pPr>
+      <w:r>
+        <w:rPr>
+          <w:rFonts w:ascii="Consolas" w:hAnsi="Consolas"/>
+        </w:rPr>
+        <w:t>INSERT INTO WORK_ORDER_ASSIGNMENT VALUES (9, 9, TO_DATE('2024-01-21','YYYY-MM-DD'), 2.0, 'Inspector');</w:t>
+      </w:r>
+    </w:p>
+    <w:p>
+      <w:pPr>
+        <w:rPr>
+          <w:rFonts w:ascii="Consolas" w:hAnsi="Consolas"/>
+        </w:rPr>
+      </w:pPr>
+      <w:r>
+        <w:rPr>
+          <w:rFonts w:ascii="Consolas" w:hAnsi="Consolas"/>
+        </w:rPr>
+        <w:t>INSERT INTO WORK_ORDER_ASSIGNMENT VALUES (10, 10, TO_DATE('2024-01-23','YYYY-MM-DD'), 6.0, 'Automation Engineer');</w:t>
+      </w:r>
+    </w:p>
+    <w:p>
+      <w:pPr>
+        <w:rPr>
+          <w:rFonts w:ascii="Consolas" w:hAnsi="Consolas"/>
+        </w:rPr>
+      </w:pPr>
+      <w:r>
+        <w:rPr>
+          <w:rFonts w:ascii="Consolas" w:hAnsi="Consolas"/>
+        </w:rPr>
+        <w:lastRenderedPageBreak/>
+        <w:t>-- WORK_ORDER_PART (fixed date)</w:t>
+      </w:r>
+    </w:p>
+    <w:p>
+      <w:pPr>
+        <w:rPr>
+          <w:rFonts w:ascii="Consolas" w:hAnsi="Consolas"/>
+        </w:rPr>
+      </w:pPr>
+      <w:r>
+        <w:rPr>
+          <w:rFonts w:ascii="Consolas" w:hAnsi="Consolas"/>
+        </w:rPr>
+        <w:t>INSERT INTO WORK_ORDER_PART VALUES (1, 1, 2, TO_DATE('2024-01-02','YYYY-MM-DD'));</w:t>
+      </w:r>
+    </w:p>
+    <w:p>
+      <w:pPr>
+        <w:rPr>
+          <w:rFonts w:ascii="Consolas" w:hAnsi="Consolas"/>
+        </w:rPr>
+      </w:pPr>
+      <w:r>
+        <w:rPr>
+          <w:rFonts w:ascii="Consolas" w:hAnsi="Consolas"/>
+        </w:rPr>
+        <w:t>INSERT INTO WORK_ORDER_PART VALUES (2, 2, 1, TO_DATE('2024-01-04','YYYY-MM-DD'));</w:t>
+      </w:r>
+    </w:p>
+    <w:p>
+      <w:pPr>
+        <w:rPr>
+          <w:rFonts w:ascii="Consolas" w:hAnsi="Consolas"/>
+        </w:rPr>
+      </w:pPr>
+      <w:r>
+        <w:rPr>
+          <w:rFonts w:ascii="Consolas" w:hAnsi="Consolas"/>
+        </w:rPr>
+        <w:t>INSERT INTO WORK_ORDER_PART VALUES (3, 3, 1, TO_DATE('2024-01-07','YYYY-MM-DD'));</w:t>
+      </w:r>
+    </w:p>
+    <w:p>
+      <w:pPr>
+        <w:rPr>
+          <w:rFonts w:ascii="Consolas" w:hAnsi="Consolas"/>
+        </w:rPr>
+      </w:pPr>
+      <w:r>
+        <w:rPr>
+          <w:rFonts w:ascii="Consolas" w:hAnsi="Consolas"/>
+        </w:rPr>
+        <w:t>INSERT INTO WORK_ORDER_PART VALUES (4, 4, 3, TO_DATE('2024-01-09','YYYY-MM-DD'));</w:t>
+      </w:r>
+    </w:p>
+    <w:p>
+      <w:pPr>
+        <w:rPr>
+          <w:rFonts w:ascii="Consolas" w:hAnsi="Consolas"/>
+        </w:rPr>
+      </w:pPr>
+      <w:r>
+        <w:rPr>
+          <w:rFonts w:ascii="Consolas" w:hAnsi="Consolas"/>
+        </w:rPr>
+        <w:t>INSERT INTO WORK_ORDER_PART VALUES (5, 5, 2, TO_DATE('2024-01-11','YYYY-MM-DD'));</w:t>
+      </w:r>
+    </w:p>
+    <w:p>
+      <w:pPr>
+        <w:rPr>
+          <w:rFonts w:ascii="Consolas" w:hAnsi="Consolas"/>
+        </w:rPr>
+      </w:pPr>
+      <w:r>
+        <w:rPr>
+          <w:rFonts w:ascii="Consolas" w:hAnsi="Consolas"/>
+        </w:rPr>
+        <w:t>INSERT INTO WORK_ORDER_PART VALUES (6, 6, 4, TO_DATE('2024-01-14','YYYY-MM-DD'));</w:t>
+      </w:r>
+    </w:p>
+    <w:p>
+      <w:pPr>
+        <w:rPr>
+          <w:rFonts w:ascii="Consolas" w:hAnsi="Consolas"/>
+        </w:rPr>
+      </w:pPr>
+      <w:r>
+        <w:rPr>
+          <w:rFonts w:ascii="Consolas" w:hAnsi="Consolas"/>
+        </w:rPr>
+        <w:t>INSERT INTO WORK_ORDER_PART VALUES (7, 7, 2, TO_DATE('2024-01-16','YYYY-MM-DD'));</w:t>
+      </w:r>
+    </w:p>
+    <w:p>
+      <w:pPr>
+        <w:rPr>
+          <w:rFonts w:ascii="Consolas" w:hAnsi="Consolas"/>
+        </w:rPr>
+      </w:pPr>
+      <w:r>
+        <w:rPr>
+          <w:rFonts w:ascii="Consolas" w:hAnsi="Consolas"/>
+        </w:rPr>
+        <w:t>INSERT INTO WORK_ORDER_PART VALUES (8, 8, 1, TO_DATE('2024-01-18','YYYY-MM-DD'));</w:t>
+      </w:r>
+    </w:p>
+    <w:p>
+      <w:pPr>
+        <w:rPr>
+          <w:rFonts w:ascii="Consolas" w:hAnsi="Consolas"/>
+        </w:rPr>
+      </w:pPr>
+      <w:r>
+        <w:rPr>
+          <w:rFonts w:ascii="Consolas" w:hAnsi="Consolas"/>
+        </w:rPr>
+        <w:t>INSERT INTO WORK_ORDER_PART VALUES (9, 9, 2, TO_DATE('2024-01-21','YYYY-MM-DD'));</w:t>
+      </w:r>
+    </w:p>
+    <w:p>
+      <w:pPr>
+        <w:rPr>
+          <w:rFonts w:ascii="Consolas" w:hAnsi="Consolas"/>
+        </w:rPr>
+      </w:pPr>
+      <w:r>
+        <w:rPr>
+          <w:rFonts w:ascii="Consolas" w:hAnsi="Consolas"/>
+        </w:rPr>
+        <w:t>INSERT INTO WORK_ORDER_PART VALUES (10, 10, 1, TO_DATE('2024-01-23','YYYY-MM-DD'));</w:t>
       </w:r>
     </w:p>
     <w:p>
@@ -2586,6 +8712,7 @@
         <w:rPr>
           <w:noProof/>
         </w:rPr>
+        <w:lastRenderedPageBreak/>
         <w:drawing>
           <wp:inline distT="0" distB="0" distL="0" distR="0" wp14:anchorId="69DF72BE" wp14:editId="62963B7B">
             <wp:extent cx="2933460" cy="5486400"/>
@@ -2650,192 +8777,546 @@
       <w:pPr>
         <w:pStyle w:val="Heading2"/>
       </w:pPr>
+      <w:bookmarkStart w:id="12" w:name="_Toc229151535"/>
       <w:r>
         <w:lastRenderedPageBreak/>
-        <w:t>8.2 INSERT Statements</w:t>
-      </w:r>
-    </w:p>
-    <w:p>
-      <w:r>
-        <w:t>“-- PLANT_AREA</w:t>
-      </w:r>
-    </w:p>
-    <w:p>
-      <w:r>
+        <w:t>8.2 INSERT Statement</w:t>
+      </w:r>
+      <w:bookmarkEnd w:id="12"/>
+      <w:r>
+        <w:t>s</w:t>
+      </w:r>
+    </w:p>
+    <w:p>
+      <w:pPr>
+        <w:rPr>
+          <w:rFonts w:ascii="Consolas" w:hAnsi="Consolas"/>
+        </w:rPr>
+      </w:pPr>
+      <w:r>
+        <w:rPr>
+          <w:rFonts w:ascii="Consolas" w:hAnsi="Consolas"/>
+        </w:rPr>
+        <w:t>-- PLANT_AREA</w:t>
+      </w:r>
+    </w:p>
+    <w:p>
+      <w:pPr>
+        <w:rPr>
+          <w:rFonts w:ascii="Consolas" w:hAnsi="Consolas"/>
+        </w:rPr>
+      </w:pPr>
+      <w:r>
+        <w:rPr>
+          <w:rFonts w:ascii="Consolas" w:hAnsi="Consolas"/>
+        </w:rPr>
         <w:t>INSERT INTO PLANT_AREA VALUES (1, 'Area A', 'Assembly Section');</w:t>
       </w:r>
     </w:p>
     <w:p>
-      <w:r>
+      <w:pPr>
+        <w:rPr>
+          <w:rFonts w:ascii="Consolas" w:hAnsi="Consolas"/>
+        </w:rPr>
+      </w:pPr>
+      <w:r>
+        <w:rPr>
+          <w:rFonts w:ascii="Consolas" w:hAnsi="Consolas"/>
+        </w:rPr>
         <w:t>INSERT INTO PLANT_AREA VALUES (2, 'Area B', 'Packaging Section');</w:t>
       </w:r>
     </w:p>
-    <w:p/>
-    <w:p>
-      <w:r>
+    <w:p>
+      <w:pPr>
+        <w:rPr>
+          <w:rFonts w:ascii="Consolas" w:hAnsi="Consolas"/>
+        </w:rPr>
+      </w:pPr>
+    </w:p>
+    <w:p>
+      <w:pPr>
+        <w:rPr>
+          <w:rFonts w:ascii="Consolas" w:hAnsi="Consolas"/>
+        </w:rPr>
+      </w:pPr>
+      <w:r>
+        <w:rPr>
+          <w:rFonts w:ascii="Consolas" w:hAnsi="Consolas"/>
+        </w:rPr>
         <w:t>-- MAINTENANCE_TYPE</w:t>
       </w:r>
     </w:p>
     <w:p>
-      <w:r>
+      <w:pPr>
+        <w:rPr>
+          <w:rFonts w:ascii="Consolas" w:hAnsi="Consolas"/>
+        </w:rPr>
+      </w:pPr>
+      <w:r>
+        <w:rPr>
+          <w:rFonts w:ascii="Consolas" w:hAnsi="Consolas"/>
+        </w:rPr>
         <w:t>INSERT INTO MAINTENANCE_TYPE VALUES (1, 'Preventive', 'Routine check');</w:t>
       </w:r>
     </w:p>
     <w:p>
-      <w:r>
+      <w:pPr>
+        <w:rPr>
+          <w:rFonts w:ascii="Consolas" w:hAnsi="Consolas"/>
+        </w:rPr>
+      </w:pPr>
+      <w:r>
+        <w:rPr>
+          <w:rFonts w:ascii="Consolas" w:hAnsi="Consolas"/>
+        </w:rPr>
         <w:t>INSERT INTO MAINTENANCE_TYPE VALUES (2, 'Corrective', 'Fix issue');</w:t>
       </w:r>
     </w:p>
-    <w:p/>
-    <w:p>
-      <w:r>
+    <w:p>
+      <w:pPr>
+        <w:rPr>
+          <w:rFonts w:ascii="Consolas" w:hAnsi="Consolas"/>
+        </w:rPr>
+      </w:pPr>
+    </w:p>
+    <w:p>
+      <w:pPr>
+        <w:rPr>
+          <w:rFonts w:ascii="Consolas" w:hAnsi="Consolas"/>
+        </w:rPr>
+      </w:pPr>
+      <w:r>
+        <w:rPr>
+          <w:rFonts w:ascii="Consolas" w:hAnsi="Consolas"/>
+        </w:rPr>
         <w:t>-- TECHNICIAN</w:t>
       </w:r>
     </w:p>
     <w:p>
-      <w:r>
+      <w:pPr>
+        <w:rPr>
+          <w:rFonts w:ascii="Consolas" w:hAnsi="Consolas"/>
+        </w:rPr>
+      </w:pPr>
+      <w:r>
+        <w:rPr>
+          <w:rFonts w:ascii="Consolas" w:hAnsi="Consolas"/>
+        </w:rPr>
         <w:t>INSERT INTO TECHNICIAN VALUES (1, 'Ali', 'Hassan', 'Electrical', '0501234567');</w:t>
       </w:r>
     </w:p>
     <w:p>
-      <w:r>
+      <w:pPr>
+        <w:rPr>
+          <w:rFonts w:ascii="Consolas" w:hAnsi="Consolas"/>
+        </w:rPr>
+      </w:pPr>
+      <w:r>
+        <w:rPr>
+          <w:rFonts w:ascii="Consolas" w:hAnsi="Consolas"/>
+        </w:rPr>
         <w:t>INSERT INTO TECHNICIAN VALUES (2, 'Omar', 'Saleh', 'Mechanical', '0509876543');</w:t>
       </w:r>
     </w:p>
-    <w:p/>
-    <w:p>
-      <w:r>
+    <w:p>
+      <w:pPr>
+        <w:rPr>
+          <w:rFonts w:ascii="Consolas" w:hAnsi="Consolas"/>
+        </w:rPr>
+      </w:pPr>
+    </w:p>
+    <w:p>
+      <w:pPr>
+        <w:rPr>
+          <w:rFonts w:ascii="Consolas" w:hAnsi="Consolas"/>
+        </w:rPr>
+      </w:pPr>
+      <w:r>
+        <w:rPr>
+          <w:rFonts w:ascii="Consolas" w:hAnsi="Consolas"/>
+        </w:rPr>
         <w:t>-- SUPPLIER</w:t>
       </w:r>
     </w:p>
     <w:p>
-      <w:r>
+      <w:pPr>
+        <w:rPr>
+          <w:rFonts w:ascii="Consolas" w:hAnsi="Consolas"/>
+        </w:rPr>
+      </w:pPr>
+      <w:r>
+        <w:rPr>
+          <w:rFonts w:ascii="Consolas" w:hAnsi="Consolas"/>
+        </w:rPr>
         <w:t>INSERT INTO SUPPLIER VALUES (1, 'ABC Supplies', 'Khalid', '0511111111', 'abc@mail.com');</w:t>
       </w:r>
     </w:p>
-    <w:p/>
-    <w:p>
-      <w:r>
+    <w:p>
+      <w:pPr>
+        <w:rPr>
+          <w:rFonts w:ascii="Consolas" w:hAnsi="Consolas"/>
+        </w:rPr>
+      </w:pPr>
+    </w:p>
+    <w:p>
+      <w:pPr>
+        <w:rPr>
+          <w:rFonts w:ascii="Consolas" w:hAnsi="Consolas"/>
+        </w:rPr>
+      </w:pPr>
+      <w:r>
+        <w:rPr>
+          <w:rFonts w:ascii="Consolas" w:hAnsi="Consolas"/>
+        </w:rPr>
         <w:t>-- EQUIPMENT (fixed date)</w:t>
       </w:r>
     </w:p>
     <w:p>
-      <w:r>
+      <w:pPr>
+        <w:rPr>
+          <w:rFonts w:ascii="Consolas" w:hAnsi="Consolas"/>
+        </w:rPr>
+      </w:pPr>
+      <w:r>
+        <w:rPr>
+          <w:rFonts w:ascii="Consolas" w:hAnsi="Consolas"/>
+        </w:rPr>
         <w:t>INSERT INTO EQUIPMENT</w:t>
       </w:r>
     </w:p>
     <w:p>
-      <w:r>
+      <w:pPr>
+        <w:rPr>
+          <w:rFonts w:ascii="Consolas" w:hAnsi="Consolas"/>
+        </w:rPr>
+      </w:pPr>
+      <w:r>
+        <w:rPr>
+          <w:rFonts w:ascii="Consolas" w:hAnsi="Consolas"/>
+        </w:rPr>
         <w:t>VALUES (1, 'Pump A', 'Pump', TO_DATE('2020-01-01','YYYY-MM-DD'), 'Active', 1);</w:t>
       </w:r>
     </w:p>
-    <w:p/>
-    <w:p>
-      <w:r>
+    <w:p>
+      <w:pPr>
+        <w:rPr>
+          <w:rFonts w:ascii="Consolas" w:hAnsi="Consolas"/>
+        </w:rPr>
+      </w:pPr>
+    </w:p>
+    <w:p>
+      <w:pPr>
+        <w:rPr>
+          <w:rFonts w:ascii="Consolas" w:hAnsi="Consolas"/>
+        </w:rPr>
+      </w:pPr>
+      <w:r>
+        <w:rPr>
+          <w:rFonts w:ascii="Consolas" w:hAnsi="Consolas"/>
+        </w:rPr>
+        <w:br w:type="page"/>
+      </w:r>
+    </w:p>
+    <w:p>
+      <w:pPr>
+        <w:rPr>
+          <w:rFonts w:ascii="Consolas" w:hAnsi="Consolas"/>
+        </w:rPr>
+      </w:pPr>
+      <w:r>
+        <w:rPr>
+          <w:rFonts w:ascii="Consolas" w:hAnsi="Consolas"/>
+        </w:rPr>
+        <w:lastRenderedPageBreak/>
         <w:t>-- PART</w:t>
       </w:r>
     </w:p>
     <w:p>
-      <w:r>
+      <w:pPr>
+        <w:rPr>
+          <w:rFonts w:ascii="Consolas" w:hAnsi="Consolas"/>
+        </w:rPr>
+      </w:pPr>
+      <w:r>
+        <w:rPr>
+          <w:rFonts w:ascii="Consolas" w:hAnsi="Consolas"/>
+        </w:rPr>
         <w:t>INSERT INTO PART VALUES (1, 'Valve', 50.00, 20, 5, 1);”</w:t>
       </w:r>
     </w:p>
     <w:p>
-      <w:r>
+      <w:pPr>
+        <w:rPr>
+          <w:rFonts w:ascii="Consolas" w:hAnsi="Consolas"/>
+        </w:rPr>
+      </w:pPr>
+      <w:r>
+        <w:rPr>
+          <w:rFonts w:ascii="Consolas" w:hAnsi="Consolas"/>
+        </w:rPr>
         <w:t>“-- WORK_ORDER (fixed dates)</w:t>
       </w:r>
     </w:p>
     <w:p>
-      <w:r>
+      <w:pPr>
+        <w:rPr>
+          <w:rFonts w:ascii="Consolas" w:hAnsi="Consolas"/>
+        </w:rPr>
+      </w:pPr>
+      <w:r>
+        <w:rPr>
+          <w:rFonts w:ascii="Consolas" w:hAnsi="Consolas"/>
+        </w:rPr>
         <w:t>INSERT INTO WORK_ORDER</w:t>
       </w:r>
     </w:p>
     <w:p>
-      <w:r>
+      <w:pPr>
+        <w:rPr>
+          <w:rFonts w:ascii="Consolas" w:hAnsi="Consolas"/>
+        </w:rPr>
+      </w:pPr>
+      <w:r>
+        <w:rPr>
+          <w:rFonts w:ascii="Consolas" w:hAnsi="Consolas"/>
+        </w:rPr>
         <w:t>VALUES (</w:t>
       </w:r>
     </w:p>
     <w:p>
-      <w:r>
+      <w:pPr>
+        <w:rPr>
+          <w:rFonts w:ascii="Consolas" w:hAnsi="Consolas"/>
+        </w:rPr>
+      </w:pPr>
+      <w:r>
+        <w:rPr>
+          <w:rFonts w:ascii="Consolas" w:hAnsi="Consolas"/>
+        </w:rPr>
         <w:t xml:space="preserve">    1,</w:t>
       </w:r>
     </w:p>
     <w:p>
-      <w:r>
-        <w:lastRenderedPageBreak/>
+      <w:pPr>
+        <w:rPr>
+          <w:rFonts w:ascii="Consolas" w:hAnsi="Consolas"/>
+        </w:rPr>
+      </w:pPr>
+      <w:r>
+        <w:rPr>
+          <w:rFonts w:ascii="Consolas" w:hAnsi="Consolas"/>
+        </w:rPr>
         <w:t xml:space="preserve">    TO_DATE('2024-01-01','YYYY-MM-DD'),</w:t>
       </w:r>
     </w:p>
     <w:p>
-      <w:r>
+      <w:pPr>
+        <w:rPr>
+          <w:rFonts w:ascii="Consolas" w:hAnsi="Consolas"/>
+        </w:rPr>
+      </w:pPr>
+      <w:r>
+        <w:rPr>
+          <w:rFonts w:ascii="Consolas" w:hAnsi="Consolas"/>
+        </w:rPr>
         <w:t xml:space="preserve">    TO_DATE('2024-01-02','YYYY-MM-DD'),</w:t>
       </w:r>
     </w:p>
     <w:p>
-      <w:r>
+      <w:pPr>
+        <w:rPr>
+          <w:rFonts w:ascii="Consolas" w:hAnsi="Consolas"/>
+        </w:rPr>
+      </w:pPr>
+      <w:r>
+        <w:rPr>
+          <w:rFonts w:ascii="Consolas" w:hAnsi="Consolas"/>
+        </w:rPr>
         <w:t xml:space="preserve">    NULL,</w:t>
       </w:r>
     </w:p>
     <w:p>
-      <w:r>
+      <w:pPr>
+        <w:rPr>
+          <w:rFonts w:ascii="Consolas" w:hAnsi="Consolas"/>
+        </w:rPr>
+      </w:pPr>
+      <w:r>
+        <w:rPr>
+          <w:rFonts w:ascii="Consolas" w:hAnsi="Consolas"/>
+        </w:rPr>
         <w:t xml:space="preserve">    'High',</w:t>
       </w:r>
     </w:p>
     <w:p>
-      <w:r>
+      <w:pPr>
+        <w:rPr>
+          <w:rFonts w:ascii="Consolas" w:hAnsi="Consolas"/>
+        </w:rPr>
+      </w:pPr>
+      <w:r>
+        <w:rPr>
+          <w:rFonts w:ascii="Consolas" w:hAnsi="Consolas"/>
+        </w:rPr>
         <w:t xml:space="preserve">    'Open',</w:t>
       </w:r>
     </w:p>
     <w:p>
-      <w:r>
+      <w:pPr>
+        <w:rPr>
+          <w:rFonts w:ascii="Consolas" w:hAnsi="Consolas"/>
+        </w:rPr>
+      </w:pPr>
+      <w:r>
+        <w:rPr>
+          <w:rFonts w:ascii="Consolas" w:hAnsi="Consolas"/>
+        </w:rPr>
         <w:t xml:space="preserve">    'Fix leak',</w:t>
       </w:r>
     </w:p>
     <w:p>
-      <w:r>
+      <w:pPr>
+        <w:rPr>
+          <w:rFonts w:ascii="Consolas" w:hAnsi="Consolas"/>
+        </w:rPr>
+      </w:pPr>
+      <w:r>
+        <w:rPr>
+          <w:rFonts w:ascii="Consolas" w:hAnsi="Consolas"/>
+        </w:rPr>
         <w:t xml:space="preserve">    1,</w:t>
       </w:r>
     </w:p>
     <w:p>
-      <w:r>
+      <w:pPr>
+        <w:rPr>
+          <w:rFonts w:ascii="Consolas" w:hAnsi="Consolas"/>
+        </w:rPr>
+      </w:pPr>
+      <w:r>
+        <w:rPr>
+          <w:rFonts w:ascii="Consolas" w:hAnsi="Consolas"/>
+        </w:rPr>
         <w:t xml:space="preserve">    2</w:t>
       </w:r>
     </w:p>
     <w:p>
-      <w:r>
+      <w:pPr>
+        <w:rPr>
+          <w:rFonts w:ascii="Consolas" w:hAnsi="Consolas"/>
+        </w:rPr>
+      </w:pPr>
+      <w:r>
+        <w:rPr>
+          <w:rFonts w:ascii="Consolas" w:hAnsi="Consolas"/>
+        </w:rPr>
         <w:t>);</w:t>
       </w:r>
     </w:p>
-    <w:p/>
-    <w:p>
-      <w:r>
+    <w:p>
+      <w:pPr>
+        <w:rPr>
+          <w:rFonts w:ascii="Consolas" w:hAnsi="Consolas"/>
+        </w:rPr>
+      </w:pPr>
+    </w:p>
+    <w:p>
+      <w:pPr>
+        <w:rPr>
+          <w:rFonts w:ascii="Consolas" w:hAnsi="Consolas"/>
+        </w:rPr>
+      </w:pPr>
+      <w:r>
+        <w:rPr>
+          <w:rFonts w:ascii="Consolas" w:hAnsi="Consolas"/>
+        </w:rPr>
         <w:t>-- WORK_ORDER_ASSIGNMENT (fixed date)</w:t>
       </w:r>
     </w:p>
     <w:p>
-      <w:r>
+      <w:pPr>
+        <w:rPr>
+          <w:rFonts w:ascii="Consolas" w:hAnsi="Consolas"/>
+        </w:rPr>
+      </w:pPr>
+      <w:r>
+        <w:rPr>
+          <w:rFonts w:ascii="Consolas" w:hAnsi="Consolas"/>
+        </w:rPr>
         <w:t>INSERT INTO WORK_ORDER_ASSIGNMENT</w:t>
       </w:r>
     </w:p>
     <w:p>
-      <w:r>
+      <w:pPr>
+        <w:rPr>
+          <w:rFonts w:ascii="Consolas" w:hAnsi="Consolas"/>
+        </w:rPr>
+      </w:pPr>
+      <w:r>
+        <w:rPr>
+          <w:rFonts w:ascii="Consolas" w:hAnsi="Consolas"/>
+        </w:rPr>
         <w:t>VALUES (1, 1, TO_DATE('2024-01-02','YYYY-MM-DD'), 3.5, 'Lead');</w:t>
       </w:r>
     </w:p>
-    <w:p/>
-    <w:p>
-      <w:r>
+    <w:p>
+      <w:pPr>
+        <w:rPr>
+          <w:rFonts w:ascii="Consolas" w:hAnsi="Consolas"/>
+        </w:rPr>
+      </w:pPr>
+    </w:p>
+    <w:p>
+      <w:pPr>
+        <w:rPr>
+          <w:rFonts w:ascii="Consolas" w:hAnsi="Consolas"/>
+        </w:rPr>
+      </w:pPr>
+      <w:r>
+        <w:rPr>
+          <w:rFonts w:ascii="Consolas" w:hAnsi="Consolas"/>
+        </w:rPr>
         <w:t>-- WORK_ORDER_PART (fixed date)</w:t>
       </w:r>
     </w:p>
     <w:p>
-      <w:r>
+      <w:pPr>
+        <w:rPr>
+          <w:rFonts w:ascii="Consolas" w:hAnsi="Consolas"/>
+        </w:rPr>
+      </w:pPr>
+      <w:r>
+        <w:rPr>
+          <w:rFonts w:ascii="Consolas" w:hAnsi="Consolas"/>
+        </w:rPr>
         <w:t>INSERT INTO WORK_ORDER_PART</w:t>
       </w:r>
     </w:p>
     <w:p>
-      <w:r>
-        <w:t>VALUES (1, 1, 2, TO_DATE('2024-01-02','YYYY-MM-DD'));”</w:t>
+      <w:pPr>
+        <w:rPr>
+          <w:rFonts w:ascii="Consolas" w:hAnsi="Consolas"/>
+        </w:rPr>
+      </w:pPr>
+      <w:r>
+        <w:rPr>
+          <w:rFonts w:ascii="Consolas" w:hAnsi="Consolas"/>
+        </w:rPr>
+        <w:t>VALUES (1, 1, 2, TO_DATE('2024-01-02','YYYY-MM-</w:t>
+      </w:r>
+      <w:proofErr w:type="gramStart"/>
+      <w:r>
+        <w:rPr>
+          <w:rFonts w:ascii="Consolas" w:hAnsi="Consolas"/>
+        </w:rPr>
+        <w:t>DD')</w:t>
+      </w:r>
+      <w:proofErr w:type="gramEnd"/>
+      <w:r>
+        <w:rPr>
+          <w:rFonts w:ascii="Consolas" w:hAnsi="Consolas"/>
+        </w:rPr>
+        <w:t>);</w:t>
       </w:r>
     </w:p>
     <w:p>
@@ -2847,174 +9328,952 @@
       <w:pPr>
         <w:pStyle w:val="Heading1"/>
       </w:pPr>
+      <w:bookmarkStart w:id="13" w:name="_Toc229151536"/>
       <w:r>
         <w:lastRenderedPageBreak/>
         <w:t>9. SQL Queries and Results</w:t>
       </w:r>
+      <w:bookmarkEnd w:id="13"/>
     </w:p>
     <w:p>
       <w:pPr>
         <w:pStyle w:val="Heading2"/>
       </w:pPr>
+      <w:bookmarkStart w:id="14" w:name="_Toc229151537"/>
       <w:r>
         <w:t>Query 1 — Open Work Orders</w:t>
       </w:r>
-    </w:p>
-    <w:p>
-      <w:r>
-        <w:t>“SELECT wo.work_order_id, wo.status, e.equipment_name, pa.area_name</w:t>
-      </w:r>
-    </w:p>
-    <w:p>
-      <w:r>
+      <w:bookmarkEnd w:id="14"/>
+    </w:p>
+    <w:p>
+      <w:pPr>
+        <w:rPr>
+          <w:rFonts w:ascii="Consolas" w:hAnsi="Consolas"/>
+        </w:rPr>
+      </w:pPr>
+      <w:r>
+        <w:rPr>
+          <w:rFonts w:ascii="Consolas" w:hAnsi="Consolas"/>
+        </w:rPr>
+        <w:t xml:space="preserve">SELECT </w:t>
+      </w:r>
+      <w:proofErr w:type="spellStart"/>
+      <w:proofErr w:type="gramStart"/>
+      <w:r>
+        <w:rPr>
+          <w:rFonts w:ascii="Consolas" w:hAnsi="Consolas"/>
+        </w:rPr>
+        <w:t>wo.work</w:t>
+      </w:r>
+      <w:proofErr w:type="gramEnd"/>
+      <w:r>
+        <w:rPr>
+          <w:rFonts w:ascii="Consolas" w:hAnsi="Consolas"/>
+        </w:rPr>
+        <w:t>_order_id</w:t>
+      </w:r>
+      <w:proofErr w:type="spellEnd"/>
+      <w:r>
+        <w:rPr>
+          <w:rFonts w:ascii="Consolas" w:hAnsi="Consolas"/>
+        </w:rPr>
+        <w:t xml:space="preserve">, </w:t>
+      </w:r>
+      <w:proofErr w:type="spellStart"/>
+      <w:proofErr w:type="gramStart"/>
+      <w:r>
+        <w:rPr>
+          <w:rFonts w:ascii="Consolas" w:hAnsi="Consolas"/>
+        </w:rPr>
+        <w:t>wo.status</w:t>
+      </w:r>
+      <w:proofErr w:type="spellEnd"/>
+      <w:proofErr w:type="gramEnd"/>
+      <w:r>
+        <w:rPr>
+          <w:rFonts w:ascii="Consolas" w:hAnsi="Consolas"/>
+        </w:rPr>
+        <w:t xml:space="preserve">, </w:t>
+      </w:r>
+      <w:proofErr w:type="spellStart"/>
+      <w:proofErr w:type="gramStart"/>
+      <w:r>
+        <w:rPr>
+          <w:rFonts w:ascii="Consolas" w:hAnsi="Consolas"/>
+        </w:rPr>
+        <w:t>e.equipment</w:t>
+      </w:r>
+      <w:proofErr w:type="gramEnd"/>
+      <w:r>
+        <w:rPr>
+          <w:rFonts w:ascii="Consolas" w:hAnsi="Consolas"/>
+        </w:rPr>
+        <w:t>_name</w:t>
+      </w:r>
+      <w:proofErr w:type="spellEnd"/>
+      <w:r>
+        <w:rPr>
+          <w:rFonts w:ascii="Consolas" w:hAnsi="Consolas"/>
+        </w:rPr>
+        <w:t xml:space="preserve">, </w:t>
+      </w:r>
+      <w:proofErr w:type="spellStart"/>
+      <w:proofErr w:type="gramStart"/>
+      <w:r>
+        <w:rPr>
+          <w:rFonts w:ascii="Consolas" w:hAnsi="Consolas"/>
+        </w:rPr>
+        <w:t>pa.area</w:t>
+      </w:r>
+      <w:proofErr w:type="gramEnd"/>
+      <w:r>
+        <w:rPr>
+          <w:rFonts w:ascii="Consolas" w:hAnsi="Consolas"/>
+        </w:rPr>
+        <w:t>_name</w:t>
+      </w:r>
+      <w:proofErr w:type="spellEnd"/>
+    </w:p>
+    <w:p>
+      <w:pPr>
+        <w:rPr>
+          <w:rFonts w:ascii="Consolas" w:hAnsi="Consolas"/>
+        </w:rPr>
+      </w:pPr>
+      <w:r>
+        <w:rPr>
+          <w:rFonts w:ascii="Consolas" w:hAnsi="Consolas"/>
+        </w:rPr>
         <w:t>FROM WORK_ORDER wo</w:t>
       </w:r>
     </w:p>
     <w:p>
-      <w:r>
-        <w:t>JOIN EQUIPMENT e ON wo.equipment_id = e.equipment_id</w:t>
-      </w:r>
-    </w:p>
-    <w:p>
-      <w:r>
-        <w:t>JOIN PLANT_AREA pa ON e.area_id = pa.area_id</w:t>
-      </w:r>
-    </w:p>
-    <w:p>
-      <w:r>
-        <w:t>WHERE wo.status = 'Open';”</w:t>
+      <w:pPr>
+        <w:rPr>
+          <w:rFonts w:ascii="Consolas" w:hAnsi="Consolas"/>
+        </w:rPr>
+      </w:pPr>
+      <w:r>
+        <w:rPr>
+          <w:rFonts w:ascii="Consolas" w:hAnsi="Consolas"/>
+        </w:rPr>
+        <w:t xml:space="preserve">JOIN EQUIPMENT e ON </w:t>
+      </w:r>
+      <w:proofErr w:type="spellStart"/>
+      <w:proofErr w:type="gramStart"/>
+      <w:r>
+        <w:rPr>
+          <w:rFonts w:ascii="Consolas" w:hAnsi="Consolas"/>
+        </w:rPr>
+        <w:t>wo.equipment</w:t>
+      </w:r>
+      <w:proofErr w:type="gramEnd"/>
+      <w:r>
+        <w:rPr>
+          <w:rFonts w:ascii="Consolas" w:hAnsi="Consolas"/>
+        </w:rPr>
+        <w:t>_id</w:t>
+      </w:r>
+      <w:proofErr w:type="spellEnd"/>
+      <w:r>
+        <w:rPr>
+          <w:rFonts w:ascii="Consolas" w:hAnsi="Consolas"/>
+        </w:rPr>
+        <w:t xml:space="preserve"> = </w:t>
+      </w:r>
+      <w:proofErr w:type="spellStart"/>
+      <w:proofErr w:type="gramStart"/>
+      <w:r>
+        <w:rPr>
+          <w:rFonts w:ascii="Consolas" w:hAnsi="Consolas"/>
+        </w:rPr>
+        <w:t>e.equipment</w:t>
+      </w:r>
+      <w:proofErr w:type="gramEnd"/>
+      <w:r>
+        <w:rPr>
+          <w:rFonts w:ascii="Consolas" w:hAnsi="Consolas"/>
+        </w:rPr>
+        <w:t>_id</w:t>
+      </w:r>
+      <w:proofErr w:type="spellEnd"/>
+    </w:p>
+    <w:p>
+      <w:pPr>
+        <w:rPr>
+          <w:rFonts w:ascii="Consolas" w:hAnsi="Consolas"/>
+        </w:rPr>
+      </w:pPr>
+      <w:r>
+        <w:rPr>
+          <w:rFonts w:ascii="Consolas" w:hAnsi="Consolas"/>
+        </w:rPr>
+        <w:t xml:space="preserve">JOIN PLANT_AREA pa ON </w:t>
+      </w:r>
+      <w:proofErr w:type="spellStart"/>
+      <w:proofErr w:type="gramStart"/>
+      <w:r>
+        <w:rPr>
+          <w:rFonts w:ascii="Consolas" w:hAnsi="Consolas"/>
+        </w:rPr>
+        <w:t>e.area</w:t>
+      </w:r>
+      <w:proofErr w:type="gramEnd"/>
+      <w:r>
+        <w:rPr>
+          <w:rFonts w:ascii="Consolas" w:hAnsi="Consolas"/>
+        </w:rPr>
+        <w:t>_id</w:t>
+      </w:r>
+      <w:proofErr w:type="spellEnd"/>
+      <w:r>
+        <w:rPr>
+          <w:rFonts w:ascii="Consolas" w:hAnsi="Consolas"/>
+        </w:rPr>
+        <w:t xml:space="preserve"> = </w:t>
+      </w:r>
+      <w:proofErr w:type="spellStart"/>
+      <w:proofErr w:type="gramStart"/>
+      <w:r>
+        <w:rPr>
+          <w:rFonts w:ascii="Consolas" w:hAnsi="Consolas"/>
+        </w:rPr>
+        <w:t>pa.area</w:t>
+      </w:r>
+      <w:proofErr w:type="gramEnd"/>
+      <w:r>
+        <w:rPr>
+          <w:rFonts w:ascii="Consolas" w:hAnsi="Consolas"/>
+        </w:rPr>
+        <w:t>_id</w:t>
+      </w:r>
+      <w:proofErr w:type="spellEnd"/>
+    </w:p>
+    <w:p>
+      <w:pPr>
+        <w:rPr>
+          <w:rFonts w:ascii="Consolas" w:hAnsi="Consolas"/>
+        </w:rPr>
+      </w:pPr>
+      <w:r>
+        <w:rPr>
+          <w:rFonts w:ascii="Consolas" w:hAnsi="Consolas"/>
+        </w:rPr>
+        <w:t xml:space="preserve">WHERE </w:t>
+      </w:r>
+      <w:proofErr w:type="spellStart"/>
+      <w:proofErr w:type="gramStart"/>
+      <w:r>
+        <w:rPr>
+          <w:rFonts w:ascii="Consolas" w:hAnsi="Consolas"/>
+        </w:rPr>
+        <w:t>wo.status</w:t>
+      </w:r>
+      <w:proofErr w:type="spellEnd"/>
+      <w:proofErr w:type="gramEnd"/>
+      <w:r>
+        <w:rPr>
+          <w:rFonts w:ascii="Consolas" w:hAnsi="Consolas"/>
+        </w:rPr>
+        <w:t xml:space="preserve"> = 'Open';</w:t>
       </w:r>
     </w:p>
     <w:p>
       <w:pPr>
         <w:pStyle w:val="Heading2"/>
       </w:pPr>
+      <w:bookmarkStart w:id="15" w:name="_Toc229151538"/>
       <w:r>
         <w:t>Query 2 — Work Orders by Maintenance Type</w:t>
       </w:r>
-    </w:p>
-    <w:p>
-      <w:r>
-        <w:t>“SELECT mt.type_name, COUNT(*) AS total</w:t>
-      </w:r>
-    </w:p>
-    <w:p>
-      <w:r>
+      <w:bookmarkEnd w:id="15"/>
+    </w:p>
+    <w:p>
+      <w:pPr>
+        <w:rPr>
+          <w:rFonts w:ascii="Consolas" w:hAnsi="Consolas"/>
+        </w:rPr>
+      </w:pPr>
+      <w:r>
+        <w:rPr>
+          <w:rFonts w:ascii="Consolas" w:hAnsi="Consolas"/>
+        </w:rPr>
+        <w:t xml:space="preserve">SELECT </w:t>
+      </w:r>
+      <w:proofErr w:type="spellStart"/>
+      <w:proofErr w:type="gramStart"/>
+      <w:r>
+        <w:rPr>
+          <w:rFonts w:ascii="Consolas" w:hAnsi="Consolas"/>
+        </w:rPr>
+        <w:t>mt.type</w:t>
+      </w:r>
+      <w:proofErr w:type="gramEnd"/>
+      <w:r>
+        <w:rPr>
+          <w:rFonts w:ascii="Consolas" w:hAnsi="Consolas"/>
+        </w:rPr>
+        <w:t>_name</w:t>
+      </w:r>
+      <w:proofErr w:type="spellEnd"/>
+      <w:r>
+        <w:rPr>
+          <w:rFonts w:ascii="Consolas" w:hAnsi="Consolas"/>
+        </w:rPr>
+        <w:t xml:space="preserve">, </w:t>
+      </w:r>
+      <w:proofErr w:type="gramStart"/>
+      <w:r>
+        <w:rPr>
+          <w:rFonts w:ascii="Consolas" w:hAnsi="Consolas"/>
+        </w:rPr>
+        <w:t>COUNT(</w:t>
+      </w:r>
+      <w:proofErr w:type="gramEnd"/>
+      <w:r>
+        <w:rPr>
+          <w:rFonts w:ascii="Consolas" w:hAnsi="Consolas"/>
+        </w:rPr>
+        <w:t>*) AS total</w:t>
+      </w:r>
+    </w:p>
+    <w:p>
+      <w:pPr>
+        <w:rPr>
+          <w:rFonts w:ascii="Consolas" w:hAnsi="Consolas"/>
+        </w:rPr>
+      </w:pPr>
+      <w:r>
+        <w:rPr>
+          <w:rFonts w:ascii="Consolas" w:hAnsi="Consolas"/>
+        </w:rPr>
         <w:t>FROM MAINTENANCE_TYPE mt</w:t>
       </w:r>
     </w:p>
     <w:p>
-      <w:r>
-        <w:t>JOIN WORK_ORDER wo ON mt.maintenance_type_id = wo.maintenance_type_id</w:t>
-      </w:r>
-    </w:p>
-    <w:p>
-      <w:r>
-        <w:t>GROUP BY mt.type_name;”</w:t>
+      <w:pPr>
+        <w:rPr>
+          <w:rFonts w:ascii="Consolas" w:hAnsi="Consolas"/>
+        </w:rPr>
+      </w:pPr>
+      <w:r>
+        <w:rPr>
+          <w:rFonts w:ascii="Consolas" w:hAnsi="Consolas"/>
+        </w:rPr>
+        <w:t xml:space="preserve">JOIN WORK_ORDER wo ON </w:t>
+      </w:r>
+      <w:proofErr w:type="spellStart"/>
+      <w:proofErr w:type="gramStart"/>
+      <w:r>
+        <w:rPr>
+          <w:rFonts w:ascii="Consolas" w:hAnsi="Consolas"/>
+        </w:rPr>
+        <w:t>mt.maintenance</w:t>
+      </w:r>
+      <w:proofErr w:type="gramEnd"/>
+      <w:r>
+        <w:rPr>
+          <w:rFonts w:ascii="Consolas" w:hAnsi="Consolas"/>
+        </w:rPr>
+        <w:t>_type_id</w:t>
+      </w:r>
+      <w:proofErr w:type="spellEnd"/>
+      <w:r>
+        <w:rPr>
+          <w:rFonts w:ascii="Consolas" w:hAnsi="Consolas"/>
+        </w:rPr>
+        <w:t xml:space="preserve"> = </w:t>
+      </w:r>
+      <w:proofErr w:type="spellStart"/>
+      <w:proofErr w:type="gramStart"/>
+      <w:r>
+        <w:rPr>
+          <w:rFonts w:ascii="Consolas" w:hAnsi="Consolas"/>
+        </w:rPr>
+        <w:t>wo.maintenance</w:t>
+      </w:r>
+      <w:proofErr w:type="gramEnd"/>
+      <w:r>
+        <w:rPr>
+          <w:rFonts w:ascii="Consolas" w:hAnsi="Consolas"/>
+        </w:rPr>
+        <w:t>_type_id</w:t>
+      </w:r>
+      <w:proofErr w:type="spellEnd"/>
+    </w:p>
+    <w:p>
+      <w:pPr>
+        <w:rPr>
+          <w:rFonts w:ascii="Consolas" w:hAnsi="Consolas"/>
+        </w:rPr>
+      </w:pPr>
+      <w:r>
+        <w:rPr>
+          <w:rFonts w:ascii="Consolas" w:hAnsi="Consolas"/>
+        </w:rPr>
+        <w:t xml:space="preserve">GROUP BY </w:t>
+      </w:r>
+      <w:proofErr w:type="spellStart"/>
+      <w:proofErr w:type="gramStart"/>
+      <w:r>
+        <w:rPr>
+          <w:rFonts w:ascii="Consolas" w:hAnsi="Consolas"/>
+        </w:rPr>
+        <w:t>mt.type</w:t>
+      </w:r>
+      <w:proofErr w:type="gramEnd"/>
+      <w:r>
+        <w:rPr>
+          <w:rFonts w:ascii="Consolas" w:hAnsi="Consolas"/>
+        </w:rPr>
+        <w:t>_name</w:t>
+      </w:r>
+      <w:proofErr w:type="spellEnd"/>
+      <w:r>
+        <w:rPr>
+          <w:rFonts w:ascii="Consolas" w:hAnsi="Consolas"/>
+        </w:rPr>
+        <w:t>;</w:t>
       </w:r>
     </w:p>
     <w:p>
       <w:pPr>
         <w:pStyle w:val="Heading2"/>
       </w:pPr>
+      <w:bookmarkStart w:id="16" w:name="_Toc229151539"/>
       <w:r>
         <w:t>Query 3 — Total Parts Cost per Work Order</w:t>
       </w:r>
-    </w:p>
-    <w:p>
-      <w:r>
-        <w:t>“SELECT wo.work_order_id,</w:t>
-      </w:r>
-    </w:p>
-    <w:p>
-      <w:r>
-        <w:t xml:space="preserve">       SUM(wop.quantity_used * p.unit_cost) AS total_cost</w:t>
-      </w:r>
-    </w:p>
-    <w:p>
-      <w:r>
+      <w:bookmarkEnd w:id="16"/>
+    </w:p>
+    <w:p>
+      <w:pPr>
+        <w:rPr>
+          <w:rFonts w:ascii="Consolas" w:hAnsi="Consolas"/>
+        </w:rPr>
+      </w:pPr>
+      <w:r>
+        <w:rPr>
+          <w:rFonts w:ascii="Consolas" w:hAnsi="Consolas"/>
+        </w:rPr>
+        <w:t xml:space="preserve">SELECT </w:t>
+      </w:r>
+      <w:proofErr w:type="spellStart"/>
+      <w:proofErr w:type="gramStart"/>
+      <w:r>
+        <w:rPr>
+          <w:rFonts w:ascii="Consolas" w:hAnsi="Consolas"/>
+        </w:rPr>
+        <w:t>wo.work</w:t>
+      </w:r>
+      <w:proofErr w:type="gramEnd"/>
+      <w:r>
+        <w:rPr>
+          <w:rFonts w:ascii="Consolas" w:hAnsi="Consolas"/>
+        </w:rPr>
+        <w:t>_order_id</w:t>
+      </w:r>
+      <w:proofErr w:type="spellEnd"/>
+      <w:r>
+        <w:rPr>
+          <w:rFonts w:ascii="Consolas" w:hAnsi="Consolas"/>
+        </w:rPr>
+        <w:t>,</w:t>
+      </w:r>
+    </w:p>
+    <w:p>
+      <w:pPr>
+        <w:rPr>
+          <w:rFonts w:ascii="Consolas" w:hAnsi="Consolas"/>
+        </w:rPr>
+      </w:pPr>
+      <w:r>
+        <w:rPr>
+          <w:rFonts w:ascii="Consolas" w:hAnsi="Consolas"/>
+        </w:rPr>
+        <w:t xml:space="preserve">       </w:t>
+      </w:r>
+      <w:proofErr w:type="gramStart"/>
+      <w:r>
+        <w:rPr>
+          <w:rFonts w:ascii="Consolas" w:hAnsi="Consolas"/>
+        </w:rPr>
+        <w:t>SUM(</w:t>
+      </w:r>
+      <w:proofErr w:type="spellStart"/>
+      <w:r>
+        <w:rPr>
+          <w:rFonts w:ascii="Consolas" w:hAnsi="Consolas"/>
+        </w:rPr>
+        <w:t>wop.quantity</w:t>
+      </w:r>
+      <w:proofErr w:type="gramEnd"/>
+      <w:r>
+        <w:rPr>
+          <w:rFonts w:ascii="Consolas" w:hAnsi="Consolas"/>
+        </w:rPr>
+        <w:t>_used</w:t>
+      </w:r>
+      <w:proofErr w:type="spellEnd"/>
+      <w:r>
+        <w:rPr>
+          <w:rFonts w:ascii="Consolas" w:hAnsi="Consolas"/>
+        </w:rPr>
+        <w:t xml:space="preserve"> * </w:t>
+      </w:r>
+      <w:proofErr w:type="spellStart"/>
+      <w:proofErr w:type="gramStart"/>
+      <w:r>
+        <w:rPr>
+          <w:rFonts w:ascii="Consolas" w:hAnsi="Consolas"/>
+        </w:rPr>
+        <w:t>p.unit</w:t>
+      </w:r>
+      <w:proofErr w:type="gramEnd"/>
+      <w:r>
+        <w:rPr>
+          <w:rFonts w:ascii="Consolas" w:hAnsi="Consolas"/>
+        </w:rPr>
+        <w:t>_cost</w:t>
+      </w:r>
+      <w:proofErr w:type="spellEnd"/>
+      <w:r>
+        <w:rPr>
+          <w:rFonts w:ascii="Consolas" w:hAnsi="Consolas"/>
+        </w:rPr>
+        <w:t xml:space="preserve">) AS </w:t>
+      </w:r>
+      <w:proofErr w:type="spellStart"/>
+      <w:r>
+        <w:rPr>
+          <w:rFonts w:ascii="Consolas" w:hAnsi="Consolas"/>
+        </w:rPr>
+        <w:t>total_cost</w:t>
+      </w:r>
+      <w:proofErr w:type="spellEnd"/>
+    </w:p>
+    <w:p>
+      <w:pPr>
+        <w:rPr>
+          <w:rFonts w:ascii="Consolas" w:hAnsi="Consolas"/>
+        </w:rPr>
+      </w:pPr>
+      <w:r>
+        <w:rPr>
+          <w:rFonts w:ascii="Consolas" w:hAnsi="Consolas"/>
+        </w:rPr>
         <w:t>FROM WORK_ORDER wo</w:t>
       </w:r>
     </w:p>
     <w:p>
-      <w:r>
-        <w:t>JOIN WORK_ORDER_PART wop ON wo.work_order_id = wop.work_order_id</w:t>
-      </w:r>
-    </w:p>
-    <w:p>
-      <w:r>
-        <w:t>JOIN PART p ON wop.part_id = p.part_id</w:t>
-      </w:r>
-    </w:p>
-    <w:p>
-      <w:r>
-        <w:t>GROUP BY wo.work_order_id;”</w:t>
+      <w:pPr>
+        <w:rPr>
+          <w:rFonts w:ascii="Consolas" w:hAnsi="Consolas"/>
+        </w:rPr>
+      </w:pPr>
+      <w:r>
+        <w:rPr>
+          <w:rFonts w:ascii="Consolas" w:hAnsi="Consolas"/>
+        </w:rPr>
+        <w:t xml:space="preserve">JOIN WORK_ORDER_PART wop ON </w:t>
+      </w:r>
+      <w:proofErr w:type="spellStart"/>
+      <w:proofErr w:type="gramStart"/>
+      <w:r>
+        <w:rPr>
+          <w:rFonts w:ascii="Consolas" w:hAnsi="Consolas"/>
+        </w:rPr>
+        <w:t>wo.work</w:t>
+      </w:r>
+      <w:proofErr w:type="gramEnd"/>
+      <w:r>
+        <w:rPr>
+          <w:rFonts w:ascii="Consolas" w:hAnsi="Consolas"/>
+        </w:rPr>
+        <w:t>_order_id</w:t>
+      </w:r>
+      <w:proofErr w:type="spellEnd"/>
+      <w:r>
+        <w:rPr>
+          <w:rFonts w:ascii="Consolas" w:hAnsi="Consolas"/>
+        </w:rPr>
+        <w:t xml:space="preserve"> = </w:t>
+      </w:r>
+      <w:proofErr w:type="spellStart"/>
+      <w:proofErr w:type="gramStart"/>
+      <w:r>
+        <w:rPr>
+          <w:rFonts w:ascii="Consolas" w:hAnsi="Consolas"/>
+        </w:rPr>
+        <w:t>wop.work</w:t>
+      </w:r>
+      <w:proofErr w:type="gramEnd"/>
+      <w:r>
+        <w:rPr>
+          <w:rFonts w:ascii="Consolas" w:hAnsi="Consolas"/>
+        </w:rPr>
+        <w:t>_order_id</w:t>
+      </w:r>
+      <w:proofErr w:type="spellEnd"/>
+    </w:p>
+    <w:p>
+      <w:pPr>
+        <w:rPr>
+          <w:rFonts w:ascii="Consolas" w:hAnsi="Consolas"/>
+        </w:rPr>
+      </w:pPr>
+      <w:r>
+        <w:rPr>
+          <w:rFonts w:ascii="Consolas" w:hAnsi="Consolas"/>
+        </w:rPr>
+        <w:t xml:space="preserve">JOIN PART p ON </w:t>
+      </w:r>
+      <w:proofErr w:type="spellStart"/>
+      <w:r>
+        <w:rPr>
+          <w:rFonts w:ascii="Consolas" w:hAnsi="Consolas"/>
+        </w:rPr>
+        <w:t>wop.part_id</w:t>
+      </w:r>
+      <w:proofErr w:type="spellEnd"/>
+      <w:r>
+        <w:rPr>
+          <w:rFonts w:ascii="Consolas" w:hAnsi="Consolas"/>
+        </w:rPr>
+        <w:t xml:space="preserve"> = </w:t>
+      </w:r>
+      <w:proofErr w:type="spellStart"/>
+      <w:r>
+        <w:rPr>
+          <w:rFonts w:ascii="Consolas" w:hAnsi="Consolas"/>
+        </w:rPr>
+        <w:t>p.part_id</w:t>
+      </w:r>
+      <w:proofErr w:type="spellEnd"/>
+    </w:p>
+    <w:p>
+      <w:pPr>
+        <w:rPr>
+          <w:rFonts w:ascii="Consolas" w:hAnsi="Consolas"/>
+        </w:rPr>
+      </w:pPr>
+      <w:r>
+        <w:rPr>
+          <w:rFonts w:ascii="Consolas" w:hAnsi="Consolas"/>
+        </w:rPr>
+        <w:t xml:space="preserve">GROUP BY </w:t>
+      </w:r>
+      <w:proofErr w:type="spellStart"/>
+      <w:proofErr w:type="gramStart"/>
+      <w:r>
+        <w:rPr>
+          <w:rFonts w:ascii="Consolas" w:hAnsi="Consolas"/>
+        </w:rPr>
+        <w:t>wo.work</w:t>
+      </w:r>
+      <w:proofErr w:type="gramEnd"/>
+      <w:r>
+        <w:rPr>
+          <w:rFonts w:ascii="Consolas" w:hAnsi="Consolas"/>
+        </w:rPr>
+        <w:t>_order_id</w:t>
+      </w:r>
+      <w:proofErr w:type="spellEnd"/>
+      <w:r>
+        <w:rPr>
+          <w:rFonts w:ascii="Consolas" w:hAnsi="Consolas"/>
+        </w:rPr>
+        <w:t>;</w:t>
       </w:r>
     </w:p>
     <w:p>
       <w:pPr>
         <w:pStyle w:val="Heading2"/>
       </w:pPr>
+      <w:bookmarkStart w:id="17" w:name="_Toc229151540"/>
       <w:r>
         <w:t>Query 4 — Equipment with Most Work Orders</w:t>
       </w:r>
-    </w:p>
-    <w:p>
-      <w:r>
-        <w:t>“SELECT e.equipment_name, COUNT(*) AS total</w:t>
-      </w:r>
-    </w:p>
-    <w:p>
-      <w:r>
+      <w:bookmarkEnd w:id="17"/>
+    </w:p>
+    <w:p>
+      <w:pPr>
+        <w:rPr>
+          <w:rFonts w:ascii="Consolas" w:hAnsi="Consolas"/>
+        </w:rPr>
+      </w:pPr>
+      <w:r>
+        <w:rPr>
+          <w:rFonts w:ascii="Consolas" w:hAnsi="Consolas"/>
+        </w:rPr>
+        <w:t xml:space="preserve">SELECT </w:t>
+      </w:r>
+      <w:proofErr w:type="spellStart"/>
+      <w:proofErr w:type="gramStart"/>
+      <w:r>
+        <w:rPr>
+          <w:rFonts w:ascii="Consolas" w:hAnsi="Consolas"/>
+        </w:rPr>
+        <w:t>e.equipment</w:t>
+      </w:r>
+      <w:proofErr w:type="gramEnd"/>
+      <w:r>
+        <w:rPr>
+          <w:rFonts w:ascii="Consolas" w:hAnsi="Consolas"/>
+        </w:rPr>
+        <w:t>_name</w:t>
+      </w:r>
+      <w:proofErr w:type="spellEnd"/>
+      <w:r>
+        <w:rPr>
+          <w:rFonts w:ascii="Consolas" w:hAnsi="Consolas"/>
+        </w:rPr>
+        <w:t xml:space="preserve">, </w:t>
+      </w:r>
+      <w:proofErr w:type="gramStart"/>
+      <w:r>
+        <w:rPr>
+          <w:rFonts w:ascii="Consolas" w:hAnsi="Consolas"/>
+        </w:rPr>
+        <w:t>COUNT(</w:t>
+      </w:r>
+      <w:proofErr w:type="gramEnd"/>
+      <w:r>
+        <w:rPr>
+          <w:rFonts w:ascii="Consolas" w:hAnsi="Consolas"/>
+        </w:rPr>
+        <w:t>*) AS total</w:t>
+      </w:r>
+    </w:p>
+    <w:p>
+      <w:pPr>
+        <w:rPr>
+          <w:rFonts w:ascii="Consolas" w:hAnsi="Consolas"/>
+        </w:rPr>
+      </w:pPr>
+      <w:r>
+        <w:rPr>
+          <w:rFonts w:ascii="Consolas" w:hAnsi="Consolas"/>
+        </w:rPr>
         <w:t>FROM EQUIPMENT e</w:t>
       </w:r>
     </w:p>
     <w:p>
-      <w:r>
-        <w:t>JOIN WORK_ORDER wo ON e.equipment_id = wo.equipment_id</w:t>
-      </w:r>
-    </w:p>
-    <w:p>
-      <w:r>
-        <w:t>GROUP BY e.equipment_name</w:t>
-      </w:r>
-    </w:p>
-    <w:p>
-      <w:r>
-        <w:t>ORDER BY total DESC;”</w:t>
+      <w:pPr>
+        <w:rPr>
+          <w:rFonts w:ascii="Consolas" w:hAnsi="Consolas"/>
+        </w:rPr>
+      </w:pPr>
+      <w:r>
+        <w:rPr>
+          <w:rFonts w:ascii="Consolas" w:hAnsi="Consolas"/>
+        </w:rPr>
+        <w:t xml:space="preserve">JOIN WORK_ORDER wo ON </w:t>
+      </w:r>
+      <w:proofErr w:type="spellStart"/>
+      <w:proofErr w:type="gramStart"/>
+      <w:r>
+        <w:rPr>
+          <w:rFonts w:ascii="Consolas" w:hAnsi="Consolas"/>
+        </w:rPr>
+        <w:t>e.equipment</w:t>
+      </w:r>
+      <w:proofErr w:type="gramEnd"/>
+      <w:r>
+        <w:rPr>
+          <w:rFonts w:ascii="Consolas" w:hAnsi="Consolas"/>
+        </w:rPr>
+        <w:t>_id</w:t>
+      </w:r>
+      <w:proofErr w:type="spellEnd"/>
+      <w:r>
+        <w:rPr>
+          <w:rFonts w:ascii="Consolas" w:hAnsi="Consolas"/>
+        </w:rPr>
+        <w:t xml:space="preserve"> = </w:t>
+      </w:r>
+      <w:proofErr w:type="spellStart"/>
+      <w:proofErr w:type="gramStart"/>
+      <w:r>
+        <w:rPr>
+          <w:rFonts w:ascii="Consolas" w:hAnsi="Consolas"/>
+        </w:rPr>
+        <w:t>wo.equipment</w:t>
+      </w:r>
+      <w:proofErr w:type="gramEnd"/>
+      <w:r>
+        <w:rPr>
+          <w:rFonts w:ascii="Consolas" w:hAnsi="Consolas"/>
+        </w:rPr>
+        <w:t>_id</w:t>
+      </w:r>
+      <w:proofErr w:type="spellEnd"/>
+    </w:p>
+    <w:p>
+      <w:pPr>
+        <w:rPr>
+          <w:rFonts w:ascii="Consolas" w:hAnsi="Consolas"/>
+        </w:rPr>
+      </w:pPr>
+      <w:r>
+        <w:rPr>
+          <w:rFonts w:ascii="Consolas" w:hAnsi="Consolas"/>
+        </w:rPr>
+        <w:t xml:space="preserve">GROUP BY </w:t>
+      </w:r>
+      <w:proofErr w:type="spellStart"/>
+      <w:proofErr w:type="gramStart"/>
+      <w:r>
+        <w:rPr>
+          <w:rFonts w:ascii="Consolas" w:hAnsi="Consolas"/>
+        </w:rPr>
+        <w:t>e.equipment</w:t>
+      </w:r>
+      <w:proofErr w:type="gramEnd"/>
+      <w:r>
+        <w:rPr>
+          <w:rFonts w:ascii="Consolas" w:hAnsi="Consolas"/>
+        </w:rPr>
+        <w:t>_name</w:t>
+      </w:r>
+      <w:proofErr w:type="spellEnd"/>
+    </w:p>
+    <w:p>
+      <w:pPr>
+        <w:rPr>
+          <w:rFonts w:ascii="Consolas" w:hAnsi="Consolas"/>
+        </w:rPr>
+      </w:pPr>
+      <w:r>
+        <w:rPr>
+          <w:rFonts w:ascii="Consolas" w:hAnsi="Consolas"/>
+        </w:rPr>
+        <w:t>ORDER BY total DESC;</w:t>
       </w:r>
     </w:p>
     <w:p>
       <w:pPr>
         <w:pStyle w:val="Heading2"/>
       </w:pPr>
+      <w:bookmarkStart w:id="18" w:name="_Toc229151541"/>
       <w:r>
         <w:lastRenderedPageBreak/>
         <w:t>Query 5 — Parts Below Minimum Quantity</w:t>
       </w:r>
-    </w:p>
-    <w:p>
-      <w:r>
-        <w:t>“SELECT part_name, quantity_on_hand, minimum_quantity</w:t>
-      </w:r>
-    </w:p>
-    <w:p>
-      <w:r>
+      <w:bookmarkEnd w:id="18"/>
+    </w:p>
+    <w:p>
+      <w:pPr>
+        <w:rPr>
+          <w:rFonts w:ascii="Consolas" w:hAnsi="Consolas"/>
+        </w:rPr>
+      </w:pPr>
+      <w:r>
+        <w:rPr>
+          <w:rFonts w:ascii="Consolas" w:hAnsi="Consolas"/>
+        </w:rPr>
+        <w:t xml:space="preserve">SELECT </w:t>
+      </w:r>
+      <w:proofErr w:type="spellStart"/>
+      <w:r>
+        <w:rPr>
+          <w:rFonts w:ascii="Consolas" w:hAnsi="Consolas"/>
+        </w:rPr>
+        <w:t>part_name</w:t>
+      </w:r>
+      <w:proofErr w:type="spellEnd"/>
+      <w:r>
+        <w:rPr>
+          <w:rFonts w:ascii="Consolas" w:hAnsi="Consolas"/>
+        </w:rPr>
+        <w:t xml:space="preserve">, </w:t>
+      </w:r>
+      <w:proofErr w:type="spellStart"/>
+      <w:r>
+        <w:rPr>
+          <w:rFonts w:ascii="Consolas" w:hAnsi="Consolas"/>
+        </w:rPr>
+        <w:t>quantity_on_hand</w:t>
+      </w:r>
+      <w:proofErr w:type="spellEnd"/>
+      <w:r>
+        <w:rPr>
+          <w:rFonts w:ascii="Consolas" w:hAnsi="Consolas"/>
+        </w:rPr>
+        <w:t xml:space="preserve">, </w:t>
+      </w:r>
+      <w:proofErr w:type="spellStart"/>
+      <w:r>
+        <w:rPr>
+          <w:rFonts w:ascii="Consolas" w:hAnsi="Consolas"/>
+        </w:rPr>
+        <w:t>minimum_quantity</w:t>
+      </w:r>
+      <w:proofErr w:type="spellEnd"/>
+    </w:p>
+    <w:p>
+      <w:pPr>
+        <w:rPr>
+          <w:rFonts w:ascii="Consolas" w:hAnsi="Consolas"/>
+        </w:rPr>
+      </w:pPr>
+      <w:r>
+        <w:rPr>
+          <w:rFonts w:ascii="Consolas" w:hAnsi="Consolas"/>
+        </w:rPr>
         <w:t>FROM PART</w:t>
       </w:r>
     </w:p>
     <w:p>
-      <w:r>
-        <w:t>WHERE quantity_on_hand &lt; minimum_quantity;”</w:t>
+      <w:pPr>
+        <w:rPr>
+          <w:rFonts w:ascii="Consolas" w:hAnsi="Consolas"/>
+        </w:rPr>
+      </w:pPr>
+      <w:r>
+        <w:rPr>
+          <w:rFonts w:ascii="Consolas" w:hAnsi="Consolas"/>
+        </w:rPr>
+        <w:t xml:space="preserve">WHERE </w:t>
+      </w:r>
+      <w:proofErr w:type="spellStart"/>
+      <w:r>
+        <w:rPr>
+          <w:rFonts w:ascii="Consolas" w:hAnsi="Consolas"/>
+        </w:rPr>
+        <w:t>quantity_on_hand</w:t>
+      </w:r>
+      <w:proofErr w:type="spellEnd"/>
+      <w:r>
+        <w:rPr>
+          <w:rFonts w:ascii="Consolas" w:hAnsi="Consolas"/>
+        </w:rPr>
+        <w:t xml:space="preserve"> &lt; </w:t>
+      </w:r>
+      <w:proofErr w:type="spellStart"/>
+      <w:r>
+        <w:rPr>
+          <w:rFonts w:ascii="Consolas" w:hAnsi="Consolas"/>
+        </w:rPr>
+        <w:t>minimum_quantity</w:t>
+      </w:r>
+      <w:proofErr w:type="spellEnd"/>
+      <w:r>
+        <w:rPr>
+          <w:rFonts w:ascii="Consolas" w:hAnsi="Consolas"/>
+        </w:rPr>
+        <w:t>;</w:t>
       </w:r>
     </w:p>
     <w:p>
       <w:pPr>
         <w:pStyle w:val="Heading1"/>
       </w:pPr>
+      <w:bookmarkStart w:id="19" w:name="_Toc229151542"/>
       <w:r>
         <w:t>10. Conclusion</w:t>
       </w:r>
+      <w:bookmarkEnd w:id="19"/>
     </w:p>
     <w:p>
       <w:r>
@@ -4984,7 +12243,6 @@
   <w:style w:type="character" w:default="1" w:styleId="DefaultParagraphFont">
     <w:name w:val="Default Paragraph Font"/>
     <w:uiPriority w:val="1"/>
-    <w:semiHidden/>
     <w:unhideWhenUsed/>
   </w:style>
   <w:style w:type="table" w:default="1" w:styleId="TableNormal">
@@ -5476,6 +12734,38 @@
       <w:u w:val="single"/>
     </w:rPr>
   </w:style>
+  <w:style w:type="paragraph" w:styleId="TOC2">
+    <w:name w:val="toc 2"/>
+    <w:basedOn w:val="Normal"/>
+    <w:next w:val="Normal"/>
+    <w:autoRedefine/>
+    <w:uiPriority w:val="39"/>
+    <w:unhideWhenUsed/>
+    <w:rsid w:val="00AE2F16"/>
+    <w:pPr>
+      <w:spacing w:after="100"/>
+      <w:ind w:left="240"/>
+    </w:pPr>
+  </w:style>
+  <w:style w:type="table" w:styleId="TableGrid">
+    <w:name w:val="Table Grid"/>
+    <w:basedOn w:val="TableNormal"/>
+    <w:uiPriority w:val="39"/>
+    <w:rsid w:val="005556C8"/>
+    <w:pPr>
+      <w:spacing w:after="0" w:line="240" w:lineRule="auto"/>
+    </w:pPr>
+    <w:tblPr>
+      <w:tblBorders>
+        <w:top w:val="single" w:sz="4" w:space="0" w:color="auto"/>
+        <w:left w:val="single" w:sz="4" w:space="0" w:color="auto"/>
+        <w:bottom w:val="single" w:sz="4" w:space="0" w:color="auto"/>
+        <w:right w:val="single" w:sz="4" w:space="0" w:color="auto"/>
+        <w:insideH w:val="single" w:sz="4" w:space="0" w:color="auto"/>
+        <w:insideV w:val="single" w:sz="4" w:space="0" w:color="auto"/>
+      </w:tblBorders>
+    </w:tblPr>
+  </w:style>
 </w:styles>
 </file>
 
